--- a/PRD.docx
+++ b/PRD.docx
@@ -551,6 +551,312 @@
         </w:rPr>
         <w:t>y demo trên localhost.</w:t>
       </w:r>
+    </w:p>
+    <w:p>
+      <w:pPr>
+        <w:pStyle w:val="ListParagraph"/>
+        <w:numPr>
+          <w:ilvl w:val="0"/>
+          <w:numId w:val="29"/>
+        </w:numPr>
+        <w:spacing w:after="0"/>
+        <w:rPr>
+          <w:rFonts w:ascii="Times New Roman" w:hAnsi="Times New Roman" w:cs="Times New Roman"/>
+          <w:sz w:val="30"/>
+          <w:szCs w:val="30"/>
+        </w:rPr>
+      </w:pPr>
+      <w:r>
+        <w:rPr>
+          <w:rFonts w:ascii="Times New Roman" w:hAnsi="Times New Roman" w:cs="Times New Roman"/>
+          <w:sz w:val="30"/>
+          <w:szCs w:val="30"/>
+        </w:rPr>
+        <w:t>Dữ liệu quán và người dùng được lưu trong cơ sở dữ liệu, truy cập qua backend API REST.</w:t>
+      </w:r>
+    </w:p>
+    <w:p>
+      <w:pPr>
+        <w:pStyle w:val="ListParagraph"/>
+        <w:numPr>
+          <w:ilvl w:val="0"/>
+          <w:numId w:val="29"/>
+        </w:numPr>
+        <w:spacing w:after="0" w:line="360" w:lineRule="auto"/>
+        <w:rPr>
+          <w:rFonts w:ascii="Times New Roman" w:hAnsi="Times New Roman" w:cs="Times New Roman"/>
+          <w:sz w:val="30"/>
+          <w:szCs w:val="30"/>
+        </w:rPr>
+      </w:pPr>
+      <w:r>
+        <w:rPr>
+          <w:rFonts w:ascii="Times New Roman" w:hAnsi="Times New Roman" w:cs="Times New Roman"/>
+          <w:sz w:val="30"/>
+          <w:szCs w:val="30"/>
+        </w:rPr>
+        <w:t>Ứng dụng mobile hỗ trợ chạ</w:t>
+      </w:r>
+      <w:r>
+        <w:rPr>
+          <w:rFonts w:ascii="Times New Roman" w:hAnsi="Times New Roman" w:cs="Times New Roman"/>
+          <w:sz w:val="30"/>
+          <w:szCs w:val="30"/>
+        </w:rPr>
+        <w:t>y trên Android (</w:t>
+      </w:r>
+      <w:r>
+        <w:rPr>
+          <w:rFonts w:ascii="Times New Roman" w:hAnsi="Times New Roman" w:cs="Times New Roman"/>
+          <w:sz w:val="30"/>
+          <w:szCs w:val="30"/>
+        </w:rPr>
+        <w:t>.NET MAUI và C#).</w:t>
+      </w:r>
+    </w:p>
+    <w:p>
+      <w:pPr>
+        <w:pStyle w:val="ListParagraph"/>
+        <w:numPr>
+          <w:ilvl w:val="0"/>
+          <w:numId w:val="10"/>
+        </w:numPr>
+        <w:spacing w:after="0"/>
+        <w:rPr>
+          <w:rFonts w:ascii="Times New Roman" w:hAnsi="Times New Roman" w:cs="Times New Roman"/>
+          <w:b/>
+          <w:sz w:val="36"/>
+        </w:rPr>
+      </w:pPr>
+      <w:r>
+        <w:rPr>
+          <w:rFonts w:ascii="Times New Roman" w:hAnsi="Times New Roman" w:cs="Times New Roman"/>
+          <w:b/>
+          <w:sz w:val="36"/>
+        </w:rPr>
+        <w:t>Mục tiêu và tiêu chí đạt yêu cầu:</w:t>
+      </w:r>
+    </w:p>
+    <w:p>
+      <w:pPr>
+        <w:pStyle w:val="ListParagraph"/>
+        <w:numPr>
+          <w:ilvl w:val="0"/>
+          <w:numId w:val="20"/>
+        </w:numPr>
+        <w:spacing w:after="0"/>
+        <w:rPr>
+          <w:rFonts w:ascii="Times New Roman" w:hAnsi="Times New Roman" w:cs="Times New Roman"/>
+          <w:b/>
+          <w:sz w:val="32"/>
+          <w:szCs w:val="32"/>
+        </w:rPr>
+      </w:pPr>
+      <w:r>
+        <w:rPr>
+          <w:rFonts w:ascii="Times New Roman" w:hAnsi="Times New Roman" w:cs="Times New Roman"/>
+          <w:b/>
+          <w:sz w:val="32"/>
+          <w:szCs w:val="32"/>
+        </w:rPr>
+        <w:t>Mục tiêu nghiệp vụ</w:t>
+      </w:r>
+    </w:p>
+    <w:p>
+      <w:pPr>
+        <w:pStyle w:val="ListParagraph"/>
+        <w:numPr>
+          <w:ilvl w:val="0"/>
+          <w:numId w:val="32"/>
+        </w:numPr>
+        <w:spacing w:after="0"/>
+        <w:rPr>
+          <w:rFonts w:ascii="Times New Roman" w:hAnsi="Times New Roman" w:cs="Times New Roman"/>
+          <w:sz w:val="30"/>
+          <w:szCs w:val="30"/>
+        </w:rPr>
+      </w:pPr>
+      <w:r>
+        <w:rPr>
+          <w:rFonts w:ascii="Times New Roman" w:hAnsi="Times New Roman" w:cs="Times New Roman"/>
+          <w:sz w:val="30"/>
+          <w:szCs w:val="30"/>
+        </w:rPr>
+        <w:t>Giúp du khách tìm và hiểu thông tin hàng quán trong phạm vị bán kính 1-2km.</w:t>
+      </w:r>
+    </w:p>
+    <w:p>
+      <w:pPr>
+        <w:pStyle w:val="ListParagraph"/>
+        <w:numPr>
+          <w:ilvl w:val="0"/>
+          <w:numId w:val="32"/>
+        </w:numPr>
+        <w:spacing w:after="0"/>
+        <w:rPr>
+          <w:rFonts w:ascii="Times New Roman" w:hAnsi="Times New Roman" w:cs="Times New Roman"/>
+          <w:sz w:val="30"/>
+          <w:szCs w:val="30"/>
+        </w:rPr>
+      </w:pPr>
+      <w:r>
+        <w:rPr>
+          <w:rFonts w:ascii="Times New Roman" w:hAnsi="Times New Roman" w:cs="Times New Roman"/>
+          <w:sz w:val="30"/>
+          <w:szCs w:val="30"/>
+        </w:rPr>
+        <w:lastRenderedPageBreak/>
+        <w:t>Hỗ trợ phát thuyết minh tự động cho các văn bản mô tả bằng ngôn ngữ quốc tế (Anh, Pháp, Nhật, Trung,v.v).</w:t>
+      </w:r>
+    </w:p>
+    <w:p>
+      <w:pPr>
+        <w:pStyle w:val="ListParagraph"/>
+        <w:numPr>
+          <w:ilvl w:val="0"/>
+          <w:numId w:val="32"/>
+        </w:numPr>
+        <w:spacing w:after="0"/>
+        <w:rPr>
+          <w:rFonts w:ascii="Times New Roman" w:hAnsi="Times New Roman" w:cs="Times New Roman"/>
+          <w:sz w:val="30"/>
+          <w:szCs w:val="30"/>
+        </w:rPr>
+      </w:pPr>
+      <w:r>
+        <w:rPr>
+          <w:rFonts w:ascii="Times New Roman" w:hAnsi="Times New Roman" w:cs="Times New Roman"/>
+          <w:sz w:val="30"/>
+          <w:szCs w:val="30"/>
+        </w:rPr>
+        <w:t>Cho phép người bán hàng đăng ký và quảng bá cửa hàng.</w:t>
+      </w:r>
+    </w:p>
+    <w:p>
+      <w:pPr>
+        <w:pStyle w:val="ListParagraph"/>
+        <w:numPr>
+          <w:ilvl w:val="0"/>
+          <w:numId w:val="20"/>
+        </w:numPr>
+        <w:spacing w:after="0"/>
+        <w:rPr>
+          <w:rFonts w:ascii="Times New Roman" w:hAnsi="Times New Roman" w:cs="Times New Roman"/>
+          <w:b/>
+          <w:sz w:val="32"/>
+          <w:szCs w:val="32"/>
+        </w:rPr>
+      </w:pPr>
+      <w:r>
+        <w:rPr>
+          <w:rFonts w:ascii="Times New Roman" w:hAnsi="Times New Roman" w:cs="Times New Roman"/>
+          <w:b/>
+          <w:sz w:val="32"/>
+          <w:szCs w:val="32"/>
+        </w:rPr>
+        <w:t>Tiêu chí đạt yêu cầ</w:t>
+      </w:r>
+      <w:r>
+        <w:rPr>
+          <w:rFonts w:ascii="Times New Roman" w:hAnsi="Times New Roman" w:cs="Times New Roman"/>
+          <w:b/>
+          <w:sz w:val="32"/>
+          <w:szCs w:val="32"/>
+        </w:rPr>
+        <w:t>u</w:t>
+      </w:r>
+    </w:p>
+    <w:p>
+      <w:pPr>
+        <w:pStyle w:val="ListParagraph"/>
+        <w:numPr>
+          <w:ilvl w:val="0"/>
+          <w:numId w:val="33"/>
+        </w:numPr>
+        <w:spacing w:after="0"/>
+        <w:rPr>
+          <w:rFonts w:ascii="Times New Roman" w:hAnsi="Times New Roman" w:cs="Times New Roman"/>
+          <w:sz w:val="30"/>
+          <w:szCs w:val="30"/>
+        </w:rPr>
+      </w:pPr>
+      <w:r>
+        <w:rPr>
+          <w:rFonts w:ascii="Times New Roman" w:hAnsi="Times New Roman" w:cs="Times New Roman"/>
+          <w:sz w:val="30"/>
+          <w:szCs w:val="30"/>
+        </w:rPr>
+        <w:t>App hiển thị danh sách các hàng quán theo vị trí GPS, cho phép nghe thuyết minh khi chọn một hàng quán.</w:t>
+      </w:r>
+    </w:p>
+    <w:p>
+      <w:pPr>
+        <w:pStyle w:val="ListParagraph"/>
+        <w:numPr>
+          <w:ilvl w:val="0"/>
+          <w:numId w:val="33"/>
+        </w:numPr>
+        <w:spacing w:after="0"/>
+        <w:rPr>
+          <w:rFonts w:ascii="Times New Roman" w:hAnsi="Times New Roman" w:cs="Times New Roman"/>
+          <w:sz w:val="30"/>
+          <w:szCs w:val="30"/>
+        </w:rPr>
+      </w:pPr>
+      <w:r>
+        <w:rPr>
+          <w:rFonts w:ascii="Times New Roman" w:hAnsi="Times New Roman" w:cs="Times New Roman"/>
+          <w:sz w:val="30"/>
+          <w:szCs w:val="30"/>
+        </w:rPr>
+        <w:t>Có thể phát audio mô tả (Text-to-speech).</w:t>
+      </w:r>
+    </w:p>
+    <w:p>
+      <w:pPr>
+        <w:pStyle w:val="ListParagraph"/>
+        <w:numPr>
+          <w:ilvl w:val="0"/>
+          <w:numId w:val="33"/>
+        </w:numPr>
+        <w:spacing w:after="0"/>
+        <w:rPr>
+          <w:rFonts w:ascii="Times New Roman" w:hAnsi="Times New Roman" w:cs="Times New Roman"/>
+          <w:sz w:val="30"/>
+          <w:szCs w:val="30"/>
+        </w:rPr>
+      </w:pPr>
+      <w:r>
+        <w:rPr>
+          <w:rFonts w:ascii="Times New Roman" w:hAnsi="Times New Roman" w:cs="Times New Roman"/>
+          <w:sz w:val="30"/>
+          <w:szCs w:val="30"/>
+        </w:rPr>
+        <w:t>API hoạt động ổn định với CRUD.</w:t>
+      </w:r>
+    </w:p>
+    <w:p>
+      <w:pPr>
+        <w:pStyle w:val="ListParagraph"/>
+        <w:numPr>
+          <w:ilvl w:val="0"/>
+          <w:numId w:val="33"/>
+        </w:numPr>
+        <w:spacing w:after="0" w:line="240" w:lineRule="auto"/>
+        <w:rPr>
+          <w:rFonts w:ascii="Times New Roman" w:hAnsi="Times New Roman" w:cs="Times New Roman"/>
+          <w:sz w:val="30"/>
+          <w:szCs w:val="30"/>
+        </w:rPr>
+      </w:pPr>
+      <w:r>
+        <w:rPr>
+          <w:rFonts w:ascii="Times New Roman" w:hAnsi="Times New Roman" w:cs="Times New Roman"/>
+          <w:sz w:val="30"/>
+          <w:szCs w:val="30"/>
+        </w:rPr>
+        <w:t>Seller có thể cung cấp thông tin cửa hàng, Admin có thể duyệt và xử lý thông tin về app.</w:t>
+      </w:r>
       <w:bookmarkStart w:id="0" w:name="_GoBack"/>
       <w:bookmarkEnd w:id="0"/>
     </w:p>
@@ -559,68 +865,6 @@
         <w:pStyle w:val="ListParagraph"/>
         <w:numPr>
           <w:ilvl w:val="0"/>
-          <w:numId w:val="29"/>
-        </w:numPr>
-        <w:spacing w:after="0"/>
-        <w:rPr>
-          <w:rFonts w:ascii="Times New Roman" w:hAnsi="Times New Roman" w:cs="Times New Roman"/>
-          <w:sz w:val="30"/>
-          <w:szCs w:val="30"/>
-        </w:rPr>
-      </w:pPr>
-      <w:r>
-        <w:rPr>
-          <w:rFonts w:ascii="Times New Roman" w:hAnsi="Times New Roman" w:cs="Times New Roman"/>
-          <w:sz w:val="30"/>
-          <w:szCs w:val="30"/>
-        </w:rPr>
-        <w:t>Dữ liệu quán và người dùng được lưu trong cơ sở dữ liệu, truy cập qua backend API REST.</w:t>
-      </w:r>
-    </w:p>
-    <w:p>
-      <w:pPr>
-        <w:pStyle w:val="ListParagraph"/>
-        <w:numPr>
-          <w:ilvl w:val="0"/>
-          <w:numId w:val="29"/>
-        </w:numPr>
-        <w:spacing w:after="0" w:line="360" w:lineRule="auto"/>
-        <w:rPr>
-          <w:rFonts w:ascii="Times New Roman" w:hAnsi="Times New Roman" w:cs="Times New Roman"/>
-          <w:sz w:val="30"/>
-          <w:szCs w:val="30"/>
-        </w:rPr>
-      </w:pPr>
-      <w:r>
-        <w:rPr>
-          <w:rFonts w:ascii="Times New Roman" w:hAnsi="Times New Roman" w:cs="Times New Roman"/>
-          <w:sz w:val="30"/>
-          <w:szCs w:val="30"/>
-        </w:rPr>
-        <w:t>Ứng dụng mobile hỗ trợ chạ</w:t>
-      </w:r>
-      <w:r>
-        <w:rPr>
-          <w:rFonts w:ascii="Times New Roman" w:hAnsi="Times New Roman" w:cs="Times New Roman"/>
-          <w:sz w:val="30"/>
-          <w:szCs w:val="30"/>
-        </w:rPr>
-        <w:t>y trên Android (</w:t>
-      </w:r>
-      <w:r>
-        <w:rPr>
-          <w:rFonts w:ascii="Times New Roman" w:hAnsi="Times New Roman" w:cs="Times New Roman"/>
-          <w:sz w:val="30"/>
-          <w:szCs w:val="30"/>
-        </w:rPr>
-        <w:t>.NET MAUI và C#).</w:t>
-      </w:r>
-    </w:p>
-    <w:p>
-      <w:pPr>
-        <w:pStyle w:val="ListParagraph"/>
-        <w:numPr>
-          <w:ilvl w:val="0"/>
           <w:numId w:val="10"/>
         </w:numPr>
         <w:spacing w:after="0"/>
@@ -636,15 +880,31 @@
           <w:b/>
           <w:sz w:val="36"/>
         </w:rPr>
-        <w:t>Mục tiêu và tiêu chí đạt yêu cầu:</w:t>
-      </w:r>
-    </w:p>
-    <w:p>
-      <w:pPr>
-        <w:pStyle w:val="ListParagraph"/>
-        <w:numPr>
-          <w:ilvl w:val="0"/>
-          <w:numId w:val="20"/>
+        <w:t>Vai trò người sử dụng</w:t>
+      </w:r>
+      <w:r>
+        <w:rPr>
+          <w:rFonts w:ascii="Times New Roman" w:hAnsi="Times New Roman" w:cs="Times New Roman"/>
+          <w:b/>
+          <w:sz w:val="36"/>
+        </w:rPr>
+        <w:t xml:space="preserve"> (User roles)</w:t>
+      </w:r>
+      <w:r>
+        <w:rPr>
+          <w:rFonts w:ascii="Times New Roman" w:hAnsi="Times New Roman" w:cs="Times New Roman"/>
+          <w:b/>
+          <w:sz w:val="36"/>
+        </w:rPr>
+        <w:t>:</w:t>
+      </w:r>
+    </w:p>
+    <w:p>
+      <w:pPr>
+        <w:pStyle w:val="ListParagraph"/>
+        <w:numPr>
+          <w:ilvl w:val="0"/>
+          <w:numId w:val="21"/>
         </w:numPr>
         <w:spacing w:after="0"/>
         <w:rPr>
@@ -661,85 +921,100 @@
           <w:sz w:val="32"/>
           <w:szCs w:val="32"/>
         </w:rPr>
-        <w:t>Mục tiêu nghiệp vụ</w:t>
-      </w:r>
-    </w:p>
-    <w:p>
-      <w:pPr>
-        <w:pStyle w:val="ListParagraph"/>
-        <w:numPr>
-          <w:ilvl w:val="0"/>
-          <w:numId w:val="32"/>
-        </w:numPr>
-        <w:spacing w:after="0"/>
-        <w:rPr>
-          <w:rFonts w:ascii="Times New Roman" w:hAnsi="Times New Roman" w:cs="Times New Roman"/>
-          <w:sz w:val="30"/>
-          <w:szCs w:val="30"/>
-        </w:rPr>
-      </w:pPr>
-      <w:r>
-        <w:rPr>
-          <w:rFonts w:ascii="Times New Roman" w:hAnsi="Times New Roman" w:cs="Times New Roman"/>
-          <w:sz w:val="30"/>
-          <w:szCs w:val="30"/>
-        </w:rPr>
-        <w:t>Giúp du khách tìm và hiểu thông tin hàng quán trong phạm vị bán kính 1-2km.</w:t>
-      </w:r>
-    </w:p>
-    <w:p>
-      <w:pPr>
-        <w:pStyle w:val="ListParagraph"/>
-        <w:numPr>
-          <w:ilvl w:val="0"/>
-          <w:numId w:val="32"/>
-        </w:numPr>
-        <w:spacing w:after="0"/>
-        <w:rPr>
-          <w:rFonts w:ascii="Times New Roman" w:hAnsi="Times New Roman" w:cs="Times New Roman"/>
-          <w:sz w:val="30"/>
-          <w:szCs w:val="30"/>
-        </w:rPr>
-      </w:pPr>
-      <w:r>
-        <w:rPr>
-          <w:rFonts w:ascii="Times New Roman" w:hAnsi="Times New Roman" w:cs="Times New Roman"/>
-          <w:sz w:val="30"/>
-          <w:szCs w:val="30"/>
-        </w:rPr>
-        <w:lastRenderedPageBreak/>
-        <w:t>Hỗ trợ phát thuyết minh tự động cho các văn bản mô tả bằng ngôn ngữ quốc tế (Anh, Pháp, Nhật, Trung,v.v).</w:t>
-      </w:r>
-    </w:p>
-    <w:p>
-      <w:pPr>
-        <w:pStyle w:val="ListParagraph"/>
-        <w:numPr>
-          <w:ilvl w:val="0"/>
-          <w:numId w:val="32"/>
-        </w:numPr>
-        <w:spacing w:after="0"/>
-        <w:rPr>
-          <w:rFonts w:ascii="Times New Roman" w:hAnsi="Times New Roman" w:cs="Times New Roman"/>
-          <w:sz w:val="30"/>
-          <w:szCs w:val="30"/>
-        </w:rPr>
-      </w:pPr>
-      <w:r>
-        <w:rPr>
-          <w:rFonts w:ascii="Times New Roman" w:hAnsi="Times New Roman" w:cs="Times New Roman"/>
-          <w:sz w:val="30"/>
-          <w:szCs w:val="30"/>
-        </w:rPr>
-        <w:t>Cho phép người bán hàng đăng ký và quảng bá cửa hàng.</w:t>
-      </w:r>
-    </w:p>
-    <w:p>
-      <w:pPr>
-        <w:pStyle w:val="ListParagraph"/>
-        <w:numPr>
-          <w:ilvl w:val="0"/>
-          <w:numId w:val="20"/>
+        <w:t>Du khách nước ngoài (customer)</w:t>
+      </w:r>
+    </w:p>
+    <w:p>
+      <w:pPr>
+        <w:pStyle w:val="ListParagraph"/>
+        <w:numPr>
+          <w:ilvl w:val="0"/>
+          <w:numId w:val="34"/>
+        </w:numPr>
+        <w:spacing w:after="0"/>
+        <w:rPr>
+          <w:rFonts w:ascii="Times New Roman" w:hAnsi="Times New Roman" w:cs="Times New Roman"/>
+          <w:sz w:val="30"/>
+          <w:szCs w:val="30"/>
+        </w:rPr>
+      </w:pPr>
+      <w:r>
+        <w:rPr>
+          <w:rFonts w:ascii="Times New Roman" w:hAnsi="Times New Roman" w:cs="Times New Roman"/>
+          <w:sz w:val="30"/>
+          <w:szCs w:val="30"/>
+        </w:rPr>
+        <w:t xml:space="preserve">Xem vị trí </w:t>
+      </w:r>
+      <w:r>
+        <w:rPr>
+          <w:rFonts w:ascii="Times New Roman" w:hAnsi="Times New Roman" w:cs="Times New Roman"/>
+          <w:sz w:val="30"/>
+          <w:szCs w:val="30"/>
+        </w:rPr>
+        <w:t xml:space="preserve">hiện tại </w:t>
+      </w:r>
+      <w:r>
+        <w:rPr>
+          <w:rFonts w:ascii="Times New Roman" w:hAnsi="Times New Roman" w:cs="Times New Roman"/>
+          <w:sz w:val="30"/>
+          <w:szCs w:val="30"/>
+        </w:rPr>
+        <w:t>trên map.</w:t>
+      </w:r>
+    </w:p>
+    <w:p>
+      <w:pPr>
+        <w:pStyle w:val="ListParagraph"/>
+        <w:numPr>
+          <w:ilvl w:val="0"/>
+          <w:numId w:val="34"/>
+        </w:numPr>
+        <w:spacing w:after="0"/>
+        <w:rPr>
+          <w:rFonts w:ascii="Times New Roman" w:hAnsi="Times New Roman" w:cs="Times New Roman"/>
+          <w:sz w:val="30"/>
+          <w:szCs w:val="30"/>
+        </w:rPr>
+      </w:pPr>
+      <w:r>
+        <w:rPr>
+          <w:rFonts w:ascii="Times New Roman" w:hAnsi="Times New Roman" w:cs="Times New Roman"/>
+          <w:sz w:val="30"/>
+          <w:szCs w:val="30"/>
+        </w:rPr>
+        <w:t>Xem danh sách các hàng quán.</w:t>
+      </w:r>
+    </w:p>
+    <w:p>
+      <w:pPr>
+        <w:pStyle w:val="ListParagraph"/>
+        <w:numPr>
+          <w:ilvl w:val="0"/>
+          <w:numId w:val="34"/>
+        </w:numPr>
+        <w:spacing w:after="0"/>
+        <w:rPr>
+          <w:rFonts w:ascii="Times New Roman" w:hAnsi="Times New Roman" w:cs="Times New Roman"/>
+          <w:sz w:val="30"/>
+          <w:szCs w:val="30"/>
+        </w:rPr>
+      </w:pPr>
+      <w:r>
+        <w:rPr>
+          <w:rFonts w:ascii="Times New Roman" w:hAnsi="Times New Roman" w:cs="Times New Roman"/>
+          <w:sz w:val="30"/>
+          <w:szCs w:val="30"/>
+        </w:rPr>
+        <w:t>Nghe thuyết minh mô tả quán.</w:t>
+      </w:r>
+    </w:p>
+    <w:p>
+      <w:pPr>
+        <w:pStyle w:val="ListParagraph"/>
+        <w:numPr>
+          <w:ilvl w:val="0"/>
+          <w:numId w:val="21"/>
         </w:numPr>
         <w:spacing w:after="0"/>
         <w:rPr>
@@ -756,7 +1031,7 @@
           <w:sz w:val="32"/>
           <w:szCs w:val="32"/>
         </w:rPr>
-        <w:t>Tiêu chí đạt yêu cầ</w:t>
+        <w:t>Ngườ</w:t>
       </w:r>
       <w:r>
         <w:rPr>
@@ -765,138 +1040,53 @@
           <w:sz w:val="32"/>
           <w:szCs w:val="32"/>
         </w:rPr>
-        <w:t>u</w:t>
-      </w:r>
-    </w:p>
-    <w:p>
-      <w:pPr>
-        <w:pStyle w:val="ListParagraph"/>
-        <w:numPr>
-          <w:ilvl w:val="0"/>
-          <w:numId w:val="33"/>
-        </w:numPr>
-        <w:spacing w:after="0"/>
-        <w:rPr>
-          <w:rFonts w:ascii="Times New Roman" w:hAnsi="Times New Roman" w:cs="Times New Roman"/>
-          <w:sz w:val="30"/>
-          <w:szCs w:val="30"/>
-        </w:rPr>
-      </w:pPr>
-      <w:r>
-        <w:rPr>
-          <w:rFonts w:ascii="Times New Roman" w:hAnsi="Times New Roman" w:cs="Times New Roman"/>
-          <w:sz w:val="30"/>
-          <w:szCs w:val="30"/>
-        </w:rPr>
-        <w:t>App hiển thị danh sách các hàng quán theo vị trí GPS, cho phép nghe thuyết minh khi chọn một hàng quán.</w:t>
-      </w:r>
-    </w:p>
-    <w:p>
-      <w:pPr>
-        <w:pStyle w:val="ListParagraph"/>
-        <w:numPr>
-          <w:ilvl w:val="0"/>
-          <w:numId w:val="33"/>
-        </w:numPr>
-        <w:spacing w:after="0"/>
-        <w:rPr>
-          <w:rFonts w:ascii="Times New Roman" w:hAnsi="Times New Roman" w:cs="Times New Roman"/>
-          <w:sz w:val="30"/>
-          <w:szCs w:val="30"/>
-        </w:rPr>
-      </w:pPr>
-      <w:r>
-        <w:rPr>
-          <w:rFonts w:ascii="Times New Roman" w:hAnsi="Times New Roman" w:cs="Times New Roman"/>
-          <w:sz w:val="30"/>
-          <w:szCs w:val="30"/>
-        </w:rPr>
-        <w:t>Có thể phát audio mô tả (Text-to-speech).</w:t>
-      </w:r>
-    </w:p>
-    <w:p>
-      <w:pPr>
-        <w:pStyle w:val="ListParagraph"/>
-        <w:numPr>
-          <w:ilvl w:val="0"/>
-          <w:numId w:val="33"/>
-        </w:numPr>
-        <w:spacing w:after="0"/>
-        <w:rPr>
-          <w:rFonts w:ascii="Times New Roman" w:hAnsi="Times New Roman" w:cs="Times New Roman"/>
-          <w:sz w:val="30"/>
-          <w:szCs w:val="30"/>
-        </w:rPr>
-      </w:pPr>
-      <w:r>
-        <w:rPr>
-          <w:rFonts w:ascii="Times New Roman" w:hAnsi="Times New Roman" w:cs="Times New Roman"/>
-          <w:sz w:val="30"/>
-          <w:szCs w:val="30"/>
-        </w:rPr>
-        <w:t>API hoạt động ổn định với CRUD.</w:t>
-      </w:r>
-    </w:p>
-    <w:p>
-      <w:pPr>
-        <w:pStyle w:val="ListParagraph"/>
-        <w:numPr>
-          <w:ilvl w:val="0"/>
-          <w:numId w:val="33"/>
-        </w:numPr>
-        <w:spacing w:after="0" w:line="240" w:lineRule="auto"/>
-        <w:rPr>
-          <w:rFonts w:ascii="Times New Roman" w:hAnsi="Times New Roman" w:cs="Times New Roman"/>
-          <w:sz w:val="30"/>
-          <w:szCs w:val="30"/>
-        </w:rPr>
-      </w:pPr>
-      <w:r>
-        <w:rPr>
-          <w:rFonts w:ascii="Times New Roman" w:hAnsi="Times New Roman" w:cs="Times New Roman"/>
-          <w:sz w:val="30"/>
-          <w:szCs w:val="30"/>
-        </w:rPr>
-        <w:t>Seller có thể cung cấp thông tin cửa hàng, Admin có thể duyệt và xử lý thông tin về app.</w:t>
-      </w:r>
-    </w:p>
-    <w:p>
-      <w:pPr>
-        <w:pStyle w:val="ListParagraph"/>
-        <w:numPr>
-          <w:ilvl w:val="0"/>
-          <w:numId w:val="10"/>
-        </w:numPr>
-        <w:spacing w:after="0"/>
-        <w:rPr>
-          <w:rFonts w:ascii="Times New Roman" w:hAnsi="Times New Roman" w:cs="Times New Roman"/>
-          <w:b/>
-          <w:sz w:val="36"/>
-        </w:rPr>
-      </w:pPr>
-      <w:r>
-        <w:rPr>
-          <w:rFonts w:ascii="Times New Roman" w:hAnsi="Times New Roman" w:cs="Times New Roman"/>
-          <w:b/>
-          <w:sz w:val="36"/>
-        </w:rPr>
-        <w:t>Vai trò người sử dụng</w:t>
-      </w:r>
-      <w:r>
-        <w:rPr>
-          <w:rFonts w:ascii="Times New Roman" w:hAnsi="Times New Roman" w:cs="Times New Roman"/>
-          <w:b/>
-          <w:sz w:val="36"/>
-        </w:rPr>
-        <w:t xml:space="preserve"> (User roles)</w:t>
-      </w:r>
-      <w:r>
-        <w:rPr>
-          <w:rFonts w:ascii="Times New Roman" w:hAnsi="Times New Roman" w:cs="Times New Roman"/>
-          <w:b/>
-          <w:sz w:val="36"/>
-        </w:rPr>
-        <w:t>:</w:t>
+        <w:t>i bán hàng (seller)</w:t>
+      </w:r>
+    </w:p>
+    <w:p>
+      <w:pPr>
+        <w:pStyle w:val="ListParagraph"/>
+        <w:numPr>
+          <w:ilvl w:val="0"/>
+          <w:numId w:val="35"/>
+        </w:numPr>
+        <w:spacing w:after="0"/>
+        <w:rPr>
+          <w:rFonts w:ascii="Times New Roman" w:hAnsi="Times New Roman" w:cs="Times New Roman"/>
+          <w:sz w:val="30"/>
+          <w:szCs w:val="30"/>
+        </w:rPr>
+      </w:pPr>
+      <w:r>
+        <w:rPr>
+          <w:rFonts w:ascii="Times New Roman" w:hAnsi="Times New Roman" w:cs="Times New Roman"/>
+          <w:sz w:val="30"/>
+          <w:szCs w:val="30"/>
+        </w:rPr>
+        <w:t>Đăng ký/Đăng nhập tài khoản</w:t>
+      </w:r>
+    </w:p>
+    <w:p>
+      <w:pPr>
+        <w:pStyle w:val="ListParagraph"/>
+        <w:numPr>
+          <w:ilvl w:val="0"/>
+          <w:numId w:val="35"/>
+        </w:numPr>
+        <w:spacing w:after="0"/>
+        <w:rPr>
+          <w:rFonts w:ascii="Times New Roman" w:hAnsi="Times New Roman" w:cs="Times New Roman"/>
+          <w:sz w:val="30"/>
+          <w:szCs w:val="30"/>
+        </w:rPr>
+      </w:pPr>
+      <w:r>
+        <w:rPr>
+          <w:rFonts w:ascii="Times New Roman" w:hAnsi="Times New Roman" w:cs="Times New Roman"/>
+          <w:sz w:val="30"/>
+          <w:szCs w:val="30"/>
+        </w:rPr>
+        <w:t>Thêm, xóa, sửa thông tin hàng quán cá nhân.</w:t>
       </w:r>
     </w:p>
     <w:p>
@@ -921,108 +1111,148 @@
           <w:sz w:val="32"/>
           <w:szCs w:val="32"/>
         </w:rPr>
-        <w:t>Du khách nước ngoài (customer)</w:t>
-      </w:r>
-    </w:p>
-    <w:p>
-      <w:pPr>
-        <w:pStyle w:val="ListParagraph"/>
-        <w:numPr>
-          <w:ilvl w:val="0"/>
-          <w:numId w:val="34"/>
-        </w:numPr>
-        <w:spacing w:after="0"/>
-        <w:rPr>
-          <w:rFonts w:ascii="Times New Roman" w:hAnsi="Times New Roman" w:cs="Times New Roman"/>
-          <w:sz w:val="30"/>
-          <w:szCs w:val="30"/>
-        </w:rPr>
-      </w:pPr>
-      <w:r>
-        <w:rPr>
-          <w:rFonts w:ascii="Times New Roman" w:hAnsi="Times New Roman" w:cs="Times New Roman"/>
-          <w:sz w:val="30"/>
-          <w:szCs w:val="30"/>
-        </w:rPr>
-        <w:t xml:space="preserve">Xem vị trí </w:t>
-      </w:r>
-      <w:r>
-        <w:rPr>
-          <w:rFonts w:ascii="Times New Roman" w:hAnsi="Times New Roman" w:cs="Times New Roman"/>
-          <w:sz w:val="30"/>
-          <w:szCs w:val="30"/>
-        </w:rPr>
-        <w:t xml:space="preserve">hiện tại </w:t>
-      </w:r>
-      <w:r>
-        <w:rPr>
-          <w:rFonts w:ascii="Times New Roman" w:hAnsi="Times New Roman" w:cs="Times New Roman"/>
-          <w:sz w:val="30"/>
-          <w:szCs w:val="30"/>
-        </w:rPr>
-        <w:t>trên map.</w:t>
-      </w:r>
-    </w:p>
-    <w:p>
-      <w:pPr>
-        <w:pStyle w:val="ListParagraph"/>
-        <w:numPr>
-          <w:ilvl w:val="0"/>
-          <w:numId w:val="34"/>
-        </w:numPr>
-        <w:spacing w:after="0"/>
-        <w:rPr>
-          <w:rFonts w:ascii="Times New Roman" w:hAnsi="Times New Roman" w:cs="Times New Roman"/>
-          <w:sz w:val="30"/>
-          <w:szCs w:val="30"/>
-        </w:rPr>
-      </w:pPr>
-      <w:r>
-        <w:rPr>
-          <w:rFonts w:ascii="Times New Roman" w:hAnsi="Times New Roman" w:cs="Times New Roman"/>
-          <w:sz w:val="30"/>
-          <w:szCs w:val="30"/>
-        </w:rPr>
-        <w:t>Xem danh sách các hàng quán.</w:t>
-      </w:r>
-    </w:p>
-    <w:p>
-      <w:pPr>
-        <w:pStyle w:val="ListParagraph"/>
-        <w:numPr>
-          <w:ilvl w:val="0"/>
-          <w:numId w:val="34"/>
-        </w:numPr>
-        <w:spacing w:after="0"/>
-        <w:rPr>
-          <w:rFonts w:ascii="Times New Roman" w:hAnsi="Times New Roman" w:cs="Times New Roman"/>
-          <w:sz w:val="30"/>
-          <w:szCs w:val="30"/>
-        </w:rPr>
-      </w:pPr>
-      <w:r>
-        <w:rPr>
-          <w:rFonts w:ascii="Times New Roman" w:hAnsi="Times New Roman" w:cs="Times New Roman"/>
-          <w:sz w:val="30"/>
-          <w:szCs w:val="30"/>
-        </w:rPr>
-        <w:t>Nghe thuyết minh mô tả quán.</w:t>
-      </w:r>
-    </w:p>
-    <w:p>
-      <w:pPr>
-        <w:pStyle w:val="ListParagraph"/>
-        <w:numPr>
-          <w:ilvl w:val="0"/>
-          <w:numId w:val="21"/>
-        </w:numPr>
-        <w:spacing w:after="0"/>
+        <w:t>Quản trị hệ viên</w:t>
+      </w:r>
+      <w:r>
         <w:rPr>
           <w:rFonts w:ascii="Times New Roman" w:hAnsi="Times New Roman" w:cs="Times New Roman"/>
           <w:b/>
           <w:sz w:val="32"/>
           <w:szCs w:val="32"/>
         </w:rPr>
+        <w:t xml:space="preserve"> (admin)</w:t>
+      </w:r>
+    </w:p>
+    <w:p>
+      <w:pPr>
+        <w:pStyle w:val="ListParagraph"/>
+        <w:numPr>
+          <w:ilvl w:val="0"/>
+          <w:numId w:val="36"/>
+        </w:numPr>
+        <w:spacing w:after="0"/>
+        <w:rPr>
+          <w:rFonts w:ascii="Times New Roman" w:hAnsi="Times New Roman" w:cs="Times New Roman"/>
+          <w:sz w:val="30"/>
+          <w:szCs w:val="30"/>
+        </w:rPr>
+      </w:pPr>
+      <w:r>
+        <w:rPr>
+          <w:rFonts w:ascii="Times New Roman" w:hAnsi="Times New Roman" w:cs="Times New Roman"/>
+          <w:sz w:val="30"/>
+          <w:szCs w:val="30"/>
+        </w:rPr>
+        <w:t>Xem danh sách hàng quán trên map</w:t>
+      </w:r>
+    </w:p>
+    <w:p>
+      <w:pPr>
+        <w:pStyle w:val="ListParagraph"/>
+        <w:numPr>
+          <w:ilvl w:val="0"/>
+          <w:numId w:val="36"/>
+        </w:numPr>
+        <w:spacing w:after="0" w:line="360" w:lineRule="auto"/>
+        <w:rPr>
+          <w:rFonts w:ascii="Times New Roman" w:hAnsi="Times New Roman" w:cs="Times New Roman"/>
+          <w:sz w:val="30"/>
+          <w:szCs w:val="30"/>
+        </w:rPr>
+      </w:pPr>
+      <w:r>
+        <w:rPr>
+          <w:rFonts w:ascii="Times New Roman" w:hAnsi="Times New Roman" w:cs="Times New Roman"/>
+          <w:sz w:val="30"/>
+          <w:szCs w:val="30"/>
+        </w:rPr>
+        <w:t>Quản lý người dùng (seller), quản lý hàng quán.</w:t>
+      </w:r>
+    </w:p>
+    <w:p>
+      <w:pPr>
+        <w:pStyle w:val="ListParagraph"/>
+        <w:numPr>
+          <w:ilvl w:val="0"/>
+          <w:numId w:val="10"/>
+        </w:numPr>
+        <w:spacing w:after="0"/>
+        <w:rPr>
+          <w:rFonts w:ascii="Times New Roman" w:hAnsi="Times New Roman" w:cs="Times New Roman"/>
+          <w:b/>
+          <w:sz w:val="36"/>
+          <w:szCs w:val="32"/>
+        </w:rPr>
+      </w:pPr>
+      <w:r>
+        <w:rPr>
+          <w:rFonts w:ascii="Times New Roman" w:hAnsi="Times New Roman" w:cs="Times New Roman"/>
+          <w:b/>
+          <w:sz w:val="36"/>
+          <w:szCs w:val="32"/>
+        </w:rPr>
+        <w:t>Luồng hoạt độ</w:t>
+      </w:r>
+      <w:r>
+        <w:rPr>
+          <w:rFonts w:ascii="Times New Roman" w:hAnsi="Times New Roman" w:cs="Times New Roman"/>
+          <w:b/>
+          <w:sz w:val="36"/>
+          <w:szCs w:val="32"/>
+        </w:rPr>
+        <w:t xml:space="preserve">ng </w:t>
+      </w:r>
+      <w:r>
+        <w:rPr>
+          <w:rFonts w:ascii="Times New Roman" w:hAnsi="Times New Roman" w:cs="Times New Roman"/>
+          <w:b/>
+          <w:sz w:val="36"/>
+          <w:szCs w:val="32"/>
+        </w:rPr>
+        <w:t>(F</w:t>
+      </w:r>
+      <w:r>
+        <w:rPr>
+          <w:rFonts w:ascii="Times New Roman" w:hAnsi="Times New Roman" w:cs="Times New Roman"/>
+          <w:b/>
+          <w:sz w:val="36"/>
+          <w:szCs w:val="32"/>
+        </w:rPr>
+        <w:t>low</w:t>
+      </w:r>
+      <w:r>
+        <w:rPr>
+          <w:rFonts w:ascii="Times New Roman" w:hAnsi="Times New Roman" w:cs="Times New Roman"/>
+          <w:b/>
+          <w:sz w:val="36"/>
+          <w:szCs w:val="32"/>
+        </w:rPr>
+        <w:t>)</w:t>
+      </w:r>
+      <w:r>
+        <w:rPr>
+          <w:rFonts w:ascii="Times New Roman" w:hAnsi="Times New Roman" w:cs="Times New Roman"/>
+          <w:b/>
+          <w:sz w:val="36"/>
+          <w:szCs w:val="32"/>
+        </w:rPr>
+        <w:t>:</w:t>
+      </w:r>
+    </w:p>
+    <w:p>
+      <w:pPr>
+        <w:pStyle w:val="ListParagraph"/>
+        <w:numPr>
+          <w:ilvl w:val="0"/>
+          <w:numId w:val="38"/>
+        </w:numPr>
+        <w:spacing w:after="0"/>
+        <w:rPr>
+          <w:rFonts w:ascii="Times New Roman" w:hAnsi="Times New Roman" w:cs="Times New Roman"/>
+          <w:b/>
+          <w:sz w:val="36"/>
+          <w:szCs w:val="32"/>
+        </w:rPr>
       </w:pPr>
       <w:r>
         <w:rPr>
@@ -1031,88 +1261,380 @@
           <w:sz w:val="32"/>
           <w:szCs w:val="32"/>
         </w:rPr>
-        <w:t>Ngườ</w:t>
-      </w:r>
-      <w:r>
+        <w:t>Customer flow</w:t>
+      </w:r>
+    </w:p>
+    <w:p>
+      <w:pPr>
+        <w:pStyle w:val="ListParagraph"/>
+        <w:numPr>
+          <w:ilvl w:val="0"/>
+          <w:numId w:val="39"/>
+        </w:numPr>
+        <w:spacing w:after="0"/>
+        <w:rPr>
+          <w:rFonts w:ascii="Times New Roman" w:hAnsi="Times New Roman" w:cs="Times New Roman"/>
+          <w:sz w:val="30"/>
+          <w:szCs w:val="30"/>
+        </w:rPr>
+      </w:pPr>
+      <w:r>
+        <w:rPr>
+          <w:rFonts w:ascii="Times New Roman" w:hAnsi="Times New Roman" w:cs="Times New Roman"/>
+          <w:sz w:val="30"/>
+          <w:szCs w:val="30"/>
+        </w:rPr>
+        <w:t>Customer mở ứng dụng.</w:t>
+      </w:r>
+    </w:p>
+    <w:p>
+      <w:pPr>
+        <w:pStyle w:val="ListParagraph"/>
+        <w:numPr>
+          <w:ilvl w:val="0"/>
+          <w:numId w:val="39"/>
+        </w:numPr>
+        <w:spacing w:after="0"/>
+        <w:rPr>
+          <w:rFonts w:ascii="Times New Roman" w:hAnsi="Times New Roman" w:cs="Times New Roman"/>
+          <w:sz w:val="30"/>
+          <w:szCs w:val="30"/>
+        </w:rPr>
+      </w:pPr>
+      <w:r>
+        <w:rPr>
+          <w:rFonts w:ascii="Times New Roman" w:hAnsi="Times New Roman" w:cs="Times New Roman"/>
+          <w:sz w:val="30"/>
+          <w:szCs w:val="30"/>
+        </w:rPr>
+        <w:t>Hệ thống yêu cầu cấp quyền truy cập vị trí.</w:t>
+      </w:r>
+    </w:p>
+    <w:p>
+      <w:pPr>
+        <w:pStyle w:val="ListParagraph"/>
+        <w:numPr>
+          <w:ilvl w:val="0"/>
+          <w:numId w:val="39"/>
+        </w:numPr>
+        <w:spacing w:after="0"/>
+        <w:rPr>
+          <w:rFonts w:ascii="Times New Roman" w:hAnsi="Times New Roman" w:cs="Times New Roman"/>
+          <w:sz w:val="30"/>
+          <w:szCs w:val="30"/>
+        </w:rPr>
+      </w:pPr>
+      <w:r>
+        <w:rPr>
+          <w:rFonts w:ascii="Times New Roman" w:hAnsi="Times New Roman" w:cs="Times New Roman"/>
+          <w:sz w:val="30"/>
+          <w:szCs w:val="30"/>
+        </w:rPr>
+        <w:t>Customer cấp quyền.</w:t>
+      </w:r>
+    </w:p>
+    <w:p>
+      <w:pPr>
+        <w:pStyle w:val="ListParagraph"/>
+        <w:numPr>
+          <w:ilvl w:val="0"/>
+          <w:numId w:val="39"/>
+        </w:numPr>
+        <w:spacing w:after="0"/>
+        <w:rPr>
+          <w:rFonts w:ascii="Times New Roman" w:hAnsi="Times New Roman" w:cs="Times New Roman"/>
+          <w:sz w:val="30"/>
+          <w:szCs w:val="30"/>
+        </w:rPr>
+      </w:pPr>
+      <w:r>
+        <w:rPr>
+          <w:rFonts w:ascii="Times New Roman" w:hAnsi="Times New Roman" w:cs="Times New Roman"/>
+          <w:sz w:val="30"/>
+          <w:szCs w:val="30"/>
+        </w:rPr>
+        <w:t>Hệ thống lấy vị trí customer.</w:t>
+      </w:r>
+    </w:p>
+    <w:p>
+      <w:pPr>
+        <w:pStyle w:val="ListParagraph"/>
+        <w:numPr>
+          <w:ilvl w:val="0"/>
+          <w:numId w:val="39"/>
+        </w:numPr>
+        <w:spacing w:after="0"/>
+        <w:rPr>
+          <w:rFonts w:ascii="Times New Roman" w:hAnsi="Times New Roman" w:cs="Times New Roman"/>
+          <w:sz w:val="30"/>
+          <w:szCs w:val="30"/>
+        </w:rPr>
+      </w:pPr>
+      <w:r>
+        <w:rPr>
+          <w:rFonts w:ascii="Times New Roman" w:hAnsi="Times New Roman" w:cs="Times New Roman"/>
+          <w:sz w:val="30"/>
+          <w:szCs w:val="30"/>
+        </w:rPr>
+        <w:t>Hệ thống hiển thị danh sách ngôn ngữ.</w:t>
+      </w:r>
+    </w:p>
+    <w:p>
+      <w:pPr>
+        <w:pStyle w:val="ListParagraph"/>
+        <w:numPr>
+          <w:ilvl w:val="0"/>
+          <w:numId w:val="39"/>
+        </w:numPr>
+        <w:spacing w:after="0"/>
+        <w:rPr>
+          <w:rFonts w:ascii="Times New Roman" w:hAnsi="Times New Roman" w:cs="Times New Roman"/>
+          <w:sz w:val="30"/>
+          <w:szCs w:val="30"/>
+        </w:rPr>
+      </w:pPr>
+      <w:r>
+        <w:rPr>
+          <w:rFonts w:ascii="Times New Roman" w:hAnsi="Times New Roman" w:cs="Times New Roman"/>
+          <w:sz w:val="30"/>
+          <w:szCs w:val="30"/>
+        </w:rPr>
+        <w:t>Customer chọn ngôn ngữ cá nhân.</w:t>
+      </w:r>
+    </w:p>
+    <w:p>
+      <w:pPr>
+        <w:pStyle w:val="ListParagraph"/>
+        <w:numPr>
+          <w:ilvl w:val="0"/>
+          <w:numId w:val="39"/>
+        </w:numPr>
+        <w:spacing w:after="0"/>
+        <w:rPr>
+          <w:rFonts w:ascii="Times New Roman" w:hAnsi="Times New Roman" w:cs="Times New Roman"/>
+          <w:sz w:val="30"/>
+          <w:szCs w:val="30"/>
+        </w:rPr>
+      </w:pPr>
+      <w:r>
+        <w:rPr>
+          <w:rFonts w:ascii="Times New Roman" w:hAnsi="Times New Roman" w:cs="Times New Roman"/>
+          <w:sz w:val="30"/>
+          <w:szCs w:val="30"/>
+        </w:rPr>
+        <w:t>Hệ thống hiển thị map với vị trí hiện tại.</w:t>
+      </w:r>
+    </w:p>
+    <w:p>
+      <w:pPr>
+        <w:pStyle w:val="ListParagraph"/>
+        <w:numPr>
+          <w:ilvl w:val="0"/>
+          <w:numId w:val="39"/>
+        </w:numPr>
+        <w:spacing w:after="0"/>
+        <w:rPr>
+          <w:rFonts w:ascii="Times New Roman" w:hAnsi="Times New Roman" w:cs="Times New Roman"/>
+          <w:sz w:val="30"/>
+          <w:szCs w:val="30"/>
+        </w:rPr>
+      </w:pPr>
+      <w:r>
+        <w:rPr>
+          <w:rFonts w:ascii="Times New Roman" w:hAnsi="Times New Roman" w:cs="Times New Roman"/>
+          <w:sz w:val="30"/>
+          <w:szCs w:val="30"/>
+        </w:rPr>
+        <w:t>Hệ thống dựa vào GPS để tải các danh sách POIs</w:t>
+      </w:r>
+      <w:r>
+        <w:rPr>
+          <w:rFonts w:ascii="Times New Roman" w:hAnsi="Times New Roman" w:cs="Times New Roman"/>
+          <w:sz w:val="30"/>
+          <w:szCs w:val="30"/>
+        </w:rPr>
+        <w:t>.</w:t>
+      </w:r>
+    </w:p>
+    <w:p>
+      <w:pPr>
+        <w:pStyle w:val="ListParagraph"/>
+        <w:numPr>
+          <w:ilvl w:val="0"/>
+          <w:numId w:val="39"/>
+        </w:numPr>
+        <w:spacing w:after="0"/>
+        <w:rPr>
+          <w:rFonts w:ascii="Times New Roman" w:hAnsi="Times New Roman" w:cs="Times New Roman"/>
+          <w:sz w:val="30"/>
+          <w:szCs w:val="30"/>
+        </w:rPr>
+      </w:pPr>
+      <w:r>
+        <w:rPr>
+          <w:rFonts w:ascii="Times New Roman" w:hAnsi="Times New Roman" w:cs="Times New Roman"/>
+          <w:sz w:val="30"/>
+          <w:szCs w:val="30"/>
+        </w:rPr>
+        <w:t>Customer chọn mục danh sách hàng quán</w:t>
+      </w:r>
+    </w:p>
+    <w:p>
+      <w:pPr>
+        <w:pStyle w:val="ListParagraph"/>
+        <w:numPr>
+          <w:ilvl w:val="0"/>
+          <w:numId w:val="39"/>
+        </w:numPr>
+        <w:spacing w:after="0"/>
+        <w:rPr>
+          <w:rFonts w:ascii="Times New Roman" w:hAnsi="Times New Roman" w:cs="Times New Roman"/>
+          <w:sz w:val="30"/>
+          <w:szCs w:val="30"/>
+        </w:rPr>
+      </w:pPr>
+      <w:r>
+        <w:rPr>
+          <w:rFonts w:ascii="Times New Roman" w:hAnsi="Times New Roman" w:cs="Times New Roman"/>
+          <w:sz w:val="30"/>
+          <w:szCs w:val="30"/>
+        </w:rPr>
+        <w:t>Hệ thống hiển thị thông tin danh sách các hàng quán</w:t>
+      </w:r>
+    </w:p>
+    <w:p>
+      <w:pPr>
+        <w:pStyle w:val="ListParagraph"/>
+        <w:numPr>
+          <w:ilvl w:val="0"/>
+          <w:numId w:val="39"/>
+        </w:numPr>
+        <w:spacing w:after="0"/>
+        <w:rPr>
+          <w:rFonts w:ascii="Times New Roman" w:hAnsi="Times New Roman" w:cs="Times New Roman"/>
+          <w:sz w:val="30"/>
+          <w:szCs w:val="30"/>
+        </w:rPr>
+      </w:pPr>
+      <w:r>
+        <w:rPr>
+          <w:rFonts w:ascii="Times New Roman" w:hAnsi="Times New Roman" w:cs="Times New Roman"/>
+          <w:sz w:val="30"/>
+          <w:szCs w:val="30"/>
+        </w:rPr>
+        <w:lastRenderedPageBreak/>
+        <w:t>Customer nhấn vào một hàng quán</w:t>
+      </w:r>
+    </w:p>
+    <w:p>
+      <w:pPr>
+        <w:pStyle w:val="ListParagraph"/>
+        <w:numPr>
+          <w:ilvl w:val="0"/>
+          <w:numId w:val="39"/>
+        </w:numPr>
+        <w:spacing w:after="0"/>
+        <w:rPr>
+          <w:rFonts w:ascii="Times New Roman" w:hAnsi="Times New Roman" w:cs="Times New Roman"/>
+          <w:sz w:val="30"/>
+          <w:szCs w:val="30"/>
+        </w:rPr>
+      </w:pPr>
+      <w:r>
+        <w:rPr>
+          <w:rFonts w:ascii="Times New Roman" w:hAnsi="Times New Roman" w:cs="Times New Roman"/>
+          <w:sz w:val="30"/>
+          <w:szCs w:val="30"/>
+        </w:rPr>
+        <w:t>Hệ thống hiển thị thông tin, hình ảnh, text đã được dịch sang ngôn ngữ customer.</w:t>
+      </w:r>
+    </w:p>
+    <w:p>
+      <w:pPr>
+        <w:pStyle w:val="ListParagraph"/>
+        <w:numPr>
+          <w:ilvl w:val="0"/>
+          <w:numId w:val="39"/>
+        </w:numPr>
+        <w:spacing w:after="0"/>
+        <w:rPr>
+          <w:rFonts w:ascii="Times New Roman" w:hAnsi="Times New Roman" w:cs="Times New Roman"/>
+          <w:sz w:val="30"/>
+          <w:szCs w:val="30"/>
+        </w:rPr>
+      </w:pPr>
+      <w:r>
+        <w:rPr>
+          <w:rFonts w:ascii="Times New Roman" w:hAnsi="Times New Roman" w:cs="Times New Roman"/>
+          <w:sz w:val="30"/>
+          <w:szCs w:val="30"/>
+        </w:rPr>
+        <w:t>Customer chọn “listen”.</w:t>
+      </w:r>
+    </w:p>
+    <w:p>
+      <w:pPr>
+        <w:pStyle w:val="ListParagraph"/>
+        <w:numPr>
+          <w:ilvl w:val="0"/>
+          <w:numId w:val="39"/>
+        </w:numPr>
+        <w:spacing w:after="0"/>
+        <w:rPr>
+          <w:rFonts w:ascii="Times New Roman" w:hAnsi="Times New Roman" w:cs="Times New Roman"/>
+          <w:sz w:val="30"/>
+          <w:szCs w:val="30"/>
+        </w:rPr>
+      </w:pPr>
+      <w:r>
+        <w:rPr>
+          <w:rFonts w:ascii="Times New Roman" w:hAnsi="Times New Roman" w:cs="Times New Roman"/>
+          <w:sz w:val="30"/>
+          <w:szCs w:val="30"/>
+        </w:rPr>
+        <w:t>Hệ thống phát audio thuyết minh theo đoạn text.</w:t>
+      </w:r>
+    </w:p>
+    <w:p>
+      <w:pPr>
+        <w:pStyle w:val="ListParagraph"/>
+        <w:numPr>
+          <w:ilvl w:val="0"/>
+          <w:numId w:val="37"/>
+        </w:numPr>
+        <w:spacing w:after="0"/>
         <w:rPr>
           <w:rFonts w:ascii="Times New Roman" w:hAnsi="Times New Roman" w:cs="Times New Roman"/>
           <w:b/>
           <w:sz w:val="32"/>
           <w:szCs w:val="32"/>
         </w:rPr>
-        <w:t>i bán hàng (seller)</w:t>
-      </w:r>
-    </w:p>
-    <w:p>
-      <w:pPr>
-        <w:pStyle w:val="ListParagraph"/>
-        <w:numPr>
-          <w:ilvl w:val="0"/>
-          <w:numId w:val="35"/>
-        </w:numPr>
-        <w:spacing w:after="0"/>
-        <w:rPr>
-          <w:rFonts w:ascii="Times New Roman" w:hAnsi="Times New Roman" w:cs="Times New Roman"/>
-          <w:sz w:val="30"/>
-          <w:szCs w:val="30"/>
-        </w:rPr>
-      </w:pPr>
-      <w:r>
-        <w:rPr>
-          <w:rFonts w:ascii="Times New Roman" w:hAnsi="Times New Roman" w:cs="Times New Roman"/>
-          <w:sz w:val="30"/>
-          <w:szCs w:val="30"/>
-        </w:rPr>
-        <w:t>Đăng ký/Đăng nhập tài khoản</w:t>
-      </w:r>
-    </w:p>
-    <w:p>
-      <w:pPr>
-        <w:pStyle w:val="ListParagraph"/>
-        <w:numPr>
-          <w:ilvl w:val="0"/>
-          <w:numId w:val="35"/>
-        </w:numPr>
-        <w:spacing w:after="0"/>
-        <w:rPr>
-          <w:rFonts w:ascii="Times New Roman" w:hAnsi="Times New Roman" w:cs="Times New Roman"/>
-          <w:sz w:val="30"/>
-          <w:szCs w:val="30"/>
-        </w:rPr>
-      </w:pPr>
-      <w:r>
-        <w:rPr>
-          <w:rFonts w:ascii="Times New Roman" w:hAnsi="Times New Roman" w:cs="Times New Roman"/>
-          <w:sz w:val="30"/>
-          <w:szCs w:val="30"/>
-        </w:rPr>
-        <w:t>Thêm, xóa, sửa thông tin hàng quán cá nhân.</w:t>
-      </w:r>
-    </w:p>
-    <w:p>
-      <w:pPr>
-        <w:pStyle w:val="ListParagraph"/>
-        <w:numPr>
-          <w:ilvl w:val="0"/>
-          <w:numId w:val="21"/>
-        </w:numPr>
-        <w:spacing w:after="0"/>
+      </w:pPr>
+      <w:r>
         <w:rPr>
           <w:rFonts w:ascii="Times New Roman" w:hAnsi="Times New Roman" w:cs="Times New Roman"/>
           <w:b/>
           <w:sz w:val="32"/>
           <w:szCs w:val="32"/>
         </w:rPr>
-      </w:pPr>
-      <w:r>
+        <w:t>Seller flow</w:t>
+      </w:r>
+    </w:p>
+    <w:p>
+      <w:pPr>
+        <w:pStyle w:val="ListParagraph"/>
+        <w:numPr>
+          <w:ilvl w:val="0"/>
+          <w:numId w:val="37"/>
+        </w:numPr>
+        <w:spacing w:after="0"/>
         <w:rPr>
           <w:rFonts w:ascii="Times New Roman" w:hAnsi="Times New Roman" w:cs="Times New Roman"/>
           <w:b/>
           <w:sz w:val="32"/>
           <w:szCs w:val="32"/>
         </w:rPr>
-        <w:t>Quản trị hệ viên</w:t>
-      </w:r>
+      </w:pPr>
       <w:r>
         <w:rPr>
           <w:rFonts w:ascii="Times New Roman" w:hAnsi="Times New Roman" w:cs="Times New Roman"/>
@@ -1120,53 +1642,1292 @@
           <w:sz w:val="32"/>
           <w:szCs w:val="32"/>
         </w:rPr>
-        <w:t xml:space="preserve"> (admin)</w:t>
-      </w:r>
-    </w:p>
-    <w:p>
-      <w:pPr>
-        <w:pStyle w:val="ListParagraph"/>
-        <w:numPr>
-          <w:ilvl w:val="0"/>
-          <w:numId w:val="36"/>
-        </w:numPr>
-        <w:spacing w:after="0"/>
-        <w:rPr>
-          <w:rFonts w:ascii="Times New Roman" w:hAnsi="Times New Roman" w:cs="Times New Roman"/>
-          <w:sz w:val="30"/>
-          <w:szCs w:val="30"/>
-        </w:rPr>
-      </w:pPr>
-      <w:r>
-        <w:rPr>
-          <w:rFonts w:ascii="Times New Roman" w:hAnsi="Times New Roman" w:cs="Times New Roman"/>
-          <w:sz w:val="30"/>
-          <w:szCs w:val="30"/>
-        </w:rPr>
-        <w:t>Xem danh sách hàng quán trên map</w:t>
-      </w:r>
-    </w:p>
-    <w:p>
-      <w:pPr>
-        <w:pStyle w:val="ListParagraph"/>
-        <w:numPr>
-          <w:ilvl w:val="0"/>
-          <w:numId w:val="36"/>
-        </w:numPr>
-        <w:spacing w:after="0" w:line="360" w:lineRule="auto"/>
-        <w:rPr>
-          <w:rFonts w:ascii="Times New Roman" w:hAnsi="Times New Roman" w:cs="Times New Roman"/>
-          <w:sz w:val="30"/>
-          <w:szCs w:val="30"/>
-        </w:rPr>
-      </w:pPr>
-      <w:r>
-        <w:rPr>
-          <w:rFonts w:ascii="Times New Roman" w:hAnsi="Times New Roman" w:cs="Times New Roman"/>
-          <w:sz w:val="30"/>
-          <w:szCs w:val="30"/>
-        </w:rPr>
-        <w:t>Quản lý người dùng (seller), quản lý hàng quán.</w:t>
+        <w:t>Admin flow</w:t>
+      </w:r>
+    </w:p>
+    <w:p>
+      <w:pPr>
+        <w:pStyle w:val="ListParagraph"/>
+        <w:spacing w:after="0"/>
+        <w:ind w:left="1080"/>
+        <w:rPr>
+          <w:rFonts w:ascii="Times New Roman" w:hAnsi="Times New Roman" w:cs="Times New Roman"/>
+          <w:b/>
+          <w:sz w:val="32"/>
+          <w:szCs w:val="32"/>
+        </w:rPr>
+      </w:pPr>
+    </w:p>
+    <w:p>
+      <w:pPr>
+        <w:pStyle w:val="ListParagraph"/>
+        <w:numPr>
+          <w:ilvl w:val="0"/>
+          <w:numId w:val="10"/>
+        </w:numPr>
+        <w:spacing w:after="0"/>
+        <w:rPr>
+          <w:rFonts w:ascii="Times New Roman" w:hAnsi="Times New Roman" w:cs="Times New Roman"/>
+          <w:b/>
+          <w:sz w:val="36"/>
+          <w:szCs w:val="36"/>
+        </w:rPr>
+      </w:pPr>
+      <w:r>
+        <w:rPr>
+          <w:rFonts w:ascii="Times New Roman" w:hAnsi="Times New Roman" w:cs="Times New Roman"/>
+          <w:b/>
+          <w:sz w:val="36"/>
+          <w:szCs w:val="36"/>
+        </w:rPr>
+        <w:t>Danh sách tính năng (Functional</w:t>
+      </w:r>
+      <w:r>
+        <w:rPr>
+          <w:rFonts w:ascii="Times New Roman" w:hAnsi="Times New Roman" w:cs="Times New Roman"/>
+          <w:b/>
+          <w:sz w:val="36"/>
+          <w:szCs w:val="36"/>
+        </w:rPr>
+        <w:t xml:space="preserve"> requirements):</w:t>
+      </w:r>
+    </w:p>
+    <w:p>
+      <w:pPr>
+        <w:pStyle w:val="ListParagraph"/>
+        <w:numPr>
+          <w:ilvl w:val="0"/>
+          <w:numId w:val="22"/>
+        </w:numPr>
+        <w:spacing w:after="0"/>
+        <w:rPr>
+          <w:rFonts w:ascii="Times New Roman" w:hAnsi="Times New Roman" w:cs="Times New Roman"/>
+          <w:b/>
+          <w:sz w:val="32"/>
+          <w:szCs w:val="32"/>
+        </w:rPr>
+      </w:pPr>
+      <w:r>
+        <w:rPr>
+          <w:rFonts w:ascii="Times New Roman" w:hAnsi="Times New Roman" w:cs="Times New Roman"/>
+          <w:b/>
+          <w:sz w:val="32"/>
+          <w:szCs w:val="32"/>
+        </w:rPr>
+        <w:t>Mobile App</w:t>
+      </w:r>
+    </w:p>
+    <w:p>
+      <w:pPr>
+        <w:pStyle w:val="ListParagraph"/>
+        <w:numPr>
+          <w:ilvl w:val="0"/>
+          <w:numId w:val="43"/>
+        </w:numPr>
+        <w:spacing w:after="0"/>
+        <w:rPr>
+          <w:rFonts w:ascii="Times New Roman" w:hAnsi="Times New Roman" w:cs="Times New Roman"/>
+          <w:b/>
+          <w:sz w:val="32"/>
+          <w:szCs w:val="32"/>
+        </w:rPr>
+      </w:pPr>
+      <w:r>
+        <w:rPr>
+          <w:rFonts w:ascii="Times New Roman" w:hAnsi="Times New Roman" w:cs="Times New Roman"/>
+          <w:b/>
+          <w:sz w:val="32"/>
+          <w:szCs w:val="32"/>
+        </w:rPr>
+        <w:t>Location – permission</w:t>
+      </w:r>
+    </w:p>
+    <w:p>
+      <w:pPr>
+        <w:pStyle w:val="ListParagraph"/>
+        <w:numPr>
+          <w:ilvl w:val="0"/>
+          <w:numId w:val="41"/>
+        </w:numPr>
+        <w:spacing w:after="0"/>
+        <w:rPr>
+          <w:rFonts w:ascii="Times New Roman" w:hAnsi="Times New Roman" w:cs="Times New Roman"/>
+          <w:b/>
+          <w:sz w:val="30"/>
+          <w:szCs w:val="30"/>
+        </w:rPr>
+      </w:pPr>
+      <w:r>
+        <w:rPr>
+          <w:rFonts w:ascii="Times New Roman" w:hAnsi="Times New Roman" w:cs="Times New Roman"/>
+          <w:b/>
+          <w:sz w:val="30"/>
+          <w:szCs w:val="30"/>
+        </w:rPr>
+        <w:t>Request Location Permission</w:t>
+      </w:r>
+      <w:r>
+        <w:rPr>
+          <w:rFonts w:ascii="Times New Roman" w:hAnsi="Times New Roman" w:cs="Times New Roman"/>
+          <w:b/>
+          <w:sz w:val="30"/>
+          <w:szCs w:val="30"/>
+        </w:rPr>
+        <w:t>:</w:t>
+      </w:r>
+      <w:r>
+        <w:rPr>
+          <w:rFonts w:ascii="Times New Roman" w:hAnsi="Times New Roman" w:cs="Times New Roman"/>
+          <w:b/>
+          <w:sz w:val="30"/>
+          <w:szCs w:val="30"/>
+        </w:rPr>
+        <w:t xml:space="preserve"> </w:t>
+      </w:r>
+      <w:r>
+        <w:rPr>
+          <w:rFonts w:ascii="Times New Roman" w:hAnsi="Times New Roman" w:cs="Times New Roman"/>
+          <w:sz w:val="30"/>
+          <w:szCs w:val="30"/>
+        </w:rPr>
+        <w:t>Yêu cầu Customer cấp quyền truy cập vị trí khi mở app.</w:t>
+      </w:r>
+    </w:p>
+    <w:p>
+      <w:pPr>
+        <w:pStyle w:val="ListParagraph"/>
+        <w:numPr>
+          <w:ilvl w:val="0"/>
+          <w:numId w:val="41"/>
+        </w:numPr>
+        <w:spacing w:after="0"/>
+        <w:rPr>
+          <w:rFonts w:ascii="Times New Roman" w:hAnsi="Times New Roman" w:cs="Times New Roman"/>
+          <w:b/>
+          <w:sz w:val="30"/>
+          <w:szCs w:val="30"/>
+        </w:rPr>
+      </w:pPr>
+      <w:r>
+        <w:rPr>
+          <w:rFonts w:ascii="Times New Roman" w:hAnsi="Times New Roman" w:cs="Times New Roman"/>
+          <w:b/>
+          <w:sz w:val="30"/>
+          <w:szCs w:val="30"/>
+        </w:rPr>
+        <w:t>Handle Permission Response</w:t>
+      </w:r>
+      <w:r>
+        <w:rPr>
+          <w:rFonts w:ascii="Times New Roman" w:hAnsi="Times New Roman" w:cs="Times New Roman"/>
+          <w:b/>
+          <w:sz w:val="30"/>
+          <w:szCs w:val="30"/>
+        </w:rPr>
+        <w:t>:</w:t>
+      </w:r>
+      <w:r>
+        <w:rPr>
+          <w:rFonts w:ascii="Times New Roman" w:hAnsi="Times New Roman" w:cs="Times New Roman"/>
+          <w:b/>
+          <w:sz w:val="30"/>
+          <w:szCs w:val="30"/>
+        </w:rPr>
+        <w:t xml:space="preserve"> </w:t>
+      </w:r>
+      <w:r>
+        <w:rPr>
+          <w:rFonts w:ascii="Times New Roman" w:hAnsi="Times New Roman" w:cs="Times New Roman"/>
+          <w:sz w:val="30"/>
+          <w:szCs w:val="30"/>
+        </w:rPr>
+        <w:t>Xử lý trường hợp customer đồng ý hoặc từ chối quyền.</w:t>
+      </w:r>
+    </w:p>
+    <w:p>
+      <w:pPr>
+        <w:pStyle w:val="ListParagraph"/>
+        <w:numPr>
+          <w:ilvl w:val="0"/>
+          <w:numId w:val="41"/>
+        </w:numPr>
+        <w:spacing w:after="0"/>
+        <w:rPr>
+          <w:rFonts w:ascii="Times New Roman" w:hAnsi="Times New Roman" w:cs="Times New Roman"/>
+          <w:b/>
+          <w:sz w:val="30"/>
+          <w:szCs w:val="30"/>
+        </w:rPr>
+      </w:pPr>
+      <w:r>
+        <w:rPr>
+          <w:rFonts w:ascii="Times New Roman" w:hAnsi="Times New Roman" w:cs="Times New Roman"/>
+          <w:b/>
+          <w:sz w:val="30"/>
+          <w:szCs w:val="30"/>
+        </w:rPr>
+        <w:t>Get Current Location:</w:t>
+      </w:r>
+      <w:r>
+        <w:t xml:space="preserve"> </w:t>
+      </w:r>
+      <w:r>
+        <w:rPr>
+          <w:rFonts w:ascii="Times New Roman" w:hAnsi="Times New Roman" w:cs="Times New Roman"/>
+          <w:sz w:val="30"/>
+          <w:szCs w:val="30"/>
+        </w:rPr>
+        <w:t>Lấy vị trí hiện tại của customer bằng GPS.</w:t>
+      </w:r>
+    </w:p>
+    <w:p>
+      <w:pPr>
+        <w:pStyle w:val="ListParagraph"/>
+        <w:numPr>
+          <w:ilvl w:val="0"/>
+          <w:numId w:val="41"/>
+        </w:numPr>
+        <w:spacing w:after="0"/>
+        <w:rPr>
+          <w:rFonts w:ascii="Times New Roman" w:hAnsi="Times New Roman" w:cs="Times New Roman"/>
+          <w:b/>
+          <w:sz w:val="30"/>
+          <w:szCs w:val="30"/>
+        </w:rPr>
+      </w:pPr>
+      <w:r>
+        <w:rPr>
+          <w:rFonts w:ascii="Times New Roman" w:hAnsi="Times New Roman" w:cs="Times New Roman"/>
+          <w:b/>
+          <w:sz w:val="30"/>
+          <w:szCs w:val="30"/>
+        </w:rPr>
+        <w:t>Update Location:</w:t>
+      </w:r>
+      <w:r>
+        <w:t xml:space="preserve"> </w:t>
+      </w:r>
+      <w:r>
+        <w:rPr>
+          <w:rFonts w:ascii="Times New Roman" w:hAnsi="Times New Roman" w:cs="Times New Roman"/>
+          <w:sz w:val="30"/>
+          <w:szCs w:val="30"/>
+        </w:rPr>
+        <w:t>Cập nhật vị trí khi customer di chuyển.</w:t>
+      </w:r>
+    </w:p>
+    <w:p>
+      <w:pPr>
+        <w:pStyle w:val="ListParagraph"/>
+        <w:numPr>
+          <w:ilvl w:val="0"/>
+          <w:numId w:val="43"/>
+        </w:numPr>
+        <w:spacing w:after="0"/>
+        <w:rPr>
+          <w:rFonts w:ascii="Times New Roman" w:hAnsi="Times New Roman" w:cs="Times New Roman"/>
+          <w:b/>
+          <w:sz w:val="32"/>
+          <w:szCs w:val="32"/>
+        </w:rPr>
+      </w:pPr>
+      <w:r>
+        <w:rPr>
+          <w:rFonts w:ascii="Times New Roman" w:hAnsi="Times New Roman" w:cs="Times New Roman"/>
+          <w:b/>
+          <w:sz w:val="32"/>
+          <w:szCs w:val="32"/>
+        </w:rPr>
+        <w:t>Language selection</w:t>
+      </w:r>
+    </w:p>
+    <w:p>
+      <w:pPr>
+        <w:pStyle w:val="ListParagraph"/>
+        <w:numPr>
+          <w:ilvl w:val="0"/>
+          <w:numId w:val="44"/>
+        </w:numPr>
+        <w:spacing w:after="0"/>
+        <w:rPr>
+          <w:rFonts w:ascii="Times New Roman" w:hAnsi="Times New Roman" w:cs="Times New Roman"/>
+          <w:b/>
+          <w:sz w:val="30"/>
+          <w:szCs w:val="30"/>
+        </w:rPr>
+      </w:pPr>
+      <w:r>
+        <w:rPr>
+          <w:rFonts w:ascii="Times New Roman" w:hAnsi="Times New Roman" w:cs="Times New Roman"/>
+          <w:b/>
+          <w:sz w:val="30"/>
+          <w:szCs w:val="30"/>
+        </w:rPr>
+        <w:t>Display Language Options:</w:t>
+      </w:r>
+      <w:r>
+        <w:rPr>
+          <w:rFonts w:ascii="Times New Roman" w:hAnsi="Times New Roman" w:cs="Times New Roman"/>
+          <w:b/>
+          <w:sz w:val="30"/>
+          <w:szCs w:val="30"/>
+        </w:rPr>
+        <w:t xml:space="preserve"> </w:t>
+      </w:r>
+      <w:r>
+        <w:rPr>
+          <w:rFonts w:ascii="Times New Roman" w:hAnsi="Times New Roman" w:cs="Times New Roman"/>
+          <w:sz w:val="30"/>
+          <w:szCs w:val="30"/>
+        </w:rPr>
+        <w:t>Hiển thị danh sách ngôn ngữ.</w:t>
+      </w:r>
+    </w:p>
+    <w:p>
+      <w:pPr>
+        <w:pStyle w:val="ListParagraph"/>
+        <w:numPr>
+          <w:ilvl w:val="0"/>
+          <w:numId w:val="44"/>
+        </w:numPr>
+        <w:spacing w:after="0"/>
+        <w:rPr>
+          <w:rFonts w:ascii="Times New Roman" w:hAnsi="Times New Roman" w:cs="Times New Roman"/>
+          <w:b/>
+          <w:sz w:val="30"/>
+          <w:szCs w:val="30"/>
+        </w:rPr>
+      </w:pPr>
+      <w:r>
+        <w:rPr>
+          <w:rFonts w:ascii="Times New Roman" w:hAnsi="Times New Roman" w:cs="Times New Roman"/>
+          <w:b/>
+          <w:sz w:val="30"/>
+          <w:szCs w:val="30"/>
+        </w:rPr>
+        <w:t>Select Language:</w:t>
+      </w:r>
+      <w:r>
+        <w:t xml:space="preserve"> </w:t>
+      </w:r>
+      <w:r>
+        <w:rPr>
+          <w:rFonts w:ascii="Times New Roman" w:hAnsi="Times New Roman" w:cs="Times New Roman"/>
+          <w:sz w:val="30"/>
+          <w:szCs w:val="30"/>
+        </w:rPr>
+        <w:t>Customer chọn ngôn ngữ phù hợp.</w:t>
+      </w:r>
+    </w:p>
+    <w:p>
+      <w:pPr>
+        <w:pStyle w:val="ListParagraph"/>
+        <w:numPr>
+          <w:ilvl w:val="0"/>
+          <w:numId w:val="44"/>
+        </w:numPr>
+        <w:spacing w:after="0"/>
+        <w:rPr>
+          <w:rFonts w:ascii="Times New Roman" w:hAnsi="Times New Roman" w:cs="Times New Roman"/>
+          <w:b/>
+          <w:sz w:val="30"/>
+          <w:szCs w:val="30"/>
+        </w:rPr>
+      </w:pPr>
+      <w:r>
+        <w:rPr>
+          <w:rFonts w:ascii="Times New Roman" w:hAnsi="Times New Roman" w:cs="Times New Roman"/>
+          <w:b/>
+          <w:sz w:val="30"/>
+          <w:szCs w:val="30"/>
+        </w:rPr>
+        <w:t>Save Language Preference:</w:t>
+      </w:r>
+      <w:r>
+        <w:t xml:space="preserve"> </w:t>
+      </w:r>
+      <w:r>
+        <w:rPr>
+          <w:rFonts w:ascii="Times New Roman" w:hAnsi="Times New Roman" w:cs="Times New Roman"/>
+          <w:sz w:val="30"/>
+          <w:szCs w:val="30"/>
+        </w:rPr>
+        <w:t>Lưu lại ngôn ngữ đã chọn cho các lần sử dụng sau.</w:t>
+      </w:r>
+    </w:p>
+    <w:p>
+      <w:pPr>
+        <w:pStyle w:val="ListParagraph"/>
+        <w:numPr>
+          <w:ilvl w:val="0"/>
+          <w:numId w:val="43"/>
+        </w:numPr>
+        <w:spacing w:after="0"/>
+        <w:rPr>
+          <w:rFonts w:ascii="Times New Roman" w:hAnsi="Times New Roman" w:cs="Times New Roman"/>
+          <w:b/>
+          <w:sz w:val="32"/>
+          <w:szCs w:val="32"/>
+        </w:rPr>
+      </w:pPr>
+      <w:r>
+        <w:rPr>
+          <w:rFonts w:ascii="Times New Roman" w:hAnsi="Times New Roman" w:cs="Times New Roman"/>
+          <w:b/>
+          <w:sz w:val="32"/>
+          <w:szCs w:val="32"/>
+        </w:rPr>
+        <w:t>Map – POIs data</w:t>
+      </w:r>
+    </w:p>
+    <w:p>
+      <w:pPr>
+        <w:pStyle w:val="ListParagraph"/>
+        <w:numPr>
+          <w:ilvl w:val="0"/>
+          <w:numId w:val="45"/>
+        </w:numPr>
+        <w:spacing w:after="0"/>
+        <w:rPr>
+          <w:rFonts w:ascii="Times New Roman" w:hAnsi="Times New Roman" w:cs="Times New Roman"/>
+          <w:sz w:val="30"/>
+          <w:szCs w:val="30"/>
+        </w:rPr>
+      </w:pPr>
+      <w:r>
+        <w:rPr>
+          <w:rFonts w:ascii="Times New Roman" w:hAnsi="Times New Roman" w:cs="Times New Roman"/>
+          <w:b/>
+          <w:sz w:val="30"/>
+          <w:szCs w:val="30"/>
+        </w:rPr>
+        <w:t xml:space="preserve">Display map: </w:t>
+      </w:r>
+      <w:r>
+        <w:rPr>
+          <w:rFonts w:ascii="Times New Roman" w:hAnsi="Times New Roman" w:cs="Times New Roman"/>
+          <w:sz w:val="30"/>
+          <w:szCs w:val="30"/>
+        </w:rPr>
+        <w:t>Hiển thị map với vị trí hiện tại.</w:t>
+      </w:r>
+    </w:p>
+    <w:p>
+      <w:pPr>
+        <w:pStyle w:val="ListParagraph"/>
+        <w:numPr>
+          <w:ilvl w:val="0"/>
+          <w:numId w:val="45"/>
+        </w:numPr>
+        <w:spacing w:after="0"/>
+        <w:rPr>
+          <w:rFonts w:ascii="Times New Roman" w:hAnsi="Times New Roman" w:cs="Times New Roman"/>
+          <w:sz w:val="30"/>
+          <w:szCs w:val="30"/>
+        </w:rPr>
+      </w:pPr>
+      <w:r>
+        <w:rPr>
+          <w:rFonts w:ascii="Times New Roman" w:hAnsi="Times New Roman" w:cs="Times New Roman"/>
+          <w:b/>
+          <w:sz w:val="30"/>
+          <w:szCs w:val="30"/>
+        </w:rPr>
+        <w:t>Load Nearby POIs:</w:t>
+      </w:r>
+      <w:r>
+        <w:t xml:space="preserve"> </w:t>
+      </w:r>
+      <w:r>
+        <w:rPr>
+          <w:rFonts w:ascii="Times New Roman" w:hAnsi="Times New Roman" w:cs="Times New Roman"/>
+          <w:sz w:val="30"/>
+          <w:szCs w:val="30"/>
+        </w:rPr>
+        <w:t xml:space="preserve">Tải </w:t>
+      </w:r>
+      <w:r>
+        <w:rPr>
+          <w:rFonts w:ascii="Times New Roman" w:hAnsi="Times New Roman" w:cs="Times New Roman"/>
+          <w:sz w:val="30"/>
+          <w:szCs w:val="30"/>
+        </w:rPr>
+        <w:t>danh sách các hàng quán gần vị trí user.</w:t>
+      </w:r>
+    </w:p>
+    <w:p>
+      <w:pPr>
+        <w:pStyle w:val="ListParagraph"/>
+        <w:numPr>
+          <w:ilvl w:val="0"/>
+          <w:numId w:val="45"/>
+        </w:numPr>
+        <w:spacing w:after="0"/>
+        <w:rPr>
+          <w:rFonts w:ascii="Times New Roman" w:hAnsi="Times New Roman" w:cs="Times New Roman"/>
+          <w:sz w:val="30"/>
+          <w:szCs w:val="30"/>
+        </w:rPr>
+      </w:pPr>
+      <w:r>
+        <w:rPr>
+          <w:rFonts w:ascii="Times New Roman" w:hAnsi="Times New Roman" w:cs="Times New Roman"/>
+          <w:b/>
+          <w:sz w:val="30"/>
+          <w:szCs w:val="30"/>
+        </w:rPr>
+        <w:t>Calculate Distance:</w:t>
+      </w:r>
+      <w:r>
+        <w:t xml:space="preserve"> </w:t>
+      </w:r>
+      <w:r>
+        <w:rPr>
+          <w:rFonts w:ascii="Times New Roman" w:hAnsi="Times New Roman" w:cs="Times New Roman"/>
+          <w:sz w:val="30"/>
+          <w:szCs w:val="30"/>
+        </w:rPr>
+        <w:t>Tính khoảng cách từ customer đến từng POIs (geofence logic).</w:t>
+      </w:r>
+    </w:p>
+    <w:p>
+      <w:pPr>
+        <w:pStyle w:val="ListParagraph"/>
+        <w:numPr>
+          <w:ilvl w:val="0"/>
+          <w:numId w:val="45"/>
+        </w:numPr>
+        <w:spacing w:after="0"/>
+        <w:rPr>
+          <w:rFonts w:ascii="Times New Roman" w:hAnsi="Times New Roman" w:cs="Times New Roman"/>
+          <w:b/>
+          <w:sz w:val="30"/>
+          <w:szCs w:val="30"/>
+        </w:rPr>
+      </w:pPr>
+      <w:r>
+        <w:rPr>
+          <w:rFonts w:ascii="Times New Roman" w:hAnsi="Times New Roman" w:cs="Times New Roman"/>
+          <w:b/>
+          <w:sz w:val="30"/>
+          <w:szCs w:val="30"/>
+        </w:rPr>
+        <w:t>Show POIs on Map:</w:t>
+      </w:r>
+      <w:r>
+        <w:rPr>
+          <w:rFonts w:ascii="Times New Roman" w:hAnsi="Times New Roman" w:cs="Times New Roman"/>
+          <w:b/>
+          <w:sz w:val="30"/>
+          <w:szCs w:val="30"/>
+        </w:rPr>
+        <w:t xml:space="preserve"> </w:t>
+      </w:r>
+      <w:r>
+        <w:rPr>
+          <w:rFonts w:ascii="Times New Roman" w:hAnsi="Times New Roman" w:cs="Times New Roman"/>
+          <w:sz w:val="30"/>
+          <w:szCs w:val="30"/>
+        </w:rPr>
+        <w:t>H</w:t>
+      </w:r>
+      <w:r>
+        <w:rPr>
+          <w:rFonts w:ascii="Times New Roman" w:hAnsi="Times New Roman" w:cs="Times New Roman"/>
+          <w:sz w:val="30"/>
+          <w:szCs w:val="30"/>
+        </w:rPr>
+        <w:t>iển thị các POI trên bản đồ.</w:t>
+      </w:r>
+    </w:p>
+    <w:p>
+      <w:pPr>
+        <w:pStyle w:val="ListParagraph"/>
+        <w:numPr>
+          <w:ilvl w:val="0"/>
+          <w:numId w:val="43"/>
+        </w:numPr>
+        <w:spacing w:after="0"/>
+        <w:rPr>
+          <w:rFonts w:ascii="Times New Roman" w:hAnsi="Times New Roman" w:cs="Times New Roman"/>
+          <w:b/>
+          <w:sz w:val="32"/>
+          <w:szCs w:val="32"/>
+        </w:rPr>
+      </w:pPr>
+      <w:r>
+        <w:rPr>
+          <w:rFonts w:ascii="Times New Roman" w:hAnsi="Times New Roman" w:cs="Times New Roman"/>
+          <w:b/>
+          <w:sz w:val="32"/>
+          <w:szCs w:val="32"/>
+        </w:rPr>
+        <w:t>POIs list – interaction</w:t>
+      </w:r>
+    </w:p>
+    <w:p>
+      <w:pPr>
+        <w:pStyle w:val="ListParagraph"/>
+        <w:numPr>
+          <w:ilvl w:val="0"/>
+          <w:numId w:val="46"/>
+        </w:numPr>
+        <w:spacing w:after="0"/>
+        <w:rPr>
+          <w:rFonts w:ascii="Times New Roman" w:hAnsi="Times New Roman" w:cs="Times New Roman"/>
+          <w:sz w:val="30"/>
+          <w:szCs w:val="30"/>
+        </w:rPr>
+      </w:pPr>
+      <w:r>
+        <w:rPr>
+          <w:rFonts w:ascii="Times New Roman" w:hAnsi="Times New Roman" w:cs="Times New Roman"/>
+          <w:b/>
+          <w:sz w:val="30"/>
+          <w:szCs w:val="30"/>
+        </w:rPr>
+        <w:t xml:space="preserve">View POIs list: </w:t>
+      </w:r>
+      <w:r>
+        <w:rPr>
+          <w:rFonts w:ascii="Times New Roman" w:hAnsi="Times New Roman" w:cs="Times New Roman"/>
+          <w:sz w:val="30"/>
+          <w:szCs w:val="30"/>
+        </w:rPr>
+        <w:t>Customer mở danh sách các hàng quán.</w:t>
+      </w:r>
+    </w:p>
+    <w:p>
+      <w:pPr>
+        <w:pStyle w:val="ListParagraph"/>
+        <w:numPr>
+          <w:ilvl w:val="0"/>
+          <w:numId w:val="46"/>
+        </w:numPr>
+        <w:spacing w:after="0"/>
+        <w:rPr>
+          <w:rFonts w:ascii="Times New Roman" w:hAnsi="Times New Roman" w:cs="Times New Roman"/>
+          <w:b/>
+          <w:sz w:val="30"/>
+          <w:szCs w:val="30"/>
+        </w:rPr>
+      </w:pPr>
+      <w:r>
+        <w:rPr>
+          <w:rFonts w:ascii="Times New Roman" w:hAnsi="Times New Roman" w:cs="Times New Roman"/>
+          <w:b/>
+          <w:sz w:val="30"/>
+          <w:szCs w:val="30"/>
+        </w:rPr>
+        <w:t>Display POIs info</w:t>
+      </w:r>
+      <w:r>
+        <w:rPr>
+          <w:rFonts w:ascii="Times New Roman" w:hAnsi="Times New Roman" w:cs="Times New Roman"/>
+          <w:b/>
+          <w:sz w:val="30"/>
+          <w:szCs w:val="30"/>
+        </w:rPr>
+        <w:t xml:space="preserve">: </w:t>
+      </w:r>
+      <w:r>
+        <w:rPr>
+          <w:rFonts w:ascii="Times New Roman" w:hAnsi="Times New Roman" w:cs="Times New Roman"/>
+          <w:sz w:val="30"/>
+          <w:szCs w:val="30"/>
+        </w:rPr>
+        <w:t>G</w:t>
+      </w:r>
+      <w:r>
+        <w:rPr>
+          <w:rFonts w:ascii="Times New Roman" w:hAnsi="Times New Roman" w:cs="Times New Roman"/>
+          <w:sz w:val="30"/>
+          <w:szCs w:val="30"/>
+        </w:rPr>
+        <w:t>ồm tên quán, khoảng cách quán.</w:t>
+      </w:r>
+    </w:p>
+    <w:p>
+      <w:pPr>
+        <w:pStyle w:val="ListParagraph"/>
+        <w:numPr>
+          <w:ilvl w:val="0"/>
+          <w:numId w:val="46"/>
+        </w:numPr>
+        <w:spacing w:after="0"/>
+        <w:rPr>
+          <w:rFonts w:ascii="Times New Roman" w:hAnsi="Times New Roman" w:cs="Times New Roman"/>
+          <w:b/>
+          <w:sz w:val="30"/>
+          <w:szCs w:val="30"/>
+        </w:rPr>
+      </w:pPr>
+      <w:r>
+        <w:rPr>
+          <w:rFonts w:ascii="Times New Roman" w:hAnsi="Times New Roman" w:cs="Times New Roman"/>
+          <w:b/>
+          <w:sz w:val="30"/>
+          <w:szCs w:val="30"/>
+        </w:rPr>
+        <w:lastRenderedPageBreak/>
+        <w:t xml:space="preserve">Select </w:t>
+      </w:r>
+      <w:r>
+        <w:rPr>
+          <w:rFonts w:ascii="Times New Roman" w:hAnsi="Times New Roman" w:cs="Times New Roman"/>
+          <w:b/>
+          <w:sz w:val="30"/>
+          <w:szCs w:val="30"/>
+        </w:rPr>
+        <w:t>POI</w:t>
+      </w:r>
+      <w:r>
+        <w:rPr>
+          <w:rFonts w:ascii="Times New Roman" w:hAnsi="Times New Roman" w:cs="Times New Roman"/>
+          <w:b/>
+          <w:sz w:val="30"/>
+          <w:szCs w:val="30"/>
+        </w:rPr>
+        <w:t xml:space="preserve">: </w:t>
+      </w:r>
+      <w:r>
+        <w:rPr>
+          <w:rFonts w:ascii="Times New Roman" w:hAnsi="Times New Roman" w:cs="Times New Roman"/>
+          <w:sz w:val="30"/>
+          <w:szCs w:val="30"/>
+        </w:rPr>
+        <w:t>C</w:t>
+      </w:r>
+      <w:r>
+        <w:rPr>
+          <w:rFonts w:ascii="Times New Roman" w:hAnsi="Times New Roman" w:cs="Times New Roman"/>
+          <w:sz w:val="30"/>
+          <w:szCs w:val="30"/>
+        </w:rPr>
+        <w:t>ustomer chọn một hàng quán từ danh sách.</w:t>
+      </w:r>
+    </w:p>
+    <w:p>
+      <w:pPr>
+        <w:pStyle w:val="ListParagraph"/>
+        <w:numPr>
+          <w:ilvl w:val="0"/>
+          <w:numId w:val="46"/>
+        </w:numPr>
+        <w:spacing w:after="0"/>
+        <w:rPr>
+          <w:rFonts w:ascii="Times New Roman" w:hAnsi="Times New Roman" w:cs="Times New Roman"/>
+          <w:b/>
+          <w:sz w:val="30"/>
+          <w:szCs w:val="30"/>
+        </w:rPr>
+      </w:pPr>
+      <w:r>
+        <w:rPr>
+          <w:rFonts w:ascii="Times New Roman" w:hAnsi="Times New Roman" w:cs="Times New Roman"/>
+          <w:b/>
+          <w:sz w:val="30"/>
+          <w:szCs w:val="30"/>
+        </w:rPr>
+        <w:t xml:space="preserve">View POI details: </w:t>
+      </w:r>
+      <w:r>
+        <w:rPr>
+          <w:rFonts w:ascii="Times New Roman" w:hAnsi="Times New Roman" w:cs="Times New Roman"/>
+          <w:sz w:val="30"/>
+          <w:szCs w:val="30"/>
+        </w:rPr>
+        <w:t>Hiển thị thông tin chi tiết hàng quán.</w:t>
+      </w:r>
+    </w:p>
+    <w:p>
+      <w:pPr>
+        <w:pStyle w:val="ListParagraph"/>
+        <w:numPr>
+          <w:ilvl w:val="0"/>
+          <w:numId w:val="43"/>
+        </w:numPr>
+        <w:spacing w:after="0"/>
+        <w:rPr>
+          <w:rFonts w:ascii="Times New Roman" w:hAnsi="Times New Roman" w:cs="Times New Roman"/>
+          <w:b/>
+          <w:sz w:val="32"/>
+          <w:szCs w:val="32"/>
+        </w:rPr>
+      </w:pPr>
+      <w:r>
+        <w:rPr>
+          <w:rFonts w:ascii="Times New Roman" w:hAnsi="Times New Roman" w:cs="Times New Roman"/>
+          <w:b/>
+          <w:sz w:val="32"/>
+          <w:szCs w:val="32"/>
+        </w:rPr>
+        <w:t>Translation – Content</w:t>
+      </w:r>
+    </w:p>
+    <w:p>
+      <w:pPr>
+        <w:pStyle w:val="ListParagraph"/>
+        <w:numPr>
+          <w:ilvl w:val="0"/>
+          <w:numId w:val="47"/>
+        </w:numPr>
+        <w:spacing w:after="0"/>
+        <w:rPr>
+          <w:rFonts w:ascii="Times New Roman" w:hAnsi="Times New Roman" w:cs="Times New Roman"/>
+          <w:b/>
+          <w:sz w:val="30"/>
+          <w:szCs w:val="30"/>
+        </w:rPr>
+      </w:pPr>
+      <w:r>
+        <w:rPr>
+          <w:rFonts w:ascii="Times New Roman" w:hAnsi="Times New Roman" w:cs="Times New Roman"/>
+          <w:b/>
+          <w:sz w:val="30"/>
+          <w:szCs w:val="30"/>
+        </w:rPr>
+        <w:t xml:space="preserve">Translate Content: </w:t>
+      </w:r>
+      <w:r>
+        <w:rPr>
+          <w:rFonts w:ascii="Times New Roman" w:hAnsi="Times New Roman" w:cs="Times New Roman"/>
+          <w:sz w:val="30"/>
+          <w:szCs w:val="30"/>
+        </w:rPr>
+        <w:t>C</w:t>
+      </w:r>
+      <w:r>
+        <w:rPr>
+          <w:rFonts w:ascii="Times New Roman" w:hAnsi="Times New Roman" w:cs="Times New Roman"/>
+          <w:sz w:val="30"/>
+          <w:szCs w:val="30"/>
+        </w:rPr>
+        <w:t>ung cấp nội dung mô tả đã được dịch theo ngôn ngữ user.</w:t>
+      </w:r>
+    </w:p>
+    <w:p>
+      <w:pPr>
+        <w:pStyle w:val="ListParagraph"/>
+        <w:numPr>
+          <w:ilvl w:val="0"/>
+          <w:numId w:val="47"/>
+        </w:numPr>
+        <w:spacing w:after="0"/>
+        <w:rPr>
+          <w:rFonts w:ascii="Times New Roman" w:hAnsi="Times New Roman" w:cs="Times New Roman"/>
+          <w:b/>
+          <w:sz w:val="30"/>
+          <w:szCs w:val="30"/>
+        </w:rPr>
+      </w:pPr>
+      <w:r>
+        <w:rPr>
+          <w:rFonts w:ascii="Times New Roman" w:hAnsi="Times New Roman" w:cs="Times New Roman"/>
+          <w:b/>
+          <w:sz w:val="30"/>
+          <w:szCs w:val="30"/>
+        </w:rPr>
+        <w:t xml:space="preserve">Display POI Detail Content: </w:t>
+      </w:r>
+      <w:r>
+        <w:rPr>
+          <w:rFonts w:ascii="Times New Roman" w:hAnsi="Times New Roman" w:cs="Times New Roman"/>
+          <w:sz w:val="30"/>
+          <w:szCs w:val="30"/>
+        </w:rPr>
+        <w:t>Hiển thị</w:t>
+      </w:r>
+      <w:r>
+        <w:rPr>
+          <w:rFonts w:ascii="Times New Roman" w:hAnsi="Times New Roman" w:cs="Times New Roman"/>
+          <w:sz w:val="30"/>
+          <w:szCs w:val="30"/>
+        </w:rPr>
+        <w:t xml:space="preserve"> thông tin</w:t>
+      </w:r>
+      <w:r>
+        <w:rPr>
+          <w:rFonts w:ascii="Times New Roman" w:hAnsi="Times New Roman" w:cs="Times New Roman"/>
+          <w:sz w:val="30"/>
+          <w:szCs w:val="30"/>
+        </w:rPr>
+        <w:t xml:space="preserve"> </w:t>
+      </w:r>
+      <w:r>
+        <w:rPr>
+          <w:rFonts w:ascii="Times New Roman" w:hAnsi="Times New Roman" w:cs="Times New Roman"/>
+          <w:sz w:val="30"/>
+          <w:szCs w:val="30"/>
+        </w:rPr>
+        <w:t>(</w:t>
+      </w:r>
+      <w:r>
+        <w:rPr>
+          <w:rFonts w:ascii="Times New Roman" w:hAnsi="Times New Roman" w:cs="Times New Roman"/>
+          <w:sz w:val="30"/>
+          <w:szCs w:val="30"/>
+        </w:rPr>
+        <w:t>tên, địa chỉ, hình ảnh, nội dung mô tả</w:t>
+      </w:r>
+      <w:r>
+        <w:rPr>
+          <w:rFonts w:ascii="Times New Roman" w:hAnsi="Times New Roman" w:cs="Times New Roman"/>
+          <w:sz w:val="30"/>
+          <w:szCs w:val="30"/>
+        </w:rPr>
+        <w:t>).</w:t>
+      </w:r>
+    </w:p>
+    <w:p>
+      <w:pPr>
+        <w:pStyle w:val="ListParagraph"/>
+        <w:numPr>
+          <w:ilvl w:val="0"/>
+          <w:numId w:val="43"/>
+        </w:numPr>
+        <w:spacing w:after="0"/>
+        <w:rPr>
+          <w:rFonts w:ascii="Times New Roman" w:hAnsi="Times New Roman" w:cs="Times New Roman"/>
+          <w:b/>
+          <w:sz w:val="32"/>
+          <w:szCs w:val="32"/>
+        </w:rPr>
+      </w:pPr>
+      <w:r>
+        <w:rPr>
+          <w:rFonts w:ascii="Times New Roman" w:hAnsi="Times New Roman" w:cs="Times New Roman"/>
+          <w:b/>
+          <w:sz w:val="32"/>
+          <w:szCs w:val="32"/>
+        </w:rPr>
+        <w:t>Audio (TTS)</w:t>
+      </w:r>
+    </w:p>
+    <w:p>
+      <w:pPr>
+        <w:pStyle w:val="ListParagraph"/>
+        <w:numPr>
+          <w:ilvl w:val="0"/>
+          <w:numId w:val="47"/>
+        </w:numPr>
+        <w:spacing w:after="0"/>
+        <w:rPr>
+          <w:rFonts w:ascii="Times New Roman" w:hAnsi="Times New Roman" w:cs="Times New Roman"/>
+          <w:sz w:val="30"/>
+          <w:szCs w:val="30"/>
+        </w:rPr>
+      </w:pPr>
+      <w:r>
+        <w:rPr>
+          <w:rFonts w:ascii="Times New Roman" w:hAnsi="Times New Roman" w:cs="Times New Roman"/>
+          <w:b/>
+          <w:sz w:val="30"/>
+          <w:szCs w:val="30"/>
+        </w:rPr>
+        <w:t xml:space="preserve">Play Audio: </w:t>
+      </w:r>
+      <w:r>
+        <w:rPr>
+          <w:rFonts w:ascii="Times New Roman" w:hAnsi="Times New Roman" w:cs="Times New Roman"/>
+          <w:sz w:val="30"/>
+          <w:szCs w:val="30"/>
+        </w:rPr>
+        <w:t>Customer nhấn nút “listen” để nghe mô tả.</w:t>
+      </w:r>
+    </w:p>
+    <w:p>
+      <w:pPr>
+        <w:pStyle w:val="ListParagraph"/>
+        <w:numPr>
+          <w:ilvl w:val="0"/>
+          <w:numId w:val="47"/>
+        </w:numPr>
+        <w:spacing w:after="0"/>
+        <w:rPr>
+          <w:rFonts w:ascii="Times New Roman" w:hAnsi="Times New Roman" w:cs="Times New Roman"/>
+          <w:sz w:val="30"/>
+          <w:szCs w:val="30"/>
+        </w:rPr>
+      </w:pPr>
+      <w:r>
+        <w:rPr>
+          <w:rFonts w:ascii="Times New Roman" w:hAnsi="Times New Roman" w:cs="Times New Roman"/>
+          <w:b/>
+          <w:sz w:val="30"/>
+          <w:szCs w:val="30"/>
+        </w:rPr>
+        <w:t xml:space="preserve">Text-to-Speech: </w:t>
+      </w:r>
+      <w:r>
+        <w:rPr>
+          <w:rFonts w:ascii="Times New Roman" w:hAnsi="Times New Roman" w:cs="Times New Roman"/>
+          <w:sz w:val="30"/>
+          <w:szCs w:val="30"/>
+        </w:rPr>
+        <w:t>Hệ thống chuyển đổi text thành giọng nói theo ngôn ngữ đã chọn.</w:t>
+      </w:r>
+    </w:p>
+    <w:p>
+      <w:pPr>
+        <w:pStyle w:val="ListParagraph"/>
+        <w:numPr>
+          <w:ilvl w:val="0"/>
+          <w:numId w:val="47"/>
+        </w:numPr>
+        <w:spacing w:after="0"/>
+        <w:rPr>
+          <w:rFonts w:ascii="Times New Roman" w:hAnsi="Times New Roman" w:cs="Times New Roman"/>
+          <w:sz w:val="30"/>
+          <w:szCs w:val="30"/>
+        </w:rPr>
+      </w:pPr>
+      <w:r>
+        <w:rPr>
+          <w:rFonts w:ascii="Times New Roman" w:hAnsi="Times New Roman" w:cs="Times New Roman"/>
+          <w:b/>
+          <w:sz w:val="30"/>
+          <w:szCs w:val="30"/>
+        </w:rPr>
+        <w:t xml:space="preserve">Audio Control: </w:t>
+      </w:r>
+      <w:r>
+        <w:rPr>
+          <w:rFonts w:ascii="Times New Roman" w:hAnsi="Times New Roman" w:cs="Times New Roman"/>
+          <w:sz w:val="30"/>
+          <w:szCs w:val="30"/>
+        </w:rPr>
+        <w:t>Customer có thể dừng / phát lại audio.</w:t>
+      </w:r>
+    </w:p>
+    <w:p>
+      <w:pPr>
+        <w:pStyle w:val="ListParagraph"/>
+        <w:numPr>
+          <w:ilvl w:val="0"/>
+          <w:numId w:val="43"/>
+        </w:numPr>
+        <w:spacing w:after="0"/>
+        <w:rPr>
+          <w:rFonts w:ascii="Times New Roman" w:hAnsi="Times New Roman" w:cs="Times New Roman"/>
+          <w:b/>
+          <w:sz w:val="32"/>
+          <w:szCs w:val="32"/>
+        </w:rPr>
+      </w:pPr>
+      <w:r>
+        <w:rPr>
+          <w:rFonts w:ascii="Times New Roman" w:hAnsi="Times New Roman" w:cs="Times New Roman"/>
+          <w:b/>
+          <w:sz w:val="32"/>
+          <w:szCs w:val="32"/>
+        </w:rPr>
+        <w:t>Error Handling</w:t>
+      </w:r>
+    </w:p>
+    <w:p>
+      <w:pPr>
+        <w:pStyle w:val="ListParagraph"/>
+        <w:numPr>
+          <w:ilvl w:val="0"/>
+          <w:numId w:val="48"/>
+        </w:numPr>
+        <w:spacing w:after="0"/>
+        <w:rPr>
+          <w:rFonts w:ascii="Times New Roman" w:hAnsi="Times New Roman" w:cs="Times New Roman"/>
+          <w:b/>
+          <w:sz w:val="30"/>
+          <w:szCs w:val="30"/>
+        </w:rPr>
+      </w:pPr>
+      <w:r>
+        <w:rPr>
+          <w:rFonts w:ascii="Times New Roman" w:hAnsi="Times New Roman" w:cs="Times New Roman"/>
+          <w:b/>
+          <w:sz w:val="30"/>
+          <w:szCs w:val="30"/>
+        </w:rPr>
+        <w:t>Handle No Location Permission:</w:t>
+      </w:r>
+      <w:r>
+        <w:rPr>
+          <w:rFonts w:ascii="Times New Roman" w:hAnsi="Times New Roman" w:cs="Times New Roman"/>
+          <w:sz w:val="30"/>
+          <w:szCs w:val="30"/>
+        </w:rPr>
+        <w:t xml:space="preserve"> Customer từ chố</w:t>
+      </w:r>
+      <w:r>
+        <w:rPr>
+          <w:rFonts w:ascii="Times New Roman" w:hAnsi="Times New Roman" w:cs="Times New Roman"/>
+          <w:sz w:val="30"/>
+          <w:szCs w:val="30"/>
+        </w:rPr>
+        <w:t xml:space="preserve">i GPS, </w:t>
+      </w:r>
+      <w:r>
+        <w:rPr>
+          <w:rFonts w:ascii="Times New Roman" w:hAnsi="Times New Roman" w:cs="Times New Roman"/>
+          <w:sz w:val="30"/>
+          <w:szCs w:val="30"/>
+        </w:rPr>
+        <w:t>hiển thị thông báo.</w:t>
+      </w:r>
+    </w:p>
+    <w:p>
+      <w:pPr>
+        <w:pStyle w:val="ListParagraph"/>
+        <w:numPr>
+          <w:ilvl w:val="0"/>
+          <w:numId w:val="48"/>
+        </w:numPr>
+        <w:spacing w:after="0"/>
+        <w:rPr>
+          <w:rFonts w:ascii="Times New Roman" w:hAnsi="Times New Roman" w:cs="Times New Roman"/>
+          <w:b/>
+          <w:sz w:val="30"/>
+          <w:szCs w:val="30"/>
+        </w:rPr>
+      </w:pPr>
+      <w:r>
+        <w:rPr>
+          <w:rFonts w:ascii="Times New Roman" w:hAnsi="Times New Roman" w:cs="Times New Roman"/>
+          <w:b/>
+          <w:sz w:val="30"/>
+          <w:szCs w:val="30"/>
+        </w:rPr>
+        <w:t xml:space="preserve">Handle No POI Found: </w:t>
+      </w:r>
+      <w:r>
+        <w:rPr>
+          <w:rFonts w:ascii="Times New Roman" w:hAnsi="Times New Roman" w:cs="Times New Roman"/>
+          <w:sz w:val="30"/>
+          <w:szCs w:val="30"/>
+        </w:rPr>
+        <w:t>không có quán gầ</w:t>
+      </w:r>
+      <w:r>
+        <w:rPr>
+          <w:rFonts w:ascii="Times New Roman" w:hAnsi="Times New Roman" w:cs="Times New Roman"/>
+          <w:sz w:val="30"/>
+          <w:szCs w:val="30"/>
+        </w:rPr>
+        <w:t>n,</w:t>
+      </w:r>
+      <w:r>
+        <w:rPr>
+          <w:rFonts w:ascii="Times New Roman" w:hAnsi="Times New Roman" w:cs="Times New Roman"/>
+          <w:sz w:val="30"/>
+          <w:szCs w:val="30"/>
+        </w:rPr>
+        <w:t xml:space="preserve"> hiển thị thông báo.</w:t>
+      </w:r>
+    </w:p>
+    <w:p>
+      <w:pPr>
+        <w:pStyle w:val="ListParagraph"/>
+        <w:numPr>
+          <w:ilvl w:val="0"/>
+          <w:numId w:val="48"/>
+        </w:numPr>
+        <w:spacing w:after="0"/>
+        <w:rPr>
+          <w:rFonts w:ascii="Times New Roman" w:hAnsi="Times New Roman" w:cs="Times New Roman"/>
+          <w:b/>
+          <w:sz w:val="30"/>
+          <w:szCs w:val="30"/>
+        </w:rPr>
+      </w:pPr>
+      <w:r>
+        <w:rPr>
+          <w:rFonts w:ascii="Times New Roman" w:hAnsi="Times New Roman" w:cs="Times New Roman"/>
+          <w:b/>
+          <w:sz w:val="30"/>
+          <w:szCs w:val="30"/>
+        </w:rPr>
+        <w:t xml:space="preserve">Handle Network Error: </w:t>
+      </w:r>
+      <w:r>
+        <w:rPr>
+          <w:rFonts w:ascii="Times New Roman" w:hAnsi="Times New Roman" w:cs="Times New Roman"/>
+          <w:sz w:val="30"/>
+          <w:szCs w:val="30"/>
+        </w:rPr>
+        <w:t>Nếu lỗi mạ</w:t>
+      </w:r>
+      <w:r>
+        <w:rPr>
+          <w:rFonts w:ascii="Times New Roman" w:hAnsi="Times New Roman" w:cs="Times New Roman"/>
+          <w:sz w:val="30"/>
+          <w:szCs w:val="30"/>
+        </w:rPr>
+        <w:t>ng,</w:t>
+      </w:r>
+      <w:r>
+        <w:rPr>
+          <w:rFonts w:ascii="Times New Roman" w:hAnsi="Times New Roman" w:cs="Times New Roman"/>
+          <w:sz w:val="30"/>
+          <w:szCs w:val="30"/>
+        </w:rPr>
+        <w:t xml:space="preserve"> hệ thống chạy offline</w:t>
+      </w:r>
+      <w:r>
+        <w:rPr>
+          <w:rFonts w:ascii="Times New Roman" w:hAnsi="Times New Roman" w:cs="Times New Roman"/>
+          <w:sz w:val="30"/>
+          <w:szCs w:val="30"/>
+        </w:rPr>
+        <w:t>.</w:t>
+      </w:r>
+    </w:p>
+    <w:p>
+      <w:pPr>
+        <w:pStyle w:val="ListParagraph"/>
+        <w:numPr>
+          <w:ilvl w:val="0"/>
+          <w:numId w:val="22"/>
+        </w:numPr>
+        <w:spacing w:after="0"/>
+        <w:rPr>
+          <w:rFonts w:ascii="Times New Roman" w:hAnsi="Times New Roman" w:cs="Times New Roman"/>
+          <w:b/>
+          <w:sz w:val="32"/>
+          <w:szCs w:val="32"/>
+        </w:rPr>
+      </w:pPr>
+      <w:r>
+        <w:rPr>
+          <w:rFonts w:ascii="Times New Roman" w:hAnsi="Times New Roman" w:cs="Times New Roman"/>
+          <w:b/>
+          <w:sz w:val="32"/>
+          <w:szCs w:val="32"/>
+        </w:rPr>
+        <w:t>Website – Client</w:t>
+      </w:r>
+    </w:p>
+    <w:p>
+      <w:pPr>
+        <w:pStyle w:val="ListParagraph"/>
+        <w:numPr>
+          <w:ilvl w:val="0"/>
+          <w:numId w:val="22"/>
+        </w:numPr>
+        <w:spacing w:after="0"/>
+        <w:rPr>
+          <w:rFonts w:ascii="Times New Roman" w:hAnsi="Times New Roman" w:cs="Times New Roman"/>
+          <w:b/>
+          <w:sz w:val="32"/>
+          <w:szCs w:val="32"/>
+        </w:rPr>
+      </w:pPr>
+      <w:r>
+        <w:rPr>
+          <w:rFonts w:ascii="Times New Roman" w:hAnsi="Times New Roman" w:cs="Times New Roman"/>
+          <w:b/>
+          <w:sz w:val="32"/>
+          <w:szCs w:val="32"/>
+        </w:rPr>
+        <w:t>Website – Admin</w:t>
       </w:r>
     </w:p>
     <w:p>
@@ -1191,7 +2952,7 @@
           <w:sz w:val="36"/>
           <w:szCs w:val="32"/>
         </w:rPr>
-        <w:t>Luồng hoạt độ</w:t>
+        <w:t>Giao diện và trải nghiệm</w:t>
       </w:r>
       <w:r>
         <w:rPr>
@@ -1200,17 +2961,96 @@
           <w:sz w:val="36"/>
           <w:szCs w:val="32"/>
         </w:rPr>
-        <w:t xml:space="preserve">ng </w:t>
-      </w:r>
-      <w:r>
+        <w:t>:</w:t>
+      </w:r>
+    </w:p>
+    <w:p>
+      <w:pPr>
+        <w:pStyle w:val="ListParagraph"/>
+        <w:numPr>
+          <w:ilvl w:val="0"/>
+          <w:numId w:val="24"/>
+        </w:numPr>
+        <w:spacing w:after="0"/>
+        <w:rPr>
+          <w:rFonts w:ascii="Times New Roman" w:hAnsi="Times New Roman" w:cs="Times New Roman"/>
+          <w:b/>
+          <w:sz w:val="32"/>
+          <w:szCs w:val="32"/>
+        </w:rPr>
+      </w:pPr>
+      <w:r>
+        <w:rPr>
+          <w:rFonts w:ascii="Times New Roman" w:hAnsi="Times New Roman" w:cs="Times New Roman"/>
+          <w:b/>
+          <w:sz w:val="32"/>
+          <w:szCs w:val="32"/>
+        </w:rPr>
+        <w:t>Mobile app</w:t>
+      </w:r>
+    </w:p>
+    <w:p>
+      <w:pPr>
+        <w:pStyle w:val="ListParagraph"/>
+        <w:numPr>
+          <w:ilvl w:val="0"/>
+          <w:numId w:val="24"/>
+        </w:numPr>
+        <w:spacing w:after="0"/>
+        <w:rPr>
+          <w:rFonts w:ascii="Times New Roman" w:hAnsi="Times New Roman" w:cs="Times New Roman"/>
+          <w:b/>
+          <w:sz w:val="32"/>
+          <w:szCs w:val="32"/>
+        </w:rPr>
+      </w:pPr>
+      <w:r>
+        <w:rPr>
+          <w:rFonts w:ascii="Times New Roman" w:hAnsi="Times New Roman" w:cs="Times New Roman"/>
+          <w:b/>
+          <w:sz w:val="32"/>
+          <w:szCs w:val="32"/>
+        </w:rPr>
+        <w:t>Website – A</w:t>
+      </w:r>
+      <w:r>
+        <w:rPr>
+          <w:rFonts w:ascii="Times New Roman" w:hAnsi="Times New Roman" w:cs="Times New Roman"/>
+          <w:b/>
+          <w:sz w:val="32"/>
+          <w:szCs w:val="32"/>
+        </w:rPr>
+        <w:t>dmin</w:t>
+      </w:r>
+    </w:p>
+    <w:p>
+      <w:pPr>
+        <w:pStyle w:val="ListParagraph"/>
+        <w:spacing w:after="0"/>
+        <w:ind w:left="1080"/>
+        <w:rPr>
+          <w:rFonts w:ascii="Times New Roman" w:hAnsi="Times New Roman" w:cs="Times New Roman"/>
+          <w:b/>
+          <w:sz w:val="32"/>
+          <w:szCs w:val="32"/>
+        </w:rPr>
+      </w:pPr>
+    </w:p>
+    <w:p>
+      <w:pPr>
+        <w:pStyle w:val="ListParagraph"/>
+        <w:numPr>
+          <w:ilvl w:val="0"/>
+          <w:numId w:val="10"/>
+        </w:numPr>
+        <w:spacing w:after="0"/>
         <w:rPr>
           <w:rFonts w:ascii="Times New Roman" w:hAnsi="Times New Roman" w:cs="Times New Roman"/>
           <w:b/>
           <w:sz w:val="36"/>
           <w:szCs w:val="32"/>
         </w:rPr>
-        <w:t>(F</w:t>
-      </w:r>
+      </w:pPr>
       <w:r>
         <w:rPr>
           <w:rFonts w:ascii="Times New Roman" w:hAnsi="Times New Roman" w:cs="Times New Roman"/>
@@ -1218,17 +3058,112 @@
           <w:sz w:val="36"/>
           <w:szCs w:val="32"/>
         </w:rPr>
-        <w:t>low</w:t>
-      </w:r>
-      <w:r>
+        <w:t>Yêu cầu hệ thống và kỹ thuật (System requirements):</w:t>
+      </w:r>
+    </w:p>
+    <w:p>
+      <w:pPr>
+        <w:pStyle w:val="ListParagraph"/>
+        <w:numPr>
+          <w:ilvl w:val="0"/>
+          <w:numId w:val="25"/>
+        </w:numPr>
+        <w:spacing w:after="0"/>
+        <w:rPr>
+          <w:rFonts w:ascii="Times New Roman" w:hAnsi="Times New Roman" w:cs="Times New Roman"/>
+          <w:b/>
+          <w:sz w:val="32"/>
+          <w:szCs w:val="32"/>
+        </w:rPr>
+      </w:pPr>
+      <w:r>
+        <w:rPr>
+          <w:rFonts w:ascii="Times New Roman" w:hAnsi="Times New Roman" w:cs="Times New Roman"/>
+          <w:b/>
+          <w:sz w:val="32"/>
+          <w:szCs w:val="32"/>
+        </w:rPr>
+        <w:t>Backend</w:t>
+      </w:r>
+    </w:p>
+    <w:p>
+      <w:pPr>
+        <w:pStyle w:val="ListParagraph"/>
+        <w:numPr>
+          <w:ilvl w:val="0"/>
+          <w:numId w:val="25"/>
+        </w:numPr>
+        <w:spacing w:after="0"/>
+        <w:rPr>
+          <w:rFonts w:ascii="Times New Roman" w:hAnsi="Times New Roman" w:cs="Times New Roman"/>
+          <w:b/>
+          <w:sz w:val="32"/>
+          <w:szCs w:val="32"/>
+        </w:rPr>
+      </w:pPr>
+      <w:r>
+        <w:rPr>
+          <w:rFonts w:ascii="Times New Roman" w:hAnsi="Times New Roman" w:cs="Times New Roman"/>
+          <w:b/>
+          <w:sz w:val="32"/>
+          <w:szCs w:val="32"/>
+        </w:rPr>
+        <w:t>Frontend</w:t>
+      </w:r>
+    </w:p>
+    <w:p>
+      <w:pPr>
+        <w:pStyle w:val="ListParagraph"/>
+        <w:numPr>
+          <w:ilvl w:val="0"/>
+          <w:numId w:val="25"/>
+        </w:numPr>
+        <w:spacing w:after="0"/>
+        <w:rPr>
+          <w:rFonts w:ascii="Times New Roman" w:hAnsi="Times New Roman" w:cs="Times New Roman"/>
+          <w:b/>
+          <w:sz w:val="32"/>
+          <w:szCs w:val="32"/>
+        </w:rPr>
+      </w:pPr>
+      <w:r>
+        <w:rPr>
+          <w:rFonts w:ascii="Times New Roman" w:hAnsi="Times New Roman" w:cs="Times New Roman"/>
+          <w:b/>
+          <w:sz w:val="32"/>
+          <w:szCs w:val="32"/>
+        </w:rPr>
+        <w:t>Database</w:t>
+      </w:r>
+    </w:p>
+    <w:p>
+      <w:pPr>
+        <w:pStyle w:val="ListParagraph"/>
+        <w:spacing w:after="0"/>
+        <w:ind w:left="1080"/>
+        <w:rPr>
+          <w:rFonts w:ascii="Times New Roman" w:hAnsi="Times New Roman" w:cs="Times New Roman"/>
+          <w:b/>
+          <w:sz w:val="32"/>
+          <w:szCs w:val="32"/>
+        </w:rPr>
+      </w:pPr>
+    </w:p>
+    <w:p>
+      <w:pPr>
+        <w:pStyle w:val="ListParagraph"/>
+        <w:numPr>
+          <w:ilvl w:val="0"/>
+          <w:numId w:val="10"/>
+        </w:numPr>
+        <w:spacing w:after="0"/>
         <w:rPr>
           <w:rFonts w:ascii="Times New Roman" w:hAnsi="Times New Roman" w:cs="Times New Roman"/>
           <w:b/>
           <w:sz w:val="36"/>
           <w:szCs w:val="32"/>
         </w:rPr>
-        <w:t>)</w:t>
-      </w:r>
+      </w:pPr>
       <w:r>
         <w:rPr>
           <w:rFonts w:ascii="Times New Roman" w:hAnsi="Times New Roman" w:cs="Times New Roman"/>
@@ -1236,2157 +3171,93 @@
           <w:sz w:val="36"/>
           <w:szCs w:val="32"/>
         </w:rPr>
-        <w:t>:</w:t>
-      </w:r>
-    </w:p>
-    <w:p>
-      <w:pPr>
-        <w:pStyle w:val="ListParagraph"/>
-        <w:numPr>
-          <w:ilvl w:val="0"/>
-          <w:numId w:val="38"/>
-        </w:numPr>
-        <w:spacing w:after="0"/>
+        <w:t>Yêu cầu phi chức năng</w:t>
+      </w:r>
+      <w:r>
         <w:rPr>
           <w:rFonts w:ascii="Times New Roman" w:hAnsi="Times New Roman" w:cs="Times New Roman"/>
           <w:b/>
           <w:sz w:val="36"/>
           <w:szCs w:val="32"/>
         </w:rPr>
-      </w:pPr>
-      <w:r>
+        <w:t>:</w:t>
+      </w:r>
+    </w:p>
+    <w:p>
+      <w:pPr>
+        <w:pStyle w:val="ListParagraph"/>
+        <w:numPr>
+          <w:ilvl w:val="0"/>
+          <w:numId w:val="26"/>
+        </w:numPr>
+        <w:spacing w:after="0"/>
         <w:rPr>
           <w:rFonts w:ascii="Times New Roman" w:hAnsi="Times New Roman" w:cs="Times New Roman"/>
           <w:b/>
           <w:sz w:val="32"/>
           <w:szCs w:val="32"/>
         </w:rPr>
-        <w:t>Customer flow</w:t>
-      </w:r>
-    </w:p>
-    <w:p>
-      <w:pPr>
-        <w:pStyle w:val="ListParagraph"/>
-        <w:numPr>
-          <w:ilvl w:val="0"/>
-          <w:numId w:val="39"/>
-        </w:numPr>
-        <w:spacing w:after="0"/>
-        <w:rPr>
-          <w:rFonts w:ascii="Times New Roman" w:hAnsi="Times New Roman" w:cs="Times New Roman"/>
-          <w:sz w:val="30"/>
-          <w:szCs w:val="30"/>
-        </w:rPr>
-      </w:pPr>
-      <w:r>
-        <w:rPr>
-          <w:rFonts w:ascii="Times New Roman" w:hAnsi="Times New Roman" w:cs="Times New Roman"/>
-          <w:sz w:val="30"/>
-          <w:szCs w:val="30"/>
-        </w:rPr>
-        <w:t>Customer mở ứng dụng.</w:t>
-      </w:r>
-    </w:p>
-    <w:p>
-      <w:pPr>
-        <w:pStyle w:val="ListParagraph"/>
-        <w:numPr>
-          <w:ilvl w:val="0"/>
-          <w:numId w:val="39"/>
-        </w:numPr>
-        <w:spacing w:after="0"/>
-        <w:rPr>
-          <w:rFonts w:ascii="Times New Roman" w:hAnsi="Times New Roman" w:cs="Times New Roman"/>
-          <w:sz w:val="30"/>
-          <w:szCs w:val="30"/>
-        </w:rPr>
-      </w:pPr>
-      <w:r>
-        <w:rPr>
-          <w:rFonts w:ascii="Times New Roman" w:hAnsi="Times New Roman" w:cs="Times New Roman"/>
-          <w:sz w:val="30"/>
-          <w:szCs w:val="30"/>
-        </w:rPr>
-        <w:t>Hệ thống yêu cầu cấp quyền truy cập vị trí.</w:t>
-      </w:r>
-    </w:p>
-    <w:p>
-      <w:pPr>
-        <w:pStyle w:val="ListParagraph"/>
-        <w:numPr>
-          <w:ilvl w:val="0"/>
-          <w:numId w:val="39"/>
-        </w:numPr>
-        <w:spacing w:after="0"/>
-        <w:rPr>
-          <w:rFonts w:ascii="Times New Roman" w:hAnsi="Times New Roman" w:cs="Times New Roman"/>
-          <w:sz w:val="30"/>
-          <w:szCs w:val="30"/>
-        </w:rPr>
-      </w:pPr>
-      <w:r>
-        <w:rPr>
-          <w:rFonts w:ascii="Times New Roman" w:hAnsi="Times New Roman" w:cs="Times New Roman"/>
-          <w:sz w:val="30"/>
-          <w:szCs w:val="30"/>
-        </w:rPr>
-        <w:t>Customer cấp quyền.</w:t>
-      </w:r>
-    </w:p>
-    <w:p>
-      <w:pPr>
-        <w:pStyle w:val="ListParagraph"/>
-        <w:numPr>
-          <w:ilvl w:val="0"/>
-          <w:numId w:val="39"/>
-        </w:numPr>
-        <w:spacing w:after="0"/>
-        <w:rPr>
-          <w:rFonts w:ascii="Times New Roman" w:hAnsi="Times New Roman" w:cs="Times New Roman"/>
-          <w:sz w:val="30"/>
-          <w:szCs w:val="30"/>
-        </w:rPr>
-      </w:pPr>
-      <w:r>
-        <w:rPr>
-          <w:rFonts w:ascii="Times New Roman" w:hAnsi="Times New Roman" w:cs="Times New Roman"/>
-          <w:sz w:val="30"/>
-          <w:szCs w:val="30"/>
-        </w:rPr>
-        <w:t>Hệ thống lấy vị trí customer.</w:t>
-      </w:r>
-    </w:p>
-    <w:p>
-      <w:pPr>
-        <w:pStyle w:val="ListParagraph"/>
-        <w:numPr>
-          <w:ilvl w:val="0"/>
-          <w:numId w:val="39"/>
-        </w:numPr>
-        <w:spacing w:after="0"/>
-        <w:rPr>
-          <w:rFonts w:ascii="Times New Roman" w:hAnsi="Times New Roman" w:cs="Times New Roman"/>
-          <w:sz w:val="30"/>
-          <w:szCs w:val="30"/>
-        </w:rPr>
-      </w:pPr>
-      <w:r>
-        <w:rPr>
-          <w:rFonts w:ascii="Times New Roman" w:hAnsi="Times New Roman" w:cs="Times New Roman"/>
-          <w:sz w:val="30"/>
-          <w:szCs w:val="30"/>
-        </w:rPr>
-        <w:t>Hệ thống hiển thị danh sách ngôn ngữ.</w:t>
-      </w:r>
-    </w:p>
-    <w:p>
-      <w:pPr>
-        <w:pStyle w:val="ListParagraph"/>
-        <w:numPr>
-          <w:ilvl w:val="0"/>
-          <w:numId w:val="39"/>
-        </w:numPr>
-        <w:spacing w:after="0"/>
-        <w:rPr>
-          <w:rFonts w:ascii="Times New Roman" w:hAnsi="Times New Roman" w:cs="Times New Roman"/>
-          <w:sz w:val="30"/>
-          <w:szCs w:val="30"/>
-        </w:rPr>
-      </w:pPr>
-      <w:r>
-        <w:rPr>
-          <w:rFonts w:ascii="Times New Roman" w:hAnsi="Times New Roman" w:cs="Times New Roman"/>
-          <w:sz w:val="30"/>
-          <w:szCs w:val="30"/>
-        </w:rPr>
-        <w:t>Customer chọn ngôn ngữ cá nhân.</w:t>
-      </w:r>
-    </w:p>
-    <w:p>
-      <w:pPr>
-        <w:pStyle w:val="ListParagraph"/>
-        <w:numPr>
-          <w:ilvl w:val="0"/>
-          <w:numId w:val="39"/>
-        </w:numPr>
-        <w:spacing w:after="0"/>
-        <w:rPr>
-          <w:rFonts w:ascii="Times New Roman" w:hAnsi="Times New Roman" w:cs="Times New Roman"/>
-          <w:sz w:val="30"/>
-          <w:szCs w:val="30"/>
-        </w:rPr>
-      </w:pPr>
-      <w:r>
-        <w:rPr>
-          <w:rFonts w:ascii="Times New Roman" w:hAnsi="Times New Roman" w:cs="Times New Roman"/>
-          <w:sz w:val="30"/>
-          <w:szCs w:val="30"/>
-        </w:rPr>
-        <w:t>Hệ thống hiển thị map với vị trí hiện tại.</w:t>
-      </w:r>
-    </w:p>
-    <w:p>
-      <w:pPr>
-        <w:pStyle w:val="ListParagraph"/>
-        <w:numPr>
-          <w:ilvl w:val="0"/>
-          <w:numId w:val="39"/>
-        </w:numPr>
-        <w:spacing w:after="0"/>
-        <w:rPr>
-          <w:rFonts w:ascii="Times New Roman" w:hAnsi="Times New Roman" w:cs="Times New Roman"/>
-          <w:sz w:val="30"/>
-          <w:szCs w:val="30"/>
-        </w:rPr>
-      </w:pPr>
-      <w:r>
-        <w:rPr>
-          <w:rFonts w:ascii="Times New Roman" w:hAnsi="Times New Roman" w:cs="Times New Roman"/>
-          <w:sz w:val="30"/>
-          <w:szCs w:val="30"/>
-        </w:rPr>
-        <w:t>Hệ thống dựa vào GPS để tải các danh sách POIs</w:t>
-      </w:r>
-      <w:r>
-        <w:rPr>
-          <w:rFonts w:ascii="Times New Roman" w:hAnsi="Times New Roman" w:cs="Times New Roman"/>
-          <w:sz w:val="30"/>
-          <w:szCs w:val="30"/>
-        </w:rPr>
-        <w:t>.</w:t>
-      </w:r>
-    </w:p>
-    <w:p>
-      <w:pPr>
-        <w:pStyle w:val="ListParagraph"/>
-        <w:numPr>
-          <w:ilvl w:val="0"/>
-          <w:numId w:val="39"/>
-        </w:numPr>
-        <w:spacing w:after="0"/>
-        <w:rPr>
-          <w:rFonts w:ascii="Times New Roman" w:hAnsi="Times New Roman" w:cs="Times New Roman"/>
-          <w:sz w:val="30"/>
-          <w:szCs w:val="30"/>
-        </w:rPr>
-      </w:pPr>
-      <w:r>
-        <w:rPr>
-          <w:rFonts w:ascii="Times New Roman" w:hAnsi="Times New Roman" w:cs="Times New Roman"/>
-          <w:sz w:val="30"/>
-          <w:szCs w:val="30"/>
-        </w:rPr>
-        <w:t>Customer chọn mục danh sách hàng quán</w:t>
-      </w:r>
-    </w:p>
-    <w:p>
-      <w:pPr>
-        <w:pStyle w:val="ListParagraph"/>
-        <w:numPr>
-          <w:ilvl w:val="0"/>
-          <w:numId w:val="39"/>
-        </w:numPr>
-        <w:spacing w:after="0"/>
-        <w:rPr>
-          <w:rFonts w:ascii="Times New Roman" w:hAnsi="Times New Roman" w:cs="Times New Roman"/>
-          <w:sz w:val="30"/>
-          <w:szCs w:val="30"/>
-        </w:rPr>
-      </w:pPr>
-      <w:r>
-        <w:rPr>
-          <w:rFonts w:ascii="Times New Roman" w:hAnsi="Times New Roman" w:cs="Times New Roman"/>
-          <w:sz w:val="30"/>
-          <w:szCs w:val="30"/>
-        </w:rPr>
-        <w:t>Hệ thống hiển thị thông tin danh sách các hàng quán</w:t>
-      </w:r>
-    </w:p>
-    <w:p>
-      <w:pPr>
-        <w:pStyle w:val="ListParagraph"/>
-        <w:numPr>
-          <w:ilvl w:val="0"/>
-          <w:numId w:val="39"/>
-        </w:numPr>
-        <w:spacing w:after="0"/>
-        <w:rPr>
-          <w:rFonts w:ascii="Times New Roman" w:hAnsi="Times New Roman" w:cs="Times New Roman"/>
-          <w:sz w:val="30"/>
-          <w:szCs w:val="30"/>
-        </w:rPr>
-      </w:pPr>
-      <w:r>
-        <w:rPr>
-          <w:rFonts w:ascii="Times New Roman" w:hAnsi="Times New Roman" w:cs="Times New Roman"/>
-          <w:sz w:val="30"/>
-          <w:szCs w:val="30"/>
-        </w:rPr>
-        <w:lastRenderedPageBreak/>
-        <w:t>Customer nhấn vào một hàng quán</w:t>
-      </w:r>
-    </w:p>
-    <w:p>
-      <w:pPr>
-        <w:pStyle w:val="ListParagraph"/>
-        <w:numPr>
-          <w:ilvl w:val="0"/>
-          <w:numId w:val="39"/>
-        </w:numPr>
-        <w:spacing w:after="0"/>
-        <w:rPr>
-          <w:rFonts w:ascii="Times New Roman" w:hAnsi="Times New Roman" w:cs="Times New Roman"/>
-          <w:sz w:val="30"/>
-          <w:szCs w:val="30"/>
-        </w:rPr>
-      </w:pPr>
-      <w:r>
-        <w:rPr>
-          <w:rFonts w:ascii="Times New Roman" w:hAnsi="Times New Roman" w:cs="Times New Roman"/>
-          <w:sz w:val="30"/>
-          <w:szCs w:val="30"/>
-        </w:rPr>
-        <w:t>Hệ thống hiển thị thông tin, hình ảnh, text đã được dịch sang ngôn ngữ customer.</w:t>
-      </w:r>
-    </w:p>
-    <w:p>
-      <w:pPr>
-        <w:pStyle w:val="ListParagraph"/>
-        <w:numPr>
-          <w:ilvl w:val="0"/>
-          <w:numId w:val="39"/>
-        </w:numPr>
-        <w:spacing w:after="0"/>
-        <w:rPr>
-          <w:rFonts w:ascii="Times New Roman" w:hAnsi="Times New Roman" w:cs="Times New Roman"/>
-          <w:sz w:val="30"/>
-          <w:szCs w:val="30"/>
-        </w:rPr>
-      </w:pPr>
-      <w:r>
-        <w:rPr>
-          <w:rFonts w:ascii="Times New Roman" w:hAnsi="Times New Roman" w:cs="Times New Roman"/>
-          <w:sz w:val="30"/>
-          <w:szCs w:val="30"/>
-        </w:rPr>
-        <w:t>Customer chọn “listen”.</w:t>
-      </w:r>
-    </w:p>
-    <w:p>
-      <w:pPr>
-        <w:pStyle w:val="ListParagraph"/>
-        <w:numPr>
-          <w:ilvl w:val="0"/>
-          <w:numId w:val="39"/>
-        </w:numPr>
-        <w:spacing w:after="0"/>
-        <w:rPr>
-          <w:rFonts w:ascii="Times New Roman" w:hAnsi="Times New Roman" w:cs="Times New Roman"/>
-          <w:sz w:val="30"/>
-          <w:szCs w:val="30"/>
-        </w:rPr>
-      </w:pPr>
-      <w:r>
-        <w:rPr>
-          <w:rFonts w:ascii="Times New Roman" w:hAnsi="Times New Roman" w:cs="Times New Roman"/>
-          <w:sz w:val="30"/>
-          <w:szCs w:val="30"/>
-        </w:rPr>
-        <w:t>Hệ thống phát audio thuyết minh theo đoạn text.</w:t>
-      </w:r>
-    </w:p>
-    <w:p>
-      <w:pPr>
-        <w:pStyle w:val="ListParagraph"/>
-        <w:numPr>
-          <w:ilvl w:val="0"/>
-          <w:numId w:val="37"/>
-        </w:numPr>
-        <w:spacing w:after="0"/>
+      </w:pPr>
+      <w:r>
         <w:rPr>
           <w:rFonts w:ascii="Times New Roman" w:hAnsi="Times New Roman" w:cs="Times New Roman"/>
           <w:b/>
           <w:sz w:val="32"/>
           <w:szCs w:val="32"/>
         </w:rPr>
-      </w:pPr>
-      <w:r>
+        <w:t>Hiệu suất</w:t>
+      </w:r>
+    </w:p>
+    <w:p>
+      <w:pPr>
+        <w:pStyle w:val="ListParagraph"/>
+        <w:numPr>
+          <w:ilvl w:val="0"/>
+          <w:numId w:val="26"/>
+        </w:numPr>
+        <w:spacing w:after="0"/>
         <w:rPr>
           <w:rFonts w:ascii="Times New Roman" w:hAnsi="Times New Roman" w:cs="Times New Roman"/>
           <w:b/>
           <w:sz w:val="32"/>
           <w:szCs w:val="32"/>
         </w:rPr>
-        <w:t>Seller flow</w:t>
-      </w:r>
-    </w:p>
-    <w:p>
-      <w:pPr>
-        <w:pStyle w:val="ListParagraph"/>
-        <w:numPr>
-          <w:ilvl w:val="0"/>
-          <w:numId w:val="37"/>
-        </w:numPr>
-        <w:spacing w:after="0"/>
+      </w:pPr>
+      <w:r>
         <w:rPr>
           <w:rFonts w:ascii="Times New Roman" w:hAnsi="Times New Roman" w:cs="Times New Roman"/>
           <w:b/>
           <w:sz w:val="32"/>
           <w:szCs w:val="32"/>
         </w:rPr>
-      </w:pPr>
-      <w:r>
+        <w:t>Bảo trì và mở rộng</w:t>
+      </w:r>
+    </w:p>
+    <w:p>
+      <w:pPr>
+        <w:pStyle w:val="ListParagraph"/>
+        <w:numPr>
+          <w:ilvl w:val="0"/>
+          <w:numId w:val="26"/>
+        </w:numPr>
+        <w:spacing w:after="0"/>
         <w:rPr>
           <w:rFonts w:ascii="Times New Roman" w:hAnsi="Times New Roman" w:cs="Times New Roman"/>
           <w:b/>
           <w:sz w:val="32"/>
           <w:szCs w:val="32"/>
         </w:rPr>
-        <w:t>Admin flow</w:t>
-      </w:r>
-    </w:p>
-    <w:p>
-      <w:pPr>
-        <w:pStyle w:val="ListParagraph"/>
-        <w:spacing w:after="0"/>
-        <w:ind w:left="1080"/>
+      </w:pPr>
+      <w:r>
         <w:rPr>
           <w:rFonts w:ascii="Times New Roman" w:hAnsi="Times New Roman" w:cs="Times New Roman"/>
           <w:b/>
           <w:sz w:val="32"/>
           <w:szCs w:val="32"/>
         </w:rPr>
-      </w:pPr>
-    </w:p>
-    <w:p>
-      <w:pPr>
-        <w:pStyle w:val="ListParagraph"/>
-        <w:numPr>
-          <w:ilvl w:val="0"/>
-          <w:numId w:val="10"/>
-        </w:numPr>
-        <w:spacing w:after="0"/>
-        <w:rPr>
-          <w:rFonts w:ascii="Times New Roman" w:hAnsi="Times New Roman" w:cs="Times New Roman"/>
-          <w:b/>
-          <w:sz w:val="36"/>
-          <w:szCs w:val="36"/>
-        </w:rPr>
-      </w:pPr>
-      <w:r>
-        <w:rPr>
-          <w:rFonts w:ascii="Times New Roman" w:hAnsi="Times New Roman" w:cs="Times New Roman"/>
-          <w:b/>
-          <w:sz w:val="36"/>
-          <w:szCs w:val="36"/>
-        </w:rPr>
-        <w:t>Danh sách tính năng (Functional</w:t>
-      </w:r>
-      <w:r>
-        <w:rPr>
-          <w:rFonts w:ascii="Times New Roman" w:hAnsi="Times New Roman" w:cs="Times New Roman"/>
-          <w:b/>
-          <w:sz w:val="36"/>
-          <w:szCs w:val="36"/>
-        </w:rPr>
-        <w:t xml:space="preserve"> requirements):</w:t>
-      </w:r>
-    </w:p>
-    <w:p>
-      <w:pPr>
-        <w:pStyle w:val="ListParagraph"/>
-        <w:numPr>
-          <w:ilvl w:val="0"/>
-          <w:numId w:val="22"/>
-        </w:numPr>
-        <w:spacing w:after="0"/>
-        <w:rPr>
-          <w:rFonts w:ascii="Times New Roman" w:hAnsi="Times New Roman" w:cs="Times New Roman"/>
-          <w:b/>
-          <w:sz w:val="32"/>
-          <w:szCs w:val="32"/>
-        </w:rPr>
-      </w:pPr>
-      <w:r>
-        <w:rPr>
-          <w:rFonts w:ascii="Times New Roman" w:hAnsi="Times New Roman" w:cs="Times New Roman"/>
-          <w:b/>
-          <w:sz w:val="32"/>
-          <w:szCs w:val="32"/>
-        </w:rPr>
-        <w:t>Mobile App</w:t>
-      </w:r>
-    </w:p>
-    <w:p>
-      <w:pPr>
-        <w:pStyle w:val="ListParagraph"/>
-        <w:numPr>
-          <w:ilvl w:val="0"/>
-          <w:numId w:val="43"/>
-        </w:numPr>
-        <w:spacing w:after="0"/>
-        <w:rPr>
-          <w:rFonts w:ascii="Times New Roman" w:hAnsi="Times New Roman" w:cs="Times New Roman"/>
-          <w:b/>
-          <w:sz w:val="32"/>
-          <w:szCs w:val="32"/>
-        </w:rPr>
-      </w:pPr>
-      <w:r>
-        <w:rPr>
-          <w:rFonts w:ascii="Times New Roman" w:hAnsi="Times New Roman" w:cs="Times New Roman"/>
-          <w:b/>
-          <w:sz w:val="32"/>
-          <w:szCs w:val="32"/>
-        </w:rPr>
-        <w:t>Location – permission</w:t>
-      </w:r>
-    </w:p>
-    <w:p>
-      <w:pPr>
-        <w:pStyle w:val="ListParagraph"/>
-        <w:numPr>
-          <w:ilvl w:val="0"/>
-          <w:numId w:val="41"/>
-        </w:numPr>
-        <w:spacing w:after="0"/>
-        <w:rPr>
-          <w:rFonts w:ascii="Times New Roman" w:hAnsi="Times New Roman" w:cs="Times New Roman"/>
-          <w:b/>
-          <w:sz w:val="30"/>
-          <w:szCs w:val="30"/>
-        </w:rPr>
-      </w:pPr>
-      <w:r>
-        <w:rPr>
-          <w:rFonts w:ascii="Times New Roman" w:hAnsi="Times New Roman" w:cs="Times New Roman"/>
-          <w:b/>
-          <w:sz w:val="30"/>
-          <w:szCs w:val="30"/>
-        </w:rPr>
-        <w:t>Request Location Permission</w:t>
-      </w:r>
-      <w:r>
-        <w:rPr>
-          <w:rFonts w:ascii="Times New Roman" w:hAnsi="Times New Roman" w:cs="Times New Roman"/>
-          <w:b/>
-          <w:sz w:val="30"/>
-          <w:szCs w:val="30"/>
-        </w:rPr>
-        <w:t>:</w:t>
-      </w:r>
-      <w:r>
-        <w:rPr>
-          <w:rFonts w:ascii="Times New Roman" w:hAnsi="Times New Roman" w:cs="Times New Roman"/>
-          <w:b/>
-          <w:sz w:val="30"/>
-          <w:szCs w:val="30"/>
-        </w:rPr>
-        <w:t xml:space="preserve"> </w:t>
-      </w:r>
-      <w:r>
-        <w:rPr>
-          <w:rFonts w:ascii="Times New Roman" w:hAnsi="Times New Roman" w:cs="Times New Roman"/>
-          <w:sz w:val="30"/>
-          <w:szCs w:val="30"/>
-        </w:rPr>
-        <w:t>Yêu cầu Customer cấp quyền truy cập vị trí khi mở app.</w:t>
-      </w:r>
-    </w:p>
-    <w:p>
-      <w:pPr>
-        <w:pStyle w:val="ListParagraph"/>
-        <w:numPr>
-          <w:ilvl w:val="0"/>
-          <w:numId w:val="41"/>
-        </w:numPr>
-        <w:spacing w:after="0"/>
-        <w:rPr>
-          <w:rFonts w:ascii="Times New Roman" w:hAnsi="Times New Roman" w:cs="Times New Roman"/>
-          <w:b/>
-          <w:sz w:val="30"/>
-          <w:szCs w:val="30"/>
-        </w:rPr>
-      </w:pPr>
-      <w:r>
-        <w:rPr>
-          <w:rFonts w:ascii="Times New Roman" w:hAnsi="Times New Roman" w:cs="Times New Roman"/>
-          <w:b/>
-          <w:sz w:val="30"/>
-          <w:szCs w:val="30"/>
-        </w:rPr>
-        <w:t>Handle Permission Response</w:t>
-      </w:r>
-      <w:r>
-        <w:rPr>
-          <w:rFonts w:ascii="Times New Roman" w:hAnsi="Times New Roman" w:cs="Times New Roman"/>
-          <w:b/>
-          <w:sz w:val="30"/>
-          <w:szCs w:val="30"/>
-        </w:rPr>
-        <w:t>:</w:t>
-      </w:r>
-      <w:r>
-        <w:rPr>
-          <w:rFonts w:ascii="Times New Roman" w:hAnsi="Times New Roman" w:cs="Times New Roman"/>
-          <w:b/>
-          <w:sz w:val="30"/>
-          <w:szCs w:val="30"/>
-        </w:rPr>
-        <w:t xml:space="preserve"> </w:t>
-      </w:r>
-      <w:r>
-        <w:rPr>
-          <w:rFonts w:ascii="Times New Roman" w:hAnsi="Times New Roman" w:cs="Times New Roman"/>
-          <w:sz w:val="30"/>
-          <w:szCs w:val="30"/>
-        </w:rPr>
-        <w:t>Xử lý trường hợp customer đồng ý hoặc từ chối quyền.</w:t>
-      </w:r>
-    </w:p>
-    <w:p>
-      <w:pPr>
-        <w:pStyle w:val="ListParagraph"/>
-        <w:numPr>
-          <w:ilvl w:val="0"/>
-          <w:numId w:val="41"/>
-        </w:numPr>
-        <w:spacing w:after="0"/>
-        <w:rPr>
-          <w:rFonts w:ascii="Times New Roman" w:hAnsi="Times New Roman" w:cs="Times New Roman"/>
-          <w:b/>
-          <w:sz w:val="30"/>
-          <w:szCs w:val="30"/>
-        </w:rPr>
-      </w:pPr>
-      <w:r>
-        <w:rPr>
-          <w:rFonts w:ascii="Times New Roman" w:hAnsi="Times New Roman" w:cs="Times New Roman"/>
-          <w:b/>
-          <w:sz w:val="30"/>
-          <w:szCs w:val="30"/>
-        </w:rPr>
-        <w:t>Get Current Location:</w:t>
-      </w:r>
-      <w:r>
-        <w:t xml:space="preserve"> </w:t>
-      </w:r>
-      <w:r>
-        <w:rPr>
-          <w:rFonts w:ascii="Times New Roman" w:hAnsi="Times New Roman" w:cs="Times New Roman"/>
-          <w:sz w:val="30"/>
-          <w:szCs w:val="30"/>
-        </w:rPr>
-        <w:t>Lấy vị trí hiện tại của customer bằng GPS.</w:t>
-      </w:r>
-    </w:p>
-    <w:p>
-      <w:pPr>
-        <w:pStyle w:val="ListParagraph"/>
-        <w:numPr>
-          <w:ilvl w:val="0"/>
-          <w:numId w:val="41"/>
-        </w:numPr>
-        <w:spacing w:after="0"/>
-        <w:rPr>
-          <w:rFonts w:ascii="Times New Roman" w:hAnsi="Times New Roman" w:cs="Times New Roman"/>
-          <w:b/>
-          <w:sz w:val="30"/>
-          <w:szCs w:val="30"/>
-        </w:rPr>
-      </w:pPr>
-      <w:r>
-        <w:rPr>
-          <w:rFonts w:ascii="Times New Roman" w:hAnsi="Times New Roman" w:cs="Times New Roman"/>
-          <w:b/>
-          <w:sz w:val="30"/>
-          <w:szCs w:val="30"/>
-        </w:rPr>
-        <w:t>Update Location:</w:t>
-      </w:r>
-      <w:r>
-        <w:t xml:space="preserve"> </w:t>
-      </w:r>
-      <w:r>
-        <w:rPr>
-          <w:rFonts w:ascii="Times New Roman" w:hAnsi="Times New Roman" w:cs="Times New Roman"/>
-          <w:sz w:val="30"/>
-          <w:szCs w:val="30"/>
-        </w:rPr>
-        <w:t>Cập nhật vị trí khi customer di chuyển.</w:t>
-      </w:r>
-    </w:p>
-    <w:p>
-      <w:pPr>
-        <w:pStyle w:val="ListParagraph"/>
-        <w:numPr>
-          <w:ilvl w:val="0"/>
-          <w:numId w:val="43"/>
-        </w:numPr>
-        <w:spacing w:after="0"/>
-        <w:rPr>
-          <w:rFonts w:ascii="Times New Roman" w:hAnsi="Times New Roman" w:cs="Times New Roman"/>
-          <w:b/>
-          <w:sz w:val="32"/>
-          <w:szCs w:val="32"/>
-        </w:rPr>
-      </w:pPr>
-      <w:r>
-        <w:rPr>
-          <w:rFonts w:ascii="Times New Roman" w:hAnsi="Times New Roman" w:cs="Times New Roman"/>
-          <w:b/>
-          <w:sz w:val="32"/>
-          <w:szCs w:val="32"/>
-        </w:rPr>
-        <w:t>Language selection</w:t>
-      </w:r>
-    </w:p>
-    <w:p>
-      <w:pPr>
-        <w:pStyle w:val="ListParagraph"/>
-        <w:numPr>
-          <w:ilvl w:val="0"/>
-          <w:numId w:val="44"/>
-        </w:numPr>
-        <w:spacing w:after="0"/>
-        <w:rPr>
-          <w:rFonts w:ascii="Times New Roman" w:hAnsi="Times New Roman" w:cs="Times New Roman"/>
-          <w:b/>
-          <w:sz w:val="30"/>
-          <w:szCs w:val="30"/>
-        </w:rPr>
-      </w:pPr>
-      <w:r>
-        <w:rPr>
-          <w:rFonts w:ascii="Times New Roman" w:hAnsi="Times New Roman" w:cs="Times New Roman"/>
-          <w:b/>
-          <w:sz w:val="30"/>
-          <w:szCs w:val="30"/>
-        </w:rPr>
-        <w:t>Display Language Options:</w:t>
-      </w:r>
-      <w:r>
-        <w:rPr>
-          <w:rFonts w:ascii="Times New Roman" w:hAnsi="Times New Roman" w:cs="Times New Roman"/>
-          <w:b/>
-          <w:sz w:val="30"/>
-          <w:szCs w:val="30"/>
-        </w:rPr>
-        <w:t xml:space="preserve"> </w:t>
-      </w:r>
-      <w:r>
-        <w:rPr>
-          <w:rFonts w:ascii="Times New Roman" w:hAnsi="Times New Roman" w:cs="Times New Roman"/>
-          <w:sz w:val="30"/>
-          <w:szCs w:val="30"/>
-        </w:rPr>
-        <w:t>Hiển thị danh sách ngôn ngữ.</w:t>
-      </w:r>
-    </w:p>
-    <w:p>
-      <w:pPr>
-        <w:pStyle w:val="ListParagraph"/>
-        <w:numPr>
-          <w:ilvl w:val="0"/>
-          <w:numId w:val="44"/>
-        </w:numPr>
-        <w:spacing w:after="0"/>
-        <w:rPr>
-          <w:rFonts w:ascii="Times New Roman" w:hAnsi="Times New Roman" w:cs="Times New Roman"/>
-          <w:b/>
-          <w:sz w:val="30"/>
-          <w:szCs w:val="30"/>
-        </w:rPr>
-      </w:pPr>
-      <w:r>
-        <w:rPr>
-          <w:rFonts w:ascii="Times New Roman" w:hAnsi="Times New Roman" w:cs="Times New Roman"/>
-          <w:b/>
-          <w:sz w:val="30"/>
-          <w:szCs w:val="30"/>
-        </w:rPr>
-        <w:t>Select Language:</w:t>
-      </w:r>
-      <w:r>
-        <w:t xml:space="preserve"> </w:t>
-      </w:r>
-      <w:r>
-        <w:rPr>
-          <w:rFonts w:ascii="Times New Roman" w:hAnsi="Times New Roman" w:cs="Times New Roman"/>
-          <w:sz w:val="30"/>
-          <w:szCs w:val="30"/>
-        </w:rPr>
-        <w:t>Customer chọn ngôn ngữ phù hợp.</w:t>
-      </w:r>
-    </w:p>
-    <w:p>
-      <w:pPr>
-        <w:pStyle w:val="ListParagraph"/>
-        <w:numPr>
-          <w:ilvl w:val="0"/>
-          <w:numId w:val="44"/>
-        </w:numPr>
-        <w:spacing w:after="0"/>
-        <w:rPr>
-          <w:rFonts w:ascii="Times New Roman" w:hAnsi="Times New Roman" w:cs="Times New Roman"/>
-          <w:b/>
-          <w:sz w:val="30"/>
-          <w:szCs w:val="30"/>
-        </w:rPr>
-      </w:pPr>
-      <w:r>
-        <w:rPr>
-          <w:rFonts w:ascii="Times New Roman" w:hAnsi="Times New Roman" w:cs="Times New Roman"/>
-          <w:b/>
-          <w:sz w:val="30"/>
-          <w:szCs w:val="30"/>
-        </w:rPr>
-        <w:t>Save Language Preference:</w:t>
-      </w:r>
-      <w:r>
-        <w:t xml:space="preserve"> </w:t>
-      </w:r>
-      <w:r>
-        <w:rPr>
-          <w:rFonts w:ascii="Times New Roman" w:hAnsi="Times New Roman" w:cs="Times New Roman"/>
-          <w:sz w:val="30"/>
-          <w:szCs w:val="30"/>
-        </w:rPr>
-        <w:t>Lưu lại ngôn ngữ đã chọn cho các lần sử dụng sau.</w:t>
-      </w:r>
-    </w:p>
-    <w:p>
-      <w:pPr>
-        <w:pStyle w:val="ListParagraph"/>
-        <w:numPr>
-          <w:ilvl w:val="0"/>
-          <w:numId w:val="43"/>
-        </w:numPr>
-        <w:spacing w:after="0"/>
-        <w:rPr>
-          <w:rFonts w:ascii="Times New Roman" w:hAnsi="Times New Roman" w:cs="Times New Roman"/>
-          <w:b/>
-          <w:sz w:val="32"/>
-          <w:szCs w:val="32"/>
-        </w:rPr>
-      </w:pPr>
-      <w:r>
-        <w:rPr>
-          <w:rFonts w:ascii="Times New Roman" w:hAnsi="Times New Roman" w:cs="Times New Roman"/>
-          <w:b/>
-          <w:sz w:val="32"/>
-          <w:szCs w:val="32"/>
-        </w:rPr>
-        <w:t>Map – POIs data</w:t>
-      </w:r>
-    </w:p>
-    <w:p>
-      <w:pPr>
-        <w:pStyle w:val="ListParagraph"/>
-        <w:numPr>
-          <w:ilvl w:val="0"/>
-          <w:numId w:val="45"/>
-        </w:numPr>
-        <w:spacing w:after="0"/>
-        <w:rPr>
-          <w:rFonts w:ascii="Times New Roman" w:hAnsi="Times New Roman" w:cs="Times New Roman"/>
-          <w:sz w:val="30"/>
-          <w:szCs w:val="30"/>
-        </w:rPr>
-      </w:pPr>
-      <w:r>
-        <w:rPr>
-          <w:rFonts w:ascii="Times New Roman" w:hAnsi="Times New Roman" w:cs="Times New Roman"/>
-          <w:b/>
-          <w:sz w:val="30"/>
-          <w:szCs w:val="30"/>
-        </w:rPr>
-        <w:t xml:space="preserve">Display map: </w:t>
-      </w:r>
-      <w:r>
-        <w:rPr>
-          <w:rFonts w:ascii="Times New Roman" w:hAnsi="Times New Roman" w:cs="Times New Roman"/>
-          <w:sz w:val="30"/>
-          <w:szCs w:val="30"/>
-        </w:rPr>
-        <w:t>Hiển thị map với vị trí hiện tại.</w:t>
-      </w:r>
-    </w:p>
-    <w:p>
-      <w:pPr>
-        <w:pStyle w:val="ListParagraph"/>
-        <w:numPr>
-          <w:ilvl w:val="0"/>
-          <w:numId w:val="45"/>
-        </w:numPr>
-        <w:spacing w:after="0"/>
-        <w:rPr>
-          <w:rFonts w:ascii="Times New Roman" w:hAnsi="Times New Roman" w:cs="Times New Roman"/>
-          <w:sz w:val="30"/>
-          <w:szCs w:val="30"/>
-        </w:rPr>
-      </w:pPr>
-      <w:r>
-        <w:rPr>
-          <w:rFonts w:ascii="Times New Roman" w:hAnsi="Times New Roman" w:cs="Times New Roman"/>
-          <w:b/>
-          <w:sz w:val="30"/>
-          <w:szCs w:val="30"/>
-        </w:rPr>
-        <w:t>Load Nearby POIs:</w:t>
-      </w:r>
-      <w:r>
-        <w:t xml:space="preserve"> </w:t>
-      </w:r>
-      <w:r>
-        <w:rPr>
-          <w:rFonts w:ascii="Times New Roman" w:hAnsi="Times New Roman" w:cs="Times New Roman"/>
-          <w:sz w:val="30"/>
-          <w:szCs w:val="30"/>
-        </w:rPr>
-        <w:t xml:space="preserve">Tải </w:t>
-      </w:r>
-      <w:r>
-        <w:rPr>
-          <w:rFonts w:ascii="Times New Roman" w:hAnsi="Times New Roman" w:cs="Times New Roman"/>
-          <w:sz w:val="30"/>
-          <w:szCs w:val="30"/>
-        </w:rPr>
-        <w:t>danh sách các hàng quán gần vị trí user.</w:t>
-      </w:r>
-    </w:p>
-    <w:p>
-      <w:pPr>
-        <w:pStyle w:val="ListParagraph"/>
-        <w:numPr>
-          <w:ilvl w:val="0"/>
-          <w:numId w:val="45"/>
-        </w:numPr>
-        <w:spacing w:after="0"/>
-        <w:rPr>
-          <w:rFonts w:ascii="Times New Roman" w:hAnsi="Times New Roman" w:cs="Times New Roman"/>
-          <w:sz w:val="30"/>
-          <w:szCs w:val="30"/>
-        </w:rPr>
-      </w:pPr>
-      <w:r>
-        <w:rPr>
-          <w:rFonts w:ascii="Times New Roman" w:hAnsi="Times New Roman" w:cs="Times New Roman"/>
-          <w:b/>
-          <w:sz w:val="30"/>
-          <w:szCs w:val="30"/>
-        </w:rPr>
-        <w:t>Calculate Distance:</w:t>
-      </w:r>
-      <w:r>
-        <w:t xml:space="preserve"> </w:t>
-      </w:r>
-      <w:r>
-        <w:rPr>
-          <w:rFonts w:ascii="Times New Roman" w:hAnsi="Times New Roman" w:cs="Times New Roman"/>
-          <w:sz w:val="30"/>
-          <w:szCs w:val="30"/>
-        </w:rPr>
-        <w:t>Tính khoảng cách từ customer đến từng POIs (geofence logic).</w:t>
-      </w:r>
-    </w:p>
-    <w:p>
-      <w:pPr>
-        <w:pStyle w:val="ListParagraph"/>
-        <w:numPr>
-          <w:ilvl w:val="0"/>
-          <w:numId w:val="45"/>
-        </w:numPr>
-        <w:spacing w:after="0"/>
-        <w:rPr>
-          <w:rFonts w:ascii="Times New Roman" w:hAnsi="Times New Roman" w:cs="Times New Roman"/>
-          <w:b/>
-          <w:sz w:val="30"/>
-          <w:szCs w:val="30"/>
-        </w:rPr>
-      </w:pPr>
-      <w:r>
-        <w:rPr>
-          <w:rFonts w:ascii="Times New Roman" w:hAnsi="Times New Roman" w:cs="Times New Roman"/>
-          <w:b/>
-          <w:sz w:val="30"/>
-          <w:szCs w:val="30"/>
-        </w:rPr>
-        <w:t>Show POIs on Map:</w:t>
-      </w:r>
-      <w:r>
-        <w:rPr>
-          <w:rFonts w:ascii="Times New Roman" w:hAnsi="Times New Roman" w:cs="Times New Roman"/>
-          <w:b/>
-          <w:sz w:val="30"/>
-          <w:szCs w:val="30"/>
-        </w:rPr>
-        <w:t xml:space="preserve"> </w:t>
-      </w:r>
-      <w:r>
-        <w:rPr>
-          <w:rFonts w:ascii="Times New Roman" w:hAnsi="Times New Roman" w:cs="Times New Roman"/>
-          <w:sz w:val="30"/>
-          <w:szCs w:val="30"/>
-        </w:rPr>
-        <w:t>H</w:t>
-      </w:r>
-      <w:r>
-        <w:rPr>
-          <w:rFonts w:ascii="Times New Roman" w:hAnsi="Times New Roman" w:cs="Times New Roman"/>
-          <w:sz w:val="30"/>
-          <w:szCs w:val="30"/>
-        </w:rPr>
-        <w:t>iển thị các POI trên bản đồ.</w:t>
-      </w:r>
-    </w:p>
-    <w:p>
-      <w:pPr>
-        <w:pStyle w:val="ListParagraph"/>
-        <w:numPr>
-          <w:ilvl w:val="0"/>
-          <w:numId w:val="43"/>
-        </w:numPr>
-        <w:spacing w:after="0"/>
-        <w:rPr>
-          <w:rFonts w:ascii="Times New Roman" w:hAnsi="Times New Roman" w:cs="Times New Roman"/>
-          <w:b/>
-          <w:sz w:val="32"/>
-          <w:szCs w:val="32"/>
-        </w:rPr>
-      </w:pPr>
-      <w:r>
-        <w:rPr>
-          <w:rFonts w:ascii="Times New Roman" w:hAnsi="Times New Roman" w:cs="Times New Roman"/>
-          <w:b/>
-          <w:sz w:val="32"/>
-          <w:szCs w:val="32"/>
-        </w:rPr>
-        <w:t>POIs list – interaction</w:t>
-      </w:r>
-    </w:p>
-    <w:p>
-      <w:pPr>
-        <w:pStyle w:val="ListParagraph"/>
-        <w:numPr>
-          <w:ilvl w:val="0"/>
-          <w:numId w:val="46"/>
-        </w:numPr>
-        <w:spacing w:after="0"/>
-        <w:rPr>
-          <w:rFonts w:ascii="Times New Roman" w:hAnsi="Times New Roman" w:cs="Times New Roman"/>
-          <w:sz w:val="30"/>
-          <w:szCs w:val="30"/>
-        </w:rPr>
-      </w:pPr>
-      <w:r>
-        <w:rPr>
-          <w:rFonts w:ascii="Times New Roman" w:hAnsi="Times New Roman" w:cs="Times New Roman"/>
-          <w:b/>
-          <w:sz w:val="30"/>
-          <w:szCs w:val="30"/>
-        </w:rPr>
-        <w:t xml:space="preserve">View POIs list: </w:t>
-      </w:r>
-      <w:r>
-        <w:rPr>
-          <w:rFonts w:ascii="Times New Roman" w:hAnsi="Times New Roman" w:cs="Times New Roman"/>
-          <w:sz w:val="30"/>
-          <w:szCs w:val="30"/>
-        </w:rPr>
-        <w:t>Customer mở danh sách các hàng quán.</w:t>
-      </w:r>
-    </w:p>
-    <w:p>
-      <w:pPr>
-        <w:pStyle w:val="ListParagraph"/>
-        <w:numPr>
-          <w:ilvl w:val="0"/>
-          <w:numId w:val="46"/>
-        </w:numPr>
-        <w:spacing w:after="0"/>
-        <w:rPr>
-          <w:rFonts w:ascii="Times New Roman" w:hAnsi="Times New Roman" w:cs="Times New Roman"/>
-          <w:b/>
-          <w:sz w:val="30"/>
-          <w:szCs w:val="30"/>
-        </w:rPr>
-      </w:pPr>
-      <w:r>
-        <w:rPr>
-          <w:rFonts w:ascii="Times New Roman" w:hAnsi="Times New Roman" w:cs="Times New Roman"/>
-          <w:b/>
-          <w:sz w:val="30"/>
-          <w:szCs w:val="30"/>
-        </w:rPr>
-        <w:t>Display POIs info</w:t>
-      </w:r>
-      <w:r>
-        <w:rPr>
-          <w:rFonts w:ascii="Times New Roman" w:hAnsi="Times New Roman" w:cs="Times New Roman"/>
-          <w:b/>
-          <w:sz w:val="30"/>
-          <w:szCs w:val="30"/>
-        </w:rPr>
-        <w:t xml:space="preserve">: </w:t>
-      </w:r>
-      <w:r>
-        <w:rPr>
-          <w:rFonts w:ascii="Times New Roman" w:hAnsi="Times New Roman" w:cs="Times New Roman"/>
-          <w:sz w:val="30"/>
-          <w:szCs w:val="30"/>
-        </w:rPr>
-        <w:t>G</w:t>
-      </w:r>
-      <w:r>
-        <w:rPr>
-          <w:rFonts w:ascii="Times New Roman" w:hAnsi="Times New Roman" w:cs="Times New Roman"/>
-          <w:sz w:val="30"/>
-          <w:szCs w:val="30"/>
-        </w:rPr>
-        <w:t>ồm tên quán, khoảng cách quán.</w:t>
-      </w:r>
-    </w:p>
-    <w:p>
-      <w:pPr>
-        <w:pStyle w:val="ListParagraph"/>
-        <w:numPr>
-          <w:ilvl w:val="0"/>
-          <w:numId w:val="46"/>
-        </w:numPr>
-        <w:spacing w:after="0"/>
-        <w:rPr>
-          <w:rFonts w:ascii="Times New Roman" w:hAnsi="Times New Roman" w:cs="Times New Roman"/>
-          <w:b/>
-          <w:sz w:val="30"/>
-          <w:szCs w:val="30"/>
-        </w:rPr>
-      </w:pPr>
-      <w:r>
-        <w:rPr>
-          <w:rFonts w:ascii="Times New Roman" w:hAnsi="Times New Roman" w:cs="Times New Roman"/>
-          <w:b/>
-          <w:sz w:val="30"/>
-          <w:szCs w:val="30"/>
-        </w:rPr>
         <w:lastRenderedPageBreak/>
-        <w:t xml:space="preserve">Select </w:t>
-      </w:r>
-      <w:r>
-        <w:rPr>
-          <w:rFonts w:ascii="Times New Roman" w:hAnsi="Times New Roman" w:cs="Times New Roman"/>
-          <w:b/>
-          <w:sz w:val="30"/>
-          <w:szCs w:val="30"/>
-        </w:rPr>
-        <w:t>POI</w:t>
-      </w:r>
-      <w:r>
-        <w:rPr>
-          <w:rFonts w:ascii="Times New Roman" w:hAnsi="Times New Roman" w:cs="Times New Roman"/>
-          <w:b/>
-          <w:sz w:val="30"/>
-          <w:szCs w:val="30"/>
-        </w:rPr>
-        <w:t xml:space="preserve">: </w:t>
-      </w:r>
-      <w:r>
-        <w:rPr>
-          <w:rFonts w:ascii="Times New Roman" w:hAnsi="Times New Roman" w:cs="Times New Roman"/>
-          <w:sz w:val="30"/>
-          <w:szCs w:val="30"/>
-        </w:rPr>
-        <w:t>C</w:t>
-      </w:r>
-      <w:r>
-        <w:rPr>
-          <w:rFonts w:ascii="Times New Roman" w:hAnsi="Times New Roman" w:cs="Times New Roman"/>
-          <w:sz w:val="30"/>
-          <w:szCs w:val="30"/>
-        </w:rPr>
-        <w:t>ustomer chọn một hàng quán từ danh sách.</w:t>
-      </w:r>
-    </w:p>
-    <w:p>
-      <w:pPr>
-        <w:pStyle w:val="ListParagraph"/>
-        <w:numPr>
-          <w:ilvl w:val="0"/>
-          <w:numId w:val="46"/>
-        </w:numPr>
-        <w:spacing w:after="0"/>
-        <w:rPr>
-          <w:rFonts w:ascii="Times New Roman" w:hAnsi="Times New Roman" w:cs="Times New Roman"/>
-          <w:b/>
-          <w:sz w:val="30"/>
-          <w:szCs w:val="30"/>
-        </w:rPr>
-      </w:pPr>
-      <w:r>
-        <w:rPr>
-          <w:rFonts w:ascii="Times New Roman" w:hAnsi="Times New Roman" w:cs="Times New Roman"/>
-          <w:b/>
-          <w:sz w:val="30"/>
-          <w:szCs w:val="30"/>
-        </w:rPr>
-        <w:t xml:space="preserve">View POI details: </w:t>
-      </w:r>
-      <w:r>
-        <w:rPr>
-          <w:rFonts w:ascii="Times New Roman" w:hAnsi="Times New Roman" w:cs="Times New Roman"/>
-          <w:sz w:val="30"/>
-          <w:szCs w:val="30"/>
-        </w:rPr>
-        <w:t>Hiển thị thông tin chi tiết hàng quán.</w:t>
-      </w:r>
-    </w:p>
-    <w:p>
-      <w:pPr>
-        <w:pStyle w:val="ListParagraph"/>
-        <w:numPr>
-          <w:ilvl w:val="0"/>
-          <w:numId w:val="43"/>
-        </w:numPr>
-        <w:spacing w:after="0"/>
-        <w:rPr>
-          <w:rFonts w:ascii="Times New Roman" w:hAnsi="Times New Roman" w:cs="Times New Roman"/>
-          <w:b/>
-          <w:sz w:val="32"/>
-          <w:szCs w:val="32"/>
-        </w:rPr>
-      </w:pPr>
-      <w:r>
-        <w:rPr>
-          <w:rFonts w:ascii="Times New Roman" w:hAnsi="Times New Roman" w:cs="Times New Roman"/>
-          <w:b/>
-          <w:sz w:val="32"/>
-          <w:szCs w:val="32"/>
-        </w:rPr>
-        <w:t>Translation – Content</w:t>
-      </w:r>
-    </w:p>
-    <w:p>
-      <w:pPr>
-        <w:pStyle w:val="ListParagraph"/>
-        <w:numPr>
-          <w:ilvl w:val="0"/>
-          <w:numId w:val="47"/>
-        </w:numPr>
-        <w:spacing w:after="0"/>
-        <w:rPr>
-          <w:rFonts w:ascii="Times New Roman" w:hAnsi="Times New Roman" w:cs="Times New Roman"/>
-          <w:b/>
-          <w:sz w:val="30"/>
-          <w:szCs w:val="30"/>
-        </w:rPr>
-      </w:pPr>
-      <w:r>
-        <w:rPr>
-          <w:rFonts w:ascii="Times New Roman" w:hAnsi="Times New Roman" w:cs="Times New Roman"/>
-          <w:b/>
-          <w:sz w:val="30"/>
-          <w:szCs w:val="30"/>
-        </w:rPr>
-        <w:t xml:space="preserve">Translate Content: </w:t>
-      </w:r>
-      <w:r>
-        <w:rPr>
-          <w:rFonts w:ascii="Times New Roman" w:hAnsi="Times New Roman" w:cs="Times New Roman"/>
-          <w:sz w:val="30"/>
-          <w:szCs w:val="30"/>
-        </w:rPr>
-        <w:t>C</w:t>
-      </w:r>
-      <w:r>
-        <w:rPr>
-          <w:rFonts w:ascii="Times New Roman" w:hAnsi="Times New Roman" w:cs="Times New Roman"/>
-          <w:sz w:val="30"/>
-          <w:szCs w:val="30"/>
-        </w:rPr>
-        <w:t>ung cấp nội dung mô tả đã được dịch theo ngôn ngữ user.</w:t>
-      </w:r>
-    </w:p>
-    <w:p>
-      <w:pPr>
-        <w:pStyle w:val="ListParagraph"/>
-        <w:numPr>
-          <w:ilvl w:val="0"/>
-          <w:numId w:val="47"/>
-        </w:numPr>
-        <w:spacing w:after="0"/>
-        <w:rPr>
-          <w:rFonts w:ascii="Times New Roman" w:hAnsi="Times New Roman" w:cs="Times New Roman"/>
-          <w:b/>
-          <w:sz w:val="30"/>
-          <w:szCs w:val="30"/>
-        </w:rPr>
-      </w:pPr>
-      <w:r>
-        <w:rPr>
-          <w:rFonts w:ascii="Times New Roman" w:hAnsi="Times New Roman" w:cs="Times New Roman"/>
-          <w:b/>
-          <w:sz w:val="30"/>
-          <w:szCs w:val="30"/>
-        </w:rPr>
-        <w:t xml:space="preserve">Display POI Detail Content: </w:t>
-      </w:r>
-      <w:r>
-        <w:rPr>
-          <w:rFonts w:ascii="Times New Roman" w:hAnsi="Times New Roman" w:cs="Times New Roman"/>
-          <w:sz w:val="30"/>
-          <w:szCs w:val="30"/>
-        </w:rPr>
-        <w:t>Hiển thị</w:t>
-      </w:r>
-      <w:r>
-        <w:rPr>
-          <w:rFonts w:ascii="Times New Roman" w:hAnsi="Times New Roman" w:cs="Times New Roman"/>
-          <w:sz w:val="30"/>
-          <w:szCs w:val="30"/>
-        </w:rPr>
-        <w:t xml:space="preserve"> thông tin</w:t>
-      </w:r>
-      <w:r>
-        <w:rPr>
-          <w:rFonts w:ascii="Times New Roman" w:hAnsi="Times New Roman" w:cs="Times New Roman"/>
-          <w:sz w:val="30"/>
-          <w:szCs w:val="30"/>
-        </w:rPr>
-        <w:t xml:space="preserve"> </w:t>
-      </w:r>
-      <w:r>
-        <w:rPr>
-          <w:rFonts w:ascii="Times New Roman" w:hAnsi="Times New Roman" w:cs="Times New Roman"/>
-          <w:sz w:val="30"/>
-          <w:szCs w:val="30"/>
-        </w:rPr>
-        <w:t>(</w:t>
-      </w:r>
-      <w:r>
-        <w:rPr>
-          <w:rFonts w:ascii="Times New Roman" w:hAnsi="Times New Roman" w:cs="Times New Roman"/>
-          <w:sz w:val="30"/>
-          <w:szCs w:val="30"/>
-        </w:rPr>
-        <w:t>tên, địa chỉ, hình ảnh, nội dung mô tả</w:t>
-      </w:r>
-      <w:r>
-        <w:rPr>
-          <w:rFonts w:ascii="Times New Roman" w:hAnsi="Times New Roman" w:cs="Times New Roman"/>
-          <w:sz w:val="30"/>
-          <w:szCs w:val="30"/>
-        </w:rPr>
-        <w:t>).</w:t>
-      </w:r>
-    </w:p>
-    <w:p>
-      <w:pPr>
-        <w:pStyle w:val="ListParagraph"/>
-        <w:numPr>
-          <w:ilvl w:val="0"/>
-          <w:numId w:val="43"/>
-        </w:numPr>
-        <w:spacing w:after="0"/>
-        <w:rPr>
-          <w:rFonts w:ascii="Times New Roman" w:hAnsi="Times New Roman" w:cs="Times New Roman"/>
-          <w:b/>
-          <w:sz w:val="32"/>
-          <w:szCs w:val="32"/>
-        </w:rPr>
-      </w:pPr>
-      <w:r>
-        <w:rPr>
-          <w:rFonts w:ascii="Times New Roman" w:hAnsi="Times New Roman" w:cs="Times New Roman"/>
-          <w:b/>
-          <w:sz w:val="32"/>
-          <w:szCs w:val="32"/>
-        </w:rPr>
-        <w:t>Audio (TTS)</w:t>
-      </w:r>
-    </w:p>
-    <w:p>
-      <w:pPr>
-        <w:pStyle w:val="ListParagraph"/>
-        <w:numPr>
-          <w:ilvl w:val="0"/>
-          <w:numId w:val="47"/>
-        </w:numPr>
-        <w:spacing w:after="0"/>
-        <w:rPr>
-          <w:rFonts w:ascii="Times New Roman" w:hAnsi="Times New Roman" w:cs="Times New Roman"/>
-          <w:sz w:val="30"/>
-          <w:szCs w:val="30"/>
-        </w:rPr>
-      </w:pPr>
-      <w:r>
-        <w:rPr>
-          <w:rFonts w:ascii="Times New Roman" w:hAnsi="Times New Roman" w:cs="Times New Roman"/>
-          <w:b/>
-          <w:sz w:val="30"/>
-          <w:szCs w:val="30"/>
-        </w:rPr>
-        <w:t xml:space="preserve">Play Audio: </w:t>
-      </w:r>
-      <w:r>
-        <w:rPr>
-          <w:rFonts w:ascii="Times New Roman" w:hAnsi="Times New Roman" w:cs="Times New Roman"/>
-          <w:sz w:val="30"/>
-          <w:szCs w:val="30"/>
-        </w:rPr>
-        <w:t>Customer nhấn nút “listen” để nghe mô tả.</w:t>
-      </w:r>
-    </w:p>
-    <w:p>
-      <w:pPr>
-        <w:pStyle w:val="ListParagraph"/>
-        <w:numPr>
-          <w:ilvl w:val="0"/>
-          <w:numId w:val="47"/>
-        </w:numPr>
-        <w:spacing w:after="0"/>
-        <w:rPr>
-          <w:rFonts w:ascii="Times New Roman" w:hAnsi="Times New Roman" w:cs="Times New Roman"/>
-          <w:sz w:val="30"/>
-          <w:szCs w:val="30"/>
-        </w:rPr>
-      </w:pPr>
-      <w:r>
-        <w:rPr>
-          <w:rFonts w:ascii="Times New Roman" w:hAnsi="Times New Roman" w:cs="Times New Roman"/>
-          <w:b/>
-          <w:sz w:val="30"/>
-          <w:szCs w:val="30"/>
-        </w:rPr>
-        <w:t xml:space="preserve">Text-to-Speech: </w:t>
-      </w:r>
-      <w:r>
-        <w:rPr>
-          <w:rFonts w:ascii="Times New Roman" w:hAnsi="Times New Roman" w:cs="Times New Roman"/>
-          <w:sz w:val="30"/>
-          <w:szCs w:val="30"/>
-        </w:rPr>
-        <w:t>Hệ thống chuyển đổi text thành giọng nói theo ngôn ngữ đã chọn.</w:t>
-      </w:r>
-    </w:p>
-    <w:p>
-      <w:pPr>
-        <w:pStyle w:val="ListParagraph"/>
-        <w:numPr>
-          <w:ilvl w:val="0"/>
-          <w:numId w:val="47"/>
-        </w:numPr>
-        <w:spacing w:after="0"/>
-        <w:rPr>
-          <w:rFonts w:ascii="Times New Roman" w:hAnsi="Times New Roman" w:cs="Times New Roman"/>
-          <w:sz w:val="30"/>
-          <w:szCs w:val="30"/>
-        </w:rPr>
-      </w:pPr>
-      <w:r>
-        <w:rPr>
-          <w:rFonts w:ascii="Times New Roman" w:hAnsi="Times New Roman" w:cs="Times New Roman"/>
-          <w:b/>
-          <w:sz w:val="30"/>
-          <w:szCs w:val="30"/>
-        </w:rPr>
-        <w:t xml:space="preserve">Audio Control: </w:t>
-      </w:r>
-      <w:r>
-        <w:rPr>
-          <w:rFonts w:ascii="Times New Roman" w:hAnsi="Times New Roman" w:cs="Times New Roman"/>
-          <w:sz w:val="30"/>
-          <w:szCs w:val="30"/>
-        </w:rPr>
-        <w:t>Customer có thể dừng / phát lại audio.</w:t>
-      </w:r>
-    </w:p>
-    <w:p>
-      <w:pPr>
-        <w:pStyle w:val="ListParagraph"/>
-        <w:numPr>
-          <w:ilvl w:val="0"/>
-          <w:numId w:val="43"/>
-        </w:numPr>
-        <w:spacing w:after="0"/>
-        <w:rPr>
-          <w:rFonts w:ascii="Times New Roman" w:hAnsi="Times New Roman" w:cs="Times New Roman"/>
-          <w:b/>
-          <w:sz w:val="32"/>
-          <w:szCs w:val="32"/>
-        </w:rPr>
-      </w:pPr>
-      <w:r>
-        <w:rPr>
-          <w:rFonts w:ascii="Times New Roman" w:hAnsi="Times New Roman" w:cs="Times New Roman"/>
-          <w:b/>
-          <w:sz w:val="32"/>
-          <w:szCs w:val="32"/>
-        </w:rPr>
-        <w:t>Error Handling</w:t>
-      </w:r>
-    </w:p>
-    <w:p>
-      <w:pPr>
-        <w:pStyle w:val="ListParagraph"/>
-        <w:numPr>
-          <w:ilvl w:val="0"/>
-          <w:numId w:val="48"/>
-        </w:numPr>
-        <w:spacing w:after="0"/>
-        <w:rPr>
-          <w:rFonts w:ascii="Times New Roman" w:hAnsi="Times New Roman" w:cs="Times New Roman"/>
-          <w:b/>
-          <w:sz w:val="30"/>
-          <w:szCs w:val="30"/>
-        </w:rPr>
-      </w:pPr>
-      <w:r>
-        <w:rPr>
-          <w:rFonts w:ascii="Times New Roman" w:hAnsi="Times New Roman" w:cs="Times New Roman"/>
-          <w:b/>
-          <w:sz w:val="30"/>
-          <w:szCs w:val="30"/>
-        </w:rPr>
-        <w:t>Handle No Location Permission:</w:t>
-      </w:r>
-      <w:r>
-        <w:rPr>
-          <w:rFonts w:ascii="Times New Roman" w:hAnsi="Times New Roman" w:cs="Times New Roman"/>
-          <w:sz w:val="30"/>
-          <w:szCs w:val="30"/>
-        </w:rPr>
-        <w:t xml:space="preserve"> Customer từ chố</w:t>
-      </w:r>
-      <w:r>
-        <w:rPr>
-          <w:rFonts w:ascii="Times New Roman" w:hAnsi="Times New Roman" w:cs="Times New Roman"/>
-          <w:sz w:val="30"/>
-          <w:szCs w:val="30"/>
-        </w:rPr>
-        <w:t xml:space="preserve">i GPS, </w:t>
-      </w:r>
-      <w:r>
-        <w:rPr>
-          <w:rFonts w:ascii="Times New Roman" w:hAnsi="Times New Roman" w:cs="Times New Roman"/>
-          <w:sz w:val="30"/>
-          <w:szCs w:val="30"/>
-        </w:rPr>
-        <w:t>hiển thị thông báo.</w:t>
-      </w:r>
-    </w:p>
-    <w:p>
-      <w:pPr>
-        <w:pStyle w:val="ListParagraph"/>
-        <w:numPr>
-          <w:ilvl w:val="0"/>
-          <w:numId w:val="48"/>
-        </w:numPr>
-        <w:spacing w:after="0"/>
-        <w:rPr>
-          <w:rFonts w:ascii="Times New Roman" w:hAnsi="Times New Roman" w:cs="Times New Roman"/>
-          <w:b/>
-          <w:sz w:val="30"/>
-          <w:szCs w:val="30"/>
-        </w:rPr>
-      </w:pPr>
-      <w:r>
-        <w:rPr>
-          <w:rFonts w:ascii="Times New Roman" w:hAnsi="Times New Roman" w:cs="Times New Roman"/>
-          <w:b/>
-          <w:sz w:val="30"/>
-          <w:szCs w:val="30"/>
-        </w:rPr>
-        <w:t xml:space="preserve">Handle No POI Found: </w:t>
-      </w:r>
-      <w:r>
-        <w:rPr>
-          <w:rFonts w:ascii="Times New Roman" w:hAnsi="Times New Roman" w:cs="Times New Roman"/>
-          <w:sz w:val="30"/>
-          <w:szCs w:val="30"/>
-        </w:rPr>
-        <w:t>không có quán gầ</w:t>
-      </w:r>
-      <w:r>
-        <w:rPr>
-          <w:rFonts w:ascii="Times New Roman" w:hAnsi="Times New Roman" w:cs="Times New Roman"/>
-          <w:sz w:val="30"/>
-          <w:szCs w:val="30"/>
-        </w:rPr>
-        <w:t>n,</w:t>
-      </w:r>
-      <w:r>
-        <w:rPr>
-          <w:rFonts w:ascii="Times New Roman" w:hAnsi="Times New Roman" w:cs="Times New Roman"/>
-          <w:sz w:val="30"/>
-          <w:szCs w:val="30"/>
-        </w:rPr>
-        <w:t xml:space="preserve"> hiển thị thông báo.</w:t>
-      </w:r>
-    </w:p>
-    <w:p>
-      <w:pPr>
-        <w:pStyle w:val="ListParagraph"/>
-        <w:numPr>
-          <w:ilvl w:val="0"/>
-          <w:numId w:val="48"/>
-        </w:numPr>
-        <w:spacing w:after="0"/>
-        <w:rPr>
-          <w:rFonts w:ascii="Times New Roman" w:hAnsi="Times New Roman" w:cs="Times New Roman"/>
-          <w:b/>
-          <w:sz w:val="30"/>
-          <w:szCs w:val="30"/>
-        </w:rPr>
-      </w:pPr>
-      <w:r>
-        <w:rPr>
-          <w:rFonts w:ascii="Times New Roman" w:hAnsi="Times New Roman" w:cs="Times New Roman"/>
-          <w:b/>
-          <w:sz w:val="30"/>
-          <w:szCs w:val="30"/>
-        </w:rPr>
-        <w:t xml:space="preserve">Handle Network Error: </w:t>
-      </w:r>
-      <w:r>
-        <w:rPr>
-          <w:rFonts w:ascii="Times New Roman" w:hAnsi="Times New Roman" w:cs="Times New Roman"/>
-          <w:sz w:val="30"/>
-          <w:szCs w:val="30"/>
-        </w:rPr>
-        <w:t>Nếu lỗi mạ</w:t>
-      </w:r>
-      <w:r>
-        <w:rPr>
-          <w:rFonts w:ascii="Times New Roman" w:hAnsi="Times New Roman" w:cs="Times New Roman"/>
-          <w:sz w:val="30"/>
-          <w:szCs w:val="30"/>
-        </w:rPr>
-        <w:t>ng,</w:t>
-      </w:r>
-      <w:r>
-        <w:rPr>
-          <w:rFonts w:ascii="Times New Roman" w:hAnsi="Times New Roman" w:cs="Times New Roman"/>
-          <w:sz w:val="30"/>
-          <w:szCs w:val="30"/>
-        </w:rPr>
-        <w:t xml:space="preserve"> hệ thống chạy offline</w:t>
-      </w:r>
-      <w:r>
-        <w:rPr>
-          <w:rFonts w:ascii="Times New Roman" w:hAnsi="Times New Roman" w:cs="Times New Roman"/>
-          <w:sz w:val="30"/>
-          <w:szCs w:val="30"/>
-        </w:rPr>
-        <w:t>.</w:t>
-      </w:r>
-    </w:p>
-    <w:p>
-      <w:pPr>
-        <w:pStyle w:val="ListParagraph"/>
-        <w:numPr>
-          <w:ilvl w:val="0"/>
-          <w:numId w:val="22"/>
-        </w:numPr>
-        <w:spacing w:after="0"/>
-        <w:rPr>
-          <w:rFonts w:ascii="Times New Roman" w:hAnsi="Times New Roman" w:cs="Times New Roman"/>
-          <w:b/>
-          <w:sz w:val="32"/>
-          <w:szCs w:val="32"/>
-        </w:rPr>
-      </w:pPr>
-      <w:r>
-        <w:rPr>
-          <w:rFonts w:ascii="Times New Roman" w:hAnsi="Times New Roman" w:cs="Times New Roman"/>
-          <w:b/>
-          <w:sz w:val="32"/>
-          <w:szCs w:val="32"/>
-        </w:rPr>
-        <w:t>Website – Client</w:t>
-      </w:r>
-    </w:p>
-    <w:p>
-      <w:pPr>
-        <w:pStyle w:val="ListParagraph"/>
-        <w:numPr>
-          <w:ilvl w:val="0"/>
-          <w:numId w:val="22"/>
-        </w:numPr>
-        <w:spacing w:after="0"/>
-        <w:rPr>
-          <w:rFonts w:ascii="Times New Roman" w:hAnsi="Times New Roman" w:cs="Times New Roman"/>
-          <w:b/>
-          <w:sz w:val="32"/>
-          <w:szCs w:val="32"/>
-        </w:rPr>
-      </w:pPr>
-      <w:r>
-        <w:rPr>
-          <w:rFonts w:ascii="Times New Roman" w:hAnsi="Times New Roman" w:cs="Times New Roman"/>
-          <w:b/>
-          <w:sz w:val="32"/>
-          <w:szCs w:val="32"/>
-        </w:rPr>
-        <w:t>Website – Admin</w:t>
-      </w:r>
-    </w:p>
-    <w:p>
-      <w:pPr>
-        <w:pStyle w:val="ListParagraph"/>
-        <w:numPr>
-          <w:ilvl w:val="0"/>
-          <w:numId w:val="10"/>
-        </w:numPr>
-        <w:spacing w:after="0"/>
-        <w:rPr>
-          <w:rFonts w:ascii="Times New Roman" w:hAnsi="Times New Roman" w:cs="Times New Roman"/>
-          <w:b/>
-          <w:sz w:val="36"/>
-          <w:szCs w:val="32"/>
-        </w:rPr>
-      </w:pPr>
-      <w:r>
-        <w:rPr>
-          <w:rFonts w:ascii="Times New Roman" w:hAnsi="Times New Roman" w:cs="Times New Roman"/>
-          <w:b/>
-          <w:sz w:val="36"/>
-          <w:szCs w:val="32"/>
-        </w:rPr>
-        <w:t>Giao diện và trải nghiệm</w:t>
-      </w:r>
-      <w:r>
-        <w:rPr>
-          <w:rFonts w:ascii="Times New Roman" w:hAnsi="Times New Roman" w:cs="Times New Roman"/>
-          <w:b/>
-          <w:sz w:val="36"/>
-          <w:szCs w:val="32"/>
-        </w:rPr>
-        <w:t>:</w:t>
-      </w:r>
-    </w:p>
-    <w:p>
-      <w:pPr>
-        <w:pStyle w:val="ListParagraph"/>
-        <w:numPr>
-          <w:ilvl w:val="0"/>
-          <w:numId w:val="24"/>
-        </w:numPr>
-        <w:spacing w:after="0"/>
-        <w:rPr>
-          <w:rFonts w:ascii="Times New Roman" w:hAnsi="Times New Roman" w:cs="Times New Roman"/>
-          <w:b/>
-          <w:sz w:val="32"/>
-          <w:szCs w:val="32"/>
-        </w:rPr>
-      </w:pPr>
-      <w:r>
-        <w:rPr>
-          <w:rFonts w:ascii="Times New Roman" w:hAnsi="Times New Roman" w:cs="Times New Roman"/>
-          <w:b/>
-          <w:sz w:val="32"/>
-          <w:szCs w:val="32"/>
-        </w:rPr>
-        <w:t>Mobile app</w:t>
-      </w:r>
-    </w:p>
-    <w:p>
-      <w:pPr>
-        <w:pStyle w:val="ListParagraph"/>
-        <w:numPr>
-          <w:ilvl w:val="0"/>
-          <w:numId w:val="24"/>
-        </w:numPr>
-        <w:spacing w:after="0"/>
-        <w:rPr>
-          <w:rFonts w:ascii="Times New Roman" w:hAnsi="Times New Roman" w:cs="Times New Roman"/>
-          <w:b/>
-          <w:sz w:val="32"/>
-          <w:szCs w:val="32"/>
-        </w:rPr>
-      </w:pPr>
-      <w:r>
-        <w:rPr>
-          <w:rFonts w:ascii="Times New Roman" w:hAnsi="Times New Roman" w:cs="Times New Roman"/>
-          <w:b/>
-          <w:sz w:val="32"/>
-          <w:szCs w:val="32"/>
-        </w:rPr>
-        <w:t>Website</w:t>
-      </w:r>
-      <w:r>
-        <w:rPr>
-          <w:rFonts w:ascii="Times New Roman" w:hAnsi="Times New Roman" w:cs="Times New Roman"/>
-          <w:b/>
-          <w:sz w:val="32"/>
-          <w:szCs w:val="32"/>
-        </w:rPr>
-        <w:t xml:space="preserve"> – Cl</w:t>
-      </w:r>
-      <w:r>
-        <w:rPr>
-          <w:rFonts w:ascii="Times New Roman" w:hAnsi="Times New Roman" w:cs="Times New Roman"/>
-          <w:b/>
-          <w:sz w:val="32"/>
-          <w:szCs w:val="32"/>
-        </w:rPr>
-        <w:t>ient</w:t>
-      </w:r>
-    </w:p>
-    <w:p>
-      <w:pPr>
-        <w:pStyle w:val="ListParagraph"/>
-        <w:numPr>
-          <w:ilvl w:val="0"/>
-          <w:numId w:val="24"/>
-        </w:numPr>
-        <w:spacing w:after="0"/>
-        <w:rPr>
-          <w:rFonts w:ascii="Times New Roman" w:hAnsi="Times New Roman" w:cs="Times New Roman"/>
-          <w:b/>
-          <w:sz w:val="32"/>
-          <w:szCs w:val="32"/>
-        </w:rPr>
-      </w:pPr>
-      <w:r>
-        <w:rPr>
-          <w:rFonts w:ascii="Times New Roman" w:hAnsi="Times New Roman" w:cs="Times New Roman"/>
-          <w:b/>
-          <w:sz w:val="32"/>
-          <w:szCs w:val="32"/>
-        </w:rPr>
-        <w:t>Website – A</w:t>
-      </w:r>
-      <w:r>
-        <w:rPr>
-          <w:rFonts w:ascii="Times New Roman" w:hAnsi="Times New Roman" w:cs="Times New Roman"/>
-          <w:b/>
-          <w:sz w:val="32"/>
-          <w:szCs w:val="32"/>
-        </w:rPr>
-        <w:t>dmin</w:t>
-      </w:r>
-    </w:p>
-    <w:p>
-      <w:pPr>
-        <w:pStyle w:val="ListParagraph"/>
-        <w:spacing w:after="0"/>
-        <w:ind w:left="1080"/>
-        <w:rPr>
-          <w:rFonts w:ascii="Times New Roman" w:hAnsi="Times New Roman" w:cs="Times New Roman"/>
-          <w:b/>
-          <w:sz w:val="32"/>
-          <w:szCs w:val="32"/>
-        </w:rPr>
-      </w:pPr>
-    </w:p>
-    <w:p>
-      <w:pPr>
-        <w:pStyle w:val="ListParagraph"/>
-        <w:numPr>
-          <w:ilvl w:val="0"/>
-          <w:numId w:val="10"/>
-        </w:numPr>
-        <w:spacing w:after="0"/>
-        <w:rPr>
-          <w:rFonts w:ascii="Times New Roman" w:hAnsi="Times New Roman" w:cs="Times New Roman"/>
-          <w:b/>
-          <w:sz w:val="36"/>
-          <w:szCs w:val="32"/>
-        </w:rPr>
-      </w:pPr>
-      <w:r>
-        <w:rPr>
-          <w:rFonts w:ascii="Times New Roman" w:hAnsi="Times New Roman" w:cs="Times New Roman"/>
-          <w:b/>
-          <w:sz w:val="36"/>
-          <w:szCs w:val="32"/>
-        </w:rPr>
-        <w:t>Yêu cầu hệ thống và kỹ thuật (System requirements):</w:t>
-      </w:r>
-    </w:p>
-    <w:p>
-      <w:pPr>
-        <w:pStyle w:val="ListParagraph"/>
-        <w:numPr>
-          <w:ilvl w:val="0"/>
-          <w:numId w:val="25"/>
-        </w:numPr>
-        <w:spacing w:after="0"/>
-        <w:rPr>
-          <w:rFonts w:ascii="Times New Roman" w:hAnsi="Times New Roman" w:cs="Times New Roman"/>
-          <w:b/>
-          <w:sz w:val="32"/>
-          <w:szCs w:val="32"/>
-        </w:rPr>
-      </w:pPr>
-      <w:r>
-        <w:rPr>
-          <w:rFonts w:ascii="Times New Roman" w:hAnsi="Times New Roman" w:cs="Times New Roman"/>
-          <w:b/>
-          <w:sz w:val="32"/>
-          <w:szCs w:val="32"/>
-        </w:rPr>
-        <w:t>Backend</w:t>
-      </w:r>
-    </w:p>
-    <w:p>
-      <w:pPr>
-        <w:pStyle w:val="ListParagraph"/>
-        <w:numPr>
-          <w:ilvl w:val="0"/>
-          <w:numId w:val="25"/>
-        </w:numPr>
-        <w:spacing w:after="0"/>
-        <w:rPr>
-          <w:rFonts w:ascii="Times New Roman" w:hAnsi="Times New Roman" w:cs="Times New Roman"/>
-          <w:b/>
-          <w:sz w:val="32"/>
-          <w:szCs w:val="32"/>
-        </w:rPr>
-      </w:pPr>
-      <w:r>
-        <w:rPr>
-          <w:rFonts w:ascii="Times New Roman" w:hAnsi="Times New Roman" w:cs="Times New Roman"/>
-          <w:b/>
-          <w:sz w:val="32"/>
-          <w:szCs w:val="32"/>
-        </w:rPr>
-        <w:t>Frontend</w:t>
-      </w:r>
-    </w:p>
-    <w:p>
-      <w:pPr>
-        <w:pStyle w:val="ListParagraph"/>
-        <w:numPr>
-          <w:ilvl w:val="0"/>
-          <w:numId w:val="25"/>
-        </w:numPr>
-        <w:spacing w:after="0"/>
-        <w:rPr>
-          <w:rFonts w:ascii="Times New Roman" w:hAnsi="Times New Roman" w:cs="Times New Roman"/>
-          <w:b/>
-          <w:sz w:val="32"/>
-          <w:szCs w:val="32"/>
-        </w:rPr>
-      </w:pPr>
-      <w:r>
-        <w:rPr>
-          <w:rFonts w:ascii="Times New Roman" w:hAnsi="Times New Roman" w:cs="Times New Roman"/>
-          <w:b/>
-          <w:sz w:val="32"/>
-          <w:szCs w:val="32"/>
-        </w:rPr>
-        <w:t>Database</w:t>
-      </w:r>
-    </w:p>
-    <w:p>
-      <w:pPr>
-        <w:pStyle w:val="ListParagraph"/>
-        <w:spacing w:after="0"/>
-        <w:ind w:left="1080"/>
-        <w:rPr>
-          <w:rFonts w:ascii="Times New Roman" w:hAnsi="Times New Roman" w:cs="Times New Roman"/>
-          <w:b/>
-          <w:sz w:val="32"/>
-          <w:szCs w:val="32"/>
-        </w:rPr>
-      </w:pPr>
-    </w:p>
-    <w:p>
-      <w:pPr>
-        <w:pStyle w:val="ListParagraph"/>
-        <w:numPr>
-          <w:ilvl w:val="0"/>
-          <w:numId w:val="10"/>
-        </w:numPr>
-        <w:spacing w:after="0"/>
-        <w:rPr>
-          <w:rFonts w:ascii="Times New Roman" w:hAnsi="Times New Roman" w:cs="Times New Roman"/>
-          <w:b/>
-          <w:sz w:val="36"/>
-          <w:szCs w:val="32"/>
-        </w:rPr>
-      </w:pPr>
-      <w:r>
-        <w:rPr>
-          <w:rFonts w:ascii="Times New Roman" w:hAnsi="Times New Roman" w:cs="Times New Roman"/>
-          <w:b/>
-          <w:sz w:val="36"/>
-          <w:szCs w:val="32"/>
-        </w:rPr>
-        <w:t>Yêu cầu phi chức năng</w:t>
-      </w:r>
-      <w:r>
-        <w:rPr>
-          <w:rFonts w:ascii="Times New Roman" w:hAnsi="Times New Roman" w:cs="Times New Roman"/>
-          <w:b/>
-          <w:sz w:val="36"/>
-          <w:szCs w:val="32"/>
-        </w:rPr>
-        <w:t>:</w:t>
-      </w:r>
-    </w:p>
-    <w:p>
-      <w:pPr>
-        <w:pStyle w:val="ListParagraph"/>
-        <w:numPr>
-          <w:ilvl w:val="0"/>
-          <w:numId w:val="26"/>
-        </w:numPr>
-        <w:spacing w:after="0"/>
-        <w:rPr>
-          <w:rFonts w:ascii="Times New Roman" w:hAnsi="Times New Roman" w:cs="Times New Roman"/>
-          <w:b/>
-          <w:sz w:val="32"/>
-          <w:szCs w:val="32"/>
-        </w:rPr>
-      </w:pPr>
-      <w:r>
-        <w:rPr>
-          <w:rFonts w:ascii="Times New Roman" w:hAnsi="Times New Roman" w:cs="Times New Roman"/>
-          <w:b/>
-          <w:sz w:val="32"/>
-          <w:szCs w:val="32"/>
-        </w:rPr>
-        <w:t>Hiệu suất</w:t>
-      </w:r>
-    </w:p>
-    <w:p>
-      <w:pPr>
-        <w:pStyle w:val="ListParagraph"/>
-        <w:numPr>
-          <w:ilvl w:val="0"/>
-          <w:numId w:val="26"/>
-        </w:numPr>
-        <w:spacing w:after="0"/>
-        <w:rPr>
-          <w:rFonts w:ascii="Times New Roman" w:hAnsi="Times New Roman" w:cs="Times New Roman"/>
-          <w:b/>
-          <w:sz w:val="32"/>
-          <w:szCs w:val="32"/>
-        </w:rPr>
-      </w:pPr>
-      <w:r>
-        <w:rPr>
-          <w:rFonts w:ascii="Times New Roman" w:hAnsi="Times New Roman" w:cs="Times New Roman"/>
-          <w:b/>
-          <w:sz w:val="32"/>
-          <w:szCs w:val="32"/>
-        </w:rPr>
-        <w:lastRenderedPageBreak/>
-        <w:t>Bảo trì và mở rộng</w:t>
-      </w:r>
-    </w:p>
-    <w:p>
-      <w:pPr>
-        <w:pStyle w:val="ListParagraph"/>
-        <w:numPr>
-          <w:ilvl w:val="0"/>
-          <w:numId w:val="26"/>
-        </w:numPr>
-        <w:spacing w:after="0"/>
-        <w:rPr>
-          <w:rFonts w:ascii="Times New Roman" w:hAnsi="Times New Roman" w:cs="Times New Roman"/>
-          <w:b/>
-          <w:sz w:val="32"/>
-          <w:szCs w:val="32"/>
-        </w:rPr>
-      </w:pPr>
-      <w:r>
-        <w:rPr>
-          <w:rFonts w:ascii="Times New Roman" w:hAnsi="Times New Roman" w:cs="Times New Roman"/>
-          <w:b/>
-          <w:sz w:val="32"/>
-          <w:szCs w:val="32"/>
-        </w:rPr>
         <w:t>Môi trường</w:t>
       </w:r>
-    </w:p>
-    <w:p>
-      <w:pPr>
-        <w:pStyle w:val="ListParagraph"/>
-        <w:spacing w:after="0"/>
-        <w:ind w:left="1080"/>
-        <w:rPr>
-          <w:rFonts w:ascii="Times New Roman" w:hAnsi="Times New Roman" w:cs="Times New Roman"/>
-          <w:b/>
-          <w:sz w:val="32"/>
-          <w:szCs w:val="32"/>
-        </w:rPr>
-      </w:pPr>
-    </w:p>
-    <w:p>
-      <w:pPr>
-        <w:pStyle w:val="ListParagraph"/>
-        <w:numPr>
-          <w:ilvl w:val="0"/>
-          <w:numId w:val="10"/>
-        </w:numPr>
-        <w:spacing w:after="0"/>
-        <w:rPr>
-          <w:rFonts w:ascii="Times New Roman" w:hAnsi="Times New Roman" w:cs="Times New Roman"/>
-          <w:b/>
-          <w:sz w:val="36"/>
-          <w:szCs w:val="32"/>
-        </w:rPr>
-      </w:pPr>
-      <w:r>
-        <w:rPr>
-          <w:rFonts w:ascii="Times New Roman" w:hAnsi="Times New Roman" w:cs="Times New Roman"/>
-          <w:b/>
-          <w:sz w:val="36"/>
-          <w:szCs w:val="32"/>
-        </w:rPr>
-        <w:t>Tiêu chí hoàn thành</w:t>
-      </w:r>
-      <w:r>
-        <w:rPr>
-          <w:rFonts w:ascii="Times New Roman" w:hAnsi="Times New Roman" w:cs="Times New Roman"/>
-          <w:b/>
-          <w:sz w:val="36"/>
-          <w:szCs w:val="32"/>
-        </w:rPr>
-        <w:t xml:space="preserve"> </w:t>
-      </w:r>
-      <w:r>
-        <w:rPr>
-          <w:rFonts w:ascii="Times New Roman" w:hAnsi="Times New Roman" w:cs="Times New Roman"/>
-          <w:b/>
-          <w:sz w:val="36"/>
-          <w:szCs w:val="36"/>
-        </w:rPr>
-        <w:t>(</w:t>
-      </w:r>
-      <w:r>
-        <w:rPr>
-          <w:rStyle w:val="Strong"/>
-          <w:rFonts w:ascii="Times New Roman" w:hAnsi="Times New Roman" w:cs="Times New Roman"/>
-          <w:sz w:val="36"/>
-          <w:szCs w:val="36"/>
-        </w:rPr>
-        <w:t>Acceptance Criteria)</w:t>
-      </w:r>
-      <w:r>
-        <w:rPr>
-          <w:rFonts w:ascii="Times New Roman" w:hAnsi="Times New Roman" w:cs="Times New Roman"/>
-          <w:b/>
-          <w:sz w:val="36"/>
-          <w:szCs w:val="36"/>
-        </w:rPr>
-        <w:t>:</w:t>
-      </w:r>
-    </w:p>
-    <w:p>
-      <w:pPr>
-        <w:pStyle w:val="ListParagraph"/>
-        <w:spacing w:after="0"/>
-        <w:rPr>
-          <w:rFonts w:ascii="Times New Roman" w:hAnsi="Times New Roman" w:cs="Times New Roman"/>
-          <w:b/>
-          <w:sz w:val="36"/>
-          <w:szCs w:val="32"/>
-        </w:rPr>
-      </w:pPr>
     </w:p>
     <w:sectPr>
       <w:pgSz w:w="12240" w:h="15840"/>

--- a/PRD.docx
+++ b/PRD.docx
@@ -1,6 +1,6 @@
 
 <file path=word/document.xml><?xml version="1.0" encoding="utf-8"?>
-<w:document xmlns:wpc="http://schemas.microsoft.com/office/word/2010/wordprocessingCanvas" xmlns:mc="http://schemas.openxmlformats.org/markup-compatibility/2006" xmlns:o="urn:schemas-microsoft-com:office:office" xmlns:r="http://schemas.openxmlformats.org/officeDocument/2006/relationships" xmlns:m="http://schemas.openxmlformats.org/officeDocument/2006/math" xmlns:v="urn:schemas-microsoft-com:vml" xmlns:wp14="http://schemas.microsoft.com/office/word/2010/wordprocessingDrawing" xmlns:wp="http://schemas.openxmlformats.org/drawingml/2006/wordprocessingDrawing" xmlns:w10="urn:schemas-microsoft-com:office:word" xmlns:w="http://schemas.openxmlformats.org/wordprocessingml/2006/main" xmlns:w14="http://schemas.microsoft.com/office/word/2010/wordml" xmlns:w15="http://schemas.microsoft.com/office/word/2012/wordml" xmlns:wpg="http://schemas.microsoft.com/office/word/2010/wordprocessingGroup" xmlns:wpi="http://schemas.microsoft.com/office/word/2010/wordprocessingInk" xmlns:wne="http://schemas.microsoft.com/office/word/2006/wordml" xmlns:wps="http://schemas.microsoft.com/office/word/2010/wordprocessingShape" mc:Ignorable="w14 w15 wp14">
+<w:document xmlns:wpc="http://schemas.microsoft.com/office/word/2010/wordprocessingCanvas" xmlns:cx="http://schemas.microsoft.com/office/drawing/2014/chartex" xmlns:cx1="http://schemas.microsoft.com/office/drawing/2015/9/8/chartex" xmlns:cx2="http://schemas.microsoft.com/office/drawing/2015/10/21/chartex" xmlns:cx3="http://schemas.microsoft.com/office/drawing/2016/5/9/chartex" xmlns:cx4="http://schemas.microsoft.com/office/drawing/2016/5/10/chartex" xmlns:cx5="http://schemas.microsoft.com/office/drawing/2016/5/11/chartex" xmlns:cx6="http://schemas.microsoft.com/office/drawing/2016/5/12/chartex" xmlns:cx7="http://schemas.microsoft.com/office/drawing/2016/5/13/chartex" xmlns:cx8="http://schemas.microsoft.com/office/drawing/2016/5/14/chartex" xmlns:mc="http://schemas.openxmlformats.org/markup-compatibility/2006" xmlns:aink="http://schemas.microsoft.com/office/drawing/2016/ink" xmlns:am3d="http://schemas.microsoft.com/office/drawing/2017/model3d" xmlns:o="urn:schemas-microsoft-com:office:office" xmlns:oel="http://schemas.microsoft.com/office/2019/extlst" xmlns:r="http://schemas.openxmlformats.org/officeDocument/2006/relationships" xmlns:m="http://schemas.openxmlformats.org/officeDocument/2006/math" xmlns:v="urn:schemas-microsoft-com:vml" xmlns:wp14="http://schemas.microsoft.com/office/word/2010/wordprocessingDrawing" xmlns:wp="http://schemas.openxmlformats.org/drawingml/2006/wordprocessingDrawing" xmlns:w10="urn:schemas-microsoft-com:office:word" xmlns:w="http://schemas.openxmlformats.org/wordprocessingml/2006/main" xmlns:w14="http://schemas.microsoft.com/office/word/2010/wordml" xmlns:w15="http://schemas.microsoft.com/office/word/2012/wordml" xmlns:w16cex="http://schemas.microsoft.com/office/word/2018/wordml/cex" xmlns:w16cid="http://schemas.microsoft.com/office/word/2016/wordml/cid" xmlns:w16="http://schemas.microsoft.com/office/word/2018/wordml" xmlns:w16du="http://schemas.microsoft.com/office/word/2023/wordml/word16du" xmlns:w16sdtdh="http://schemas.microsoft.com/office/word/2020/wordml/sdtdatahash" xmlns:w16sdtfl="http://schemas.microsoft.com/office/word/2024/wordml/sdtformatlock" xmlns:w16se="http://schemas.microsoft.com/office/word/2015/wordml/symex" xmlns:wpg="http://schemas.microsoft.com/office/word/2010/wordprocessingGroup" xmlns:wpi="http://schemas.microsoft.com/office/word/2010/wordprocessingInk" xmlns:wne="http://schemas.microsoft.com/office/word/2006/wordml" xmlns:wps="http://schemas.microsoft.com/office/word/2010/wordprocessingShape" mc:Ignorable="w14 w15 w16se w16cid w16 w16cex w16sdtdh w16sdtfl w16du wp14">
   <w:body>
     <w:p>
       <w:pPr>
@@ -16,7 +16,151 @@
           <w:sz w:val="48"/>
           <w:szCs w:val="48"/>
         </w:rPr>
-        <w:t>Đồ án môn học ngôn ngữ lập trình C#</w:t>
+        <w:t>-</w:t>
+      </w:r>
+      <w:proofErr w:type="spellStart"/>
+      <w:r>
+        <w:rPr>
+          <w:b/>
+          <w:sz w:val="48"/>
+          <w:szCs w:val="48"/>
+        </w:rPr>
+        <w:t>Đồ</w:t>
+      </w:r>
+      <w:proofErr w:type="spellEnd"/>
+      <w:r>
+        <w:rPr>
+          <w:b/>
+          <w:sz w:val="48"/>
+          <w:szCs w:val="48"/>
+        </w:rPr>
+        <w:t xml:space="preserve"> </w:t>
+      </w:r>
+      <w:proofErr w:type="spellStart"/>
+      <w:r>
+        <w:rPr>
+          <w:b/>
+          <w:sz w:val="48"/>
+          <w:szCs w:val="48"/>
+        </w:rPr>
+        <w:t>án</w:t>
+      </w:r>
+      <w:proofErr w:type="spellEnd"/>
+      <w:r>
+        <w:rPr>
+          <w:b/>
+          <w:sz w:val="48"/>
+          <w:szCs w:val="48"/>
+        </w:rPr>
+        <w:t xml:space="preserve"> </w:t>
+      </w:r>
+      <w:proofErr w:type="spellStart"/>
+      <w:r>
+        <w:rPr>
+          <w:b/>
+          <w:sz w:val="48"/>
+          <w:szCs w:val="48"/>
+        </w:rPr>
+        <w:t>môn</w:t>
+      </w:r>
+      <w:proofErr w:type="spellEnd"/>
+      <w:r>
+        <w:rPr>
+          <w:b/>
+          <w:sz w:val="48"/>
+          <w:szCs w:val="48"/>
+        </w:rPr>
+        <w:t xml:space="preserve"> </w:t>
+      </w:r>
+      <w:proofErr w:type="spellStart"/>
+      <w:r>
+        <w:rPr>
+          <w:b/>
+          <w:sz w:val="48"/>
+          <w:szCs w:val="48"/>
+        </w:rPr>
+        <w:t>học</w:t>
+      </w:r>
+      <w:proofErr w:type="spellEnd"/>
+      <w:r>
+        <w:rPr>
+          <w:b/>
+          <w:sz w:val="48"/>
+          <w:szCs w:val="48"/>
+        </w:rPr>
+        <w:t xml:space="preserve"> </w:t>
+      </w:r>
+      <w:proofErr w:type="spellStart"/>
+      <w:r>
+        <w:rPr>
+          <w:b/>
+          <w:sz w:val="48"/>
+          <w:szCs w:val="48"/>
+        </w:rPr>
+        <w:t>ngôn</w:t>
+      </w:r>
+      <w:proofErr w:type="spellEnd"/>
+      <w:r>
+        <w:rPr>
+          <w:b/>
+          <w:sz w:val="48"/>
+          <w:szCs w:val="48"/>
+        </w:rPr>
+        <w:t xml:space="preserve"> </w:t>
+      </w:r>
+      <w:proofErr w:type="spellStart"/>
+      <w:r>
+        <w:rPr>
+          <w:b/>
+          <w:sz w:val="48"/>
+          <w:szCs w:val="48"/>
+        </w:rPr>
+        <w:t>ngữ</w:t>
+      </w:r>
+      <w:proofErr w:type="spellEnd"/>
+      <w:r>
+        <w:rPr>
+          <w:b/>
+          <w:sz w:val="48"/>
+          <w:szCs w:val="48"/>
+        </w:rPr>
+        <w:t xml:space="preserve"> </w:t>
+      </w:r>
+      <w:proofErr w:type="spellStart"/>
+      <w:r>
+        <w:rPr>
+          <w:b/>
+          <w:sz w:val="48"/>
+          <w:szCs w:val="48"/>
+        </w:rPr>
+        <w:t>lập</w:t>
+      </w:r>
+      <w:proofErr w:type="spellEnd"/>
+      <w:r>
+        <w:rPr>
+          <w:b/>
+          <w:sz w:val="48"/>
+          <w:szCs w:val="48"/>
+        </w:rPr>
+        <w:t xml:space="preserve"> </w:t>
+      </w:r>
+      <w:proofErr w:type="spellStart"/>
+      <w:r>
+        <w:rPr>
+          <w:b/>
+          <w:sz w:val="48"/>
+          <w:szCs w:val="48"/>
+        </w:rPr>
+        <w:t>trình</w:t>
+      </w:r>
+      <w:proofErr w:type="spellEnd"/>
+      <w:r>
+        <w:rPr>
+          <w:b/>
+          <w:sz w:val="48"/>
+          <w:szCs w:val="48"/>
+        </w:rPr>
+        <w:t xml:space="preserve"> C#</w:t>
       </w:r>
     </w:p>
     <w:p>
@@ -27,29 +171,319 @@
           <w:szCs w:val="32"/>
         </w:rPr>
       </w:pPr>
+      <w:proofErr w:type="spellStart"/>
       <w:r>
         <w:rPr>
           <w:b/>
           <w:sz w:val="32"/>
           <w:szCs w:val="32"/>
         </w:rPr>
-        <w:t>Tên đồ án: Ứng dụng thuyết minh tự động quảng bá sản phẩ</w:t>
-      </w:r>
+        <w:t>Tên</w:t>
+      </w:r>
+      <w:proofErr w:type="spellEnd"/>
       <w:r>
         <w:rPr>
           <w:b/>
           <w:sz w:val="32"/>
           <w:szCs w:val="32"/>
         </w:rPr>
-        <w:t>m cho du khách</w:t>
-      </w:r>
+        <w:t xml:space="preserve"> </w:t>
+      </w:r>
+      <w:proofErr w:type="spellStart"/>
       <w:r>
         <w:rPr>
           <w:b/>
           <w:sz w:val="32"/>
           <w:szCs w:val="32"/>
         </w:rPr>
-        <w:t xml:space="preserve"> nước ngoài.</w:t>
+        <w:t>đồ</w:t>
+      </w:r>
+      <w:proofErr w:type="spellEnd"/>
+      <w:r>
+        <w:rPr>
+          <w:b/>
+          <w:sz w:val="32"/>
+          <w:szCs w:val="32"/>
+        </w:rPr>
+        <w:t xml:space="preserve"> </w:t>
+      </w:r>
+      <w:proofErr w:type="spellStart"/>
+      <w:r>
+        <w:rPr>
+          <w:b/>
+          <w:sz w:val="32"/>
+          <w:szCs w:val="32"/>
+        </w:rPr>
+        <w:t>án</w:t>
+      </w:r>
+      <w:proofErr w:type="spellEnd"/>
+      <w:r>
+        <w:rPr>
+          <w:b/>
+          <w:sz w:val="32"/>
+          <w:szCs w:val="32"/>
+        </w:rPr>
+        <w:t xml:space="preserve">: </w:t>
+      </w:r>
+      <w:proofErr w:type="spellStart"/>
+      <w:r>
+        <w:rPr>
+          <w:b/>
+          <w:sz w:val="32"/>
+          <w:szCs w:val="32"/>
+        </w:rPr>
+        <w:t>Ứng</w:t>
+      </w:r>
+      <w:proofErr w:type="spellEnd"/>
+      <w:r>
+        <w:rPr>
+          <w:b/>
+          <w:sz w:val="32"/>
+          <w:szCs w:val="32"/>
+        </w:rPr>
+        <w:t xml:space="preserve"> </w:t>
+      </w:r>
+      <w:proofErr w:type="spellStart"/>
+      <w:r>
+        <w:rPr>
+          <w:b/>
+          <w:sz w:val="32"/>
+          <w:szCs w:val="32"/>
+        </w:rPr>
+        <w:t>dụng</w:t>
+      </w:r>
+      <w:proofErr w:type="spellEnd"/>
+      <w:r>
+        <w:rPr>
+          <w:b/>
+          <w:sz w:val="32"/>
+          <w:szCs w:val="32"/>
+        </w:rPr>
+        <w:t xml:space="preserve"> </w:t>
+      </w:r>
+      <w:proofErr w:type="spellStart"/>
+      <w:r>
+        <w:rPr>
+          <w:b/>
+          <w:sz w:val="32"/>
+          <w:szCs w:val="32"/>
+        </w:rPr>
+        <w:t>thuyết</w:t>
+      </w:r>
+      <w:proofErr w:type="spellEnd"/>
+      <w:r>
+        <w:rPr>
+          <w:b/>
+          <w:sz w:val="32"/>
+          <w:szCs w:val="32"/>
+        </w:rPr>
+        <w:t xml:space="preserve"> </w:t>
+      </w:r>
+      <w:proofErr w:type="spellStart"/>
+      <w:r>
+        <w:rPr>
+          <w:b/>
+          <w:sz w:val="32"/>
+          <w:szCs w:val="32"/>
+        </w:rPr>
+        <w:t>minh</w:t>
+      </w:r>
+      <w:proofErr w:type="spellEnd"/>
+      <w:r>
+        <w:rPr>
+          <w:b/>
+          <w:sz w:val="32"/>
+          <w:szCs w:val="32"/>
+        </w:rPr>
+        <w:t xml:space="preserve"> </w:t>
+      </w:r>
+      <w:proofErr w:type="spellStart"/>
+      <w:r>
+        <w:rPr>
+          <w:b/>
+          <w:sz w:val="32"/>
+          <w:szCs w:val="32"/>
+        </w:rPr>
+        <w:t>tự</w:t>
+      </w:r>
+      <w:proofErr w:type="spellEnd"/>
+      <w:r>
+        <w:rPr>
+          <w:b/>
+          <w:sz w:val="32"/>
+          <w:szCs w:val="32"/>
+        </w:rPr>
+        <w:t xml:space="preserve"> </w:t>
+      </w:r>
+      <w:proofErr w:type="spellStart"/>
+      <w:r>
+        <w:rPr>
+          <w:b/>
+          <w:sz w:val="32"/>
+          <w:szCs w:val="32"/>
+        </w:rPr>
+        <w:t>động</w:t>
+      </w:r>
+      <w:proofErr w:type="spellEnd"/>
+      <w:r>
+        <w:rPr>
+          <w:b/>
+          <w:sz w:val="32"/>
+          <w:szCs w:val="32"/>
+        </w:rPr>
+        <w:t xml:space="preserve"> </w:t>
+      </w:r>
+      <w:proofErr w:type="spellStart"/>
+      <w:r>
+        <w:rPr>
+          <w:b/>
+          <w:sz w:val="32"/>
+          <w:szCs w:val="32"/>
+        </w:rPr>
+        <w:t>quảng</w:t>
+      </w:r>
+      <w:proofErr w:type="spellEnd"/>
+      <w:r>
+        <w:rPr>
+          <w:b/>
+          <w:sz w:val="32"/>
+          <w:szCs w:val="32"/>
+        </w:rPr>
+        <w:t xml:space="preserve"> </w:t>
+      </w:r>
+      <w:proofErr w:type="spellStart"/>
+      <w:r>
+        <w:rPr>
+          <w:b/>
+          <w:sz w:val="32"/>
+          <w:szCs w:val="32"/>
+        </w:rPr>
+        <w:t>bá</w:t>
+      </w:r>
+      <w:proofErr w:type="spellEnd"/>
+      <w:r>
+        <w:rPr>
+          <w:b/>
+          <w:sz w:val="32"/>
+          <w:szCs w:val="32"/>
+        </w:rPr>
+        <w:t xml:space="preserve"> </w:t>
+      </w:r>
+      <w:proofErr w:type="spellStart"/>
+      <w:r>
+        <w:rPr>
+          <w:b/>
+          <w:sz w:val="32"/>
+          <w:szCs w:val="32"/>
+        </w:rPr>
+        <w:t>sản</w:t>
+      </w:r>
+      <w:proofErr w:type="spellEnd"/>
+      <w:r>
+        <w:rPr>
+          <w:b/>
+          <w:sz w:val="32"/>
+          <w:szCs w:val="32"/>
+        </w:rPr>
+        <w:t xml:space="preserve"> </w:t>
+      </w:r>
+      <w:proofErr w:type="spellStart"/>
+      <w:r>
+        <w:rPr>
+          <w:b/>
+          <w:sz w:val="32"/>
+          <w:szCs w:val="32"/>
+        </w:rPr>
+        <w:t>phẩ</w:t>
+      </w:r>
+      <w:r>
+        <w:rPr>
+          <w:b/>
+          <w:sz w:val="32"/>
+          <w:szCs w:val="32"/>
+        </w:rPr>
+        <w:t>m</w:t>
+      </w:r>
+      <w:proofErr w:type="spellEnd"/>
+      <w:r>
+        <w:rPr>
+          <w:b/>
+          <w:sz w:val="32"/>
+          <w:szCs w:val="32"/>
+        </w:rPr>
+        <w:t xml:space="preserve"> </w:t>
+      </w:r>
+      <w:proofErr w:type="spellStart"/>
+      <w:r>
+        <w:rPr>
+          <w:b/>
+          <w:sz w:val="32"/>
+          <w:szCs w:val="32"/>
+        </w:rPr>
+        <w:t>cho</w:t>
+      </w:r>
+      <w:proofErr w:type="spellEnd"/>
+      <w:r>
+        <w:rPr>
+          <w:b/>
+          <w:sz w:val="32"/>
+          <w:szCs w:val="32"/>
+        </w:rPr>
+        <w:t xml:space="preserve"> du </w:t>
+      </w:r>
+      <w:proofErr w:type="spellStart"/>
+      <w:r>
+        <w:rPr>
+          <w:b/>
+          <w:sz w:val="32"/>
+          <w:szCs w:val="32"/>
+        </w:rPr>
+        <w:t>khách</w:t>
+      </w:r>
+      <w:proofErr w:type="spellEnd"/>
+      <w:r>
+        <w:rPr>
+          <w:b/>
+          <w:sz w:val="32"/>
+          <w:szCs w:val="32"/>
+        </w:rPr>
+        <w:t xml:space="preserve"> </w:t>
+      </w:r>
+      <w:proofErr w:type="spellStart"/>
+      <w:r>
+        <w:rPr>
+          <w:b/>
+          <w:sz w:val="32"/>
+          <w:szCs w:val="32"/>
+        </w:rPr>
+        <w:t>nước</w:t>
+      </w:r>
+      <w:proofErr w:type="spellEnd"/>
+      <w:r>
+        <w:rPr>
+          <w:b/>
+          <w:sz w:val="32"/>
+          <w:szCs w:val="32"/>
+        </w:rPr>
+        <w:t xml:space="preserve"> </w:t>
+      </w:r>
+      <w:proofErr w:type="spellStart"/>
+      <w:r>
+        <w:rPr>
+          <w:b/>
+          <w:sz w:val="32"/>
+          <w:szCs w:val="32"/>
+        </w:rPr>
+        <w:t>ngoài</w:t>
+      </w:r>
+      <w:proofErr w:type="spellEnd"/>
+      <w:r>
+        <w:rPr>
+          <w:b/>
+          <w:sz w:val="32"/>
+          <w:szCs w:val="32"/>
+        </w:rPr>
+        <w:t>.</w:t>
       </w:r>
     </w:p>
     <w:p>
@@ -57,8 +491,37 @@
         <w:pStyle w:val="Heading1"/>
       </w:pPr>
       <w:bookmarkStart w:id="0" w:name="_Toc226703403"/>
-      <w:r>
-        <w:t>Tổng quan đồ án:</w:t>
+      <w:proofErr w:type="spellStart"/>
+      <w:r>
+        <w:t>Tổng</w:t>
+      </w:r>
+      <w:proofErr w:type="spellEnd"/>
+      <w:r>
+        <w:t xml:space="preserve"> </w:t>
+      </w:r>
+      <w:proofErr w:type="spellStart"/>
+      <w:r>
+        <w:t>quan</w:t>
+      </w:r>
+      <w:proofErr w:type="spellEnd"/>
+      <w:r>
+        <w:t xml:space="preserve"> </w:t>
+      </w:r>
+      <w:proofErr w:type="spellStart"/>
+      <w:r>
+        <w:t>đồ</w:t>
+      </w:r>
+      <w:proofErr w:type="spellEnd"/>
+      <w:r>
+        <w:t xml:space="preserve"> </w:t>
+      </w:r>
+      <w:proofErr w:type="spellStart"/>
+      <w:r>
+        <w:t>án</w:t>
+      </w:r>
+      <w:proofErr w:type="spellEnd"/>
+      <w:r>
+        <w:t>:</w:t>
       </w:r>
       <w:bookmarkEnd w:id="0"/>
     </w:p>
@@ -67,13 +530,23 @@
         <w:pStyle w:val="Heading2"/>
       </w:pPr>
       <w:bookmarkStart w:id="1" w:name="_Toc226703404"/>
-      <w:r>
-        <w:t>Tóm tắ</w:t>
+      <w:proofErr w:type="spellStart"/>
+      <w:r>
+        <w:t>Tóm</w:t>
+      </w:r>
+      <w:proofErr w:type="spellEnd"/>
+      <w:r>
+        <w:t xml:space="preserve"> </w:t>
+      </w:r>
+      <w:proofErr w:type="spellStart"/>
+      <w:r>
+        <w:t>tắ</w:t>
       </w:r>
       <w:r>
         <w:t>t</w:t>
       </w:r>
       <w:bookmarkEnd w:id="1"/>
+      <w:proofErr w:type="spellEnd"/>
     </w:p>
     <w:p>
       <w:pPr>
@@ -85,18 +558,238 @@
         <w:ind w:left="1701" w:hanging="283"/>
         <w:jc w:val="both"/>
       </w:pPr>
-      <w:r>
-        <w:t>Ứng dụng là một hệ thống du lịch thông minh hỗ trợ du khách nướ</w:t>
-      </w:r>
-      <w:r>
-        <w:t xml:space="preserve">c ngoài khám phá </w:t>
-      </w:r>
-      <w:r>
-        <w:t>các hàng quán gần vị trí hiện tại bằng ngôn ngữ</w:t>
-      </w:r>
-      <w:r>
-        <w:t xml:space="preserve"> bản địa</w:t>
-      </w:r>
+      <w:proofErr w:type="spellStart"/>
+      <w:r>
+        <w:t>Ứng</w:t>
+      </w:r>
+      <w:proofErr w:type="spellEnd"/>
+      <w:r>
+        <w:t xml:space="preserve"> </w:t>
+      </w:r>
+      <w:proofErr w:type="spellStart"/>
+      <w:r>
+        <w:t>dụng</w:t>
+      </w:r>
+      <w:proofErr w:type="spellEnd"/>
+      <w:r>
+        <w:t xml:space="preserve"> </w:t>
+      </w:r>
+      <w:proofErr w:type="spellStart"/>
+      <w:r>
+        <w:t>là</w:t>
+      </w:r>
+      <w:proofErr w:type="spellEnd"/>
+      <w:r>
+        <w:t xml:space="preserve"> </w:t>
+      </w:r>
+      <w:proofErr w:type="spellStart"/>
+      <w:r>
+        <w:t>một</w:t>
+      </w:r>
+      <w:proofErr w:type="spellEnd"/>
+      <w:r>
+        <w:t xml:space="preserve"> </w:t>
+      </w:r>
+      <w:proofErr w:type="spellStart"/>
+      <w:r>
+        <w:t>hệ</w:t>
+      </w:r>
+      <w:proofErr w:type="spellEnd"/>
+      <w:r>
+        <w:t xml:space="preserve"> </w:t>
+      </w:r>
+      <w:proofErr w:type="spellStart"/>
+      <w:r>
+        <w:t>thống</w:t>
+      </w:r>
+      <w:proofErr w:type="spellEnd"/>
+      <w:r>
+        <w:t xml:space="preserve"> du </w:t>
+      </w:r>
+      <w:proofErr w:type="spellStart"/>
+      <w:r>
+        <w:t>lịch</w:t>
+      </w:r>
+      <w:proofErr w:type="spellEnd"/>
+      <w:r>
+        <w:t xml:space="preserve"> </w:t>
+      </w:r>
+      <w:proofErr w:type="spellStart"/>
+      <w:r>
+        <w:t>thông</w:t>
+      </w:r>
+      <w:proofErr w:type="spellEnd"/>
+      <w:r>
+        <w:t xml:space="preserve"> </w:t>
+      </w:r>
+      <w:proofErr w:type="spellStart"/>
+      <w:r>
+        <w:t>minh</w:t>
+      </w:r>
+      <w:proofErr w:type="spellEnd"/>
+      <w:r>
+        <w:t xml:space="preserve"> </w:t>
+      </w:r>
+      <w:proofErr w:type="spellStart"/>
+      <w:r>
+        <w:t>hỗ</w:t>
+      </w:r>
+      <w:proofErr w:type="spellEnd"/>
+      <w:r>
+        <w:t xml:space="preserve"> </w:t>
+      </w:r>
+      <w:proofErr w:type="spellStart"/>
+      <w:r>
+        <w:t>trợ</w:t>
+      </w:r>
+      <w:proofErr w:type="spellEnd"/>
+      <w:r>
+        <w:t xml:space="preserve"> du </w:t>
+      </w:r>
+      <w:proofErr w:type="spellStart"/>
+      <w:r>
+        <w:t>khách</w:t>
+      </w:r>
+      <w:proofErr w:type="spellEnd"/>
+      <w:r>
+        <w:t xml:space="preserve"> </w:t>
+      </w:r>
+      <w:proofErr w:type="spellStart"/>
+      <w:r>
+        <w:t>nướ</w:t>
+      </w:r>
+      <w:r>
+        <w:t>c</w:t>
+      </w:r>
+      <w:proofErr w:type="spellEnd"/>
+      <w:r>
+        <w:t xml:space="preserve"> </w:t>
+      </w:r>
+      <w:proofErr w:type="spellStart"/>
+      <w:r>
+        <w:t>ngoài</w:t>
+      </w:r>
+      <w:proofErr w:type="spellEnd"/>
+      <w:r>
+        <w:t xml:space="preserve"> </w:t>
+      </w:r>
+      <w:proofErr w:type="spellStart"/>
+      <w:r>
+        <w:t>khám</w:t>
+      </w:r>
+      <w:proofErr w:type="spellEnd"/>
+      <w:r>
+        <w:t xml:space="preserve"> </w:t>
+      </w:r>
+      <w:proofErr w:type="spellStart"/>
+      <w:r>
+        <w:t>phá</w:t>
+      </w:r>
+      <w:proofErr w:type="spellEnd"/>
+      <w:r>
+        <w:t xml:space="preserve"> </w:t>
+      </w:r>
+      <w:proofErr w:type="spellStart"/>
+      <w:r>
+        <w:t>các</w:t>
+      </w:r>
+      <w:proofErr w:type="spellEnd"/>
+      <w:r>
+        <w:t xml:space="preserve"> </w:t>
+      </w:r>
+      <w:proofErr w:type="spellStart"/>
+      <w:r>
+        <w:t>hàng</w:t>
+      </w:r>
+      <w:proofErr w:type="spellEnd"/>
+      <w:r>
+        <w:t xml:space="preserve"> </w:t>
+      </w:r>
+      <w:proofErr w:type="spellStart"/>
+      <w:r>
+        <w:t>quán</w:t>
+      </w:r>
+      <w:proofErr w:type="spellEnd"/>
+      <w:r>
+        <w:t xml:space="preserve"> </w:t>
+      </w:r>
+      <w:proofErr w:type="spellStart"/>
+      <w:r>
+        <w:t>gần</w:t>
+      </w:r>
+      <w:proofErr w:type="spellEnd"/>
+      <w:r>
+        <w:t xml:space="preserve"> </w:t>
+      </w:r>
+      <w:proofErr w:type="spellStart"/>
+      <w:r>
+        <w:t>vị</w:t>
+      </w:r>
+      <w:proofErr w:type="spellEnd"/>
+      <w:r>
+        <w:t xml:space="preserve"> </w:t>
+      </w:r>
+      <w:proofErr w:type="spellStart"/>
+      <w:r>
+        <w:t>trí</w:t>
+      </w:r>
+      <w:proofErr w:type="spellEnd"/>
+      <w:r>
+        <w:t xml:space="preserve"> </w:t>
+      </w:r>
+      <w:proofErr w:type="spellStart"/>
+      <w:r>
+        <w:t>hiện</w:t>
+      </w:r>
+      <w:proofErr w:type="spellEnd"/>
+      <w:r>
+        <w:t xml:space="preserve"> </w:t>
+      </w:r>
+      <w:proofErr w:type="spellStart"/>
+      <w:r>
+        <w:t>tại</w:t>
+      </w:r>
+      <w:proofErr w:type="spellEnd"/>
+      <w:r>
+        <w:t xml:space="preserve"> </w:t>
+      </w:r>
+      <w:proofErr w:type="spellStart"/>
+      <w:r>
+        <w:t>bằng</w:t>
+      </w:r>
+      <w:proofErr w:type="spellEnd"/>
+      <w:r>
+        <w:t xml:space="preserve"> </w:t>
+      </w:r>
+      <w:proofErr w:type="spellStart"/>
+      <w:r>
+        <w:t>ngôn</w:t>
+      </w:r>
+      <w:proofErr w:type="spellEnd"/>
+      <w:r>
+        <w:t xml:space="preserve"> </w:t>
+      </w:r>
+      <w:proofErr w:type="spellStart"/>
+      <w:r>
+        <w:t>ngữ</w:t>
+      </w:r>
+      <w:proofErr w:type="spellEnd"/>
+      <w:r>
+        <w:t xml:space="preserve"> </w:t>
+      </w:r>
+      <w:proofErr w:type="spellStart"/>
+      <w:r>
+        <w:t>bản</w:t>
+      </w:r>
+      <w:proofErr w:type="spellEnd"/>
+      <w:r>
+        <w:t xml:space="preserve"> </w:t>
+      </w:r>
+      <w:proofErr w:type="spellStart"/>
+      <w:r>
+        <w:t>địa</w:t>
+      </w:r>
+      <w:proofErr w:type="spellEnd"/>
       <w:r>
         <w:t>.</w:t>
       </w:r>
@@ -106,13 +799,39 @@
         <w:pStyle w:val="Heading2"/>
       </w:pPr>
       <w:bookmarkStart w:id="2" w:name="_Toc226703405"/>
-      <w:r>
-        <w:t>Đối tượng sử dụ</w:t>
+      <w:proofErr w:type="spellStart"/>
+      <w:r>
+        <w:t>Đối</w:t>
+      </w:r>
+      <w:proofErr w:type="spellEnd"/>
+      <w:r>
+        <w:t xml:space="preserve"> </w:t>
+      </w:r>
+      <w:proofErr w:type="spellStart"/>
+      <w:r>
+        <w:t>tượng</w:t>
+      </w:r>
+      <w:proofErr w:type="spellEnd"/>
+      <w:r>
+        <w:t xml:space="preserve"> </w:t>
+      </w:r>
+      <w:proofErr w:type="spellStart"/>
+      <w:r>
+        <w:t>sử</w:t>
+      </w:r>
+      <w:proofErr w:type="spellEnd"/>
+      <w:r>
+        <w:t xml:space="preserve"> </w:t>
+      </w:r>
+      <w:proofErr w:type="spellStart"/>
+      <w:r>
+        <w:t>dụ</w:t>
       </w:r>
       <w:r>
         <w:t>ng</w:t>
       </w:r>
       <w:bookmarkEnd w:id="2"/>
+      <w:proofErr w:type="spellEnd"/>
     </w:p>
     <w:p>
       <w:pPr>
@@ -125,17 +844,184 @@
         <w:jc w:val="both"/>
       </w:pPr>
       <w:r>
-        <w:t>Du khách</w:t>
-      </w:r>
-      <w:r>
-        <w:t>: D</w:t>
-      </w:r>
-      <w:r>
-        <w:t>ùng ứng dụng trên điện thoại để</w:t>
-      </w:r>
-      <w:r>
-        <w:t xml:space="preserve"> định vị, xem danh sách các hàng quán và nghe thuyết minh mô tả</w:t>
-      </w:r>
+        <w:t xml:space="preserve">Du </w:t>
+      </w:r>
+      <w:proofErr w:type="spellStart"/>
+      <w:r>
+        <w:t>khách</w:t>
+      </w:r>
+      <w:proofErr w:type="spellEnd"/>
+      <w:r>
+        <w:t xml:space="preserve">: </w:t>
+      </w:r>
+      <w:proofErr w:type="spellStart"/>
+      <w:r>
+        <w:t>D</w:t>
+      </w:r>
+      <w:r>
+        <w:t>ùng</w:t>
+      </w:r>
+      <w:proofErr w:type="spellEnd"/>
+      <w:r>
+        <w:t xml:space="preserve"> </w:t>
+      </w:r>
+      <w:proofErr w:type="spellStart"/>
+      <w:r>
+        <w:t>ứng</w:t>
+      </w:r>
+      <w:proofErr w:type="spellEnd"/>
+      <w:r>
+        <w:t xml:space="preserve"> </w:t>
+      </w:r>
+      <w:proofErr w:type="spellStart"/>
+      <w:r>
+        <w:t>dụng</w:t>
+      </w:r>
+      <w:proofErr w:type="spellEnd"/>
+      <w:r>
+        <w:t xml:space="preserve"> </w:t>
+      </w:r>
+      <w:proofErr w:type="spellStart"/>
+      <w:r>
+        <w:t>trên</w:t>
+      </w:r>
+      <w:proofErr w:type="spellEnd"/>
+      <w:r>
+        <w:t xml:space="preserve"> </w:t>
+      </w:r>
+      <w:proofErr w:type="spellStart"/>
+      <w:r>
+        <w:t>điện</w:t>
+      </w:r>
+      <w:proofErr w:type="spellEnd"/>
+      <w:r>
+        <w:t xml:space="preserve"> </w:t>
+      </w:r>
+      <w:proofErr w:type="spellStart"/>
+      <w:r>
+        <w:t>thoại</w:t>
+      </w:r>
+      <w:proofErr w:type="spellEnd"/>
+      <w:r>
+        <w:t xml:space="preserve"> </w:t>
+      </w:r>
+      <w:proofErr w:type="spellStart"/>
+      <w:r>
+        <w:t>để</w:t>
+      </w:r>
+      <w:proofErr w:type="spellEnd"/>
+      <w:r>
+        <w:t xml:space="preserve"> </w:t>
+      </w:r>
+      <w:proofErr w:type="spellStart"/>
+      <w:r>
+        <w:t>định</w:t>
+      </w:r>
+      <w:proofErr w:type="spellEnd"/>
+      <w:r>
+        <w:t xml:space="preserve"> </w:t>
+      </w:r>
+      <w:proofErr w:type="spellStart"/>
+      <w:r>
+        <w:t>vị</w:t>
+      </w:r>
+      <w:proofErr w:type="spellEnd"/>
+      <w:r>
+        <w:t xml:space="preserve">, </w:t>
+      </w:r>
+      <w:proofErr w:type="spellStart"/>
+      <w:r>
+        <w:t>xem</w:t>
+      </w:r>
+      <w:proofErr w:type="spellEnd"/>
+      <w:r>
+        <w:t xml:space="preserve"> </w:t>
+      </w:r>
+      <w:proofErr w:type="spellStart"/>
+      <w:r>
+        <w:t>danh</w:t>
+      </w:r>
+      <w:proofErr w:type="spellEnd"/>
+      <w:r>
+        <w:t xml:space="preserve"> </w:t>
+      </w:r>
+      <w:proofErr w:type="spellStart"/>
+      <w:r>
+        <w:t>sách</w:t>
+      </w:r>
+      <w:proofErr w:type="spellEnd"/>
+      <w:r>
+        <w:t xml:space="preserve"> </w:t>
+      </w:r>
+      <w:proofErr w:type="spellStart"/>
+      <w:r>
+        <w:t>các</w:t>
+      </w:r>
+      <w:proofErr w:type="spellEnd"/>
+      <w:r>
+        <w:t xml:space="preserve"> </w:t>
+      </w:r>
+      <w:proofErr w:type="spellStart"/>
+      <w:r>
+        <w:t>hàng</w:t>
+      </w:r>
+      <w:proofErr w:type="spellEnd"/>
+      <w:r>
+        <w:t xml:space="preserve"> </w:t>
+      </w:r>
+      <w:proofErr w:type="spellStart"/>
+      <w:r>
+        <w:t>quán</w:t>
+      </w:r>
+      <w:proofErr w:type="spellEnd"/>
+      <w:r>
+        <w:t xml:space="preserve"> </w:t>
+      </w:r>
+      <w:proofErr w:type="spellStart"/>
+      <w:r>
+        <w:t>và</w:t>
+      </w:r>
+      <w:proofErr w:type="spellEnd"/>
+      <w:r>
+        <w:t xml:space="preserve"> </w:t>
+      </w:r>
+      <w:proofErr w:type="spellStart"/>
+      <w:r>
+        <w:t>nghe</w:t>
+      </w:r>
+      <w:proofErr w:type="spellEnd"/>
+      <w:r>
+        <w:t xml:space="preserve"> </w:t>
+      </w:r>
+      <w:proofErr w:type="spellStart"/>
+      <w:r>
+        <w:t>thuyết</w:t>
+      </w:r>
+      <w:proofErr w:type="spellEnd"/>
+      <w:r>
+        <w:t xml:space="preserve"> </w:t>
+      </w:r>
+      <w:proofErr w:type="spellStart"/>
+      <w:r>
+        <w:t>minh</w:t>
+      </w:r>
+      <w:proofErr w:type="spellEnd"/>
+      <w:r>
+        <w:t xml:space="preserve"> </w:t>
+      </w:r>
+      <w:proofErr w:type="spellStart"/>
+      <w:r>
+        <w:t>mô</w:t>
+      </w:r>
+      <w:proofErr w:type="spellEnd"/>
+      <w:r>
+        <w:t xml:space="preserve"> </w:t>
+      </w:r>
+      <w:proofErr w:type="spellStart"/>
+      <w:r>
+        <w:t>tả</w:t>
+      </w:r>
+      <w:proofErr w:type="spellEnd"/>
       <w:r>
         <w:t>.</w:t>
       </w:r>
@@ -153,13 +1039,133 @@
         <w:t>Admin</w:t>
       </w:r>
       <w:r>
-        <w:t>: Đ</w:t>
-      </w:r>
-      <w:r>
-        <w:t>ăng nhập vào website với quyền quản trị để quả</w:t>
-      </w:r>
-      <w:r>
-        <w:t>n lý danh sách các hàng quán.</w:t>
+        <w:t xml:space="preserve">: </w:t>
+      </w:r>
+      <w:proofErr w:type="spellStart"/>
+      <w:r>
+        <w:t>Đ</w:t>
+      </w:r>
+      <w:r>
+        <w:t>ăng</w:t>
+      </w:r>
+      <w:proofErr w:type="spellEnd"/>
+      <w:r>
+        <w:t xml:space="preserve"> </w:t>
+      </w:r>
+      <w:proofErr w:type="spellStart"/>
+      <w:r>
+        <w:t>nhập</w:t>
+      </w:r>
+      <w:proofErr w:type="spellEnd"/>
+      <w:r>
+        <w:t xml:space="preserve"> </w:t>
+      </w:r>
+      <w:proofErr w:type="spellStart"/>
+      <w:r>
+        <w:t>vào</w:t>
+      </w:r>
+      <w:proofErr w:type="spellEnd"/>
+      <w:r>
+        <w:t xml:space="preserve"> website </w:t>
+      </w:r>
+      <w:proofErr w:type="spellStart"/>
+      <w:r>
+        <w:t>với</w:t>
+      </w:r>
+      <w:proofErr w:type="spellEnd"/>
+      <w:r>
+        <w:t xml:space="preserve"> </w:t>
+      </w:r>
+      <w:proofErr w:type="spellStart"/>
+      <w:r>
+        <w:t>quyền</w:t>
+      </w:r>
+      <w:proofErr w:type="spellEnd"/>
+      <w:r>
+        <w:t xml:space="preserve"> </w:t>
+      </w:r>
+      <w:proofErr w:type="spellStart"/>
+      <w:r>
+        <w:t>quản</w:t>
+      </w:r>
+      <w:proofErr w:type="spellEnd"/>
+      <w:r>
+        <w:t xml:space="preserve"> </w:t>
+      </w:r>
+      <w:proofErr w:type="spellStart"/>
+      <w:r>
+        <w:t>trị</w:t>
+      </w:r>
+      <w:proofErr w:type="spellEnd"/>
+      <w:r>
+        <w:t xml:space="preserve"> </w:t>
+      </w:r>
+      <w:proofErr w:type="spellStart"/>
+      <w:r>
+        <w:t>để</w:t>
+      </w:r>
+      <w:proofErr w:type="spellEnd"/>
+      <w:r>
+        <w:t xml:space="preserve"> </w:t>
+      </w:r>
+      <w:proofErr w:type="spellStart"/>
+      <w:r>
+        <w:t>quả</w:t>
+      </w:r>
+      <w:r>
+        <w:t>n</w:t>
+      </w:r>
+      <w:proofErr w:type="spellEnd"/>
+      <w:r>
+        <w:t xml:space="preserve"> </w:t>
+      </w:r>
+      <w:proofErr w:type="spellStart"/>
+      <w:r>
+        <w:t>lý</w:t>
+      </w:r>
+      <w:proofErr w:type="spellEnd"/>
+      <w:r>
+        <w:t xml:space="preserve"> </w:t>
+      </w:r>
+      <w:proofErr w:type="spellStart"/>
+      <w:r>
+        <w:t>danh</w:t>
+      </w:r>
+      <w:proofErr w:type="spellEnd"/>
+      <w:r>
+        <w:t xml:space="preserve"> </w:t>
+      </w:r>
+      <w:proofErr w:type="spellStart"/>
+      <w:r>
+        <w:t>sách</w:t>
+      </w:r>
+      <w:proofErr w:type="spellEnd"/>
+      <w:r>
+        <w:t xml:space="preserve"> </w:t>
+      </w:r>
+      <w:proofErr w:type="spellStart"/>
+      <w:r>
+        <w:t>các</w:t>
+      </w:r>
+      <w:proofErr w:type="spellEnd"/>
+      <w:r>
+        <w:t xml:space="preserve"> </w:t>
+      </w:r>
+      <w:proofErr w:type="spellStart"/>
+      <w:r>
+        <w:t>hàng</w:t>
+      </w:r>
+      <w:proofErr w:type="spellEnd"/>
+      <w:r>
+        <w:t xml:space="preserve"> </w:t>
+      </w:r>
+      <w:proofErr w:type="spellStart"/>
+      <w:r>
+        <w:t>quán</w:t>
+      </w:r>
+      <w:proofErr w:type="spellEnd"/>
+      <w:r>
+        <w:t>.</w:t>
       </w:r>
     </w:p>
     <w:p>
@@ -168,9 +1174,22 @@
       </w:pPr>
       <w:bookmarkStart w:id="3" w:name="_Toc226703406"/>
       <w:r>
-        <w:t>Các vấn đề</w:t>
+        <w:t xml:space="preserve">Các </w:t>
+      </w:r>
+      <w:proofErr w:type="spellStart"/>
+      <w:r>
+        <w:t>vấn</w:t>
+      </w:r>
+      <w:proofErr w:type="spellEnd"/>
+      <w:r>
+        <w:t xml:space="preserve"> </w:t>
+      </w:r>
+      <w:proofErr w:type="spellStart"/>
+      <w:r>
+        <w:t>đề</w:t>
       </w:r>
       <w:bookmarkEnd w:id="3"/>
+      <w:proofErr w:type="spellEnd"/>
     </w:p>
     <w:p>
       <w:pPr>
@@ -182,7 +1201,279 @@
         <w:jc w:val="both"/>
       </w:pPr>
       <w:r>
-        <w:t>Du khách nước ngoài (customer): Gặp rào cản ngôn ngữ, khó khăn trong việc tìm kiếm các địa điểm phù hợp gần vị trí hiện tại, tiếp cận thông tin đáng tin cậy về sản phẩm, dịch vụ.</w:t>
+        <w:t xml:space="preserve">Du </w:t>
+      </w:r>
+      <w:proofErr w:type="spellStart"/>
+      <w:r>
+        <w:t>khách</w:t>
+      </w:r>
+      <w:proofErr w:type="spellEnd"/>
+      <w:r>
+        <w:t xml:space="preserve"> </w:t>
+      </w:r>
+      <w:proofErr w:type="spellStart"/>
+      <w:r>
+        <w:t>nước</w:t>
+      </w:r>
+      <w:proofErr w:type="spellEnd"/>
+      <w:r>
+        <w:t xml:space="preserve"> </w:t>
+      </w:r>
+      <w:proofErr w:type="spellStart"/>
+      <w:r>
+        <w:t>ngoài</w:t>
+      </w:r>
+      <w:proofErr w:type="spellEnd"/>
+      <w:r>
+        <w:t xml:space="preserve"> (customer): </w:t>
+      </w:r>
+      <w:proofErr w:type="spellStart"/>
+      <w:r>
+        <w:t>Gặp</w:t>
+      </w:r>
+      <w:proofErr w:type="spellEnd"/>
+      <w:r>
+        <w:t xml:space="preserve"> </w:t>
+      </w:r>
+      <w:proofErr w:type="spellStart"/>
+      <w:r>
+        <w:t>rào</w:t>
+      </w:r>
+      <w:proofErr w:type="spellEnd"/>
+      <w:r>
+        <w:t xml:space="preserve"> </w:t>
+      </w:r>
+      <w:proofErr w:type="spellStart"/>
+      <w:r>
+        <w:t>cản</w:t>
+      </w:r>
+      <w:proofErr w:type="spellEnd"/>
+      <w:r>
+        <w:t xml:space="preserve"> </w:t>
+      </w:r>
+      <w:proofErr w:type="spellStart"/>
+      <w:r>
+        <w:t>ngôn</w:t>
+      </w:r>
+      <w:proofErr w:type="spellEnd"/>
+      <w:r>
+        <w:t xml:space="preserve"> </w:t>
+      </w:r>
+      <w:proofErr w:type="spellStart"/>
+      <w:r>
+        <w:t>ngữ</w:t>
+      </w:r>
+      <w:proofErr w:type="spellEnd"/>
+      <w:r>
+        <w:t xml:space="preserve">, </w:t>
+      </w:r>
+      <w:proofErr w:type="spellStart"/>
+      <w:r>
+        <w:t>khó</w:t>
+      </w:r>
+      <w:proofErr w:type="spellEnd"/>
+      <w:r>
+        <w:t xml:space="preserve"> </w:t>
+      </w:r>
+      <w:proofErr w:type="spellStart"/>
+      <w:r>
+        <w:t>khăn</w:t>
+      </w:r>
+      <w:proofErr w:type="spellEnd"/>
+      <w:r>
+        <w:t xml:space="preserve"> </w:t>
+      </w:r>
+      <w:proofErr w:type="spellStart"/>
+      <w:r>
+        <w:t>trong</w:t>
+      </w:r>
+      <w:proofErr w:type="spellEnd"/>
+      <w:r>
+        <w:t xml:space="preserve"> </w:t>
+      </w:r>
+      <w:proofErr w:type="spellStart"/>
+      <w:r>
+        <w:t>việc</w:t>
+      </w:r>
+      <w:proofErr w:type="spellEnd"/>
+      <w:r>
+        <w:t xml:space="preserve"> </w:t>
+      </w:r>
+      <w:proofErr w:type="spellStart"/>
+      <w:r>
+        <w:t>tìm</w:t>
+      </w:r>
+      <w:proofErr w:type="spellEnd"/>
+      <w:r>
+        <w:t xml:space="preserve"> </w:t>
+      </w:r>
+      <w:proofErr w:type="spellStart"/>
+      <w:r>
+        <w:t>kiếm</w:t>
+      </w:r>
+      <w:proofErr w:type="spellEnd"/>
+      <w:r>
+        <w:t xml:space="preserve"> </w:t>
+      </w:r>
+      <w:proofErr w:type="spellStart"/>
+      <w:r>
+        <w:t>các</w:t>
+      </w:r>
+      <w:proofErr w:type="spellEnd"/>
+      <w:r>
+        <w:t xml:space="preserve"> </w:t>
+      </w:r>
+      <w:proofErr w:type="spellStart"/>
+      <w:r>
+        <w:t>địa</w:t>
+      </w:r>
+      <w:proofErr w:type="spellEnd"/>
+      <w:r>
+        <w:t xml:space="preserve"> </w:t>
+      </w:r>
+      <w:proofErr w:type="spellStart"/>
+      <w:r>
+        <w:t>điểm</w:t>
+      </w:r>
+      <w:proofErr w:type="spellEnd"/>
+      <w:r>
+        <w:t xml:space="preserve"> </w:t>
+      </w:r>
+      <w:proofErr w:type="spellStart"/>
+      <w:r>
+        <w:t>phù</w:t>
+      </w:r>
+      <w:proofErr w:type="spellEnd"/>
+      <w:r>
+        <w:t xml:space="preserve"> </w:t>
+      </w:r>
+      <w:proofErr w:type="spellStart"/>
+      <w:r>
+        <w:t>hợp</w:t>
+      </w:r>
+      <w:proofErr w:type="spellEnd"/>
+      <w:r>
+        <w:t xml:space="preserve"> </w:t>
+      </w:r>
+      <w:proofErr w:type="spellStart"/>
+      <w:r>
+        <w:t>gần</w:t>
+      </w:r>
+      <w:proofErr w:type="spellEnd"/>
+      <w:r>
+        <w:t xml:space="preserve"> </w:t>
+      </w:r>
+      <w:proofErr w:type="spellStart"/>
+      <w:r>
+        <w:t>vị</w:t>
+      </w:r>
+      <w:proofErr w:type="spellEnd"/>
+      <w:r>
+        <w:t xml:space="preserve"> </w:t>
+      </w:r>
+      <w:proofErr w:type="spellStart"/>
+      <w:r>
+        <w:t>trí</w:t>
+      </w:r>
+      <w:proofErr w:type="spellEnd"/>
+      <w:r>
+        <w:t xml:space="preserve"> </w:t>
+      </w:r>
+      <w:proofErr w:type="spellStart"/>
+      <w:r>
+        <w:t>hiện</w:t>
+      </w:r>
+      <w:proofErr w:type="spellEnd"/>
+      <w:r>
+        <w:t xml:space="preserve"> </w:t>
+      </w:r>
+      <w:proofErr w:type="spellStart"/>
+      <w:r>
+        <w:t>tại</w:t>
+      </w:r>
+      <w:proofErr w:type="spellEnd"/>
+      <w:r>
+        <w:t xml:space="preserve">, </w:t>
+      </w:r>
+      <w:proofErr w:type="spellStart"/>
+      <w:r>
+        <w:t>tiếp</w:t>
+      </w:r>
+      <w:proofErr w:type="spellEnd"/>
+      <w:r>
+        <w:t xml:space="preserve"> </w:t>
+      </w:r>
+      <w:proofErr w:type="spellStart"/>
+      <w:r>
+        <w:t>cận</w:t>
+      </w:r>
+      <w:proofErr w:type="spellEnd"/>
+      <w:r>
+        <w:t xml:space="preserve"> </w:t>
+      </w:r>
+      <w:proofErr w:type="spellStart"/>
+      <w:r>
+        <w:t>thông</w:t>
+      </w:r>
+      <w:proofErr w:type="spellEnd"/>
+      <w:r>
+        <w:t xml:space="preserve"> tin </w:t>
+      </w:r>
+      <w:proofErr w:type="spellStart"/>
+      <w:r>
+        <w:t>đáng</w:t>
+      </w:r>
+      <w:proofErr w:type="spellEnd"/>
+      <w:r>
+        <w:t xml:space="preserve"> tin </w:t>
+      </w:r>
+      <w:proofErr w:type="spellStart"/>
+      <w:r>
+        <w:t>cậy</w:t>
+      </w:r>
+      <w:proofErr w:type="spellEnd"/>
+      <w:r>
+        <w:t xml:space="preserve"> </w:t>
+      </w:r>
+      <w:proofErr w:type="spellStart"/>
+      <w:r>
+        <w:t>về</w:t>
+      </w:r>
+      <w:proofErr w:type="spellEnd"/>
+      <w:r>
+        <w:t xml:space="preserve"> </w:t>
+      </w:r>
+      <w:proofErr w:type="spellStart"/>
+      <w:r>
+        <w:t>sản</w:t>
+      </w:r>
+      <w:proofErr w:type="spellEnd"/>
+      <w:r>
+        <w:t xml:space="preserve"> </w:t>
+      </w:r>
+      <w:proofErr w:type="spellStart"/>
+      <w:r>
+        <w:t>phẩm</w:t>
+      </w:r>
+      <w:proofErr w:type="spellEnd"/>
+      <w:r>
+        <w:t xml:space="preserve">, </w:t>
+      </w:r>
+      <w:proofErr w:type="spellStart"/>
+      <w:r>
+        <w:t>dịch</w:t>
+      </w:r>
+      <w:proofErr w:type="spellEnd"/>
+      <w:r>
+        <w:t xml:space="preserve"> </w:t>
+      </w:r>
+      <w:proofErr w:type="spellStart"/>
+      <w:r>
+        <w:t>vụ</w:t>
+      </w:r>
+      <w:proofErr w:type="spellEnd"/>
+      <w:r>
+        <w:t>.</w:t>
       </w:r>
     </w:p>
     <w:p>
@@ -194,11 +1485,141 @@
         </w:numPr>
         <w:jc w:val="both"/>
       </w:pPr>
-      <w:r>
-        <w:t>Người bán hàng</w:t>
-      </w:r>
-      <w:r>
-        <w:t xml:space="preserve"> (seller): Gặp khó khăn trong việc quảng bá hình ảnh đến khách hàng quốc tế.</w:t>
+      <w:proofErr w:type="spellStart"/>
+      <w:r>
+        <w:t>Người</w:t>
+      </w:r>
+      <w:proofErr w:type="spellEnd"/>
+      <w:r>
+        <w:t xml:space="preserve"> </w:t>
+      </w:r>
+      <w:proofErr w:type="spellStart"/>
+      <w:r>
+        <w:t>bán</w:t>
+      </w:r>
+      <w:proofErr w:type="spellEnd"/>
+      <w:r>
+        <w:t xml:space="preserve"> </w:t>
+      </w:r>
+      <w:proofErr w:type="spellStart"/>
+      <w:r>
+        <w:t>hàng</w:t>
+      </w:r>
+      <w:proofErr w:type="spellEnd"/>
+      <w:r>
+        <w:t xml:space="preserve"> (seller): </w:t>
+      </w:r>
+      <w:proofErr w:type="spellStart"/>
+      <w:r>
+        <w:t>Gặp</w:t>
+      </w:r>
+      <w:proofErr w:type="spellEnd"/>
+      <w:r>
+        <w:t xml:space="preserve"> </w:t>
+      </w:r>
+      <w:proofErr w:type="spellStart"/>
+      <w:r>
+        <w:t>khó</w:t>
+      </w:r>
+      <w:proofErr w:type="spellEnd"/>
+      <w:r>
+        <w:t xml:space="preserve"> </w:t>
+      </w:r>
+      <w:proofErr w:type="spellStart"/>
+      <w:r>
+        <w:t>khăn</w:t>
+      </w:r>
+      <w:proofErr w:type="spellEnd"/>
+      <w:r>
+        <w:t xml:space="preserve"> </w:t>
+      </w:r>
+      <w:proofErr w:type="spellStart"/>
+      <w:r>
+        <w:t>trong</w:t>
+      </w:r>
+      <w:proofErr w:type="spellEnd"/>
+      <w:r>
+        <w:t xml:space="preserve"> </w:t>
+      </w:r>
+      <w:proofErr w:type="spellStart"/>
+      <w:r>
+        <w:t>việc</w:t>
+      </w:r>
+      <w:proofErr w:type="spellEnd"/>
+      <w:r>
+        <w:t xml:space="preserve"> </w:t>
+      </w:r>
+      <w:proofErr w:type="spellStart"/>
+      <w:r>
+        <w:t>quảng</w:t>
+      </w:r>
+      <w:proofErr w:type="spellEnd"/>
+      <w:r>
+        <w:t xml:space="preserve"> </w:t>
+      </w:r>
+      <w:proofErr w:type="spellStart"/>
+      <w:r>
+        <w:t>bá</w:t>
+      </w:r>
+      <w:proofErr w:type="spellEnd"/>
+      <w:r>
+        <w:t xml:space="preserve"> </w:t>
+      </w:r>
+      <w:proofErr w:type="spellStart"/>
+      <w:r>
+        <w:t>hình</w:t>
+      </w:r>
+      <w:proofErr w:type="spellEnd"/>
+      <w:r>
+        <w:t xml:space="preserve"> </w:t>
+      </w:r>
+      <w:proofErr w:type="spellStart"/>
+      <w:r>
+        <w:t>ảnh</w:t>
+      </w:r>
+      <w:proofErr w:type="spellEnd"/>
+      <w:r>
+        <w:t xml:space="preserve"> </w:t>
+      </w:r>
+      <w:proofErr w:type="spellStart"/>
+      <w:r>
+        <w:t>đến</w:t>
+      </w:r>
+      <w:proofErr w:type="spellEnd"/>
+      <w:r>
+        <w:t xml:space="preserve"> </w:t>
+      </w:r>
+      <w:proofErr w:type="spellStart"/>
+      <w:r>
+        <w:t>khách</w:t>
+      </w:r>
+      <w:proofErr w:type="spellEnd"/>
+      <w:r>
+        <w:t xml:space="preserve"> </w:t>
+      </w:r>
+      <w:proofErr w:type="spellStart"/>
+      <w:r>
+        <w:t>hàng</w:t>
+      </w:r>
+      <w:proofErr w:type="spellEnd"/>
+      <w:r>
+        <w:t xml:space="preserve"> </w:t>
+      </w:r>
+      <w:proofErr w:type="spellStart"/>
+      <w:r>
+        <w:t>quốc</w:t>
+      </w:r>
+      <w:proofErr w:type="spellEnd"/>
+      <w:r>
+        <w:t xml:space="preserve"> </w:t>
+      </w:r>
+      <w:proofErr w:type="spellStart"/>
+      <w:r>
+        <w:t>tế</w:t>
+      </w:r>
+      <w:proofErr w:type="spellEnd"/>
+      <w:r>
+        <w:t>.</w:t>
       </w:r>
     </w:p>
     <w:p>
@@ -210,12 +1631,22 @@
         <w:t>Phạm vi</w:t>
       </w:r>
       <w:r>
-        <w:t xml:space="preserve"> đồ</w:t>
-      </w:r>
-      <w:r>
-        <w:t xml:space="preserve"> án</w:t>
+        <w:t xml:space="preserve"> </w:t>
+      </w:r>
+      <w:proofErr w:type="spellStart"/>
+      <w:r>
+        <w:t>đồ</w:t>
+      </w:r>
+      <w:proofErr w:type="spellEnd"/>
+      <w:r>
+        <w:t xml:space="preserve"> </w:t>
+      </w:r>
+      <w:proofErr w:type="spellStart"/>
+      <w:r>
+        <w:t>án</w:t>
       </w:r>
       <w:bookmarkEnd w:id="4"/>
+      <w:proofErr w:type="spellEnd"/>
     </w:p>
     <w:p>
       <w:pPr>
@@ -226,11 +1657,56 @@
         </w:numPr>
         <w:jc w:val="both"/>
       </w:pPr>
-      <w:r>
-        <w:t>Hệ thống chạ</w:t>
-      </w:r>
-      <w:r>
-        <w:t>y demo bằng giả lập (android studio)</w:t>
+      <w:proofErr w:type="spellStart"/>
+      <w:r>
+        <w:t>Hệ</w:t>
+      </w:r>
+      <w:proofErr w:type="spellEnd"/>
+      <w:r>
+        <w:t xml:space="preserve"> </w:t>
+      </w:r>
+      <w:proofErr w:type="spellStart"/>
+      <w:r>
+        <w:t>thống</w:t>
+      </w:r>
+      <w:proofErr w:type="spellEnd"/>
+      <w:r>
+        <w:t xml:space="preserve"> </w:t>
+      </w:r>
+      <w:proofErr w:type="spellStart"/>
+      <w:r>
+        <w:t>chạ</w:t>
+      </w:r>
+      <w:r>
+        <w:t>y</w:t>
+      </w:r>
+      <w:proofErr w:type="spellEnd"/>
+      <w:r>
+        <w:t xml:space="preserve"> demo </w:t>
+      </w:r>
+      <w:proofErr w:type="spellStart"/>
+      <w:r>
+        <w:t>bằng</w:t>
+      </w:r>
+      <w:proofErr w:type="spellEnd"/>
+      <w:r>
+        <w:t xml:space="preserve"> </w:t>
+      </w:r>
+      <w:proofErr w:type="spellStart"/>
+      <w:r>
+        <w:t>giả</w:t>
+      </w:r>
+      <w:proofErr w:type="spellEnd"/>
+      <w:r>
+        <w:t xml:space="preserve"> </w:t>
+      </w:r>
+      <w:proofErr w:type="spellStart"/>
+      <w:r>
+        <w:t>lập</w:t>
+      </w:r>
+      <w:proofErr w:type="spellEnd"/>
+      <w:r>
+        <w:t xml:space="preserve"> (android studio)</w:t>
       </w:r>
       <w:r>
         <w:t>.</w:t>
@@ -246,23 +1722,75 @@
         <w:ind w:left="1797" w:hanging="357"/>
         <w:jc w:val="both"/>
       </w:pPr>
-      <w:r>
-        <w:t>Dữ liệ</w:t>
+      <w:proofErr w:type="spellStart"/>
+      <w:r>
+        <w:t>Dữ</w:t>
+      </w:r>
+      <w:proofErr w:type="spellEnd"/>
+      <w:r>
+        <w:t xml:space="preserve"> </w:t>
+      </w:r>
+      <w:proofErr w:type="spellStart"/>
+      <w:r>
+        <w:t>liệ</w:t>
       </w:r>
       <w:r>
         <w:t>u</w:t>
       </w:r>
-      <w:r>
-        <w:t xml:space="preserve"> được lưu </w:t>
-      </w:r>
+      <w:proofErr w:type="spellEnd"/>
+      <w:r>
+        <w:t xml:space="preserve"> </w:t>
+      </w:r>
+      <w:proofErr w:type="spellStart"/>
+      <w:r>
+        <w:t>được</w:t>
+      </w:r>
+      <w:proofErr w:type="spellEnd"/>
+      <w:r>
+        <w:t xml:space="preserve"> </w:t>
+      </w:r>
+      <w:proofErr w:type="spellStart"/>
+      <w:r>
+        <w:t>lưu</w:t>
+      </w:r>
+      <w:proofErr w:type="spellEnd"/>
+      <w:r>
+        <w:t xml:space="preserve"> </w:t>
+      </w:r>
+      <w:proofErr w:type="spellStart"/>
       <w:r>
         <w:t>mongodb</w:t>
       </w:r>
-      <w:r>
-        <w:t>, truy cậ</w:t>
-      </w:r>
-      <w:r>
-        <w:t>p thông qua API</w:t>
+      <w:proofErr w:type="spellEnd"/>
+      <w:r>
+        <w:t xml:space="preserve">, </w:t>
+      </w:r>
+      <w:proofErr w:type="spellStart"/>
+      <w:r>
+        <w:t>truy</w:t>
+      </w:r>
+      <w:proofErr w:type="spellEnd"/>
+      <w:r>
+        <w:t xml:space="preserve"> </w:t>
+      </w:r>
+      <w:proofErr w:type="spellStart"/>
+      <w:r>
+        <w:t>cậ</w:t>
+      </w:r>
+      <w:r>
+        <w:t>p</w:t>
+      </w:r>
+      <w:proofErr w:type="spellEnd"/>
+      <w:r>
+        <w:t xml:space="preserve"> </w:t>
+      </w:r>
+      <w:proofErr w:type="spellStart"/>
+      <w:r>
+        <w:t>thông</w:t>
+      </w:r>
+      <w:proofErr w:type="spellEnd"/>
+      <w:r>
+        <w:t xml:space="preserve"> qua API</w:t>
       </w:r>
       <w:r>
         <w:t>.</w:t>
@@ -277,11 +1805,56 @@
         </w:numPr>
         <w:jc w:val="both"/>
       </w:pPr>
-      <w:r>
-        <w:t>Ứng dụng mobile hỗ trợ chạ</w:t>
-      </w:r>
-      <w:r>
-        <w:t>y trên Android (</w:t>
+      <w:proofErr w:type="spellStart"/>
+      <w:r>
+        <w:t>Ứng</w:t>
+      </w:r>
+      <w:proofErr w:type="spellEnd"/>
+      <w:r>
+        <w:t xml:space="preserve"> </w:t>
+      </w:r>
+      <w:proofErr w:type="spellStart"/>
+      <w:r>
+        <w:t>dụng</w:t>
+      </w:r>
+      <w:proofErr w:type="spellEnd"/>
+      <w:r>
+        <w:t xml:space="preserve"> mobile </w:t>
+      </w:r>
+      <w:proofErr w:type="spellStart"/>
+      <w:r>
+        <w:t>hỗ</w:t>
+      </w:r>
+      <w:proofErr w:type="spellEnd"/>
+      <w:r>
+        <w:t xml:space="preserve"> </w:t>
+      </w:r>
+      <w:proofErr w:type="spellStart"/>
+      <w:r>
+        <w:t>trợ</w:t>
+      </w:r>
+      <w:proofErr w:type="spellEnd"/>
+      <w:r>
+        <w:t xml:space="preserve"> </w:t>
+      </w:r>
+      <w:proofErr w:type="spellStart"/>
+      <w:r>
+        <w:t>chạ</w:t>
+      </w:r>
+      <w:r>
+        <w:t>y</w:t>
+      </w:r>
+      <w:proofErr w:type="spellEnd"/>
+      <w:r>
+        <w:t xml:space="preserve"> </w:t>
+      </w:r>
+      <w:proofErr w:type="spellStart"/>
+      <w:r>
+        <w:t>trên</w:t>
+      </w:r>
+      <w:proofErr w:type="spellEnd"/>
+      <w:r>
+        <w:t xml:space="preserve"> Android (</w:t>
       </w:r>
       <w:r>
         <w:t>.NET MAUI).</w:t>
@@ -292,13 +1865,47 @@
         <w:pStyle w:val="Heading1"/>
       </w:pPr>
       <w:bookmarkStart w:id="5" w:name="_Toc226703408"/>
+      <w:proofErr w:type="spellStart"/>
       <w:r>
         <w:lastRenderedPageBreak/>
         <w:t>Mụ</w:t>
       </w:r>
       <w:r>
-        <w:t>c tiêu và tiêu chí</w:t>
-      </w:r>
+        <w:t>c</w:t>
+      </w:r>
+      <w:proofErr w:type="spellEnd"/>
+      <w:r>
+        <w:t xml:space="preserve"> </w:t>
+      </w:r>
+      <w:proofErr w:type="spellStart"/>
+      <w:r>
+        <w:t>tiêu</w:t>
+      </w:r>
+      <w:proofErr w:type="spellEnd"/>
+      <w:r>
+        <w:t xml:space="preserve"> </w:t>
+      </w:r>
+      <w:proofErr w:type="spellStart"/>
+      <w:r>
+        <w:t>và</w:t>
+      </w:r>
+      <w:proofErr w:type="spellEnd"/>
+      <w:r>
+        <w:t xml:space="preserve"> </w:t>
+      </w:r>
+      <w:proofErr w:type="spellStart"/>
+      <w:r>
+        <w:t>tiêu</w:t>
+      </w:r>
+      <w:proofErr w:type="spellEnd"/>
+      <w:r>
+        <w:t xml:space="preserve"> </w:t>
+      </w:r>
+      <w:proofErr w:type="spellStart"/>
+      <w:r>
+        <w:t>chí</w:t>
+      </w:r>
+      <w:proofErr w:type="spellEnd"/>
       <w:r>
         <w:t>:</w:t>
       </w:r>
@@ -309,10 +1916,20 @@
         <w:pStyle w:val="Heading2"/>
       </w:pPr>
       <w:bookmarkStart w:id="6" w:name="_Toc226703409"/>
-      <w:r>
-        <w:t>Mục tiêu</w:t>
+      <w:proofErr w:type="spellStart"/>
+      <w:r>
+        <w:t>Mục</w:t>
+      </w:r>
+      <w:proofErr w:type="spellEnd"/>
+      <w:r>
+        <w:t xml:space="preserve"> </w:t>
+      </w:r>
+      <w:proofErr w:type="spellStart"/>
+      <w:r>
+        <w:t>tiêu</w:t>
       </w:r>
       <w:bookmarkEnd w:id="6"/>
+      <w:proofErr w:type="spellEnd"/>
     </w:p>
     <w:p>
       <w:pPr>
@@ -323,17 +1940,104 @@
         </w:numPr>
         <w:jc w:val="both"/>
       </w:pPr>
+      <w:proofErr w:type="spellStart"/>
       <w:r>
         <w:t>G</w:t>
       </w:r>
       <w:r>
-        <w:t>iúp du khách khám phá các</w:t>
-      </w:r>
-      <w:r>
-        <w:t xml:space="preserve"> hàng quán trong phạm vị</w:t>
-      </w:r>
-      <w:r>
-        <w:t xml:space="preserve"> bán kính </w:t>
+        <w:t>iúp</w:t>
+      </w:r>
+      <w:proofErr w:type="spellEnd"/>
+      <w:r>
+        <w:t xml:space="preserve"> du </w:t>
+      </w:r>
+      <w:proofErr w:type="spellStart"/>
+      <w:r>
+        <w:t>khách</w:t>
+      </w:r>
+      <w:proofErr w:type="spellEnd"/>
+      <w:r>
+        <w:t xml:space="preserve"> </w:t>
+      </w:r>
+      <w:proofErr w:type="spellStart"/>
+      <w:r>
+        <w:t>khám</w:t>
+      </w:r>
+      <w:proofErr w:type="spellEnd"/>
+      <w:r>
+        <w:t xml:space="preserve"> </w:t>
+      </w:r>
+      <w:proofErr w:type="spellStart"/>
+      <w:r>
+        <w:t>phá</w:t>
+      </w:r>
+      <w:proofErr w:type="spellEnd"/>
+      <w:r>
+        <w:t xml:space="preserve"> </w:t>
+      </w:r>
+      <w:proofErr w:type="spellStart"/>
+      <w:r>
+        <w:t>các</w:t>
+      </w:r>
+      <w:proofErr w:type="spellEnd"/>
+      <w:r>
+        <w:t xml:space="preserve"> </w:t>
+      </w:r>
+      <w:proofErr w:type="spellStart"/>
+      <w:r>
+        <w:t>hàng</w:t>
+      </w:r>
+      <w:proofErr w:type="spellEnd"/>
+      <w:r>
+        <w:t xml:space="preserve"> </w:t>
+      </w:r>
+      <w:proofErr w:type="spellStart"/>
+      <w:r>
+        <w:t>quán</w:t>
+      </w:r>
+      <w:proofErr w:type="spellEnd"/>
+      <w:r>
+        <w:t xml:space="preserve"> </w:t>
+      </w:r>
+      <w:proofErr w:type="spellStart"/>
+      <w:r>
+        <w:t>trong</w:t>
+      </w:r>
+      <w:proofErr w:type="spellEnd"/>
+      <w:r>
+        <w:t xml:space="preserve"> </w:t>
+      </w:r>
+      <w:proofErr w:type="spellStart"/>
+      <w:r>
+        <w:t>phạm</w:t>
+      </w:r>
+      <w:proofErr w:type="spellEnd"/>
+      <w:r>
+        <w:t xml:space="preserve"> </w:t>
+      </w:r>
+      <w:proofErr w:type="spellStart"/>
+      <w:r>
+        <w:t>vị</w:t>
+      </w:r>
+      <w:proofErr w:type="spellEnd"/>
+      <w:r>
+        <w:t xml:space="preserve"> </w:t>
+      </w:r>
+      <w:proofErr w:type="spellStart"/>
+      <w:r>
+        <w:t>bán</w:t>
+      </w:r>
+      <w:proofErr w:type="spellEnd"/>
+      <w:r>
+        <w:t xml:space="preserve"> </w:t>
+      </w:r>
+      <w:proofErr w:type="spellStart"/>
+      <w:r>
+        <w:t>kính</w:t>
+      </w:r>
+      <w:proofErr w:type="spellEnd"/>
+      <w:r>
+        <w:t xml:space="preserve"> </w:t>
       </w:r>
       <w:r>
         <w:t>1</w:t>
@@ -351,8 +2055,162 @@
         </w:numPr>
         <w:jc w:val="both"/>
       </w:pPr>
-      <w:r>
-        <w:t>Hỗ trợ phát thuyết minh tự động cho các văn bản mô tả bằng ngôn ngữ quốc tế (Anh, Pháp, Nhật, Trung,v.v).</w:t>
+      <w:proofErr w:type="spellStart"/>
+      <w:r>
+        <w:t>Hỗ</w:t>
+      </w:r>
+      <w:proofErr w:type="spellEnd"/>
+      <w:r>
+        <w:t xml:space="preserve"> </w:t>
+      </w:r>
+      <w:proofErr w:type="spellStart"/>
+      <w:r>
+        <w:t>trợ</w:t>
+      </w:r>
+      <w:proofErr w:type="spellEnd"/>
+      <w:r>
+        <w:t xml:space="preserve"> </w:t>
+      </w:r>
+      <w:proofErr w:type="spellStart"/>
+      <w:r>
+        <w:t>phát</w:t>
+      </w:r>
+      <w:proofErr w:type="spellEnd"/>
+      <w:r>
+        <w:t xml:space="preserve"> </w:t>
+      </w:r>
+      <w:proofErr w:type="spellStart"/>
+      <w:r>
+        <w:t>thuyết</w:t>
+      </w:r>
+      <w:proofErr w:type="spellEnd"/>
+      <w:r>
+        <w:t xml:space="preserve"> </w:t>
+      </w:r>
+      <w:proofErr w:type="spellStart"/>
+      <w:r>
+        <w:t>minh</w:t>
+      </w:r>
+      <w:proofErr w:type="spellEnd"/>
+      <w:r>
+        <w:t xml:space="preserve"> </w:t>
+      </w:r>
+      <w:proofErr w:type="spellStart"/>
+      <w:r>
+        <w:t>tự</w:t>
+      </w:r>
+      <w:proofErr w:type="spellEnd"/>
+      <w:r>
+        <w:t xml:space="preserve"> </w:t>
+      </w:r>
+      <w:proofErr w:type="spellStart"/>
+      <w:r>
+        <w:t>động</w:t>
+      </w:r>
+      <w:proofErr w:type="spellEnd"/>
+      <w:r>
+        <w:t xml:space="preserve"> </w:t>
+      </w:r>
+      <w:proofErr w:type="spellStart"/>
+      <w:r>
+        <w:t>cho</w:t>
+      </w:r>
+      <w:proofErr w:type="spellEnd"/>
+      <w:r>
+        <w:t xml:space="preserve"> </w:t>
+      </w:r>
+      <w:proofErr w:type="spellStart"/>
+      <w:r>
+        <w:t>các</w:t>
+      </w:r>
+      <w:proofErr w:type="spellEnd"/>
+      <w:r>
+        <w:t xml:space="preserve"> </w:t>
+      </w:r>
+      <w:proofErr w:type="spellStart"/>
+      <w:r>
+        <w:t>văn</w:t>
+      </w:r>
+      <w:proofErr w:type="spellEnd"/>
+      <w:r>
+        <w:t xml:space="preserve"> </w:t>
+      </w:r>
+      <w:proofErr w:type="spellStart"/>
+      <w:r>
+        <w:t>bản</w:t>
+      </w:r>
+      <w:proofErr w:type="spellEnd"/>
+      <w:r>
+        <w:t xml:space="preserve"> </w:t>
+      </w:r>
+      <w:proofErr w:type="spellStart"/>
+      <w:r>
+        <w:t>mô</w:t>
+      </w:r>
+      <w:proofErr w:type="spellEnd"/>
+      <w:r>
+        <w:t xml:space="preserve"> </w:t>
+      </w:r>
+      <w:proofErr w:type="spellStart"/>
+      <w:r>
+        <w:t>tả</w:t>
+      </w:r>
+      <w:proofErr w:type="spellEnd"/>
+      <w:r>
+        <w:t xml:space="preserve"> </w:t>
+      </w:r>
+      <w:proofErr w:type="spellStart"/>
+      <w:r>
+        <w:t>bằng</w:t>
+      </w:r>
+      <w:proofErr w:type="spellEnd"/>
+      <w:r>
+        <w:t xml:space="preserve"> </w:t>
+      </w:r>
+      <w:proofErr w:type="spellStart"/>
+      <w:r>
+        <w:t>ngôn</w:t>
+      </w:r>
+      <w:proofErr w:type="spellEnd"/>
+      <w:r>
+        <w:t xml:space="preserve"> </w:t>
+      </w:r>
+      <w:proofErr w:type="spellStart"/>
+      <w:r>
+        <w:t>ngữ</w:t>
+      </w:r>
+      <w:proofErr w:type="spellEnd"/>
+      <w:r>
+        <w:t xml:space="preserve"> </w:t>
+      </w:r>
+      <w:proofErr w:type="spellStart"/>
+      <w:r>
+        <w:t>quốc</w:t>
+      </w:r>
+      <w:proofErr w:type="spellEnd"/>
+      <w:r>
+        <w:t xml:space="preserve"> </w:t>
+      </w:r>
+      <w:proofErr w:type="spellStart"/>
+      <w:r>
+        <w:t>tế</w:t>
+      </w:r>
+      <w:proofErr w:type="spellEnd"/>
+      <w:r>
+        <w:t xml:space="preserve"> (Anh, Pháp, Nhật, </w:t>
+      </w:r>
+      <w:proofErr w:type="spellStart"/>
+      <w:proofErr w:type="gramStart"/>
+      <w:r>
+        <w:t>Trung,v</w:t>
+      </w:r>
+      <w:proofErr w:type="gramEnd"/>
+      <w:r>
+        <w:t>.v</w:t>
+      </w:r>
+      <w:proofErr w:type="spellEnd"/>
+      <w:r>
+        <w:t>).</w:t>
       </w:r>
     </w:p>
     <w:p>
@@ -364,21 +2222,81 @@
         </w:numPr>
         <w:jc w:val="both"/>
       </w:pPr>
-      <w:r>
-        <w:t>Hỗ trợ</w:t>
-      </w:r>
-      <w:r>
-        <w:t xml:space="preserve"> ngườ</w:t>
-      </w:r>
-      <w:r>
-        <w:t>i bán hàng</w:t>
-      </w:r>
-      <w:r>
-        <w:t xml:space="preserve"> quả</w:t>
-      </w:r>
-      <w:r>
-        <w:t>ng bá sản phẩm</w:t>
-      </w:r>
+      <w:proofErr w:type="spellStart"/>
+      <w:r>
+        <w:t>Hỗ</w:t>
+      </w:r>
+      <w:proofErr w:type="spellEnd"/>
+      <w:r>
+        <w:t xml:space="preserve"> </w:t>
+      </w:r>
+      <w:proofErr w:type="spellStart"/>
+      <w:r>
+        <w:t>trợ</w:t>
+      </w:r>
+      <w:proofErr w:type="spellEnd"/>
+      <w:r>
+        <w:t xml:space="preserve"> </w:t>
+      </w:r>
+      <w:proofErr w:type="spellStart"/>
+      <w:r>
+        <w:t>ngườ</w:t>
+      </w:r>
+      <w:r>
+        <w:t>i</w:t>
+      </w:r>
+      <w:proofErr w:type="spellEnd"/>
+      <w:r>
+        <w:t xml:space="preserve"> </w:t>
+      </w:r>
+      <w:proofErr w:type="spellStart"/>
+      <w:r>
+        <w:t>bán</w:t>
+      </w:r>
+      <w:proofErr w:type="spellEnd"/>
+      <w:r>
+        <w:t xml:space="preserve"> </w:t>
+      </w:r>
+      <w:proofErr w:type="spellStart"/>
+      <w:r>
+        <w:t>hàng</w:t>
+      </w:r>
+      <w:proofErr w:type="spellEnd"/>
+      <w:r>
+        <w:t xml:space="preserve"> </w:t>
+      </w:r>
+      <w:proofErr w:type="spellStart"/>
+      <w:r>
+        <w:t>quả</w:t>
+      </w:r>
+      <w:r>
+        <w:t>ng</w:t>
+      </w:r>
+      <w:proofErr w:type="spellEnd"/>
+      <w:r>
+        <w:t xml:space="preserve"> </w:t>
+      </w:r>
+      <w:proofErr w:type="spellStart"/>
+      <w:r>
+        <w:t>bá</w:t>
+      </w:r>
+      <w:proofErr w:type="spellEnd"/>
+      <w:r>
+        <w:t xml:space="preserve"> </w:t>
+      </w:r>
+      <w:proofErr w:type="spellStart"/>
+      <w:r>
+        <w:t>sản</w:t>
+      </w:r>
+      <w:proofErr w:type="spellEnd"/>
+      <w:r>
+        <w:t xml:space="preserve"> </w:t>
+      </w:r>
+      <w:proofErr w:type="spellStart"/>
+      <w:r>
+        <w:t>phẩm</w:t>
+      </w:r>
+      <w:proofErr w:type="spellEnd"/>
       <w:r>
         <w:t>.</w:t>
       </w:r>
@@ -388,10 +2306,20 @@
         <w:pStyle w:val="Heading2"/>
       </w:pPr>
       <w:bookmarkStart w:id="7" w:name="_Toc226703410"/>
-      <w:r>
-        <w:t>Tiêu chí</w:t>
+      <w:proofErr w:type="spellStart"/>
+      <w:r>
+        <w:t>Tiêu</w:t>
+      </w:r>
+      <w:proofErr w:type="spellEnd"/>
+      <w:r>
+        <w:t xml:space="preserve"> </w:t>
+      </w:r>
+      <w:proofErr w:type="spellStart"/>
+      <w:r>
+        <w:t>chí</w:t>
       </w:r>
       <w:bookmarkEnd w:id="7"/>
+      <w:proofErr w:type="spellEnd"/>
     </w:p>
     <w:p>
       <w:pPr>
@@ -403,11 +2331,109 @@
         <w:jc w:val="both"/>
       </w:pPr>
       <w:r>
-        <w:t>App hiển thị</w:t>
-      </w:r>
-      <w:r>
-        <w:t>, cập nhật danh sách các hàng quán theo thời gian thực</w:t>
-      </w:r>
+        <w:t xml:space="preserve">App </w:t>
+      </w:r>
+      <w:proofErr w:type="spellStart"/>
+      <w:r>
+        <w:t>hiển</w:t>
+      </w:r>
+      <w:proofErr w:type="spellEnd"/>
+      <w:r>
+        <w:t xml:space="preserve"> </w:t>
+      </w:r>
+      <w:proofErr w:type="spellStart"/>
+      <w:r>
+        <w:t>thị</w:t>
+      </w:r>
+      <w:proofErr w:type="spellEnd"/>
+      <w:r>
+        <w:t xml:space="preserve">, </w:t>
+      </w:r>
+      <w:proofErr w:type="spellStart"/>
+      <w:r>
+        <w:t>cập</w:t>
+      </w:r>
+      <w:proofErr w:type="spellEnd"/>
+      <w:r>
+        <w:t xml:space="preserve"> </w:t>
+      </w:r>
+      <w:proofErr w:type="spellStart"/>
+      <w:r>
+        <w:t>nhật</w:t>
+      </w:r>
+      <w:proofErr w:type="spellEnd"/>
+      <w:r>
+        <w:t xml:space="preserve"> </w:t>
+      </w:r>
+      <w:proofErr w:type="spellStart"/>
+      <w:r>
+        <w:t>danh</w:t>
+      </w:r>
+      <w:proofErr w:type="spellEnd"/>
+      <w:r>
+        <w:t xml:space="preserve"> </w:t>
+      </w:r>
+      <w:proofErr w:type="spellStart"/>
+      <w:r>
+        <w:t>sách</w:t>
+      </w:r>
+      <w:proofErr w:type="spellEnd"/>
+      <w:r>
+        <w:t xml:space="preserve"> </w:t>
+      </w:r>
+      <w:proofErr w:type="spellStart"/>
+      <w:r>
+        <w:t>các</w:t>
+      </w:r>
+      <w:proofErr w:type="spellEnd"/>
+      <w:r>
+        <w:t xml:space="preserve"> </w:t>
+      </w:r>
+      <w:proofErr w:type="spellStart"/>
+      <w:r>
+        <w:t>hàng</w:t>
+      </w:r>
+      <w:proofErr w:type="spellEnd"/>
+      <w:r>
+        <w:t xml:space="preserve"> </w:t>
+      </w:r>
+      <w:proofErr w:type="spellStart"/>
+      <w:r>
+        <w:t>quán</w:t>
+      </w:r>
+      <w:proofErr w:type="spellEnd"/>
+      <w:r>
+        <w:t xml:space="preserve"> </w:t>
+      </w:r>
+      <w:proofErr w:type="spellStart"/>
+      <w:r>
+        <w:t>theo</w:t>
+      </w:r>
+      <w:proofErr w:type="spellEnd"/>
+      <w:r>
+        <w:t xml:space="preserve"> </w:t>
+      </w:r>
+      <w:proofErr w:type="spellStart"/>
+      <w:r>
+        <w:t>thời</w:t>
+      </w:r>
+      <w:proofErr w:type="spellEnd"/>
+      <w:r>
+        <w:t xml:space="preserve"> </w:t>
+      </w:r>
+      <w:proofErr w:type="spellStart"/>
+      <w:r>
+        <w:t>gian</w:t>
+      </w:r>
+      <w:proofErr w:type="spellEnd"/>
+      <w:r>
+        <w:t xml:space="preserve"> </w:t>
+      </w:r>
+      <w:proofErr w:type="spellStart"/>
+      <w:r>
+        <w:t>thực</w:t>
+      </w:r>
+      <w:proofErr w:type="spellEnd"/>
       <w:r>
         <w:t>.</w:t>
       </w:r>
@@ -421,18 +2447,107 @@
         </w:numPr>
         <w:jc w:val="both"/>
       </w:pPr>
-      <w:r>
-        <w:t>Có thể</w:t>
-      </w:r>
-      <w:r>
-        <w:t xml:space="preserve"> phát thuyết minh</w:t>
-      </w:r>
-      <w:r>
-        <w:t xml:space="preserve"> mô tả</w:t>
-      </w:r>
-      <w:r>
-        <w:t xml:space="preserve"> dựa trên thông tin mỗi hàng quán</w:t>
-      </w:r>
+      <w:proofErr w:type="spellStart"/>
+      <w:r>
+        <w:t>Có</w:t>
+      </w:r>
+      <w:proofErr w:type="spellEnd"/>
+      <w:r>
+        <w:t xml:space="preserve"> </w:t>
+      </w:r>
+      <w:proofErr w:type="spellStart"/>
+      <w:r>
+        <w:t>thể</w:t>
+      </w:r>
+      <w:proofErr w:type="spellEnd"/>
+      <w:r>
+        <w:t xml:space="preserve"> </w:t>
+      </w:r>
+      <w:proofErr w:type="spellStart"/>
+      <w:r>
+        <w:t>phát</w:t>
+      </w:r>
+      <w:proofErr w:type="spellEnd"/>
+      <w:r>
+        <w:t xml:space="preserve"> </w:t>
+      </w:r>
+      <w:proofErr w:type="spellStart"/>
+      <w:r>
+        <w:t>thuyết</w:t>
+      </w:r>
+      <w:proofErr w:type="spellEnd"/>
+      <w:r>
+        <w:t xml:space="preserve"> </w:t>
+      </w:r>
+      <w:proofErr w:type="spellStart"/>
+      <w:r>
+        <w:t>minh</w:t>
+      </w:r>
+      <w:proofErr w:type="spellEnd"/>
+      <w:r>
+        <w:t xml:space="preserve"> </w:t>
+      </w:r>
+      <w:proofErr w:type="spellStart"/>
+      <w:r>
+        <w:t>mô</w:t>
+      </w:r>
+      <w:proofErr w:type="spellEnd"/>
+      <w:r>
+        <w:t xml:space="preserve"> </w:t>
+      </w:r>
+      <w:proofErr w:type="spellStart"/>
+      <w:r>
+        <w:t>tả</w:t>
+      </w:r>
+      <w:proofErr w:type="spellEnd"/>
+      <w:r>
+        <w:t xml:space="preserve"> </w:t>
+      </w:r>
+      <w:proofErr w:type="spellStart"/>
+      <w:r>
+        <w:t>dựa</w:t>
+      </w:r>
+      <w:proofErr w:type="spellEnd"/>
+      <w:r>
+        <w:t xml:space="preserve"> </w:t>
+      </w:r>
+      <w:proofErr w:type="spellStart"/>
+      <w:r>
+        <w:t>trên</w:t>
+      </w:r>
+      <w:proofErr w:type="spellEnd"/>
+      <w:r>
+        <w:t xml:space="preserve"> </w:t>
+      </w:r>
+      <w:proofErr w:type="spellStart"/>
+      <w:r>
+        <w:t>thông</w:t>
+      </w:r>
+      <w:proofErr w:type="spellEnd"/>
+      <w:r>
+        <w:t xml:space="preserve"> tin </w:t>
+      </w:r>
+      <w:proofErr w:type="spellStart"/>
+      <w:r>
+        <w:t>mỗi</w:t>
+      </w:r>
+      <w:proofErr w:type="spellEnd"/>
+      <w:r>
+        <w:t xml:space="preserve"> </w:t>
+      </w:r>
+      <w:proofErr w:type="spellStart"/>
+      <w:r>
+        <w:t>hàng</w:t>
+      </w:r>
+      <w:proofErr w:type="spellEnd"/>
+      <w:r>
+        <w:t xml:space="preserve"> </w:t>
+      </w:r>
+      <w:proofErr w:type="spellStart"/>
+      <w:r>
+        <w:t>quán</w:t>
+      </w:r>
+      <w:proofErr w:type="spellEnd"/>
       <w:r>
         <w:t>.</w:t>
       </w:r>
@@ -447,11 +2562,237 @@
         <w:jc w:val="both"/>
       </w:pPr>
       <w:r>
-        <w:t xml:space="preserve">User có thể chọn ngôn ngữ, xem vị trí, xem danh sách hàng quán trong phạm vi xung quanh, xem thông tin hàng quán và tiếp cận bằng ngôn ngữ </w:t>
-      </w:r>
-      <w:r>
-        <w:t>bản địa</w:t>
-      </w:r>
+        <w:t xml:space="preserve">User </w:t>
+      </w:r>
+      <w:proofErr w:type="spellStart"/>
+      <w:r>
+        <w:t>có</w:t>
+      </w:r>
+      <w:proofErr w:type="spellEnd"/>
+      <w:r>
+        <w:t xml:space="preserve"> </w:t>
+      </w:r>
+      <w:proofErr w:type="spellStart"/>
+      <w:r>
+        <w:t>thể</w:t>
+      </w:r>
+      <w:proofErr w:type="spellEnd"/>
+      <w:r>
+        <w:t xml:space="preserve"> </w:t>
+      </w:r>
+      <w:proofErr w:type="spellStart"/>
+      <w:r>
+        <w:t>chọn</w:t>
+      </w:r>
+      <w:proofErr w:type="spellEnd"/>
+      <w:r>
+        <w:t xml:space="preserve"> </w:t>
+      </w:r>
+      <w:proofErr w:type="spellStart"/>
+      <w:r>
+        <w:t>ngôn</w:t>
+      </w:r>
+      <w:proofErr w:type="spellEnd"/>
+      <w:r>
+        <w:t xml:space="preserve"> </w:t>
+      </w:r>
+      <w:proofErr w:type="spellStart"/>
+      <w:r>
+        <w:t>ngữ</w:t>
+      </w:r>
+      <w:proofErr w:type="spellEnd"/>
+      <w:r>
+        <w:t xml:space="preserve">, </w:t>
+      </w:r>
+      <w:proofErr w:type="spellStart"/>
+      <w:r>
+        <w:t>xem</w:t>
+      </w:r>
+      <w:proofErr w:type="spellEnd"/>
+      <w:r>
+        <w:t xml:space="preserve"> </w:t>
+      </w:r>
+      <w:proofErr w:type="spellStart"/>
+      <w:r>
+        <w:t>vị</w:t>
+      </w:r>
+      <w:proofErr w:type="spellEnd"/>
+      <w:r>
+        <w:t xml:space="preserve"> </w:t>
+      </w:r>
+      <w:proofErr w:type="spellStart"/>
+      <w:r>
+        <w:t>trí</w:t>
+      </w:r>
+      <w:proofErr w:type="spellEnd"/>
+      <w:r>
+        <w:t xml:space="preserve">, </w:t>
+      </w:r>
+      <w:proofErr w:type="spellStart"/>
+      <w:r>
+        <w:t>xem</w:t>
+      </w:r>
+      <w:proofErr w:type="spellEnd"/>
+      <w:r>
+        <w:t xml:space="preserve"> </w:t>
+      </w:r>
+      <w:proofErr w:type="spellStart"/>
+      <w:r>
+        <w:t>danh</w:t>
+      </w:r>
+      <w:proofErr w:type="spellEnd"/>
+      <w:r>
+        <w:t xml:space="preserve"> </w:t>
+      </w:r>
+      <w:proofErr w:type="spellStart"/>
+      <w:r>
+        <w:t>sách</w:t>
+      </w:r>
+      <w:proofErr w:type="spellEnd"/>
+      <w:r>
+        <w:t xml:space="preserve"> </w:t>
+      </w:r>
+      <w:proofErr w:type="spellStart"/>
+      <w:r>
+        <w:t>hàng</w:t>
+      </w:r>
+      <w:proofErr w:type="spellEnd"/>
+      <w:r>
+        <w:t xml:space="preserve"> </w:t>
+      </w:r>
+      <w:proofErr w:type="spellStart"/>
+      <w:r>
+        <w:t>quán</w:t>
+      </w:r>
+      <w:proofErr w:type="spellEnd"/>
+      <w:r>
+        <w:t xml:space="preserve"> </w:t>
+      </w:r>
+      <w:proofErr w:type="spellStart"/>
+      <w:r>
+        <w:t>trong</w:t>
+      </w:r>
+      <w:proofErr w:type="spellEnd"/>
+      <w:r>
+        <w:t xml:space="preserve"> </w:t>
+      </w:r>
+      <w:proofErr w:type="spellStart"/>
+      <w:r>
+        <w:t>phạm</w:t>
+      </w:r>
+      <w:proofErr w:type="spellEnd"/>
+      <w:r>
+        <w:t xml:space="preserve"> vi </w:t>
+      </w:r>
+      <w:proofErr w:type="spellStart"/>
+      <w:r>
+        <w:t>xung</w:t>
+      </w:r>
+      <w:proofErr w:type="spellEnd"/>
+      <w:r>
+        <w:t xml:space="preserve"> </w:t>
+      </w:r>
+      <w:proofErr w:type="spellStart"/>
+      <w:r>
+        <w:t>quanh</w:t>
+      </w:r>
+      <w:proofErr w:type="spellEnd"/>
+      <w:r>
+        <w:t xml:space="preserve">, </w:t>
+      </w:r>
+      <w:proofErr w:type="spellStart"/>
+      <w:r>
+        <w:t>xem</w:t>
+      </w:r>
+      <w:proofErr w:type="spellEnd"/>
+      <w:r>
+        <w:t xml:space="preserve"> </w:t>
+      </w:r>
+      <w:proofErr w:type="spellStart"/>
+      <w:r>
+        <w:t>thông</w:t>
+      </w:r>
+      <w:proofErr w:type="spellEnd"/>
+      <w:r>
+        <w:t xml:space="preserve"> tin </w:t>
+      </w:r>
+      <w:proofErr w:type="spellStart"/>
+      <w:r>
+        <w:t>hàng</w:t>
+      </w:r>
+      <w:proofErr w:type="spellEnd"/>
+      <w:r>
+        <w:t xml:space="preserve"> </w:t>
+      </w:r>
+      <w:proofErr w:type="spellStart"/>
+      <w:r>
+        <w:t>quán</w:t>
+      </w:r>
+      <w:proofErr w:type="spellEnd"/>
+      <w:r>
+        <w:t xml:space="preserve"> </w:t>
+      </w:r>
+      <w:proofErr w:type="spellStart"/>
+      <w:r>
+        <w:t>và</w:t>
+      </w:r>
+      <w:proofErr w:type="spellEnd"/>
+      <w:r>
+        <w:t xml:space="preserve"> </w:t>
+      </w:r>
+      <w:proofErr w:type="spellStart"/>
+      <w:r>
+        <w:t>tiếp</w:t>
+      </w:r>
+      <w:proofErr w:type="spellEnd"/>
+      <w:r>
+        <w:t xml:space="preserve"> </w:t>
+      </w:r>
+      <w:proofErr w:type="spellStart"/>
+      <w:r>
+        <w:t>cận</w:t>
+      </w:r>
+      <w:proofErr w:type="spellEnd"/>
+      <w:r>
+        <w:t xml:space="preserve"> </w:t>
+      </w:r>
+      <w:proofErr w:type="spellStart"/>
+      <w:r>
+        <w:t>bằng</w:t>
+      </w:r>
+      <w:proofErr w:type="spellEnd"/>
+      <w:r>
+        <w:t xml:space="preserve"> </w:t>
+      </w:r>
+      <w:proofErr w:type="spellStart"/>
+      <w:r>
+        <w:t>ngôn</w:t>
+      </w:r>
+      <w:proofErr w:type="spellEnd"/>
+      <w:r>
+        <w:t xml:space="preserve"> </w:t>
+      </w:r>
+      <w:proofErr w:type="spellStart"/>
+      <w:r>
+        <w:t>ngữ</w:t>
+      </w:r>
+      <w:proofErr w:type="spellEnd"/>
+      <w:r>
+        <w:t xml:space="preserve"> </w:t>
+      </w:r>
+      <w:proofErr w:type="spellStart"/>
+      <w:r>
+        <w:t>bản</w:t>
+      </w:r>
+      <w:proofErr w:type="spellEnd"/>
+      <w:r>
+        <w:t xml:space="preserve"> </w:t>
+      </w:r>
+      <w:proofErr w:type="spellStart"/>
+      <w:r>
+        <w:t>địa</w:t>
+      </w:r>
+      <w:proofErr w:type="spellEnd"/>
       <w:r>
         <w:t>.</w:t>
       </w:r>
@@ -466,7 +2807,143 @@
         <w:jc w:val="both"/>
       </w:pPr>
       <w:r>
-        <w:t>User có thể quét QR trực tiếp tại một địa điểm để tiếp cận thông tin trong thời gian thực.</w:t>
+        <w:t xml:space="preserve">User </w:t>
+      </w:r>
+      <w:proofErr w:type="spellStart"/>
+      <w:r>
+        <w:t>có</w:t>
+      </w:r>
+      <w:proofErr w:type="spellEnd"/>
+      <w:r>
+        <w:t xml:space="preserve"> </w:t>
+      </w:r>
+      <w:proofErr w:type="spellStart"/>
+      <w:r>
+        <w:t>thể</w:t>
+      </w:r>
+      <w:proofErr w:type="spellEnd"/>
+      <w:r>
+        <w:t xml:space="preserve"> </w:t>
+      </w:r>
+      <w:proofErr w:type="spellStart"/>
+      <w:r>
+        <w:t>quét</w:t>
+      </w:r>
+      <w:proofErr w:type="spellEnd"/>
+      <w:r>
+        <w:t xml:space="preserve"> QR </w:t>
+      </w:r>
+      <w:proofErr w:type="spellStart"/>
+      <w:r>
+        <w:t>trực</w:t>
+      </w:r>
+      <w:proofErr w:type="spellEnd"/>
+      <w:r>
+        <w:t xml:space="preserve"> </w:t>
+      </w:r>
+      <w:proofErr w:type="spellStart"/>
+      <w:r>
+        <w:t>tiếp</w:t>
+      </w:r>
+      <w:proofErr w:type="spellEnd"/>
+      <w:r>
+        <w:t xml:space="preserve"> </w:t>
+      </w:r>
+      <w:proofErr w:type="spellStart"/>
+      <w:r>
+        <w:t>tại</w:t>
+      </w:r>
+      <w:proofErr w:type="spellEnd"/>
+      <w:r>
+        <w:t xml:space="preserve"> </w:t>
+      </w:r>
+      <w:proofErr w:type="spellStart"/>
+      <w:r>
+        <w:t>một</w:t>
+      </w:r>
+      <w:proofErr w:type="spellEnd"/>
+      <w:r>
+        <w:t xml:space="preserve"> </w:t>
+      </w:r>
+      <w:proofErr w:type="spellStart"/>
+      <w:r>
+        <w:t>địa</w:t>
+      </w:r>
+      <w:proofErr w:type="spellEnd"/>
+      <w:r>
+        <w:t xml:space="preserve"> </w:t>
+      </w:r>
+      <w:proofErr w:type="spellStart"/>
+      <w:r>
+        <w:t>điểm</w:t>
+      </w:r>
+      <w:proofErr w:type="spellEnd"/>
+      <w:r>
+        <w:t xml:space="preserve"> </w:t>
+      </w:r>
+      <w:proofErr w:type="spellStart"/>
+      <w:r>
+        <w:t>để</w:t>
+      </w:r>
+      <w:proofErr w:type="spellEnd"/>
+      <w:r>
+        <w:t xml:space="preserve"> </w:t>
+      </w:r>
+      <w:proofErr w:type="spellStart"/>
+      <w:r>
+        <w:t>tiếp</w:t>
+      </w:r>
+      <w:proofErr w:type="spellEnd"/>
+      <w:r>
+        <w:t xml:space="preserve"> </w:t>
+      </w:r>
+      <w:proofErr w:type="spellStart"/>
+      <w:r>
+        <w:t>cận</w:t>
+      </w:r>
+      <w:proofErr w:type="spellEnd"/>
+      <w:r>
+        <w:t xml:space="preserve"> </w:t>
+      </w:r>
+      <w:proofErr w:type="spellStart"/>
+      <w:r>
+        <w:t>thông</w:t>
+      </w:r>
+      <w:proofErr w:type="spellEnd"/>
+      <w:r>
+        <w:t xml:space="preserve"> tin </w:t>
+      </w:r>
+      <w:proofErr w:type="spellStart"/>
+      <w:r>
+        <w:t>trong</w:t>
+      </w:r>
+      <w:proofErr w:type="spellEnd"/>
+      <w:r>
+        <w:t xml:space="preserve"> </w:t>
+      </w:r>
+      <w:proofErr w:type="spellStart"/>
+      <w:r>
+        <w:t>thời</w:t>
+      </w:r>
+      <w:proofErr w:type="spellEnd"/>
+      <w:r>
+        <w:t xml:space="preserve"> </w:t>
+      </w:r>
+      <w:proofErr w:type="spellStart"/>
+      <w:r>
+        <w:t>gian</w:t>
+      </w:r>
+      <w:proofErr w:type="spellEnd"/>
+      <w:r>
+        <w:t xml:space="preserve"> </w:t>
+      </w:r>
+      <w:proofErr w:type="spellStart"/>
+      <w:r>
+        <w:t>thực</w:t>
+      </w:r>
+      <w:proofErr w:type="spellEnd"/>
+      <w:r>
+        <w:t>.</w:t>
       </w:r>
     </w:p>
     <w:p>
@@ -475,8 +2952,37 @@
       </w:pPr>
       <w:bookmarkStart w:id="8" w:name="_Toc226703411"/>
       <w:r>
-        <w:t>Vai trò người sử dụng</w:t>
-      </w:r>
+        <w:t xml:space="preserve">Vai </w:t>
+      </w:r>
+      <w:proofErr w:type="spellStart"/>
+      <w:r>
+        <w:t>trò</w:t>
+      </w:r>
+      <w:proofErr w:type="spellEnd"/>
+      <w:r>
+        <w:t xml:space="preserve"> </w:t>
+      </w:r>
+      <w:proofErr w:type="spellStart"/>
+      <w:r>
+        <w:t>người</w:t>
+      </w:r>
+      <w:proofErr w:type="spellEnd"/>
+      <w:r>
+        <w:t xml:space="preserve"> </w:t>
+      </w:r>
+      <w:proofErr w:type="spellStart"/>
+      <w:r>
+        <w:t>sử</w:t>
+      </w:r>
+      <w:proofErr w:type="spellEnd"/>
+      <w:r>
+        <w:t xml:space="preserve"> </w:t>
+      </w:r>
+      <w:proofErr w:type="spellStart"/>
+      <w:r>
+        <w:t>dụng</w:t>
+      </w:r>
+      <w:proofErr w:type="spellEnd"/>
       <w:r>
         <w:t xml:space="preserve"> (User roles)</w:t>
       </w:r>
@@ -491,7 +2997,31 @@
       </w:pPr>
       <w:bookmarkStart w:id="9" w:name="_Toc226703412"/>
       <w:r>
-        <w:t>Du khách nước ngoài (customer)</w:t>
+        <w:t xml:space="preserve">Du </w:t>
+      </w:r>
+      <w:proofErr w:type="spellStart"/>
+      <w:r>
+        <w:t>khách</w:t>
+      </w:r>
+      <w:proofErr w:type="spellEnd"/>
+      <w:r>
+        <w:t xml:space="preserve"> </w:t>
+      </w:r>
+      <w:proofErr w:type="spellStart"/>
+      <w:r>
+        <w:t>nước</w:t>
+      </w:r>
+      <w:proofErr w:type="spellEnd"/>
+      <w:r>
+        <w:t xml:space="preserve"> </w:t>
+      </w:r>
+      <w:proofErr w:type="spellStart"/>
+      <w:r>
+        <w:t>ngoài</w:t>
+      </w:r>
+      <w:proofErr w:type="spellEnd"/>
+      <w:r>
+        <w:t xml:space="preserve"> (customer)</w:t>
       </w:r>
       <w:bookmarkEnd w:id="9"/>
     </w:p>
@@ -511,11 +3041,40 @@
         <w:t xml:space="preserve"> map,</w:t>
       </w:r>
       <w:r>
-        <w:t xml:space="preserve"> vị trí hiện tạ</w:t>
+        <w:t xml:space="preserve"> </w:t>
+      </w:r>
+      <w:proofErr w:type="spellStart"/>
+      <w:r>
+        <w:t>vị</w:t>
+      </w:r>
+      <w:proofErr w:type="spellEnd"/>
+      <w:r>
+        <w:t xml:space="preserve"> </w:t>
+      </w:r>
+      <w:proofErr w:type="spellStart"/>
+      <w:r>
+        <w:t>trí</w:t>
+      </w:r>
+      <w:proofErr w:type="spellEnd"/>
+      <w:r>
+        <w:t xml:space="preserve"> </w:t>
+      </w:r>
+      <w:proofErr w:type="spellStart"/>
+      <w:r>
+        <w:t>hiện</w:t>
+      </w:r>
+      <w:proofErr w:type="spellEnd"/>
+      <w:r>
+        <w:t xml:space="preserve"> </w:t>
+      </w:r>
+      <w:proofErr w:type="spellStart"/>
+      <w:r>
+        <w:t>tạ</w:t>
       </w:r>
       <w:r>
         <w:t>i</w:t>
       </w:r>
+      <w:proofErr w:type="spellEnd"/>
       <w:r>
         <w:t>.</w:t>
       </w:r>
@@ -530,13 +3089,63 @@
         <w:jc w:val="both"/>
       </w:pPr>
       <w:r>
-        <w:t>Xem danh sách</w:t>
-      </w:r>
-      <w:r>
-        <w:t>, thông tin chi tiết</w:t>
-      </w:r>
-      <w:r>
-        <w:t xml:space="preserve"> các hàng quán.</w:t>
+        <w:t xml:space="preserve">Xem </w:t>
+      </w:r>
+      <w:proofErr w:type="spellStart"/>
+      <w:r>
+        <w:t>danh</w:t>
+      </w:r>
+      <w:proofErr w:type="spellEnd"/>
+      <w:r>
+        <w:t xml:space="preserve"> </w:t>
+      </w:r>
+      <w:proofErr w:type="spellStart"/>
+      <w:r>
+        <w:t>sách</w:t>
+      </w:r>
+      <w:proofErr w:type="spellEnd"/>
+      <w:r>
+        <w:t xml:space="preserve">, </w:t>
+      </w:r>
+      <w:proofErr w:type="spellStart"/>
+      <w:r>
+        <w:t>thông</w:t>
+      </w:r>
+      <w:proofErr w:type="spellEnd"/>
+      <w:r>
+        <w:t xml:space="preserve"> tin chi </w:t>
+      </w:r>
+      <w:proofErr w:type="spellStart"/>
+      <w:r>
+        <w:t>tiết</w:t>
+      </w:r>
+      <w:proofErr w:type="spellEnd"/>
+      <w:r>
+        <w:t xml:space="preserve"> </w:t>
+      </w:r>
+      <w:proofErr w:type="spellStart"/>
+      <w:r>
+        <w:t>các</w:t>
+      </w:r>
+      <w:proofErr w:type="spellEnd"/>
+      <w:r>
+        <w:t xml:space="preserve"> </w:t>
+      </w:r>
+      <w:proofErr w:type="spellStart"/>
+      <w:r>
+        <w:t>hàng</w:t>
+      </w:r>
+      <w:proofErr w:type="spellEnd"/>
+      <w:r>
+        <w:t xml:space="preserve"> </w:t>
+      </w:r>
+      <w:proofErr w:type="spellStart"/>
+      <w:r>
+        <w:t>quán</w:t>
+      </w:r>
+      <w:proofErr w:type="spellEnd"/>
+      <w:r>
+        <w:t>.</w:t>
       </w:r>
     </w:p>
     <w:p>
@@ -548,9 +3157,67 @@
         </w:numPr>
         <w:jc w:val="both"/>
       </w:pPr>
-      <w:r>
-        <w:t>Quét QR một hàng quán để nghe thuyết minh</w:t>
-      </w:r>
+      <w:proofErr w:type="spellStart"/>
+      <w:r>
+        <w:t>Quét</w:t>
+      </w:r>
+      <w:proofErr w:type="spellEnd"/>
+      <w:r>
+        <w:t xml:space="preserve"> QR </w:t>
+      </w:r>
+      <w:proofErr w:type="spellStart"/>
+      <w:r>
+        <w:t>một</w:t>
+      </w:r>
+      <w:proofErr w:type="spellEnd"/>
+      <w:r>
+        <w:t xml:space="preserve"> </w:t>
+      </w:r>
+      <w:proofErr w:type="spellStart"/>
+      <w:r>
+        <w:t>hàng</w:t>
+      </w:r>
+      <w:proofErr w:type="spellEnd"/>
+      <w:r>
+        <w:t xml:space="preserve"> </w:t>
+      </w:r>
+      <w:proofErr w:type="spellStart"/>
+      <w:r>
+        <w:t>quán</w:t>
+      </w:r>
+      <w:proofErr w:type="spellEnd"/>
+      <w:r>
+        <w:t xml:space="preserve"> </w:t>
+      </w:r>
+      <w:proofErr w:type="spellStart"/>
+      <w:r>
+        <w:t>để</w:t>
+      </w:r>
+      <w:proofErr w:type="spellEnd"/>
+      <w:r>
+        <w:t xml:space="preserve"> </w:t>
+      </w:r>
+      <w:proofErr w:type="spellStart"/>
+      <w:r>
+        <w:t>nghe</w:t>
+      </w:r>
+      <w:proofErr w:type="spellEnd"/>
+      <w:r>
+        <w:t xml:space="preserve"> </w:t>
+      </w:r>
+      <w:proofErr w:type="spellStart"/>
+      <w:r>
+        <w:t>thuyết</w:t>
+      </w:r>
+      <w:proofErr w:type="spellEnd"/>
+      <w:r>
+        <w:t xml:space="preserve"> </w:t>
+      </w:r>
+      <w:proofErr w:type="spellStart"/>
+      <w:r>
+        <w:t>minh</w:t>
+      </w:r>
+      <w:proofErr w:type="spellEnd"/>
       <w:r>
         <w:t>.</w:t>
       </w:r>
@@ -561,8 +3228,21 @@
       </w:pPr>
       <w:bookmarkStart w:id="10" w:name="_Toc226703413"/>
       <w:r>
-        <w:t>Quản trị viên</w:t>
-      </w:r>
+        <w:t xml:space="preserve">Quản </w:t>
+      </w:r>
+      <w:proofErr w:type="spellStart"/>
+      <w:r>
+        <w:t>trị</w:t>
+      </w:r>
+      <w:proofErr w:type="spellEnd"/>
+      <w:r>
+        <w:t xml:space="preserve"> </w:t>
+      </w:r>
+      <w:proofErr w:type="spellStart"/>
+      <w:r>
+        <w:t>viên</w:t>
+      </w:r>
+      <w:proofErr w:type="spellEnd"/>
       <w:r>
         <w:t xml:space="preserve"> (admin)</w:t>
       </w:r>
@@ -578,7 +3258,47 @@
         <w:jc w:val="both"/>
       </w:pPr>
       <w:r>
-        <w:t>Xem danh sách hàng quán trên map</w:t>
+        <w:t xml:space="preserve">Xem </w:t>
+      </w:r>
+      <w:proofErr w:type="spellStart"/>
+      <w:r>
+        <w:t>danh</w:t>
+      </w:r>
+      <w:proofErr w:type="spellEnd"/>
+      <w:r>
+        <w:t xml:space="preserve"> </w:t>
+      </w:r>
+      <w:proofErr w:type="spellStart"/>
+      <w:r>
+        <w:t>sách</w:t>
+      </w:r>
+      <w:proofErr w:type="spellEnd"/>
+      <w:r>
+        <w:t xml:space="preserve"> </w:t>
+      </w:r>
+      <w:proofErr w:type="spellStart"/>
+      <w:r>
+        <w:t>hàng</w:t>
+      </w:r>
+      <w:proofErr w:type="spellEnd"/>
+      <w:r>
+        <w:t xml:space="preserve"> </w:t>
+      </w:r>
+      <w:proofErr w:type="spellStart"/>
+      <w:r>
+        <w:t>quán</w:t>
+      </w:r>
+      <w:proofErr w:type="spellEnd"/>
+      <w:r>
+        <w:t xml:space="preserve"> </w:t>
+      </w:r>
+      <w:proofErr w:type="spellStart"/>
+      <w:r>
+        <w:t>trên</w:t>
+      </w:r>
+      <w:proofErr w:type="spellEnd"/>
+      <w:r>
+        <w:t xml:space="preserve"> map</w:t>
       </w:r>
       <w:r>
         <w:t>.</w:t>
@@ -597,10 +3317,47 @@
         <w:t>Quả</w:t>
       </w:r>
       <w:r>
-        <w:t>n lý thông tin các</w:t>
-      </w:r>
-      <w:r>
-        <w:t xml:space="preserve"> hàng quán.</w:t>
+        <w:t xml:space="preserve">n </w:t>
+      </w:r>
+      <w:proofErr w:type="spellStart"/>
+      <w:r>
+        <w:t>lý</w:t>
+      </w:r>
+      <w:proofErr w:type="spellEnd"/>
+      <w:r>
+        <w:t xml:space="preserve"> </w:t>
+      </w:r>
+      <w:proofErr w:type="spellStart"/>
+      <w:r>
+        <w:t>thông</w:t>
+      </w:r>
+      <w:proofErr w:type="spellEnd"/>
+      <w:r>
+        <w:t xml:space="preserve"> tin </w:t>
+      </w:r>
+      <w:proofErr w:type="spellStart"/>
+      <w:r>
+        <w:t>các</w:t>
+      </w:r>
+      <w:proofErr w:type="spellEnd"/>
+      <w:r>
+        <w:t xml:space="preserve"> </w:t>
+      </w:r>
+      <w:proofErr w:type="spellStart"/>
+      <w:r>
+        <w:t>hàng</w:t>
+      </w:r>
+      <w:proofErr w:type="spellEnd"/>
+      <w:r>
+        <w:t xml:space="preserve"> </w:t>
+      </w:r>
+      <w:proofErr w:type="spellStart"/>
+      <w:r>
+        <w:t>quán</w:t>
+      </w:r>
+      <w:proofErr w:type="spellEnd"/>
+      <w:r>
+        <w:t>.</w:t>
       </w:r>
     </w:p>
     <w:p>
@@ -608,12 +3365,33 @@
         <w:pStyle w:val="Heading1"/>
       </w:pPr>
       <w:bookmarkStart w:id="11" w:name="_Toc226703414"/>
+      <w:proofErr w:type="spellStart"/>
       <w:r>
         <w:lastRenderedPageBreak/>
-        <w:t>Luồng hoạt độ</w:t>
-      </w:r>
-      <w:r>
-        <w:t xml:space="preserve">ng </w:t>
+        <w:t>Luồng</w:t>
+      </w:r>
+      <w:proofErr w:type="spellEnd"/>
+      <w:r>
+        <w:t xml:space="preserve"> </w:t>
+      </w:r>
+      <w:proofErr w:type="spellStart"/>
+      <w:r>
+        <w:t>hoạt</w:t>
+      </w:r>
+      <w:proofErr w:type="spellEnd"/>
+      <w:r>
+        <w:t xml:space="preserve"> </w:t>
+      </w:r>
+      <w:proofErr w:type="spellStart"/>
+      <w:r>
+        <w:t>độ</w:t>
+      </w:r>
+      <w:r>
+        <w:t>ng</w:t>
+      </w:r>
+      <w:proofErr w:type="spellEnd"/>
+      <w:r>
+        <w:t xml:space="preserve"> </w:t>
       </w:r>
       <w:r>
         <w:t>(</w:t>
@@ -656,7 +3434,31 @@
         <w:jc w:val="both"/>
       </w:pPr>
       <w:r>
-        <w:t>Customer mở ứng dụng.</w:t>
+        <w:t xml:space="preserve">Customer </w:t>
+      </w:r>
+      <w:proofErr w:type="spellStart"/>
+      <w:r>
+        <w:t>mở</w:t>
+      </w:r>
+      <w:proofErr w:type="spellEnd"/>
+      <w:r>
+        <w:t xml:space="preserve"> </w:t>
+      </w:r>
+      <w:proofErr w:type="spellStart"/>
+      <w:r>
+        <w:t>ứng</w:t>
+      </w:r>
+      <w:proofErr w:type="spellEnd"/>
+      <w:r>
+        <w:t xml:space="preserve"> </w:t>
+      </w:r>
+      <w:proofErr w:type="spellStart"/>
+      <w:r>
+        <w:t>dụng</w:t>
+      </w:r>
+      <w:proofErr w:type="spellEnd"/>
+      <w:r>
+        <w:t>.</w:t>
       </w:r>
     </w:p>
     <w:p>
@@ -669,8 +3471,85 @@
         <w:ind w:left="1843" w:hanging="425"/>
         <w:jc w:val="both"/>
       </w:pPr>
-      <w:r>
-        <w:t>Hệ thống yêu cầu cấp quyền truy cập vị trí.</w:t>
+      <w:proofErr w:type="spellStart"/>
+      <w:r>
+        <w:t>Hệ</w:t>
+      </w:r>
+      <w:proofErr w:type="spellEnd"/>
+      <w:r>
+        <w:t xml:space="preserve"> </w:t>
+      </w:r>
+      <w:proofErr w:type="spellStart"/>
+      <w:r>
+        <w:t>thống</w:t>
+      </w:r>
+      <w:proofErr w:type="spellEnd"/>
+      <w:r>
+        <w:t xml:space="preserve"> </w:t>
+      </w:r>
+      <w:proofErr w:type="spellStart"/>
+      <w:r>
+        <w:t>yêu</w:t>
+      </w:r>
+      <w:proofErr w:type="spellEnd"/>
+      <w:r>
+        <w:t xml:space="preserve"> </w:t>
+      </w:r>
+      <w:proofErr w:type="spellStart"/>
+      <w:r>
+        <w:t>cầu</w:t>
+      </w:r>
+      <w:proofErr w:type="spellEnd"/>
+      <w:r>
+        <w:t xml:space="preserve"> </w:t>
+      </w:r>
+      <w:proofErr w:type="spellStart"/>
+      <w:r>
+        <w:t>cấp</w:t>
+      </w:r>
+      <w:proofErr w:type="spellEnd"/>
+      <w:r>
+        <w:t xml:space="preserve"> </w:t>
+      </w:r>
+      <w:proofErr w:type="spellStart"/>
+      <w:r>
+        <w:t>quyền</w:t>
+      </w:r>
+      <w:proofErr w:type="spellEnd"/>
+      <w:r>
+        <w:t xml:space="preserve"> </w:t>
+      </w:r>
+      <w:proofErr w:type="spellStart"/>
+      <w:r>
+        <w:t>truy</w:t>
+      </w:r>
+      <w:proofErr w:type="spellEnd"/>
+      <w:r>
+        <w:t xml:space="preserve"> </w:t>
+      </w:r>
+      <w:proofErr w:type="spellStart"/>
+      <w:r>
+        <w:t>cập</w:t>
+      </w:r>
+      <w:proofErr w:type="spellEnd"/>
+      <w:r>
+        <w:t xml:space="preserve"> </w:t>
+      </w:r>
+      <w:proofErr w:type="spellStart"/>
+      <w:r>
+        <w:t>vị</w:t>
+      </w:r>
+      <w:proofErr w:type="spellEnd"/>
+      <w:r>
+        <w:t xml:space="preserve"> </w:t>
+      </w:r>
+      <w:proofErr w:type="spellStart"/>
+      <w:r>
+        <w:t>trí</w:t>
+      </w:r>
+      <w:proofErr w:type="spellEnd"/>
+      <w:r>
+        <w:t>.</w:t>
       </w:r>
     </w:p>
     <w:p>
@@ -684,7 +3563,23 @@
         <w:jc w:val="both"/>
       </w:pPr>
       <w:r>
-        <w:t>Customer cấp quyền.</w:t>
+        <w:t xml:space="preserve">Customer </w:t>
+      </w:r>
+      <w:proofErr w:type="spellStart"/>
+      <w:r>
+        <w:t>cấp</w:t>
+      </w:r>
+      <w:proofErr w:type="spellEnd"/>
+      <w:r>
+        <w:t xml:space="preserve"> </w:t>
+      </w:r>
+      <w:proofErr w:type="spellStart"/>
+      <w:r>
+        <w:t>quyền</w:t>
+      </w:r>
+      <w:proofErr w:type="spellEnd"/>
+      <w:r>
+        <w:t>.</w:t>
       </w:r>
     </w:p>
     <w:p>
@@ -697,8 +3592,45 @@
         <w:ind w:left="1843" w:hanging="425"/>
         <w:jc w:val="both"/>
       </w:pPr>
-      <w:r>
-        <w:t>Hệ thống lấy vị trí customer</w:t>
+      <w:proofErr w:type="spellStart"/>
+      <w:r>
+        <w:t>Hệ</w:t>
+      </w:r>
+      <w:proofErr w:type="spellEnd"/>
+      <w:r>
+        <w:t xml:space="preserve"> </w:t>
+      </w:r>
+      <w:proofErr w:type="spellStart"/>
+      <w:r>
+        <w:t>thống</w:t>
+      </w:r>
+      <w:proofErr w:type="spellEnd"/>
+      <w:r>
+        <w:t xml:space="preserve"> </w:t>
+      </w:r>
+      <w:proofErr w:type="spellStart"/>
+      <w:r>
+        <w:t>lấy</w:t>
+      </w:r>
+      <w:proofErr w:type="spellEnd"/>
+      <w:r>
+        <w:t xml:space="preserve"> </w:t>
+      </w:r>
+      <w:proofErr w:type="spellStart"/>
+      <w:r>
+        <w:t>vị</w:t>
+      </w:r>
+      <w:proofErr w:type="spellEnd"/>
+      <w:r>
+        <w:t xml:space="preserve"> </w:t>
+      </w:r>
+      <w:proofErr w:type="spellStart"/>
+      <w:r>
+        <w:t>trí</w:t>
+      </w:r>
+      <w:proofErr w:type="spellEnd"/>
+      <w:r>
+        <w:t xml:space="preserve"> customer</w:t>
       </w:r>
       <w:r>
         <w:t xml:space="preserve"> (GPS)</w:t>
@@ -717,8 +3649,69 @@
         <w:ind w:left="1843" w:hanging="425"/>
         <w:jc w:val="both"/>
       </w:pPr>
-      <w:r>
-        <w:t>Hệ thống hiển thị danh sách ngôn ngữ.</w:t>
+      <w:proofErr w:type="spellStart"/>
+      <w:r>
+        <w:t>Hệ</w:t>
+      </w:r>
+      <w:proofErr w:type="spellEnd"/>
+      <w:r>
+        <w:t xml:space="preserve"> </w:t>
+      </w:r>
+      <w:proofErr w:type="spellStart"/>
+      <w:r>
+        <w:t>thống</w:t>
+      </w:r>
+      <w:proofErr w:type="spellEnd"/>
+      <w:r>
+        <w:t xml:space="preserve"> </w:t>
+      </w:r>
+      <w:proofErr w:type="spellStart"/>
+      <w:r>
+        <w:t>hiển</w:t>
+      </w:r>
+      <w:proofErr w:type="spellEnd"/>
+      <w:r>
+        <w:t xml:space="preserve"> </w:t>
+      </w:r>
+      <w:proofErr w:type="spellStart"/>
+      <w:r>
+        <w:t>thị</w:t>
+      </w:r>
+      <w:proofErr w:type="spellEnd"/>
+      <w:r>
+        <w:t xml:space="preserve"> </w:t>
+      </w:r>
+      <w:proofErr w:type="spellStart"/>
+      <w:r>
+        <w:t>danh</w:t>
+      </w:r>
+      <w:proofErr w:type="spellEnd"/>
+      <w:r>
+        <w:t xml:space="preserve"> </w:t>
+      </w:r>
+      <w:proofErr w:type="spellStart"/>
+      <w:r>
+        <w:t>sách</w:t>
+      </w:r>
+      <w:proofErr w:type="spellEnd"/>
+      <w:r>
+        <w:t xml:space="preserve"> </w:t>
+      </w:r>
+      <w:proofErr w:type="spellStart"/>
+      <w:r>
+        <w:t>ngôn</w:t>
+      </w:r>
+      <w:proofErr w:type="spellEnd"/>
+      <w:r>
+        <w:t xml:space="preserve"> </w:t>
+      </w:r>
+      <w:proofErr w:type="spellStart"/>
+      <w:r>
+        <w:t>ngữ</w:t>
+      </w:r>
+      <w:proofErr w:type="spellEnd"/>
+      <w:r>
+        <w:t>.</w:t>
       </w:r>
     </w:p>
     <w:p>
@@ -731,11 +3724,96 @@
         <w:ind w:left="1843" w:hanging="425"/>
         <w:jc w:val="both"/>
       </w:pPr>
-      <w:r>
-        <w:t>Hệ thống hiển th</w:t>
-      </w:r>
-      <w:r>
-        <w:t>ị trang home mặc định (gồm map và vị trí user)</w:t>
+      <w:proofErr w:type="spellStart"/>
+      <w:r>
+        <w:t>Hệ</w:t>
+      </w:r>
+      <w:proofErr w:type="spellEnd"/>
+      <w:r>
+        <w:t xml:space="preserve"> </w:t>
+      </w:r>
+      <w:proofErr w:type="spellStart"/>
+      <w:r>
+        <w:t>thống</w:t>
+      </w:r>
+      <w:proofErr w:type="spellEnd"/>
+      <w:r>
+        <w:t xml:space="preserve"> </w:t>
+      </w:r>
+      <w:proofErr w:type="spellStart"/>
+      <w:r>
+        <w:t>hiển</w:t>
+      </w:r>
+      <w:proofErr w:type="spellEnd"/>
+      <w:r>
+        <w:t xml:space="preserve"> </w:t>
+      </w:r>
+      <w:proofErr w:type="spellStart"/>
+      <w:r>
+        <w:t>th</w:t>
+      </w:r>
+      <w:r>
+        <w:t>ị</w:t>
+      </w:r>
+      <w:proofErr w:type="spellEnd"/>
+      <w:r>
+        <w:t xml:space="preserve"> </w:t>
+      </w:r>
+      <w:proofErr w:type="spellStart"/>
+      <w:r>
+        <w:t>trang</w:t>
+      </w:r>
+      <w:proofErr w:type="spellEnd"/>
+      <w:r>
+        <w:t xml:space="preserve"> home </w:t>
+      </w:r>
+      <w:proofErr w:type="spellStart"/>
+      <w:r>
+        <w:t>mặc</w:t>
+      </w:r>
+      <w:proofErr w:type="spellEnd"/>
+      <w:r>
+        <w:t xml:space="preserve"> </w:t>
+      </w:r>
+      <w:proofErr w:type="spellStart"/>
+      <w:r>
+        <w:t>định</w:t>
+      </w:r>
+      <w:proofErr w:type="spellEnd"/>
+      <w:r>
+        <w:t xml:space="preserve"> (</w:t>
+      </w:r>
+      <w:proofErr w:type="spellStart"/>
+      <w:r>
+        <w:t>gồm</w:t>
+      </w:r>
+      <w:proofErr w:type="spellEnd"/>
+      <w:r>
+        <w:t xml:space="preserve"> map </w:t>
+      </w:r>
+      <w:proofErr w:type="spellStart"/>
+      <w:r>
+        <w:t>và</w:t>
+      </w:r>
+      <w:proofErr w:type="spellEnd"/>
+      <w:r>
+        <w:t xml:space="preserve"> </w:t>
+      </w:r>
+      <w:proofErr w:type="spellStart"/>
+      <w:r>
+        <w:t>vị</w:t>
+      </w:r>
+      <w:proofErr w:type="spellEnd"/>
+      <w:r>
+        <w:t xml:space="preserve"> </w:t>
+      </w:r>
+      <w:proofErr w:type="spellStart"/>
+      <w:r>
+        <w:t>trí</w:t>
+      </w:r>
+      <w:proofErr w:type="spellEnd"/>
+      <w:r>
+        <w:t xml:space="preserve"> user)</w:t>
       </w:r>
       <w:r>
         <w:t>.</w:t>
@@ -751,8 +3829,77 @@
         <w:ind w:left="1843" w:hanging="425"/>
         <w:jc w:val="both"/>
       </w:pPr>
-      <w:r>
-        <w:t>Hệ thống dựa vào GPS để tải các danh sách POIs</w:t>
+      <w:proofErr w:type="spellStart"/>
+      <w:r>
+        <w:t>Hệ</w:t>
+      </w:r>
+      <w:proofErr w:type="spellEnd"/>
+      <w:r>
+        <w:t xml:space="preserve"> </w:t>
+      </w:r>
+      <w:proofErr w:type="spellStart"/>
+      <w:r>
+        <w:t>thống</w:t>
+      </w:r>
+      <w:proofErr w:type="spellEnd"/>
+      <w:r>
+        <w:t xml:space="preserve"> </w:t>
+      </w:r>
+      <w:proofErr w:type="spellStart"/>
+      <w:r>
+        <w:t>dựa</w:t>
+      </w:r>
+      <w:proofErr w:type="spellEnd"/>
+      <w:r>
+        <w:t xml:space="preserve"> </w:t>
+      </w:r>
+      <w:proofErr w:type="spellStart"/>
+      <w:r>
+        <w:t>vào</w:t>
+      </w:r>
+      <w:proofErr w:type="spellEnd"/>
+      <w:r>
+        <w:t xml:space="preserve"> GPS </w:t>
+      </w:r>
+      <w:proofErr w:type="spellStart"/>
+      <w:r>
+        <w:t>để</w:t>
+      </w:r>
+      <w:proofErr w:type="spellEnd"/>
+      <w:r>
+        <w:t xml:space="preserve"> </w:t>
+      </w:r>
+      <w:proofErr w:type="spellStart"/>
+      <w:r>
+        <w:t>tải</w:t>
+      </w:r>
+      <w:proofErr w:type="spellEnd"/>
+      <w:r>
+        <w:t xml:space="preserve"> </w:t>
+      </w:r>
+      <w:proofErr w:type="spellStart"/>
+      <w:r>
+        <w:t>các</w:t>
+      </w:r>
+      <w:proofErr w:type="spellEnd"/>
+      <w:r>
+        <w:t xml:space="preserve"> </w:t>
+      </w:r>
+      <w:proofErr w:type="spellStart"/>
+      <w:r>
+        <w:t>danh</w:t>
+      </w:r>
+      <w:proofErr w:type="spellEnd"/>
+      <w:r>
+        <w:t xml:space="preserve"> </w:t>
+      </w:r>
+      <w:proofErr w:type="spellStart"/>
+      <w:r>
+        <w:t>sách</w:t>
+      </w:r>
+      <w:proofErr w:type="spellEnd"/>
+      <w:r>
+        <w:t xml:space="preserve"> POIs</w:t>
       </w:r>
       <w:r>
         <w:t>.</w:t>
@@ -769,7 +3916,31 @@
         <w:jc w:val="both"/>
       </w:pPr>
       <w:r>
-        <w:t>Customer chọn ngôn ngữ.</w:t>
+        <w:t xml:space="preserve">Customer </w:t>
+      </w:r>
+      <w:proofErr w:type="spellStart"/>
+      <w:r>
+        <w:t>chọn</w:t>
+      </w:r>
+      <w:proofErr w:type="spellEnd"/>
+      <w:r>
+        <w:t xml:space="preserve"> </w:t>
+      </w:r>
+      <w:proofErr w:type="spellStart"/>
+      <w:r>
+        <w:t>ngôn</w:t>
+      </w:r>
+      <w:proofErr w:type="spellEnd"/>
+      <w:r>
+        <w:t xml:space="preserve"> </w:t>
+      </w:r>
+      <w:proofErr w:type="spellStart"/>
+      <w:r>
+        <w:t>ngữ</w:t>
+      </w:r>
+      <w:proofErr w:type="spellEnd"/>
+      <w:r>
+        <w:t>.</w:t>
       </w:r>
     </w:p>
     <w:p>
@@ -782,8 +3953,141 @@
         <w:ind w:left="1843" w:hanging="425"/>
         <w:jc w:val="both"/>
       </w:pPr>
-      <w:r>
-        <w:t>Hệ thống chuyển sang ngôn ngữ được chọn, đồng thời tải danh sách POIs dựa theo ngôn ngữ đó.</w:t>
+      <w:proofErr w:type="spellStart"/>
+      <w:r>
+        <w:t>Hệ</w:t>
+      </w:r>
+      <w:proofErr w:type="spellEnd"/>
+      <w:r>
+        <w:t xml:space="preserve"> </w:t>
+      </w:r>
+      <w:proofErr w:type="spellStart"/>
+      <w:r>
+        <w:t>thống</w:t>
+      </w:r>
+      <w:proofErr w:type="spellEnd"/>
+      <w:r>
+        <w:t xml:space="preserve"> </w:t>
+      </w:r>
+      <w:proofErr w:type="spellStart"/>
+      <w:r>
+        <w:t>chuyển</w:t>
+      </w:r>
+      <w:proofErr w:type="spellEnd"/>
+      <w:r>
+        <w:t xml:space="preserve"> sang </w:t>
+      </w:r>
+      <w:proofErr w:type="spellStart"/>
+      <w:r>
+        <w:t>ngôn</w:t>
+      </w:r>
+      <w:proofErr w:type="spellEnd"/>
+      <w:r>
+        <w:t xml:space="preserve"> </w:t>
+      </w:r>
+      <w:proofErr w:type="spellStart"/>
+      <w:r>
+        <w:t>ngữ</w:t>
+      </w:r>
+      <w:proofErr w:type="spellEnd"/>
+      <w:r>
+        <w:t xml:space="preserve"> </w:t>
+      </w:r>
+      <w:proofErr w:type="spellStart"/>
+      <w:r>
+        <w:t>được</w:t>
+      </w:r>
+      <w:proofErr w:type="spellEnd"/>
+      <w:r>
+        <w:t xml:space="preserve"> </w:t>
+      </w:r>
+      <w:proofErr w:type="spellStart"/>
+      <w:r>
+        <w:t>chọn</w:t>
+      </w:r>
+      <w:proofErr w:type="spellEnd"/>
+      <w:r>
+        <w:t xml:space="preserve">, </w:t>
+      </w:r>
+      <w:proofErr w:type="spellStart"/>
+      <w:r>
+        <w:t>đồng</w:t>
+      </w:r>
+      <w:proofErr w:type="spellEnd"/>
+      <w:r>
+        <w:t xml:space="preserve"> </w:t>
+      </w:r>
+      <w:proofErr w:type="spellStart"/>
+      <w:r>
+        <w:t>thời</w:t>
+      </w:r>
+      <w:proofErr w:type="spellEnd"/>
+      <w:r>
+        <w:t xml:space="preserve"> </w:t>
+      </w:r>
+      <w:proofErr w:type="spellStart"/>
+      <w:r>
+        <w:t>tải</w:t>
+      </w:r>
+      <w:proofErr w:type="spellEnd"/>
+      <w:r>
+        <w:t xml:space="preserve"> </w:t>
+      </w:r>
+      <w:proofErr w:type="spellStart"/>
+      <w:r>
+        <w:t>danh</w:t>
+      </w:r>
+      <w:proofErr w:type="spellEnd"/>
+      <w:r>
+        <w:t xml:space="preserve"> </w:t>
+      </w:r>
+      <w:proofErr w:type="spellStart"/>
+      <w:r>
+        <w:t>sách</w:t>
+      </w:r>
+      <w:proofErr w:type="spellEnd"/>
+      <w:r>
+        <w:t xml:space="preserve"> POIs </w:t>
+      </w:r>
+      <w:proofErr w:type="spellStart"/>
+      <w:r>
+        <w:t>dựa</w:t>
+      </w:r>
+      <w:proofErr w:type="spellEnd"/>
+      <w:r>
+        <w:t xml:space="preserve"> </w:t>
+      </w:r>
+      <w:proofErr w:type="spellStart"/>
+      <w:r>
+        <w:t>theo</w:t>
+      </w:r>
+      <w:proofErr w:type="spellEnd"/>
+      <w:r>
+        <w:t xml:space="preserve"> </w:t>
+      </w:r>
+      <w:proofErr w:type="spellStart"/>
+      <w:r>
+        <w:t>ngôn</w:t>
+      </w:r>
+      <w:proofErr w:type="spellEnd"/>
+      <w:r>
+        <w:t xml:space="preserve"> </w:t>
+      </w:r>
+      <w:proofErr w:type="spellStart"/>
+      <w:r>
+        <w:t>ngữ</w:t>
+      </w:r>
+      <w:proofErr w:type="spellEnd"/>
+      <w:r>
+        <w:t xml:space="preserve"> </w:t>
+      </w:r>
+      <w:proofErr w:type="spellStart"/>
+      <w:r>
+        <w:t>đó</w:t>
+      </w:r>
+      <w:proofErr w:type="spellEnd"/>
+      <w:r>
+        <w:t>.</w:t>
       </w:r>
     </w:p>
     <w:p>
@@ -797,10 +4101,42 @@
         <w:jc w:val="both"/>
       </w:pPr>
       <w:r>
-        <w:t>Customer chọ</w:t>
-      </w:r>
-      <w:r>
-        <w:t>n xem danh sách POIs</w:t>
+        <w:t xml:space="preserve">Customer </w:t>
+      </w:r>
+      <w:proofErr w:type="spellStart"/>
+      <w:r>
+        <w:t>chọ</w:t>
+      </w:r>
+      <w:r>
+        <w:t>n</w:t>
+      </w:r>
+      <w:proofErr w:type="spellEnd"/>
+      <w:r>
+        <w:t xml:space="preserve"> </w:t>
+      </w:r>
+      <w:proofErr w:type="spellStart"/>
+      <w:r>
+        <w:t>xem</w:t>
+      </w:r>
+      <w:proofErr w:type="spellEnd"/>
+      <w:r>
+        <w:t xml:space="preserve"> </w:t>
+      </w:r>
+      <w:proofErr w:type="spellStart"/>
+      <w:r>
+        <w:t>danh</w:t>
+      </w:r>
+      <w:proofErr w:type="spellEnd"/>
+      <w:r>
+        <w:t xml:space="preserve"> </w:t>
+      </w:r>
+      <w:proofErr w:type="spellStart"/>
+      <w:r>
+        <w:t>sách</w:t>
+      </w:r>
+      <w:proofErr w:type="spellEnd"/>
+      <w:r>
+        <w:t xml:space="preserve"> POIs</w:t>
       </w:r>
       <w:r>
         <w:t>.</w:t>
@@ -816,15 +4152,81 @@
         <w:ind w:left="1843" w:hanging="567"/>
         <w:jc w:val="both"/>
       </w:pPr>
-      <w:r>
-        <w:t>Hệ thống hiển thị t</w:t>
-      </w:r>
-      <w:r>
-        <w:t>hông tin danh sách các POIs</w:t>
-      </w:r>
-      <w:r>
-        <w:t xml:space="preserve"> ở gần</w:t>
-      </w:r>
+      <w:proofErr w:type="spellStart"/>
+      <w:r>
+        <w:t>Hệ</w:t>
+      </w:r>
+      <w:proofErr w:type="spellEnd"/>
+      <w:r>
+        <w:t xml:space="preserve"> </w:t>
+      </w:r>
+      <w:proofErr w:type="spellStart"/>
+      <w:r>
+        <w:t>thống</w:t>
+      </w:r>
+      <w:proofErr w:type="spellEnd"/>
+      <w:r>
+        <w:t xml:space="preserve"> </w:t>
+      </w:r>
+      <w:proofErr w:type="spellStart"/>
+      <w:r>
+        <w:t>hiển</w:t>
+      </w:r>
+      <w:proofErr w:type="spellEnd"/>
+      <w:r>
+        <w:t xml:space="preserve"> </w:t>
+      </w:r>
+      <w:proofErr w:type="spellStart"/>
+      <w:r>
+        <w:t>thị</w:t>
+      </w:r>
+      <w:proofErr w:type="spellEnd"/>
+      <w:r>
+        <w:t xml:space="preserve"> </w:t>
+      </w:r>
+      <w:proofErr w:type="spellStart"/>
+      <w:r>
+        <w:t>t</w:t>
+      </w:r>
+      <w:r>
+        <w:t>hông</w:t>
+      </w:r>
+      <w:proofErr w:type="spellEnd"/>
+      <w:r>
+        <w:t xml:space="preserve"> tin </w:t>
+      </w:r>
+      <w:proofErr w:type="spellStart"/>
+      <w:r>
+        <w:t>danh</w:t>
+      </w:r>
+      <w:proofErr w:type="spellEnd"/>
+      <w:r>
+        <w:t xml:space="preserve"> </w:t>
+      </w:r>
+      <w:proofErr w:type="spellStart"/>
+      <w:r>
+        <w:t>sách</w:t>
+      </w:r>
+      <w:proofErr w:type="spellEnd"/>
+      <w:r>
+        <w:t xml:space="preserve"> </w:t>
+      </w:r>
+      <w:proofErr w:type="spellStart"/>
+      <w:r>
+        <w:t>các</w:t>
+      </w:r>
+      <w:proofErr w:type="spellEnd"/>
+      <w:r>
+        <w:t xml:space="preserve"> POIs</w:t>
+      </w:r>
+      <w:r>
+        <w:t xml:space="preserve"> ở </w:t>
+      </w:r>
+      <w:proofErr w:type="spellStart"/>
+      <w:r>
+        <w:t>gần</w:t>
+      </w:r>
+      <w:proofErr w:type="spellEnd"/>
       <w:r>
         <w:t>.</w:t>
       </w:r>
@@ -843,10 +4245,50 @@
         <w:jc w:val="both"/>
       </w:pPr>
       <w:r>
-        <w:t>Customer nhấ</w:t>
-      </w:r>
-      <w:r>
-        <w:t>n mục xem chi tiết một POIs.</w:t>
+        <w:t xml:space="preserve">Customer </w:t>
+      </w:r>
+      <w:proofErr w:type="spellStart"/>
+      <w:r>
+        <w:t>nhấ</w:t>
+      </w:r>
+      <w:r>
+        <w:t>n</w:t>
+      </w:r>
+      <w:proofErr w:type="spellEnd"/>
+      <w:r>
+        <w:t xml:space="preserve"> </w:t>
+      </w:r>
+      <w:proofErr w:type="spellStart"/>
+      <w:r>
+        <w:t>mục</w:t>
+      </w:r>
+      <w:proofErr w:type="spellEnd"/>
+      <w:r>
+        <w:t xml:space="preserve"> </w:t>
+      </w:r>
+      <w:proofErr w:type="spellStart"/>
+      <w:r>
+        <w:t>xem</w:t>
+      </w:r>
+      <w:proofErr w:type="spellEnd"/>
+      <w:r>
+        <w:t xml:space="preserve"> chi </w:t>
+      </w:r>
+      <w:proofErr w:type="spellStart"/>
+      <w:r>
+        <w:t>tiết</w:t>
+      </w:r>
+      <w:proofErr w:type="spellEnd"/>
+      <w:r>
+        <w:t xml:space="preserve"> </w:t>
+      </w:r>
+      <w:proofErr w:type="spellStart"/>
+      <w:r>
+        <w:t>một</w:t>
+      </w:r>
+      <w:proofErr w:type="spellEnd"/>
+      <w:r>
+        <w:t xml:space="preserve"> POIs.</w:t>
       </w:r>
     </w:p>
     <w:p>
@@ -859,14 +4301,99 @@
         <w:ind w:left="1843" w:hanging="567"/>
         <w:jc w:val="both"/>
       </w:pPr>
-      <w:r>
-        <w:t>Hệ thống hiển thị thông tin, hình ảnh, text đã được dị</w:t>
-      </w:r>
-      <w:r>
-        <w:t>ch củ</w:t>
-      </w:r>
-      <w:r>
-        <w:t>a POI</w:t>
+      <w:proofErr w:type="spellStart"/>
+      <w:r>
+        <w:t>Hệ</w:t>
+      </w:r>
+      <w:proofErr w:type="spellEnd"/>
+      <w:r>
+        <w:t xml:space="preserve"> </w:t>
+      </w:r>
+      <w:proofErr w:type="spellStart"/>
+      <w:r>
+        <w:t>thống</w:t>
+      </w:r>
+      <w:proofErr w:type="spellEnd"/>
+      <w:r>
+        <w:t xml:space="preserve"> </w:t>
+      </w:r>
+      <w:proofErr w:type="spellStart"/>
+      <w:r>
+        <w:t>hiển</w:t>
+      </w:r>
+      <w:proofErr w:type="spellEnd"/>
+      <w:r>
+        <w:t xml:space="preserve"> </w:t>
+      </w:r>
+      <w:proofErr w:type="spellStart"/>
+      <w:r>
+        <w:t>thị</w:t>
+      </w:r>
+      <w:proofErr w:type="spellEnd"/>
+      <w:r>
+        <w:t xml:space="preserve"> </w:t>
+      </w:r>
+      <w:proofErr w:type="spellStart"/>
+      <w:r>
+        <w:t>thông</w:t>
+      </w:r>
+      <w:proofErr w:type="spellEnd"/>
+      <w:r>
+        <w:t xml:space="preserve"> tin, </w:t>
+      </w:r>
+      <w:proofErr w:type="spellStart"/>
+      <w:r>
+        <w:t>hình</w:t>
+      </w:r>
+      <w:proofErr w:type="spellEnd"/>
+      <w:r>
+        <w:t xml:space="preserve"> </w:t>
+      </w:r>
+      <w:proofErr w:type="spellStart"/>
+      <w:r>
+        <w:t>ảnh</w:t>
+      </w:r>
+      <w:proofErr w:type="spellEnd"/>
+      <w:r>
+        <w:t xml:space="preserve">, text </w:t>
+      </w:r>
+      <w:proofErr w:type="spellStart"/>
+      <w:r>
+        <w:t>đã</w:t>
+      </w:r>
+      <w:proofErr w:type="spellEnd"/>
+      <w:r>
+        <w:t xml:space="preserve"> </w:t>
+      </w:r>
+      <w:proofErr w:type="spellStart"/>
+      <w:r>
+        <w:t>được</w:t>
+      </w:r>
+      <w:proofErr w:type="spellEnd"/>
+      <w:r>
+        <w:t xml:space="preserve"> </w:t>
+      </w:r>
+      <w:proofErr w:type="spellStart"/>
+      <w:r>
+        <w:t>dị</w:t>
+      </w:r>
+      <w:r>
+        <w:t>ch</w:t>
+      </w:r>
+      <w:proofErr w:type="spellEnd"/>
+      <w:r>
+        <w:t xml:space="preserve"> </w:t>
+      </w:r>
+      <w:proofErr w:type="spellStart"/>
+      <w:r>
+        <w:t>củ</w:t>
+      </w:r>
+      <w:r>
+        <w:t>a</w:t>
+      </w:r>
+      <w:proofErr w:type="spellEnd"/>
+      <w:r>
+        <w:t xml:space="preserve"> POI</w:t>
       </w:r>
       <w:r>
         <w:t>.</w:t>
@@ -883,11 +4410,40 @@
         <w:jc w:val="both"/>
       </w:pPr>
       <w:r>
-        <w:t>Customer chọ</w:t>
-      </w:r>
-      <w:r>
-        <w:t>n phát âm thanh</w:t>
-      </w:r>
+        <w:t xml:space="preserve">Customer </w:t>
+      </w:r>
+      <w:proofErr w:type="spellStart"/>
+      <w:r>
+        <w:t>chọ</w:t>
+      </w:r>
+      <w:r>
+        <w:t>n</w:t>
+      </w:r>
+      <w:proofErr w:type="spellEnd"/>
+      <w:r>
+        <w:t xml:space="preserve"> </w:t>
+      </w:r>
+      <w:proofErr w:type="spellStart"/>
+      <w:r>
+        <w:t>phát</w:t>
+      </w:r>
+      <w:proofErr w:type="spellEnd"/>
+      <w:r>
+        <w:t xml:space="preserve"> </w:t>
+      </w:r>
+      <w:proofErr w:type="spellStart"/>
+      <w:r>
+        <w:t>âm</w:t>
+      </w:r>
+      <w:proofErr w:type="spellEnd"/>
+      <w:r>
+        <w:t xml:space="preserve"> </w:t>
+      </w:r>
+      <w:proofErr w:type="spellStart"/>
+      <w:r>
+        <w:t>thanh</w:t>
+      </w:r>
+      <w:proofErr w:type="spellEnd"/>
       <w:r>
         <w:t>.</w:t>
       </w:r>
@@ -902,14 +4458,64 @@
         <w:ind w:left="1843" w:hanging="567"/>
         <w:jc w:val="both"/>
       </w:pPr>
-      <w:r>
-        <w:t>Hệ thố</w:t>
-      </w:r>
-      <w:r>
-        <w:t xml:space="preserve">ng phát </w:t>
-      </w:r>
-      <w:r>
-        <w:t>thuyết minh theo đoạn text</w:t>
+      <w:proofErr w:type="spellStart"/>
+      <w:r>
+        <w:t>Hệ</w:t>
+      </w:r>
+      <w:proofErr w:type="spellEnd"/>
+      <w:r>
+        <w:t xml:space="preserve"> </w:t>
+      </w:r>
+      <w:proofErr w:type="spellStart"/>
+      <w:r>
+        <w:t>thố</w:t>
+      </w:r>
+      <w:r>
+        <w:t>ng</w:t>
+      </w:r>
+      <w:proofErr w:type="spellEnd"/>
+      <w:r>
+        <w:t xml:space="preserve"> </w:t>
+      </w:r>
+      <w:proofErr w:type="spellStart"/>
+      <w:r>
+        <w:t>phát</w:t>
+      </w:r>
+      <w:proofErr w:type="spellEnd"/>
+      <w:r>
+        <w:t xml:space="preserve"> </w:t>
+      </w:r>
+      <w:proofErr w:type="spellStart"/>
+      <w:r>
+        <w:t>thuyết</w:t>
+      </w:r>
+      <w:proofErr w:type="spellEnd"/>
+      <w:r>
+        <w:t xml:space="preserve"> </w:t>
+      </w:r>
+      <w:proofErr w:type="spellStart"/>
+      <w:r>
+        <w:t>minh</w:t>
+      </w:r>
+      <w:proofErr w:type="spellEnd"/>
+      <w:r>
+        <w:t xml:space="preserve"> </w:t>
+      </w:r>
+      <w:proofErr w:type="spellStart"/>
+      <w:r>
+        <w:t>theo</w:t>
+      </w:r>
+      <w:proofErr w:type="spellEnd"/>
+      <w:r>
+        <w:t xml:space="preserve"> </w:t>
+      </w:r>
+      <w:proofErr w:type="spellStart"/>
+      <w:r>
+        <w:t>đoạn</w:t>
+      </w:r>
+      <w:proofErr w:type="spellEnd"/>
+      <w:r>
+        <w:t xml:space="preserve"> text</w:t>
       </w:r>
       <w:r>
         <w:t xml:space="preserve"> (</w:t>
@@ -947,8 +4553,37 @@
         <w:ind w:left="1843" w:hanging="425"/>
         <w:jc w:val="both"/>
       </w:pPr>
-      <w:r>
-        <w:t>Đăng nhập dưới quền admin.</w:t>
+      <w:proofErr w:type="spellStart"/>
+      <w:r>
+        <w:t>Đăng</w:t>
+      </w:r>
+      <w:proofErr w:type="spellEnd"/>
+      <w:r>
+        <w:t xml:space="preserve"> </w:t>
+      </w:r>
+      <w:proofErr w:type="spellStart"/>
+      <w:r>
+        <w:t>nhập</w:t>
+      </w:r>
+      <w:proofErr w:type="spellEnd"/>
+      <w:r>
+        <w:t xml:space="preserve"> </w:t>
+      </w:r>
+      <w:proofErr w:type="spellStart"/>
+      <w:r>
+        <w:t>dưới</w:t>
+      </w:r>
+      <w:proofErr w:type="spellEnd"/>
+      <w:r>
+        <w:t xml:space="preserve"> </w:t>
+      </w:r>
+      <w:proofErr w:type="spellStart"/>
+      <w:r>
+        <w:t>quền</w:t>
+      </w:r>
+      <w:proofErr w:type="spellEnd"/>
+      <w:r>
+        <w:t xml:space="preserve"> admin.</w:t>
       </w:r>
     </w:p>
     <w:p>
@@ -962,11 +4597,80 @@
         <w:jc w:val="both"/>
       </w:pPr>
       <w:r>
-        <w:t>Xem danh sách các hàng quán đang đượ</w:t>
-      </w:r>
-      <w:r>
-        <w:t>c lưu trữ</w:t>
-      </w:r>
+        <w:t xml:space="preserve">Xem </w:t>
+      </w:r>
+      <w:proofErr w:type="spellStart"/>
+      <w:r>
+        <w:t>danh</w:t>
+      </w:r>
+      <w:proofErr w:type="spellEnd"/>
+      <w:r>
+        <w:t xml:space="preserve"> </w:t>
+      </w:r>
+      <w:proofErr w:type="spellStart"/>
+      <w:r>
+        <w:t>sách</w:t>
+      </w:r>
+      <w:proofErr w:type="spellEnd"/>
+      <w:r>
+        <w:t xml:space="preserve"> </w:t>
+      </w:r>
+      <w:proofErr w:type="spellStart"/>
+      <w:r>
+        <w:t>các</w:t>
+      </w:r>
+      <w:proofErr w:type="spellEnd"/>
+      <w:r>
+        <w:t xml:space="preserve"> </w:t>
+      </w:r>
+      <w:proofErr w:type="spellStart"/>
+      <w:r>
+        <w:t>hàng</w:t>
+      </w:r>
+      <w:proofErr w:type="spellEnd"/>
+      <w:r>
+        <w:t xml:space="preserve"> </w:t>
+      </w:r>
+      <w:proofErr w:type="spellStart"/>
+      <w:r>
+        <w:t>quán</w:t>
+      </w:r>
+      <w:proofErr w:type="spellEnd"/>
+      <w:r>
+        <w:t xml:space="preserve"> </w:t>
+      </w:r>
+      <w:proofErr w:type="spellStart"/>
+      <w:r>
+        <w:t>đang</w:t>
+      </w:r>
+      <w:proofErr w:type="spellEnd"/>
+      <w:r>
+        <w:t xml:space="preserve"> </w:t>
+      </w:r>
+      <w:proofErr w:type="spellStart"/>
+      <w:r>
+        <w:t>đượ</w:t>
+      </w:r>
+      <w:r>
+        <w:t>c</w:t>
+      </w:r>
+      <w:proofErr w:type="spellEnd"/>
+      <w:r>
+        <w:t xml:space="preserve"> </w:t>
+      </w:r>
+      <w:proofErr w:type="spellStart"/>
+      <w:r>
+        <w:t>lưu</w:t>
+      </w:r>
+      <w:proofErr w:type="spellEnd"/>
+      <w:r>
+        <w:t xml:space="preserve"> </w:t>
+      </w:r>
+      <w:proofErr w:type="spellStart"/>
+      <w:r>
+        <w:t>trữ</w:t>
+      </w:r>
+      <w:proofErr w:type="spellEnd"/>
       <w:r>
         <w:t>.</w:t>
       </w:r>
@@ -981,20 +4685,99 @@
         <w:ind w:left="1843" w:hanging="425"/>
         <w:jc w:val="both"/>
       </w:pPr>
-      <w:r>
-        <w:t>Sử dụng các chức năng thêm, xóa</w:t>
-      </w:r>
+      <w:proofErr w:type="spellStart"/>
+      <w:r>
+        <w:t>Sử</w:t>
+      </w:r>
+      <w:proofErr w:type="spellEnd"/>
+      <w:r>
+        <w:t xml:space="preserve"> </w:t>
+      </w:r>
+      <w:proofErr w:type="spellStart"/>
+      <w:r>
+        <w:t>dụng</w:t>
+      </w:r>
+      <w:proofErr w:type="spellEnd"/>
+      <w:r>
+        <w:t xml:space="preserve"> </w:t>
+      </w:r>
+      <w:proofErr w:type="spellStart"/>
+      <w:r>
+        <w:t>các</w:t>
+      </w:r>
+      <w:proofErr w:type="spellEnd"/>
+      <w:r>
+        <w:t xml:space="preserve"> </w:t>
+      </w:r>
+      <w:proofErr w:type="spellStart"/>
+      <w:r>
+        <w:t>chức</w:t>
+      </w:r>
+      <w:proofErr w:type="spellEnd"/>
+      <w:r>
+        <w:t xml:space="preserve"> </w:t>
+      </w:r>
+      <w:proofErr w:type="spellStart"/>
+      <w:r>
+        <w:t>năng</w:t>
+      </w:r>
+      <w:proofErr w:type="spellEnd"/>
+      <w:r>
+        <w:t xml:space="preserve"> </w:t>
+      </w:r>
+      <w:proofErr w:type="spellStart"/>
+      <w:r>
+        <w:t>thêm</w:t>
+      </w:r>
+      <w:proofErr w:type="spellEnd"/>
+      <w:r>
+        <w:t xml:space="preserve">, </w:t>
+      </w:r>
+      <w:proofErr w:type="spellStart"/>
+      <w:r>
+        <w:t>xóa</w:t>
+      </w:r>
+      <w:proofErr w:type="spellEnd"/>
       <w:r>
         <w:t>,</w:t>
       </w:r>
       <w:r>
-        <w:t xml:space="preserve"> sửa</w:t>
-      </w:r>
-      <w:r>
-        <w:t xml:space="preserve"> thông tin</w:t>
-      </w:r>
-      <w:r>
-        <w:t xml:space="preserve"> hàng quán.</w:t>
+        <w:t xml:space="preserve"> </w:t>
+      </w:r>
+      <w:proofErr w:type="spellStart"/>
+      <w:r>
+        <w:t>sửa</w:t>
+      </w:r>
+      <w:proofErr w:type="spellEnd"/>
+      <w:r>
+        <w:t xml:space="preserve"> </w:t>
+      </w:r>
+      <w:proofErr w:type="spellStart"/>
+      <w:r>
+        <w:t>thông</w:t>
+      </w:r>
+      <w:proofErr w:type="spellEnd"/>
+      <w:r>
+        <w:t xml:space="preserve"> tin</w:t>
+      </w:r>
+      <w:r>
+        <w:t xml:space="preserve"> </w:t>
+      </w:r>
+      <w:proofErr w:type="spellStart"/>
+      <w:r>
+        <w:t>hàng</w:t>
+      </w:r>
+      <w:proofErr w:type="spellEnd"/>
+      <w:r>
+        <w:t xml:space="preserve"> </w:t>
+      </w:r>
+      <w:proofErr w:type="spellStart"/>
+      <w:r>
+        <w:t>quán</w:t>
+      </w:r>
+      <w:proofErr w:type="spellEnd"/>
+      <w:r>
+        <w:t>.</w:t>
       </w:r>
     </w:p>
     <w:p>
@@ -1004,7 +4787,31 @@
       <w:bookmarkStart w:id="14" w:name="_Toc226703417"/>
       <w:r>
         <w:lastRenderedPageBreak/>
-        <w:t>Danh sách tính năng (Functional requirements):</w:t>
+        <w:t xml:space="preserve">Danh </w:t>
+      </w:r>
+      <w:proofErr w:type="spellStart"/>
+      <w:r>
+        <w:t>sách</w:t>
+      </w:r>
+      <w:proofErr w:type="spellEnd"/>
+      <w:r>
+        <w:t xml:space="preserve"> </w:t>
+      </w:r>
+      <w:proofErr w:type="spellStart"/>
+      <w:r>
+        <w:t>tính</w:t>
+      </w:r>
+      <w:proofErr w:type="spellEnd"/>
+      <w:r>
+        <w:t xml:space="preserve"> </w:t>
+      </w:r>
+      <w:proofErr w:type="spellStart"/>
+      <w:r>
+        <w:t>năng</w:t>
+      </w:r>
+      <w:proofErr w:type="spellEnd"/>
+      <w:r>
+        <w:t xml:space="preserve"> (Functional requirements):</w:t>
       </w:r>
       <w:bookmarkEnd w:id="14"/>
     </w:p>
@@ -1049,11 +4856,77 @@
         <w:jc w:val="both"/>
       </w:pPr>
       <w:r>
-        <w:t>Hiển thị bản đồ</w:t>
-      </w:r>
-      <w:r>
-        <w:t xml:space="preserve"> và vị trí hiện tại của</w:t>
-      </w:r>
+        <w:t xml:space="preserve">Hiển </w:t>
+      </w:r>
+      <w:proofErr w:type="spellStart"/>
+      <w:r>
+        <w:t>thị</w:t>
+      </w:r>
+      <w:proofErr w:type="spellEnd"/>
+      <w:r>
+        <w:t xml:space="preserve"> </w:t>
+      </w:r>
+      <w:proofErr w:type="spellStart"/>
+      <w:r>
+        <w:t>bản</w:t>
+      </w:r>
+      <w:proofErr w:type="spellEnd"/>
+      <w:r>
+        <w:t xml:space="preserve"> </w:t>
+      </w:r>
+      <w:proofErr w:type="spellStart"/>
+      <w:r>
+        <w:t>đồ</w:t>
+      </w:r>
+      <w:proofErr w:type="spellEnd"/>
+      <w:r>
+        <w:t xml:space="preserve"> </w:t>
+      </w:r>
+      <w:proofErr w:type="spellStart"/>
+      <w:r>
+        <w:t>và</w:t>
+      </w:r>
+      <w:proofErr w:type="spellEnd"/>
+      <w:r>
+        <w:t xml:space="preserve"> </w:t>
+      </w:r>
+      <w:proofErr w:type="spellStart"/>
+      <w:r>
+        <w:t>vị</w:t>
+      </w:r>
+      <w:proofErr w:type="spellEnd"/>
+      <w:r>
+        <w:t xml:space="preserve"> </w:t>
+      </w:r>
+      <w:proofErr w:type="spellStart"/>
+      <w:r>
+        <w:t>trí</w:t>
+      </w:r>
+      <w:proofErr w:type="spellEnd"/>
+      <w:r>
+        <w:t xml:space="preserve"> </w:t>
+      </w:r>
+      <w:proofErr w:type="spellStart"/>
+      <w:r>
+        <w:t>hiện</w:t>
+      </w:r>
+      <w:proofErr w:type="spellEnd"/>
+      <w:r>
+        <w:t xml:space="preserve"> </w:t>
+      </w:r>
+      <w:proofErr w:type="spellStart"/>
+      <w:r>
+        <w:t>tại</w:t>
+      </w:r>
+      <w:proofErr w:type="spellEnd"/>
+      <w:r>
+        <w:t xml:space="preserve"> </w:t>
+      </w:r>
+      <w:proofErr w:type="spellStart"/>
+      <w:r>
+        <w:t>của</w:t>
+      </w:r>
+      <w:proofErr w:type="spellEnd"/>
       <w:r>
         <w:t xml:space="preserve"> customer</w:t>
       </w:r>
@@ -1072,8 +4945,61 @@
         <w:jc w:val="both"/>
       </w:pPr>
       <w:r>
-        <w:t>Cho phép customer truy cập trang chọn ngôn ngữ</w:t>
-      </w:r>
+        <w:t xml:space="preserve">Cho </w:t>
+      </w:r>
+      <w:proofErr w:type="spellStart"/>
+      <w:r>
+        <w:t>phép</w:t>
+      </w:r>
+      <w:proofErr w:type="spellEnd"/>
+      <w:r>
+        <w:t xml:space="preserve"> customer </w:t>
+      </w:r>
+      <w:proofErr w:type="spellStart"/>
+      <w:r>
+        <w:t>truy</w:t>
+      </w:r>
+      <w:proofErr w:type="spellEnd"/>
+      <w:r>
+        <w:t xml:space="preserve"> </w:t>
+      </w:r>
+      <w:proofErr w:type="spellStart"/>
+      <w:r>
+        <w:t>cập</w:t>
+      </w:r>
+      <w:proofErr w:type="spellEnd"/>
+      <w:r>
+        <w:t xml:space="preserve"> </w:t>
+      </w:r>
+      <w:proofErr w:type="spellStart"/>
+      <w:r>
+        <w:t>trang</w:t>
+      </w:r>
+      <w:proofErr w:type="spellEnd"/>
+      <w:r>
+        <w:t xml:space="preserve"> </w:t>
+      </w:r>
+      <w:proofErr w:type="spellStart"/>
+      <w:r>
+        <w:t>chọn</w:t>
+      </w:r>
+      <w:proofErr w:type="spellEnd"/>
+      <w:r>
+        <w:t xml:space="preserve"> </w:t>
+      </w:r>
+      <w:proofErr w:type="spellStart"/>
+      <w:r>
+        <w:t>ngôn</w:t>
+      </w:r>
+      <w:proofErr w:type="spellEnd"/>
+      <w:r>
+        <w:t xml:space="preserve"> </w:t>
+      </w:r>
+      <w:proofErr w:type="spellStart"/>
+      <w:r>
+        <w:t>ngữ</w:t>
+      </w:r>
+      <w:proofErr w:type="spellEnd"/>
       <w:r>
         <w:t>.</w:t>
       </w:r>
@@ -1088,8 +5014,53 @@
         <w:ind w:left="1843" w:hanging="425"/>
         <w:jc w:val="both"/>
       </w:pPr>
-      <w:r>
-        <w:t>Cập nhật vị trí khi customer di chuyển.</w:t>
+      <w:proofErr w:type="spellStart"/>
+      <w:r>
+        <w:t>Cập</w:t>
+      </w:r>
+      <w:proofErr w:type="spellEnd"/>
+      <w:r>
+        <w:t xml:space="preserve"> </w:t>
+      </w:r>
+      <w:proofErr w:type="spellStart"/>
+      <w:r>
+        <w:t>nhật</w:t>
+      </w:r>
+      <w:proofErr w:type="spellEnd"/>
+      <w:r>
+        <w:t xml:space="preserve"> </w:t>
+      </w:r>
+      <w:proofErr w:type="spellStart"/>
+      <w:r>
+        <w:t>vị</w:t>
+      </w:r>
+      <w:proofErr w:type="spellEnd"/>
+      <w:r>
+        <w:t xml:space="preserve"> </w:t>
+      </w:r>
+      <w:proofErr w:type="spellStart"/>
+      <w:r>
+        <w:t>trí</w:t>
+      </w:r>
+      <w:proofErr w:type="spellEnd"/>
+      <w:r>
+        <w:t xml:space="preserve"> </w:t>
+      </w:r>
+      <w:proofErr w:type="spellStart"/>
+      <w:r>
+        <w:t>khi</w:t>
+      </w:r>
+      <w:proofErr w:type="spellEnd"/>
+      <w:r>
+        <w:t xml:space="preserve"> customer di </w:t>
+      </w:r>
+      <w:proofErr w:type="spellStart"/>
+      <w:r>
+        <w:t>chuyển</w:t>
+      </w:r>
+      <w:proofErr w:type="spellEnd"/>
+      <w:r>
+        <w:t>.</w:t>
       </w:r>
     </w:p>
     <w:p>
@@ -1109,8 +5080,44 @@
         <w:rPr>
           <w:b/>
         </w:rPr>
-        <w:t>Trang chọn ngôn ngữ</w:t>
-      </w:r>
+        <w:t xml:space="preserve">Trang </w:t>
+      </w:r>
+      <w:proofErr w:type="spellStart"/>
+      <w:r>
+        <w:rPr>
+          <w:b/>
+        </w:rPr>
+        <w:t>chọn</w:t>
+      </w:r>
+      <w:proofErr w:type="spellEnd"/>
+      <w:r>
+        <w:rPr>
+          <w:b/>
+        </w:rPr>
+        <w:t xml:space="preserve"> </w:t>
+      </w:r>
+      <w:proofErr w:type="spellStart"/>
+      <w:r>
+        <w:rPr>
+          <w:b/>
+        </w:rPr>
+        <w:t>ngôn</w:t>
+      </w:r>
+      <w:proofErr w:type="spellEnd"/>
+      <w:r>
+        <w:rPr>
+          <w:b/>
+        </w:rPr>
+        <w:t xml:space="preserve"> </w:t>
+      </w:r>
+      <w:proofErr w:type="spellStart"/>
+      <w:r>
+        <w:rPr>
+          <w:b/>
+        </w:rPr>
+        <w:t>ngữ</w:t>
+      </w:r>
+      <w:proofErr w:type="spellEnd"/>
     </w:p>
     <w:p>
       <w:pPr>
@@ -1123,7 +5130,47 @@
         <w:jc w:val="both"/>
       </w:pPr>
       <w:r>
-        <w:t>Hiển thị danh sách ngôn ngữ.</w:t>
+        <w:t xml:space="preserve">Hiển </w:t>
+      </w:r>
+      <w:proofErr w:type="spellStart"/>
+      <w:r>
+        <w:t>thị</w:t>
+      </w:r>
+      <w:proofErr w:type="spellEnd"/>
+      <w:r>
+        <w:t xml:space="preserve"> </w:t>
+      </w:r>
+      <w:proofErr w:type="spellStart"/>
+      <w:r>
+        <w:t>danh</w:t>
+      </w:r>
+      <w:proofErr w:type="spellEnd"/>
+      <w:r>
+        <w:t xml:space="preserve"> </w:t>
+      </w:r>
+      <w:proofErr w:type="spellStart"/>
+      <w:r>
+        <w:t>sách</w:t>
+      </w:r>
+      <w:proofErr w:type="spellEnd"/>
+      <w:r>
+        <w:t xml:space="preserve"> </w:t>
+      </w:r>
+      <w:proofErr w:type="spellStart"/>
+      <w:r>
+        <w:t>ngôn</w:t>
+      </w:r>
+      <w:proofErr w:type="spellEnd"/>
+      <w:r>
+        <w:t xml:space="preserve"> </w:t>
+      </w:r>
+      <w:proofErr w:type="spellStart"/>
+      <w:r>
+        <w:t>ngữ</w:t>
+      </w:r>
+      <w:proofErr w:type="spellEnd"/>
+      <w:r>
+        <w:t>.</w:t>
       </w:r>
     </w:p>
     <w:p>
@@ -1137,16 +5184,109 @@
         <w:jc w:val="both"/>
       </w:pPr>
       <w:r>
-        <w:t>Lưu lại ngôn ngữ</w:t>
-      </w:r>
+        <w:t xml:space="preserve">Lưu </w:t>
+      </w:r>
+      <w:proofErr w:type="spellStart"/>
+      <w:r>
+        <w:t>lại</w:t>
+      </w:r>
+      <w:proofErr w:type="spellEnd"/>
+      <w:r>
+        <w:t xml:space="preserve"> </w:t>
+      </w:r>
+      <w:proofErr w:type="spellStart"/>
+      <w:r>
+        <w:t>ngôn</w:t>
+      </w:r>
+      <w:proofErr w:type="spellEnd"/>
+      <w:r>
+        <w:t xml:space="preserve"> </w:t>
+      </w:r>
+      <w:proofErr w:type="spellStart"/>
+      <w:r>
+        <w:t>ngữ</w:t>
+      </w:r>
+      <w:proofErr w:type="spellEnd"/>
       <w:r>
         <w:t xml:space="preserve"> customer</w:t>
       </w:r>
       <w:r>
-        <w:t xml:space="preserve"> đã chọ</w:t>
-      </w:r>
-      <w:r>
-        <w:t>n, tái sử dụng lần truy cập sau.</w:t>
+        <w:t xml:space="preserve"> </w:t>
+      </w:r>
+      <w:proofErr w:type="spellStart"/>
+      <w:r>
+        <w:t>đã</w:t>
+      </w:r>
+      <w:proofErr w:type="spellEnd"/>
+      <w:r>
+        <w:t xml:space="preserve"> </w:t>
+      </w:r>
+      <w:proofErr w:type="spellStart"/>
+      <w:r>
+        <w:t>chọ</w:t>
+      </w:r>
+      <w:r>
+        <w:t>n</w:t>
+      </w:r>
+      <w:proofErr w:type="spellEnd"/>
+      <w:r>
+        <w:t xml:space="preserve">, </w:t>
+      </w:r>
+      <w:proofErr w:type="spellStart"/>
+      <w:r>
+        <w:t>tái</w:t>
+      </w:r>
+      <w:proofErr w:type="spellEnd"/>
+      <w:r>
+        <w:t xml:space="preserve"> </w:t>
+      </w:r>
+      <w:proofErr w:type="spellStart"/>
+      <w:r>
+        <w:t>sử</w:t>
+      </w:r>
+      <w:proofErr w:type="spellEnd"/>
+      <w:r>
+        <w:t xml:space="preserve"> </w:t>
+      </w:r>
+      <w:proofErr w:type="spellStart"/>
+      <w:r>
+        <w:t>dụng</w:t>
+      </w:r>
+      <w:proofErr w:type="spellEnd"/>
+      <w:r>
+        <w:t xml:space="preserve"> </w:t>
+      </w:r>
+      <w:proofErr w:type="spellStart"/>
+      <w:r>
+        <w:t>lần</w:t>
+      </w:r>
+      <w:proofErr w:type="spellEnd"/>
+      <w:r>
+        <w:t xml:space="preserve"> </w:t>
+      </w:r>
+      <w:proofErr w:type="spellStart"/>
+      <w:r>
+        <w:t>truy</w:t>
+      </w:r>
+      <w:proofErr w:type="spellEnd"/>
+      <w:r>
+        <w:t xml:space="preserve"> </w:t>
+      </w:r>
+      <w:proofErr w:type="spellStart"/>
+      <w:r>
+        <w:t>cập</w:t>
+      </w:r>
+      <w:proofErr w:type="spellEnd"/>
+      <w:r>
+        <w:t xml:space="preserve"> </w:t>
+      </w:r>
+      <w:proofErr w:type="spellStart"/>
+      <w:r>
+        <w:t>sau</w:t>
+      </w:r>
+      <w:proofErr w:type="spellEnd"/>
+      <w:r>
+        <w:t>.</w:t>
       </w:r>
     </w:p>
     <w:p>
@@ -1166,8 +5306,58 @@
         <w:rPr>
           <w:b/>
         </w:rPr>
-        <w:t>Trang danh sách hàng quán</w:t>
-      </w:r>
+        <w:t xml:space="preserve">Trang </w:t>
+      </w:r>
+      <w:proofErr w:type="spellStart"/>
+      <w:r>
+        <w:rPr>
+          <w:b/>
+        </w:rPr>
+        <w:t>danh</w:t>
+      </w:r>
+      <w:proofErr w:type="spellEnd"/>
+      <w:r>
+        <w:rPr>
+          <w:b/>
+        </w:rPr>
+        <w:t xml:space="preserve"> </w:t>
+      </w:r>
+      <w:proofErr w:type="spellStart"/>
+      <w:r>
+        <w:rPr>
+          <w:b/>
+        </w:rPr>
+        <w:t>sách</w:t>
+      </w:r>
+      <w:proofErr w:type="spellEnd"/>
+      <w:r>
+        <w:rPr>
+          <w:b/>
+        </w:rPr>
+        <w:t xml:space="preserve"> </w:t>
+      </w:r>
+      <w:proofErr w:type="spellStart"/>
+      <w:r>
+        <w:rPr>
+          <w:b/>
+        </w:rPr>
+        <w:t>hàng</w:t>
+      </w:r>
+      <w:proofErr w:type="spellEnd"/>
+      <w:r>
+        <w:rPr>
+          <w:b/>
+        </w:rPr>
+        <w:t xml:space="preserve"> </w:t>
+      </w:r>
+      <w:proofErr w:type="spellStart"/>
+      <w:r>
+        <w:rPr>
+          <w:b/>
+        </w:rPr>
+        <w:t>quán</w:t>
+      </w:r>
+      <w:proofErr w:type="spellEnd"/>
     </w:p>
     <w:p>
       <w:pPr>
@@ -1179,8 +5369,69 @@
         <w:ind w:left="1843" w:hanging="425"/>
         <w:jc w:val="both"/>
       </w:pPr>
-      <w:r>
-        <w:t>Lọc các hàng quán trong phạm vi bán kính 1km</w:t>
+      <w:proofErr w:type="spellStart"/>
+      <w:r>
+        <w:t>Lọc</w:t>
+      </w:r>
+      <w:proofErr w:type="spellEnd"/>
+      <w:r>
+        <w:t xml:space="preserve"> </w:t>
+      </w:r>
+      <w:proofErr w:type="spellStart"/>
+      <w:r>
+        <w:t>các</w:t>
+      </w:r>
+      <w:proofErr w:type="spellEnd"/>
+      <w:r>
+        <w:t xml:space="preserve"> </w:t>
+      </w:r>
+      <w:proofErr w:type="spellStart"/>
+      <w:r>
+        <w:t>hàng</w:t>
+      </w:r>
+      <w:proofErr w:type="spellEnd"/>
+      <w:r>
+        <w:t xml:space="preserve"> </w:t>
+      </w:r>
+      <w:proofErr w:type="spellStart"/>
+      <w:r>
+        <w:t>quán</w:t>
+      </w:r>
+      <w:proofErr w:type="spellEnd"/>
+      <w:r>
+        <w:t xml:space="preserve"> </w:t>
+      </w:r>
+      <w:proofErr w:type="spellStart"/>
+      <w:r>
+        <w:t>trong</w:t>
+      </w:r>
+      <w:proofErr w:type="spellEnd"/>
+      <w:r>
+        <w:t xml:space="preserve"> </w:t>
+      </w:r>
+      <w:proofErr w:type="spellStart"/>
+      <w:r>
+        <w:t>phạm</w:t>
+      </w:r>
+      <w:proofErr w:type="spellEnd"/>
+      <w:r>
+        <w:t xml:space="preserve"> vi </w:t>
+      </w:r>
+      <w:proofErr w:type="spellStart"/>
+      <w:r>
+        <w:t>bán</w:t>
+      </w:r>
+      <w:proofErr w:type="spellEnd"/>
+      <w:r>
+        <w:t xml:space="preserve"> </w:t>
+      </w:r>
+      <w:proofErr w:type="spellStart"/>
+      <w:r>
+        <w:t>kính</w:t>
+      </w:r>
+      <w:proofErr w:type="spellEnd"/>
+      <w:r>
+        <w:t xml:space="preserve"> 1km</w:t>
       </w:r>
       <w:r>
         <w:t>.</w:t>
@@ -1197,13 +5448,146 @@
         <w:jc w:val="both"/>
       </w:pPr>
       <w:r>
-        <w:t>Hiển thị danh sách các hàng quán</w:t>
-      </w:r>
-      <w:r>
-        <w:t xml:space="preserve"> (tên, khoảng cách)</w:t>
-      </w:r>
-      <w:r>
-        <w:t xml:space="preserve"> theo thứ tự từ gần đến xa vị trí customer.</w:t>
+        <w:t xml:space="preserve">Hiển </w:t>
+      </w:r>
+      <w:proofErr w:type="spellStart"/>
+      <w:r>
+        <w:t>thị</w:t>
+      </w:r>
+      <w:proofErr w:type="spellEnd"/>
+      <w:r>
+        <w:t xml:space="preserve"> </w:t>
+      </w:r>
+      <w:proofErr w:type="spellStart"/>
+      <w:r>
+        <w:t>danh</w:t>
+      </w:r>
+      <w:proofErr w:type="spellEnd"/>
+      <w:r>
+        <w:t xml:space="preserve"> </w:t>
+      </w:r>
+      <w:proofErr w:type="spellStart"/>
+      <w:r>
+        <w:t>sách</w:t>
+      </w:r>
+      <w:proofErr w:type="spellEnd"/>
+      <w:r>
+        <w:t xml:space="preserve"> </w:t>
+      </w:r>
+      <w:proofErr w:type="spellStart"/>
+      <w:r>
+        <w:t>các</w:t>
+      </w:r>
+      <w:proofErr w:type="spellEnd"/>
+      <w:r>
+        <w:t xml:space="preserve"> </w:t>
+      </w:r>
+      <w:proofErr w:type="spellStart"/>
+      <w:r>
+        <w:t>hàng</w:t>
+      </w:r>
+      <w:proofErr w:type="spellEnd"/>
+      <w:r>
+        <w:t xml:space="preserve"> </w:t>
+      </w:r>
+      <w:proofErr w:type="spellStart"/>
+      <w:r>
+        <w:t>quán</w:t>
+      </w:r>
+      <w:proofErr w:type="spellEnd"/>
+      <w:r>
+        <w:t xml:space="preserve"> (</w:t>
+      </w:r>
+      <w:proofErr w:type="spellStart"/>
+      <w:r>
+        <w:t>tên</w:t>
+      </w:r>
+      <w:proofErr w:type="spellEnd"/>
+      <w:r>
+        <w:t xml:space="preserve">, </w:t>
+      </w:r>
+      <w:proofErr w:type="spellStart"/>
+      <w:r>
+        <w:t>khoảng</w:t>
+      </w:r>
+      <w:proofErr w:type="spellEnd"/>
+      <w:r>
+        <w:t xml:space="preserve"> </w:t>
+      </w:r>
+      <w:proofErr w:type="spellStart"/>
+      <w:r>
+        <w:t>cách</w:t>
+      </w:r>
+      <w:proofErr w:type="spellEnd"/>
+      <w:r>
+        <w:t>)</w:t>
+      </w:r>
+      <w:r>
+        <w:t xml:space="preserve"> </w:t>
+      </w:r>
+      <w:proofErr w:type="spellStart"/>
+      <w:r>
+        <w:t>theo</w:t>
+      </w:r>
+      <w:proofErr w:type="spellEnd"/>
+      <w:r>
+        <w:t xml:space="preserve"> </w:t>
+      </w:r>
+      <w:proofErr w:type="spellStart"/>
+      <w:r>
+        <w:t>thứ</w:t>
+      </w:r>
+      <w:proofErr w:type="spellEnd"/>
+      <w:r>
+        <w:t xml:space="preserve"> </w:t>
+      </w:r>
+      <w:proofErr w:type="spellStart"/>
+      <w:r>
+        <w:t>tự</w:t>
+      </w:r>
+      <w:proofErr w:type="spellEnd"/>
+      <w:r>
+        <w:t xml:space="preserve"> </w:t>
+      </w:r>
+      <w:proofErr w:type="spellStart"/>
+      <w:r>
+        <w:t>từ</w:t>
+      </w:r>
+      <w:proofErr w:type="spellEnd"/>
+      <w:r>
+        <w:t xml:space="preserve"> </w:t>
+      </w:r>
+      <w:proofErr w:type="spellStart"/>
+      <w:r>
+        <w:t>gần</w:t>
+      </w:r>
+      <w:proofErr w:type="spellEnd"/>
+      <w:r>
+        <w:t xml:space="preserve"> </w:t>
+      </w:r>
+      <w:proofErr w:type="spellStart"/>
+      <w:r>
+        <w:t>đến</w:t>
+      </w:r>
+      <w:proofErr w:type="spellEnd"/>
+      <w:r>
+        <w:t xml:space="preserve"> xa </w:t>
+      </w:r>
+      <w:proofErr w:type="spellStart"/>
+      <w:r>
+        <w:t>vị</w:t>
+      </w:r>
+      <w:proofErr w:type="spellEnd"/>
+      <w:r>
+        <w:t xml:space="preserve"> </w:t>
+      </w:r>
+      <w:proofErr w:type="spellStart"/>
+      <w:r>
+        <w:t>trí</w:t>
+      </w:r>
+      <w:proofErr w:type="spellEnd"/>
+      <w:r>
+        <w:t xml:space="preserve"> customer.</w:t>
       </w:r>
     </w:p>
     <w:p>
@@ -1217,8 +5601,69 @@
         <w:jc w:val="both"/>
       </w:pPr>
       <w:r>
-        <w:t>Cho phép customer chọn một hàng quán để xem chi tiết</w:t>
-      </w:r>
+        <w:t xml:space="preserve">Cho </w:t>
+      </w:r>
+      <w:proofErr w:type="spellStart"/>
+      <w:r>
+        <w:t>phép</w:t>
+      </w:r>
+      <w:proofErr w:type="spellEnd"/>
+      <w:r>
+        <w:t xml:space="preserve"> customer </w:t>
+      </w:r>
+      <w:proofErr w:type="spellStart"/>
+      <w:r>
+        <w:t>chọn</w:t>
+      </w:r>
+      <w:proofErr w:type="spellEnd"/>
+      <w:r>
+        <w:t xml:space="preserve"> </w:t>
+      </w:r>
+      <w:proofErr w:type="spellStart"/>
+      <w:r>
+        <w:t>một</w:t>
+      </w:r>
+      <w:proofErr w:type="spellEnd"/>
+      <w:r>
+        <w:t xml:space="preserve"> </w:t>
+      </w:r>
+      <w:proofErr w:type="spellStart"/>
+      <w:r>
+        <w:t>hàng</w:t>
+      </w:r>
+      <w:proofErr w:type="spellEnd"/>
+      <w:r>
+        <w:t xml:space="preserve"> </w:t>
+      </w:r>
+      <w:proofErr w:type="spellStart"/>
+      <w:r>
+        <w:t>quán</w:t>
+      </w:r>
+      <w:proofErr w:type="spellEnd"/>
+      <w:r>
+        <w:t xml:space="preserve"> </w:t>
+      </w:r>
+      <w:proofErr w:type="spellStart"/>
+      <w:r>
+        <w:t>để</w:t>
+      </w:r>
+      <w:proofErr w:type="spellEnd"/>
+      <w:r>
+        <w:t xml:space="preserve"> </w:t>
+      </w:r>
+      <w:proofErr w:type="spellStart"/>
+      <w:r>
+        <w:t>xem</w:t>
+      </w:r>
+      <w:proofErr w:type="spellEnd"/>
+      <w:r>
+        <w:t xml:space="preserve"> chi </w:t>
+      </w:r>
+      <w:proofErr w:type="spellStart"/>
+      <w:r>
+        <w:t>tiết</w:t>
+      </w:r>
+      <w:proofErr w:type="spellEnd"/>
       <w:r>
         <w:t>.</w:t>
       </w:r>
@@ -1240,8 +5685,58 @@
         <w:rPr>
           <w:b/>
         </w:rPr>
-        <w:t>Trang thông tin chi tiết hàng quán</w:t>
-      </w:r>
+        <w:t xml:space="preserve">Trang </w:t>
+      </w:r>
+      <w:proofErr w:type="spellStart"/>
+      <w:r>
+        <w:rPr>
+          <w:b/>
+        </w:rPr>
+        <w:t>thông</w:t>
+      </w:r>
+      <w:proofErr w:type="spellEnd"/>
+      <w:r>
+        <w:rPr>
+          <w:b/>
+        </w:rPr>
+        <w:t xml:space="preserve"> tin chi </w:t>
+      </w:r>
+      <w:proofErr w:type="spellStart"/>
+      <w:r>
+        <w:rPr>
+          <w:b/>
+        </w:rPr>
+        <w:t>tiết</w:t>
+      </w:r>
+      <w:proofErr w:type="spellEnd"/>
+      <w:r>
+        <w:rPr>
+          <w:b/>
+        </w:rPr>
+        <w:t xml:space="preserve"> </w:t>
+      </w:r>
+      <w:proofErr w:type="spellStart"/>
+      <w:r>
+        <w:rPr>
+          <w:b/>
+        </w:rPr>
+        <w:t>hàng</w:t>
+      </w:r>
+      <w:proofErr w:type="spellEnd"/>
+      <w:r>
+        <w:rPr>
+          <w:b/>
+        </w:rPr>
+        <w:t xml:space="preserve"> </w:t>
+      </w:r>
+      <w:proofErr w:type="spellStart"/>
+      <w:r>
+        <w:rPr>
+          <w:b/>
+        </w:rPr>
+        <w:t>quán</w:t>
+      </w:r>
+      <w:proofErr w:type="spellEnd"/>
     </w:p>
     <w:p>
       <w:pPr>
@@ -1254,11 +5749,85 @@
         <w:jc w:val="both"/>
       </w:pPr>
       <w:r>
-        <w:t>Hiển thị</w:t>
-      </w:r>
-      <w:r>
-        <w:t xml:space="preserve"> ảnh, tên, địa chỉ, mô tả một hàng quán</w:t>
-      </w:r>
+        <w:t xml:space="preserve">Hiển </w:t>
+      </w:r>
+      <w:proofErr w:type="spellStart"/>
+      <w:r>
+        <w:t>thị</w:t>
+      </w:r>
+      <w:proofErr w:type="spellEnd"/>
+      <w:r>
+        <w:t xml:space="preserve"> </w:t>
+      </w:r>
+      <w:proofErr w:type="spellStart"/>
+      <w:r>
+        <w:t>ảnh</w:t>
+      </w:r>
+      <w:proofErr w:type="spellEnd"/>
+      <w:r>
+        <w:t xml:space="preserve">, </w:t>
+      </w:r>
+      <w:proofErr w:type="spellStart"/>
+      <w:r>
+        <w:t>tên</w:t>
+      </w:r>
+      <w:proofErr w:type="spellEnd"/>
+      <w:r>
+        <w:t xml:space="preserve">, </w:t>
+      </w:r>
+      <w:proofErr w:type="spellStart"/>
+      <w:r>
+        <w:t>địa</w:t>
+      </w:r>
+      <w:proofErr w:type="spellEnd"/>
+      <w:r>
+        <w:t xml:space="preserve"> </w:t>
+      </w:r>
+      <w:proofErr w:type="spellStart"/>
+      <w:r>
+        <w:t>chỉ</w:t>
+      </w:r>
+      <w:proofErr w:type="spellEnd"/>
+      <w:r>
+        <w:t xml:space="preserve">, </w:t>
+      </w:r>
+      <w:proofErr w:type="spellStart"/>
+      <w:r>
+        <w:t>mô</w:t>
+      </w:r>
+      <w:proofErr w:type="spellEnd"/>
+      <w:r>
+        <w:t xml:space="preserve"> </w:t>
+      </w:r>
+      <w:proofErr w:type="spellStart"/>
+      <w:r>
+        <w:t>tả</w:t>
+      </w:r>
+      <w:proofErr w:type="spellEnd"/>
+      <w:r>
+        <w:t xml:space="preserve"> </w:t>
+      </w:r>
+      <w:proofErr w:type="spellStart"/>
+      <w:r>
+        <w:t>một</w:t>
+      </w:r>
+      <w:proofErr w:type="spellEnd"/>
+      <w:r>
+        <w:t xml:space="preserve"> </w:t>
+      </w:r>
+      <w:proofErr w:type="spellStart"/>
+      <w:r>
+        <w:t>hàng</w:t>
+      </w:r>
+      <w:proofErr w:type="spellEnd"/>
+      <w:r>
+        <w:t xml:space="preserve"> </w:t>
+      </w:r>
+      <w:proofErr w:type="spellStart"/>
+      <w:r>
+        <w:t>quán</w:t>
+      </w:r>
+      <w:proofErr w:type="spellEnd"/>
       <w:r>
         <w:t>.</w:t>
       </w:r>
@@ -1274,7 +5843,175 @@
         <w:jc w:val="both"/>
       </w:pPr>
       <w:r>
-        <w:t>Hiển thị nút nghe thuyết minh, cho phép customer truy cập để nghe thuyết minh tự động dựa trên mô tả của quán.</w:t>
+        <w:t xml:space="preserve">Hiển </w:t>
+      </w:r>
+      <w:proofErr w:type="spellStart"/>
+      <w:r>
+        <w:t>thị</w:t>
+      </w:r>
+      <w:proofErr w:type="spellEnd"/>
+      <w:r>
+        <w:t xml:space="preserve"> </w:t>
+      </w:r>
+      <w:proofErr w:type="spellStart"/>
+      <w:r>
+        <w:t>nút</w:t>
+      </w:r>
+      <w:proofErr w:type="spellEnd"/>
+      <w:r>
+        <w:t xml:space="preserve"> </w:t>
+      </w:r>
+      <w:proofErr w:type="spellStart"/>
+      <w:r>
+        <w:t>nghe</w:t>
+      </w:r>
+      <w:proofErr w:type="spellEnd"/>
+      <w:r>
+        <w:t xml:space="preserve"> </w:t>
+      </w:r>
+      <w:proofErr w:type="spellStart"/>
+      <w:r>
+        <w:t>thuyết</w:t>
+      </w:r>
+      <w:proofErr w:type="spellEnd"/>
+      <w:r>
+        <w:t xml:space="preserve"> </w:t>
+      </w:r>
+      <w:proofErr w:type="spellStart"/>
+      <w:r>
+        <w:t>minh</w:t>
+      </w:r>
+      <w:proofErr w:type="spellEnd"/>
+      <w:r>
+        <w:t xml:space="preserve">, </w:t>
+      </w:r>
+      <w:proofErr w:type="spellStart"/>
+      <w:r>
+        <w:t>cho</w:t>
+      </w:r>
+      <w:proofErr w:type="spellEnd"/>
+      <w:r>
+        <w:t xml:space="preserve"> </w:t>
+      </w:r>
+      <w:proofErr w:type="spellStart"/>
+      <w:r>
+        <w:t>phép</w:t>
+      </w:r>
+      <w:proofErr w:type="spellEnd"/>
+      <w:r>
+        <w:t xml:space="preserve"> customer </w:t>
+      </w:r>
+      <w:proofErr w:type="spellStart"/>
+      <w:r>
+        <w:t>truy</w:t>
+      </w:r>
+      <w:proofErr w:type="spellEnd"/>
+      <w:r>
+        <w:t xml:space="preserve"> </w:t>
+      </w:r>
+      <w:proofErr w:type="spellStart"/>
+      <w:r>
+        <w:t>cập</w:t>
+      </w:r>
+      <w:proofErr w:type="spellEnd"/>
+      <w:r>
+        <w:t xml:space="preserve"> </w:t>
+      </w:r>
+      <w:proofErr w:type="spellStart"/>
+      <w:r>
+        <w:t>để</w:t>
+      </w:r>
+      <w:proofErr w:type="spellEnd"/>
+      <w:r>
+        <w:t xml:space="preserve"> </w:t>
+      </w:r>
+      <w:proofErr w:type="spellStart"/>
+      <w:r>
+        <w:t>nghe</w:t>
+      </w:r>
+      <w:proofErr w:type="spellEnd"/>
+      <w:r>
+        <w:t xml:space="preserve"> </w:t>
+      </w:r>
+      <w:proofErr w:type="spellStart"/>
+      <w:r>
+        <w:t>thuyết</w:t>
+      </w:r>
+      <w:proofErr w:type="spellEnd"/>
+      <w:r>
+        <w:t xml:space="preserve"> </w:t>
+      </w:r>
+      <w:proofErr w:type="spellStart"/>
+      <w:r>
+        <w:t>minh</w:t>
+      </w:r>
+      <w:proofErr w:type="spellEnd"/>
+      <w:r>
+        <w:t xml:space="preserve"> </w:t>
+      </w:r>
+      <w:proofErr w:type="spellStart"/>
+      <w:r>
+        <w:t>tự</w:t>
+      </w:r>
+      <w:proofErr w:type="spellEnd"/>
+      <w:r>
+        <w:t xml:space="preserve"> </w:t>
+      </w:r>
+      <w:proofErr w:type="spellStart"/>
+      <w:r>
+        <w:t>động</w:t>
+      </w:r>
+      <w:proofErr w:type="spellEnd"/>
+      <w:r>
+        <w:t xml:space="preserve"> </w:t>
+      </w:r>
+      <w:proofErr w:type="spellStart"/>
+      <w:r>
+        <w:t>dựa</w:t>
+      </w:r>
+      <w:proofErr w:type="spellEnd"/>
+      <w:r>
+        <w:t xml:space="preserve"> </w:t>
+      </w:r>
+      <w:proofErr w:type="spellStart"/>
+      <w:r>
+        <w:t>trên</w:t>
+      </w:r>
+      <w:proofErr w:type="spellEnd"/>
+      <w:r>
+        <w:t xml:space="preserve"> </w:t>
+      </w:r>
+      <w:proofErr w:type="spellStart"/>
+      <w:r>
+        <w:t>mô</w:t>
+      </w:r>
+      <w:proofErr w:type="spellEnd"/>
+      <w:r>
+        <w:t xml:space="preserve"> </w:t>
+      </w:r>
+      <w:proofErr w:type="spellStart"/>
+      <w:r>
+        <w:t>tả</w:t>
+      </w:r>
+      <w:proofErr w:type="spellEnd"/>
+      <w:r>
+        <w:t xml:space="preserve"> </w:t>
+      </w:r>
+      <w:proofErr w:type="spellStart"/>
+      <w:r>
+        <w:t>của</w:t>
+      </w:r>
+      <w:proofErr w:type="spellEnd"/>
+      <w:r>
+        <w:t xml:space="preserve"> </w:t>
+      </w:r>
+      <w:proofErr w:type="spellStart"/>
+      <w:r>
+        <w:t>quán</w:t>
+      </w:r>
+      <w:proofErr w:type="spellEnd"/>
+      <w:r>
+        <w:t>.</w:t>
       </w:r>
     </w:p>
     <w:p>
@@ -1305,6 +6042,7 @@
           <w:numId w:val="12"/>
         </w:numPr>
       </w:pPr>
+      <w:proofErr w:type="gramStart"/>
       <w:r>
         <w:t>C</w:t>
       </w:r>
@@ -1312,16 +6050,49 @@
         <w:t xml:space="preserve">ho </w:t>
       </w:r>
       <w:r>
-        <w:t xml:space="preserve"> phép </w:t>
+        <w:t xml:space="preserve"> </w:t>
+      </w:r>
+      <w:proofErr w:type="spellStart"/>
+      <w:r>
+        <w:t>phép</w:t>
+      </w:r>
+      <w:proofErr w:type="spellEnd"/>
+      <w:proofErr w:type="gramEnd"/>
+      <w:r>
+        <w:t xml:space="preserve"> </w:t>
       </w:r>
       <w:r>
         <w:t>customer</w:t>
       </w:r>
       <w:r>
-        <w:t xml:space="preserve"> dùng camera</w:t>
-      </w:r>
-      <w:r>
-        <w:t xml:space="preserve"> quét QR trên app</w:t>
+        <w:t xml:space="preserve"> </w:t>
+      </w:r>
+      <w:proofErr w:type="spellStart"/>
+      <w:r>
+        <w:t>dùng</w:t>
+      </w:r>
+      <w:proofErr w:type="spellEnd"/>
+      <w:r>
+        <w:t xml:space="preserve"> camera</w:t>
+      </w:r>
+      <w:r>
+        <w:t xml:space="preserve"> </w:t>
+      </w:r>
+      <w:proofErr w:type="spellStart"/>
+      <w:r>
+        <w:t>quét</w:t>
+      </w:r>
+      <w:proofErr w:type="spellEnd"/>
+      <w:r>
+        <w:t xml:space="preserve"> QR </w:t>
+      </w:r>
+      <w:proofErr w:type="spellStart"/>
+      <w:r>
+        <w:t>trên</w:t>
+      </w:r>
+      <w:proofErr w:type="spellEnd"/>
+      <w:r>
+        <w:t xml:space="preserve"> app</w:t>
       </w:r>
       <w:r>
         <w:t>.</w:t>
@@ -1335,8 +6106,101 @@
           <w:numId w:val="12"/>
         </w:numPr>
       </w:pPr>
-      <w:r>
-        <w:t>Tiếp nhận QR và chuyển về trang thông tin chi tiết của quán được quét QR</w:t>
+      <w:proofErr w:type="spellStart"/>
+      <w:r>
+        <w:t>Tiếp</w:t>
+      </w:r>
+      <w:proofErr w:type="spellEnd"/>
+      <w:r>
+        <w:t xml:space="preserve"> </w:t>
+      </w:r>
+      <w:proofErr w:type="spellStart"/>
+      <w:r>
+        <w:t>nhận</w:t>
+      </w:r>
+      <w:proofErr w:type="spellEnd"/>
+      <w:r>
+        <w:t xml:space="preserve"> QR </w:t>
+      </w:r>
+      <w:proofErr w:type="spellStart"/>
+      <w:r>
+        <w:t>và</w:t>
+      </w:r>
+      <w:proofErr w:type="spellEnd"/>
+      <w:r>
+        <w:t xml:space="preserve"> </w:t>
+      </w:r>
+      <w:proofErr w:type="spellStart"/>
+      <w:r>
+        <w:t>chuyển</w:t>
+      </w:r>
+      <w:proofErr w:type="spellEnd"/>
+      <w:r>
+        <w:t xml:space="preserve"> </w:t>
+      </w:r>
+      <w:proofErr w:type="spellStart"/>
+      <w:r>
+        <w:t>về</w:t>
+      </w:r>
+      <w:proofErr w:type="spellEnd"/>
+      <w:r>
+        <w:t xml:space="preserve"> </w:t>
+      </w:r>
+      <w:proofErr w:type="spellStart"/>
+      <w:r>
+        <w:t>trang</w:t>
+      </w:r>
+      <w:proofErr w:type="spellEnd"/>
+      <w:r>
+        <w:t xml:space="preserve"> </w:t>
+      </w:r>
+      <w:proofErr w:type="spellStart"/>
+      <w:r>
+        <w:t>thông</w:t>
+      </w:r>
+      <w:proofErr w:type="spellEnd"/>
+      <w:r>
+        <w:t xml:space="preserve"> tin chi </w:t>
+      </w:r>
+      <w:proofErr w:type="spellStart"/>
+      <w:r>
+        <w:t>tiết</w:t>
+      </w:r>
+      <w:proofErr w:type="spellEnd"/>
+      <w:r>
+        <w:t xml:space="preserve"> </w:t>
+      </w:r>
+      <w:proofErr w:type="spellStart"/>
+      <w:r>
+        <w:t>của</w:t>
+      </w:r>
+      <w:proofErr w:type="spellEnd"/>
+      <w:r>
+        <w:t xml:space="preserve"> </w:t>
+      </w:r>
+      <w:proofErr w:type="spellStart"/>
+      <w:r>
+        <w:t>quán</w:t>
+      </w:r>
+      <w:proofErr w:type="spellEnd"/>
+      <w:r>
+        <w:t xml:space="preserve"> </w:t>
+      </w:r>
+      <w:proofErr w:type="spellStart"/>
+      <w:r>
+        <w:t>được</w:t>
+      </w:r>
+      <w:proofErr w:type="spellEnd"/>
+      <w:r>
+        <w:t xml:space="preserve"> </w:t>
+      </w:r>
+      <w:proofErr w:type="spellStart"/>
+      <w:r>
+        <w:t>quét</w:t>
+      </w:r>
+      <w:proofErr w:type="spellEnd"/>
+      <w:r>
+        <w:t xml:space="preserve"> QR</w:t>
       </w:r>
       <w:r>
         <w:t>.</w:t>
@@ -1355,12 +6219,42 @@
           <w:b/>
         </w:rPr>
       </w:pPr>
+      <w:proofErr w:type="spellStart"/>
       <w:r>
         <w:rPr>
           <w:b/>
         </w:rPr>
-        <w:t>Xử lý lỗi</w:t>
-      </w:r>
+        <w:t>Xử</w:t>
+      </w:r>
+      <w:proofErr w:type="spellEnd"/>
+      <w:r>
+        <w:rPr>
+          <w:b/>
+        </w:rPr>
+        <w:t xml:space="preserve"> </w:t>
+      </w:r>
+      <w:proofErr w:type="spellStart"/>
+      <w:r>
+        <w:rPr>
+          <w:b/>
+        </w:rPr>
+        <w:t>lý</w:t>
+      </w:r>
+      <w:proofErr w:type="spellEnd"/>
+      <w:r>
+        <w:rPr>
+          <w:b/>
+        </w:rPr>
+        <w:t xml:space="preserve"> </w:t>
+      </w:r>
+      <w:proofErr w:type="spellStart"/>
+      <w:r>
+        <w:rPr>
+          <w:b/>
+        </w:rPr>
+        <w:t>lỗi</w:t>
+      </w:r>
+      <w:proofErr w:type="spellEnd"/>
     </w:p>
     <w:p>
       <w:pPr>
@@ -1373,7 +6267,79 @@
       </w:pPr>
       <w:r>
         <w:lastRenderedPageBreak/>
-        <w:t>Hiển thị thông báo khi Customer không cấp quyền truy cập location</w:t>
+        <w:t xml:space="preserve">Hiển </w:t>
+      </w:r>
+      <w:proofErr w:type="spellStart"/>
+      <w:r>
+        <w:t>thị</w:t>
+      </w:r>
+      <w:proofErr w:type="spellEnd"/>
+      <w:r>
+        <w:t xml:space="preserve"> </w:t>
+      </w:r>
+      <w:proofErr w:type="spellStart"/>
+      <w:r>
+        <w:t>thông</w:t>
+      </w:r>
+      <w:proofErr w:type="spellEnd"/>
+      <w:r>
+        <w:t xml:space="preserve"> </w:t>
+      </w:r>
+      <w:proofErr w:type="spellStart"/>
+      <w:r>
+        <w:t>báo</w:t>
+      </w:r>
+      <w:proofErr w:type="spellEnd"/>
+      <w:r>
+        <w:t xml:space="preserve"> </w:t>
+      </w:r>
+      <w:proofErr w:type="spellStart"/>
+      <w:r>
+        <w:t>khi</w:t>
+      </w:r>
+      <w:proofErr w:type="spellEnd"/>
+      <w:r>
+        <w:t xml:space="preserve"> Customer </w:t>
+      </w:r>
+      <w:proofErr w:type="spellStart"/>
+      <w:r>
+        <w:t>không</w:t>
+      </w:r>
+      <w:proofErr w:type="spellEnd"/>
+      <w:r>
+        <w:t xml:space="preserve"> </w:t>
+      </w:r>
+      <w:proofErr w:type="spellStart"/>
+      <w:r>
+        <w:t>cấp</w:t>
+      </w:r>
+      <w:proofErr w:type="spellEnd"/>
+      <w:r>
+        <w:t xml:space="preserve"> </w:t>
+      </w:r>
+      <w:proofErr w:type="spellStart"/>
+      <w:r>
+        <w:t>quyền</w:t>
+      </w:r>
+      <w:proofErr w:type="spellEnd"/>
+      <w:r>
+        <w:t xml:space="preserve"> </w:t>
+      </w:r>
+      <w:proofErr w:type="spellStart"/>
+      <w:r>
+        <w:t>truy</w:t>
+      </w:r>
+      <w:proofErr w:type="spellEnd"/>
+      <w:r>
+        <w:t xml:space="preserve"> </w:t>
+      </w:r>
+      <w:proofErr w:type="spellStart"/>
+      <w:r>
+        <w:t>cập</w:t>
+      </w:r>
+      <w:proofErr w:type="spellEnd"/>
+      <w:r>
+        <w:t xml:space="preserve"> location</w:t>
       </w:r>
     </w:p>
     <w:p>
@@ -1386,7 +6352,87 @@
         <w:ind w:left="1843" w:hanging="425"/>
       </w:pPr>
       <w:r>
-        <w:t>Hiển thị thông báo khi không có hàng quán trong phạm vi.</w:t>
+        <w:t xml:space="preserve">Hiển </w:t>
+      </w:r>
+      <w:proofErr w:type="spellStart"/>
+      <w:r>
+        <w:t>thị</w:t>
+      </w:r>
+      <w:proofErr w:type="spellEnd"/>
+      <w:r>
+        <w:t xml:space="preserve"> </w:t>
+      </w:r>
+      <w:proofErr w:type="spellStart"/>
+      <w:r>
+        <w:t>thông</w:t>
+      </w:r>
+      <w:proofErr w:type="spellEnd"/>
+      <w:r>
+        <w:t xml:space="preserve"> </w:t>
+      </w:r>
+      <w:proofErr w:type="spellStart"/>
+      <w:r>
+        <w:t>báo</w:t>
+      </w:r>
+      <w:proofErr w:type="spellEnd"/>
+      <w:r>
+        <w:t xml:space="preserve"> </w:t>
+      </w:r>
+      <w:proofErr w:type="spellStart"/>
+      <w:r>
+        <w:t>khi</w:t>
+      </w:r>
+      <w:proofErr w:type="spellEnd"/>
+      <w:r>
+        <w:t xml:space="preserve"> </w:t>
+      </w:r>
+      <w:proofErr w:type="spellStart"/>
+      <w:r>
+        <w:t>không</w:t>
+      </w:r>
+      <w:proofErr w:type="spellEnd"/>
+      <w:r>
+        <w:t xml:space="preserve"> </w:t>
+      </w:r>
+      <w:proofErr w:type="spellStart"/>
+      <w:r>
+        <w:t>có</w:t>
+      </w:r>
+      <w:proofErr w:type="spellEnd"/>
+      <w:r>
+        <w:t xml:space="preserve"> </w:t>
+      </w:r>
+      <w:proofErr w:type="spellStart"/>
+      <w:r>
+        <w:t>hàng</w:t>
+      </w:r>
+      <w:proofErr w:type="spellEnd"/>
+      <w:r>
+        <w:t xml:space="preserve"> </w:t>
+      </w:r>
+      <w:proofErr w:type="spellStart"/>
+      <w:r>
+        <w:t>quán</w:t>
+      </w:r>
+      <w:proofErr w:type="spellEnd"/>
+      <w:r>
+        <w:t xml:space="preserve"> </w:t>
+      </w:r>
+      <w:proofErr w:type="spellStart"/>
+      <w:r>
+        <w:t>trong</w:t>
+      </w:r>
+      <w:proofErr w:type="spellEnd"/>
+      <w:r>
+        <w:t xml:space="preserve"> </w:t>
+      </w:r>
+      <w:proofErr w:type="spellStart"/>
+      <w:r>
+        <w:t>phạm</w:t>
+      </w:r>
+      <w:proofErr w:type="spellEnd"/>
+      <w:r>
+        <w:t xml:space="preserve"> vi.</w:t>
       </w:r>
     </w:p>
     <w:p>
@@ -1438,8 +6484,61 @@
         </w:numPr>
         <w:ind w:left="1843" w:hanging="425"/>
       </w:pPr>
-      <w:r>
-        <w:t>Đăng nhập bằng tài khoản, mật khẩu admin.</w:t>
+      <w:proofErr w:type="spellStart"/>
+      <w:r>
+        <w:t>Đăng</w:t>
+      </w:r>
+      <w:proofErr w:type="spellEnd"/>
+      <w:r>
+        <w:t xml:space="preserve"> </w:t>
+      </w:r>
+      <w:proofErr w:type="spellStart"/>
+      <w:r>
+        <w:t>nhập</w:t>
+      </w:r>
+      <w:proofErr w:type="spellEnd"/>
+      <w:r>
+        <w:t xml:space="preserve"> </w:t>
+      </w:r>
+      <w:proofErr w:type="spellStart"/>
+      <w:r>
+        <w:t>bằng</w:t>
+      </w:r>
+      <w:proofErr w:type="spellEnd"/>
+      <w:r>
+        <w:t xml:space="preserve"> </w:t>
+      </w:r>
+      <w:proofErr w:type="spellStart"/>
+      <w:r>
+        <w:t>tài</w:t>
+      </w:r>
+      <w:proofErr w:type="spellEnd"/>
+      <w:r>
+        <w:t xml:space="preserve"> </w:t>
+      </w:r>
+      <w:proofErr w:type="spellStart"/>
+      <w:r>
+        <w:t>khoản</w:t>
+      </w:r>
+      <w:proofErr w:type="spellEnd"/>
+      <w:r>
+        <w:t xml:space="preserve">, </w:t>
+      </w:r>
+      <w:proofErr w:type="spellStart"/>
+      <w:r>
+        <w:t>mật</w:t>
+      </w:r>
+      <w:proofErr w:type="spellEnd"/>
+      <w:r>
+        <w:t xml:space="preserve"> </w:t>
+      </w:r>
+      <w:proofErr w:type="spellStart"/>
+      <w:r>
+        <w:t>khẩu</w:t>
+      </w:r>
+      <w:proofErr w:type="spellEnd"/>
+      <w:r>
+        <w:t xml:space="preserve"> admin.</w:t>
       </w:r>
     </w:p>
     <w:p>
@@ -1472,7 +6571,71 @@
         <w:ind w:left="1843" w:hanging="425"/>
       </w:pPr>
       <w:r>
-        <w:t>Xem danh sách các hàng quán được lưu trữ.</w:t>
+        <w:t xml:space="preserve">Xem </w:t>
+      </w:r>
+      <w:proofErr w:type="spellStart"/>
+      <w:r>
+        <w:t>danh</w:t>
+      </w:r>
+      <w:proofErr w:type="spellEnd"/>
+      <w:r>
+        <w:t xml:space="preserve"> </w:t>
+      </w:r>
+      <w:proofErr w:type="spellStart"/>
+      <w:r>
+        <w:t>sách</w:t>
+      </w:r>
+      <w:proofErr w:type="spellEnd"/>
+      <w:r>
+        <w:t xml:space="preserve"> </w:t>
+      </w:r>
+      <w:proofErr w:type="spellStart"/>
+      <w:r>
+        <w:t>các</w:t>
+      </w:r>
+      <w:proofErr w:type="spellEnd"/>
+      <w:r>
+        <w:t xml:space="preserve"> </w:t>
+      </w:r>
+      <w:proofErr w:type="spellStart"/>
+      <w:r>
+        <w:t>hàng</w:t>
+      </w:r>
+      <w:proofErr w:type="spellEnd"/>
+      <w:r>
+        <w:t xml:space="preserve"> </w:t>
+      </w:r>
+      <w:proofErr w:type="spellStart"/>
+      <w:r>
+        <w:t>quán</w:t>
+      </w:r>
+      <w:proofErr w:type="spellEnd"/>
+      <w:r>
+        <w:t xml:space="preserve"> </w:t>
+      </w:r>
+      <w:proofErr w:type="spellStart"/>
+      <w:r>
+        <w:t>được</w:t>
+      </w:r>
+      <w:proofErr w:type="spellEnd"/>
+      <w:r>
+        <w:t xml:space="preserve"> </w:t>
+      </w:r>
+      <w:proofErr w:type="spellStart"/>
+      <w:r>
+        <w:t>lưu</w:t>
+      </w:r>
+      <w:proofErr w:type="spellEnd"/>
+      <w:r>
+        <w:t xml:space="preserve"> </w:t>
+      </w:r>
+      <w:proofErr w:type="spellStart"/>
+      <w:r>
+        <w:t>trữ</w:t>
+      </w:r>
+      <w:proofErr w:type="spellEnd"/>
+      <w:r>
+        <w:t>.</w:t>
       </w:r>
     </w:p>
     <w:p>
@@ -1505,7 +6668,47 @@
         <w:ind w:left="1843" w:hanging="425"/>
       </w:pPr>
       <w:r>
-        <w:t>Hiển thị form điền thông tin hàng quán.</w:t>
+        <w:t xml:space="preserve">Hiển </w:t>
+      </w:r>
+      <w:proofErr w:type="spellStart"/>
+      <w:r>
+        <w:t>thị</w:t>
+      </w:r>
+      <w:proofErr w:type="spellEnd"/>
+      <w:r>
+        <w:t xml:space="preserve"> form </w:t>
+      </w:r>
+      <w:proofErr w:type="spellStart"/>
+      <w:r>
+        <w:t>điền</w:t>
+      </w:r>
+      <w:proofErr w:type="spellEnd"/>
+      <w:r>
+        <w:t xml:space="preserve"> </w:t>
+      </w:r>
+      <w:proofErr w:type="spellStart"/>
+      <w:r>
+        <w:t>thông</w:t>
+      </w:r>
+      <w:proofErr w:type="spellEnd"/>
+      <w:r>
+        <w:t xml:space="preserve"> tin </w:t>
+      </w:r>
+      <w:proofErr w:type="spellStart"/>
+      <w:r>
+        <w:t>hàng</w:t>
+      </w:r>
+      <w:proofErr w:type="spellEnd"/>
+      <w:r>
+        <w:t xml:space="preserve"> </w:t>
+      </w:r>
+      <w:proofErr w:type="spellStart"/>
+      <w:r>
+        <w:t>quán</w:t>
+      </w:r>
+      <w:proofErr w:type="spellEnd"/>
+      <w:r>
+        <w:t>.</w:t>
       </w:r>
     </w:p>
     <w:p>
@@ -1543,8 +6746,45 @@
         </w:numPr>
         <w:ind w:left="1843" w:hanging="425"/>
       </w:pPr>
-      <w:r>
-        <w:t>Ẩn một hàng quán trong database.</w:t>
+      <w:proofErr w:type="spellStart"/>
+      <w:r>
+        <w:t>Ẩn</w:t>
+      </w:r>
+      <w:proofErr w:type="spellEnd"/>
+      <w:r>
+        <w:t xml:space="preserve"> </w:t>
+      </w:r>
+      <w:proofErr w:type="spellStart"/>
+      <w:r>
+        <w:t>một</w:t>
+      </w:r>
+      <w:proofErr w:type="spellEnd"/>
+      <w:r>
+        <w:t xml:space="preserve"> </w:t>
+      </w:r>
+      <w:proofErr w:type="spellStart"/>
+      <w:r>
+        <w:t>hàng</w:t>
+      </w:r>
+      <w:proofErr w:type="spellEnd"/>
+      <w:r>
+        <w:t xml:space="preserve"> </w:t>
+      </w:r>
+      <w:proofErr w:type="spellStart"/>
+      <w:r>
+        <w:t>quán</w:t>
+      </w:r>
+      <w:proofErr w:type="spellEnd"/>
+      <w:r>
+        <w:t xml:space="preserve"> </w:t>
+      </w:r>
+      <w:proofErr w:type="spellStart"/>
+      <w:r>
+        <w:t>trong</w:t>
+      </w:r>
+      <w:proofErr w:type="spellEnd"/>
+      <w:r>
+        <w:t xml:space="preserve"> database.</w:t>
       </w:r>
     </w:p>
     <w:p>
@@ -1577,7 +6817,87 @@
         <w:ind w:left="1843" w:hanging="425"/>
       </w:pPr>
       <w:r>
-        <w:t>Hiển thị form thông tin và cho phép thay đổi thông tin hàng quán.</w:t>
+        <w:t xml:space="preserve">Hiển </w:t>
+      </w:r>
+      <w:proofErr w:type="spellStart"/>
+      <w:r>
+        <w:t>thị</w:t>
+      </w:r>
+      <w:proofErr w:type="spellEnd"/>
+      <w:r>
+        <w:t xml:space="preserve"> form </w:t>
+      </w:r>
+      <w:proofErr w:type="spellStart"/>
+      <w:r>
+        <w:t>thông</w:t>
+      </w:r>
+      <w:proofErr w:type="spellEnd"/>
+      <w:r>
+        <w:t xml:space="preserve"> tin </w:t>
+      </w:r>
+      <w:proofErr w:type="spellStart"/>
+      <w:r>
+        <w:t>và</w:t>
+      </w:r>
+      <w:proofErr w:type="spellEnd"/>
+      <w:r>
+        <w:t xml:space="preserve"> </w:t>
+      </w:r>
+      <w:proofErr w:type="spellStart"/>
+      <w:r>
+        <w:t>cho</w:t>
+      </w:r>
+      <w:proofErr w:type="spellEnd"/>
+      <w:r>
+        <w:t xml:space="preserve"> </w:t>
+      </w:r>
+      <w:proofErr w:type="spellStart"/>
+      <w:r>
+        <w:t>phép</w:t>
+      </w:r>
+      <w:proofErr w:type="spellEnd"/>
+      <w:r>
+        <w:t xml:space="preserve"> </w:t>
+      </w:r>
+      <w:proofErr w:type="spellStart"/>
+      <w:r>
+        <w:t>thay</w:t>
+      </w:r>
+      <w:proofErr w:type="spellEnd"/>
+      <w:r>
+        <w:t xml:space="preserve"> </w:t>
+      </w:r>
+      <w:proofErr w:type="spellStart"/>
+      <w:r>
+        <w:t>đổi</w:t>
+      </w:r>
+      <w:proofErr w:type="spellEnd"/>
+      <w:r>
+        <w:t xml:space="preserve"> </w:t>
+      </w:r>
+      <w:proofErr w:type="spellStart"/>
+      <w:r>
+        <w:t>thông</w:t>
+      </w:r>
+      <w:proofErr w:type="spellEnd"/>
+      <w:r>
+        <w:t xml:space="preserve"> tin </w:t>
+      </w:r>
+      <w:proofErr w:type="spellStart"/>
+      <w:r>
+        <w:t>hàng</w:t>
+      </w:r>
+      <w:proofErr w:type="spellEnd"/>
+      <w:r>
+        <w:t xml:space="preserve"> </w:t>
+      </w:r>
+      <w:proofErr w:type="spellStart"/>
+      <w:r>
+        <w:t>quán</w:t>
+      </w:r>
+      <w:proofErr w:type="spellEnd"/>
+      <w:r>
+        <w:t>.</w:t>
       </w:r>
     </w:p>
     <w:p>
@@ -1587,8 +6907,37 @@
       <w:bookmarkStart w:id="17" w:name="_Toc226703420"/>
       <w:r>
         <w:lastRenderedPageBreak/>
-        <w:t>Giao diện và trải nghiệm</w:t>
-      </w:r>
+        <w:t xml:space="preserve">Giao </w:t>
+      </w:r>
+      <w:proofErr w:type="spellStart"/>
+      <w:r>
+        <w:t>diện</w:t>
+      </w:r>
+      <w:proofErr w:type="spellEnd"/>
+      <w:r>
+        <w:t xml:space="preserve"> </w:t>
+      </w:r>
+      <w:proofErr w:type="spellStart"/>
+      <w:r>
+        <w:t>và</w:t>
+      </w:r>
+      <w:proofErr w:type="spellEnd"/>
+      <w:r>
+        <w:t xml:space="preserve"> </w:t>
+      </w:r>
+      <w:proofErr w:type="spellStart"/>
+      <w:r>
+        <w:t>trải</w:t>
+      </w:r>
+      <w:proofErr w:type="spellEnd"/>
+      <w:r>
+        <w:t xml:space="preserve"> </w:t>
+      </w:r>
+      <w:proofErr w:type="spellStart"/>
+      <w:r>
+        <w:t>nghiệm</w:t>
+      </w:r>
+      <w:proofErr w:type="spellEnd"/>
       <w:r>
         <w:t>:</w:t>
       </w:r>
@@ -1646,8 +6995,21 @@
               <w:jc w:val="center"/>
             </w:pPr>
             <w:r>
-              <w:t>Trang mặc định</w:t>
+              <w:t xml:space="preserve">Trang </w:t>
             </w:r>
+            <w:proofErr w:type="spellStart"/>
+            <w:r>
+              <w:t>mặc</w:t>
+            </w:r>
+            <w:proofErr w:type="spellEnd"/>
+            <w:r>
+              <w:t xml:space="preserve"> </w:t>
+            </w:r>
+            <w:proofErr w:type="spellStart"/>
+            <w:r>
+              <w:t>định</w:t>
+            </w:r>
+            <w:proofErr w:type="spellEnd"/>
           </w:p>
           <w:p>
             <w:pPr>
@@ -1727,8 +7089,37 @@
               <w:jc w:val="center"/>
             </w:pPr>
             <w:r>
-              <w:t>Trang lựa chọn ngôn ngữ</w:t>
+              <w:t xml:space="preserve">Trang </w:t>
             </w:r>
+            <w:proofErr w:type="spellStart"/>
+            <w:r>
+              <w:t>lựa</w:t>
+            </w:r>
+            <w:proofErr w:type="spellEnd"/>
+            <w:r>
+              <w:t xml:space="preserve"> </w:t>
+            </w:r>
+            <w:proofErr w:type="spellStart"/>
+            <w:r>
+              <w:t>chọn</w:t>
+            </w:r>
+            <w:proofErr w:type="spellEnd"/>
+            <w:r>
+              <w:t xml:space="preserve"> </w:t>
+            </w:r>
+            <w:proofErr w:type="spellStart"/>
+            <w:r>
+              <w:t>ngôn</w:t>
+            </w:r>
+            <w:proofErr w:type="spellEnd"/>
+            <w:r>
+              <w:t xml:space="preserve"> </w:t>
+            </w:r>
+            <w:proofErr w:type="spellStart"/>
+            <w:r>
+              <w:t>ngữ</w:t>
+            </w:r>
+            <w:proofErr w:type="spellEnd"/>
           </w:p>
           <w:p>
             <w:pPr>
@@ -1826,8 +7217,21 @@
             </w:pPr>
             <w:r>
               <w:lastRenderedPageBreak/>
-              <w:t>Trang xem chi tiết</w:t>
+              <w:t xml:space="preserve">Trang </w:t>
             </w:r>
+            <w:proofErr w:type="spellStart"/>
+            <w:r>
+              <w:t>xem</w:t>
+            </w:r>
+            <w:proofErr w:type="spellEnd"/>
+            <w:r>
+              <w:t xml:space="preserve"> chi </w:t>
+            </w:r>
+            <w:proofErr w:type="spellStart"/>
+            <w:r>
+              <w:t>tiết</w:t>
+            </w:r>
+            <w:proofErr w:type="spellEnd"/>
           </w:p>
           <w:p>
             <w:pPr>
@@ -1840,10 +7244,10 @@
                 <w:noProof/>
               </w:rPr>
               <w:drawing>
-                <wp:inline distT="0" distB="0" distL="0" distR="0" wp14:anchorId="6FC27DBE" wp14:editId="135EC78E">
-                  <wp:extent cx="2700655" cy="4453255"/>
-                  <wp:effectExtent l="0" t="0" r="4445" b="4445"/>
-                  <wp:docPr id="4" name="Picture 4" descr="C:\Users\Admin\AppData\Local\Microsoft\Windows\INetCache\Content.Word\Running Devices - project_csharp_sgu 4_10_2026 8_29_37 AM.PNG"/>
+                <wp:inline distT="0" distB="0" distL="0" distR="0" wp14:anchorId="3EBFB94C" wp14:editId="5C346615">
+                  <wp:extent cx="3282950" cy="7571740"/>
+                  <wp:effectExtent l="0" t="0" r="0" b="0"/>
+                  <wp:docPr id="1719875154" name="Picture 1"/>
                   <wp:cNvGraphicFramePr>
                     <a:graphicFrameLocks xmlns:a="http://schemas.openxmlformats.org/drawingml/2006/main" noChangeAspect="1"/>
                   </wp:cNvGraphicFramePr>
@@ -1851,36 +7255,23 @@
                     <a:graphicData uri="http://schemas.openxmlformats.org/drawingml/2006/picture">
                       <pic:pic xmlns:pic="http://schemas.openxmlformats.org/drawingml/2006/picture">
                         <pic:nvPicPr>
-                          <pic:cNvPr id="0" name="Picture 160" descr="C:\Users\Admin\AppData\Local\Microsoft\Windows\INetCache\Content.Word\Running Devices - project_csharp_sgu 4_10_2026 8_29_37 AM.PNG"/>
-                          <pic:cNvPicPr>
-                            <a:picLocks noChangeAspect="1" noChangeArrowheads="1"/>
-                          </pic:cNvPicPr>
+                          <pic:cNvPr id="1719875154" name=""/>
+                          <pic:cNvPicPr/>
                         </pic:nvPicPr>
                         <pic:blipFill>
-                          <a:blip r:embed="rId8">
-                            <a:extLst>
-                              <a:ext uri="{28A0092B-C50C-407E-A947-70E740481C1C}">
-                                <a14:useLocalDpi xmlns:a14="http://schemas.microsoft.com/office/drawing/2010/main" val="0"/>
-                              </a:ext>
-                            </a:extLst>
-                          </a:blip>
-                          <a:srcRect/>
+                          <a:blip r:embed="rId8"/>
                           <a:stretch>
                             <a:fillRect/>
                           </a:stretch>
                         </pic:blipFill>
-                        <pic:spPr bwMode="auto">
+                        <pic:spPr>
                           <a:xfrm>
                             <a:off x="0" y="0"/>
-                            <a:ext cx="2700655" cy="4453255"/>
+                            <a:ext cx="3282950" cy="7571740"/>
                           </a:xfrm>
                           <a:prstGeom prst="rect">
                             <a:avLst/>
                           </a:prstGeom>
-                          <a:noFill/>
-                          <a:ln>
-                            <a:noFill/>
-                          </a:ln>
                         </pic:spPr>
                       </pic:pic>
                     </a:graphicData>
@@ -1907,8 +7298,21 @@
               <w:jc w:val="center"/>
             </w:pPr>
             <w:r>
-              <w:t>Trang xem danh sách</w:t>
+              <w:t xml:space="preserve">Trang </w:t>
             </w:r>
+            <w:proofErr w:type="spellStart"/>
+            <w:r>
+              <w:t>xem</w:t>
+            </w:r>
+            <w:proofErr w:type="spellEnd"/>
+            <w:r>
+              <w:t xml:space="preserve"> danh </w:t>
+            </w:r>
+            <w:proofErr w:type="spellStart"/>
+            <w:r>
+              <w:t>sách</w:t>
+            </w:r>
+            <w:proofErr w:type="spellEnd"/>
           </w:p>
           <w:p>
             <w:pPr>
@@ -1921,10 +7325,10 @@
                 <w:noProof/>
               </w:rPr>
               <w:drawing>
-                <wp:inline distT="0" distB="0" distL="0" distR="0" wp14:anchorId="361A4ADC" wp14:editId="29B69D36">
-                  <wp:extent cx="2700655" cy="4453255"/>
-                  <wp:effectExtent l="0" t="0" r="4445" b="4445"/>
-                  <wp:docPr id="3" name="Picture 3" descr="C:\Users\Admin\AppData\Local\Microsoft\Windows\INetCache\Content.Word\Running Devices - project_csharp_sgu 4_10_2026 8_29_27 AM.PNG"/>
+                <wp:inline distT="0" distB="0" distL="0" distR="0" wp14:anchorId="016F6E17" wp14:editId="493DD1F5">
+                  <wp:extent cx="3282950" cy="7607300"/>
+                  <wp:effectExtent l="0" t="0" r="0" b="0"/>
+                  <wp:docPr id="2132106127" name="Picture 1"/>
                   <wp:cNvGraphicFramePr>
                     <a:graphicFrameLocks xmlns:a="http://schemas.openxmlformats.org/drawingml/2006/main" noChangeAspect="1"/>
                   </wp:cNvGraphicFramePr>
@@ -1932,36 +7336,23 @@
                     <a:graphicData uri="http://schemas.openxmlformats.org/drawingml/2006/picture">
                       <pic:pic xmlns:pic="http://schemas.openxmlformats.org/drawingml/2006/picture">
                         <pic:nvPicPr>
-                          <pic:cNvPr id="0" name="Picture 158" descr="C:\Users\Admin\AppData\Local\Microsoft\Windows\INetCache\Content.Word\Running Devices - project_csharp_sgu 4_10_2026 8_29_27 AM.PNG"/>
-                          <pic:cNvPicPr>
-                            <a:picLocks noChangeAspect="1" noChangeArrowheads="1"/>
-                          </pic:cNvPicPr>
+                          <pic:cNvPr id="2132106127" name=""/>
+                          <pic:cNvPicPr/>
                         </pic:nvPicPr>
                         <pic:blipFill>
-                          <a:blip r:embed="rId9">
-                            <a:extLst>
-                              <a:ext uri="{28A0092B-C50C-407E-A947-70E740481C1C}">
-                                <a14:useLocalDpi xmlns:a14="http://schemas.microsoft.com/office/drawing/2010/main" val="0"/>
-                              </a:ext>
-                            </a:extLst>
-                          </a:blip>
-                          <a:srcRect/>
+                          <a:blip r:embed="rId9"/>
                           <a:stretch>
                             <a:fillRect/>
                           </a:stretch>
                         </pic:blipFill>
-                        <pic:spPr bwMode="auto">
+                        <pic:spPr>
                           <a:xfrm>
                             <a:off x="0" y="0"/>
-                            <a:ext cx="2700655" cy="4453255"/>
+                            <a:ext cx="3282950" cy="7607300"/>
                           </a:xfrm>
                           <a:prstGeom prst="rect">
                             <a:avLst/>
                           </a:prstGeom>
-                          <a:noFill/>
-                          <a:ln>
-                            <a:noFill/>
-                          </a:ln>
                         </pic:spPr>
                       </pic:pic>
                     </a:graphicData>
@@ -1970,6 +7361,9 @@
               </w:drawing>
             </w:r>
           </w:p>
+          <w:p/>
+          <w:p/>
+          <w:p/>
         </w:tc>
         <w:tc>
           <w:tcPr>
@@ -2006,7 +7400,62 @@
             </w:pPr>
             <w:r>
               <w:lastRenderedPageBreak/>
-              <w:t>Trang quét QR</w:t>
+              <w:t xml:space="preserve">Trang </w:t>
+            </w:r>
+            <w:proofErr w:type="spellStart"/>
+            <w:r>
+              <w:t>quét</w:t>
+            </w:r>
+            <w:proofErr w:type="spellEnd"/>
+            <w:r>
+              <w:t xml:space="preserve"> QR</w:t>
+            </w:r>
+          </w:p>
+          <w:p>
+            <w:pPr>
+              <w:pStyle w:val="ListParagraph"/>
+              <w:ind w:left="0"/>
+              <w:jc w:val="center"/>
+            </w:pPr>
+            <w:r>
+              <w:rPr>
+                <w:noProof/>
+              </w:rPr>
+              <w:drawing>
+                <wp:inline distT="0" distB="0" distL="0" distR="0" wp14:anchorId="4BAA4467" wp14:editId="5E0F00B4">
+                  <wp:extent cx="3282950" cy="7654290"/>
+                  <wp:effectExtent l="0" t="0" r="0" b="3810"/>
+                  <wp:docPr id="42404769" name="Picture 1"/>
+                  <wp:cNvGraphicFramePr>
+                    <a:graphicFrameLocks xmlns:a="http://schemas.openxmlformats.org/drawingml/2006/main" noChangeAspect="1"/>
+                  </wp:cNvGraphicFramePr>
+                  <a:graphic xmlns:a="http://schemas.openxmlformats.org/drawingml/2006/main">
+                    <a:graphicData uri="http://schemas.openxmlformats.org/drawingml/2006/picture">
+                      <pic:pic xmlns:pic="http://schemas.openxmlformats.org/drawingml/2006/picture">
+                        <pic:nvPicPr>
+                          <pic:cNvPr id="42404769" name=""/>
+                          <pic:cNvPicPr/>
+                        </pic:nvPicPr>
+                        <pic:blipFill>
+                          <a:blip r:embed="rId10"/>
+                          <a:stretch>
+                            <a:fillRect/>
+                          </a:stretch>
+                        </pic:blipFill>
+                        <pic:spPr>
+                          <a:xfrm>
+                            <a:off x="0" y="0"/>
+                            <a:ext cx="3282950" cy="7654290"/>
+                          </a:xfrm>
+                          <a:prstGeom prst="rect">
+                            <a:avLst/>
+                          </a:prstGeom>
+                        </pic:spPr>
+                      </pic:pic>
+                    </a:graphicData>
+                  </a:graphic>
+                </wp:inline>
+              </w:drawing>
             </w:r>
           </w:p>
         </w:tc>
@@ -2024,8 +7473,53 @@
             <w:pPr>
               <w:pStyle w:val="ListParagraph"/>
               <w:ind w:left="0"/>
-              <w:jc w:val="center"/>
             </w:pPr>
+          </w:p>
+          <w:p>
+            <w:pPr>
+              <w:pStyle w:val="ListParagraph"/>
+              <w:ind w:left="0"/>
+            </w:pPr>
+            <w:r>
+              <w:rPr>
+                <w:noProof/>
+              </w:rPr>
+              <w:drawing>
+                <wp:inline distT="0" distB="0" distL="0" distR="0" wp14:anchorId="491BD3DA" wp14:editId="4B9B2D88">
+                  <wp:extent cx="3282950" cy="7505065"/>
+                  <wp:effectExtent l="0" t="0" r="0" b="635"/>
+                  <wp:docPr id="1182201725" name="Picture 1"/>
+                  <wp:cNvGraphicFramePr>
+                    <a:graphicFrameLocks xmlns:a="http://schemas.openxmlformats.org/drawingml/2006/main" noChangeAspect="1"/>
+                  </wp:cNvGraphicFramePr>
+                  <a:graphic xmlns:a="http://schemas.openxmlformats.org/drawingml/2006/main">
+                    <a:graphicData uri="http://schemas.openxmlformats.org/drawingml/2006/picture">
+                      <pic:pic xmlns:pic="http://schemas.openxmlformats.org/drawingml/2006/picture">
+                        <pic:nvPicPr>
+                          <pic:cNvPr id="1182201725" name=""/>
+                          <pic:cNvPicPr/>
+                        </pic:nvPicPr>
+                        <pic:blipFill>
+                          <a:blip r:embed="rId11"/>
+                          <a:stretch>
+                            <a:fillRect/>
+                          </a:stretch>
+                        </pic:blipFill>
+                        <pic:spPr>
+                          <a:xfrm>
+                            <a:off x="0" y="0"/>
+                            <a:ext cx="3282950" cy="7505065"/>
+                          </a:xfrm>
+                          <a:prstGeom prst="rect">
+                            <a:avLst/>
+                          </a:prstGeom>
+                        </pic:spPr>
+                      </pic:pic>
+                    </a:graphicData>
+                  </a:graphic>
+                </wp:inline>
+              </w:drawing>
+            </w:r>
           </w:p>
         </w:tc>
         <w:tc>
@@ -2055,6 +7549,7 @@
       </w:pPr>
       <w:bookmarkStart w:id="19" w:name="_Toc226703422"/>
       <w:r>
+        <w:lastRenderedPageBreak/>
         <w:t>Website – A</w:t>
       </w:r>
       <w:r>
@@ -2074,14 +7569,40 @@
         <w:pStyle w:val="Heading1"/>
       </w:pPr>
       <w:bookmarkStart w:id="20" w:name="_Toc226703423"/>
-      <w:r>
-        <w:t>Cấu trúc</w:t>
-      </w:r>
-      <w:r>
-        <w:t xml:space="preserve"> hệ thố</w:t>
-      </w:r>
-      <w:r>
-        <w:t>ng (System structure</w:t>
+      <w:proofErr w:type="spellStart"/>
+      <w:r>
+        <w:t>Cấu</w:t>
+      </w:r>
+      <w:proofErr w:type="spellEnd"/>
+      <w:r>
+        <w:t xml:space="preserve"> </w:t>
+      </w:r>
+      <w:proofErr w:type="spellStart"/>
+      <w:r>
+        <w:t>trúc</w:t>
+      </w:r>
+      <w:proofErr w:type="spellEnd"/>
+      <w:r>
+        <w:t xml:space="preserve"> </w:t>
+      </w:r>
+      <w:proofErr w:type="spellStart"/>
+      <w:r>
+        <w:t>hệ</w:t>
+      </w:r>
+      <w:proofErr w:type="spellEnd"/>
+      <w:r>
+        <w:t xml:space="preserve"> </w:t>
+      </w:r>
+      <w:proofErr w:type="spellStart"/>
+      <w:r>
+        <w:t>thố</w:t>
+      </w:r>
+      <w:r>
+        <w:t>ng</w:t>
+      </w:r>
+      <w:proofErr w:type="spellEnd"/>
+      <w:r>
+        <w:t xml:space="preserve"> (System structure</w:t>
       </w:r>
       <w:r>
         <w:t>):</w:t>
@@ -2105,8 +7626,53 @@
         </w:numPr>
         <w:ind w:left="1276" w:hanging="283"/>
       </w:pPr>
-      <w:r>
-        <w:t xml:space="preserve">Ứng dụng mobile được phát triển bằng </w:t>
+      <w:proofErr w:type="spellStart"/>
+      <w:r>
+        <w:t>Ứng</w:t>
+      </w:r>
+      <w:proofErr w:type="spellEnd"/>
+      <w:r>
+        <w:t xml:space="preserve"> </w:t>
+      </w:r>
+      <w:proofErr w:type="spellStart"/>
+      <w:r>
+        <w:t>dụng</w:t>
+      </w:r>
+      <w:proofErr w:type="spellEnd"/>
+      <w:r>
+        <w:t xml:space="preserve"> mobile </w:t>
+      </w:r>
+      <w:proofErr w:type="spellStart"/>
+      <w:r>
+        <w:t>được</w:t>
+      </w:r>
+      <w:proofErr w:type="spellEnd"/>
+      <w:r>
+        <w:t xml:space="preserve"> </w:t>
+      </w:r>
+      <w:proofErr w:type="spellStart"/>
+      <w:r>
+        <w:t>phát</w:t>
+      </w:r>
+      <w:proofErr w:type="spellEnd"/>
+      <w:r>
+        <w:t xml:space="preserve"> </w:t>
+      </w:r>
+      <w:proofErr w:type="spellStart"/>
+      <w:r>
+        <w:t>triển</w:t>
+      </w:r>
+      <w:proofErr w:type="spellEnd"/>
+      <w:r>
+        <w:t xml:space="preserve"> </w:t>
+      </w:r>
+      <w:proofErr w:type="spellStart"/>
+      <w:r>
+        <w:t>bằng</w:t>
+      </w:r>
+      <w:proofErr w:type="spellEnd"/>
+      <w:r>
+        <w:t xml:space="preserve"> </w:t>
       </w:r>
       <w:r>
         <w:rPr>
@@ -2128,7 +7694,103 @@
         <w:ind w:left="1276" w:hanging="283"/>
       </w:pPr>
       <w:r>
-        <w:t>Cung cấp giao diện để người dùng tương tác với hệ thống, bao gồm:</w:t>
+        <w:t xml:space="preserve">Cung </w:t>
+      </w:r>
+      <w:proofErr w:type="spellStart"/>
+      <w:r>
+        <w:t>cấp</w:t>
+      </w:r>
+      <w:proofErr w:type="spellEnd"/>
+      <w:r>
+        <w:t xml:space="preserve"> </w:t>
+      </w:r>
+      <w:proofErr w:type="spellStart"/>
+      <w:r>
+        <w:t>giao</w:t>
+      </w:r>
+      <w:proofErr w:type="spellEnd"/>
+      <w:r>
+        <w:t xml:space="preserve"> </w:t>
+      </w:r>
+      <w:proofErr w:type="spellStart"/>
+      <w:r>
+        <w:t>diện</w:t>
+      </w:r>
+      <w:proofErr w:type="spellEnd"/>
+      <w:r>
+        <w:t xml:space="preserve"> </w:t>
+      </w:r>
+      <w:proofErr w:type="spellStart"/>
+      <w:r>
+        <w:t>để</w:t>
+      </w:r>
+      <w:proofErr w:type="spellEnd"/>
+      <w:r>
+        <w:t xml:space="preserve"> </w:t>
+      </w:r>
+      <w:proofErr w:type="spellStart"/>
+      <w:r>
+        <w:t>người</w:t>
+      </w:r>
+      <w:proofErr w:type="spellEnd"/>
+      <w:r>
+        <w:t xml:space="preserve"> </w:t>
+      </w:r>
+      <w:proofErr w:type="spellStart"/>
+      <w:r>
+        <w:t>dùng</w:t>
+      </w:r>
+      <w:proofErr w:type="spellEnd"/>
+      <w:r>
+        <w:t xml:space="preserve"> </w:t>
+      </w:r>
+      <w:proofErr w:type="spellStart"/>
+      <w:r>
+        <w:t>tương</w:t>
+      </w:r>
+      <w:proofErr w:type="spellEnd"/>
+      <w:r>
+        <w:t xml:space="preserve"> </w:t>
+      </w:r>
+      <w:proofErr w:type="spellStart"/>
+      <w:r>
+        <w:t>tác</w:t>
+      </w:r>
+      <w:proofErr w:type="spellEnd"/>
+      <w:r>
+        <w:t xml:space="preserve"> </w:t>
+      </w:r>
+      <w:proofErr w:type="spellStart"/>
+      <w:r>
+        <w:t>với</w:t>
+      </w:r>
+      <w:proofErr w:type="spellEnd"/>
+      <w:r>
+        <w:t xml:space="preserve"> </w:t>
+      </w:r>
+      <w:proofErr w:type="spellStart"/>
+      <w:r>
+        <w:t>hệ</w:t>
+      </w:r>
+      <w:proofErr w:type="spellEnd"/>
+      <w:r>
+        <w:t xml:space="preserve"> </w:t>
+      </w:r>
+      <w:proofErr w:type="spellStart"/>
+      <w:r>
+        <w:t>thống</w:t>
+      </w:r>
+      <w:proofErr w:type="spellEnd"/>
+      <w:r>
+        <w:t xml:space="preserve">, bao </w:t>
+      </w:r>
+      <w:proofErr w:type="spellStart"/>
+      <w:r>
+        <w:t>gồm</w:t>
+      </w:r>
+      <w:proofErr w:type="spellEnd"/>
+      <w:r>
+        <w:t>:</w:t>
       </w:r>
     </w:p>
     <w:p>
@@ -2141,8 +7803,61 @@
         <w:ind w:left="1701" w:hanging="425"/>
       </w:pPr>
       <w:r>
-        <w:t>Xem bản đồ và vị trí hiện tại</w:t>
-      </w:r>
+        <w:t xml:space="preserve">Xem </w:t>
+      </w:r>
+      <w:proofErr w:type="spellStart"/>
+      <w:r>
+        <w:t>bản</w:t>
+      </w:r>
+      <w:proofErr w:type="spellEnd"/>
+      <w:r>
+        <w:t xml:space="preserve"> </w:t>
+      </w:r>
+      <w:proofErr w:type="spellStart"/>
+      <w:r>
+        <w:t>đồ</w:t>
+      </w:r>
+      <w:proofErr w:type="spellEnd"/>
+      <w:r>
+        <w:t xml:space="preserve"> </w:t>
+      </w:r>
+      <w:proofErr w:type="spellStart"/>
+      <w:r>
+        <w:t>và</w:t>
+      </w:r>
+      <w:proofErr w:type="spellEnd"/>
+      <w:r>
+        <w:t xml:space="preserve"> </w:t>
+      </w:r>
+      <w:proofErr w:type="spellStart"/>
+      <w:r>
+        <w:t>vị</w:t>
+      </w:r>
+      <w:proofErr w:type="spellEnd"/>
+      <w:r>
+        <w:t xml:space="preserve"> </w:t>
+      </w:r>
+      <w:proofErr w:type="spellStart"/>
+      <w:r>
+        <w:t>trí</w:t>
+      </w:r>
+      <w:proofErr w:type="spellEnd"/>
+      <w:r>
+        <w:t xml:space="preserve"> </w:t>
+      </w:r>
+      <w:proofErr w:type="spellStart"/>
+      <w:r>
+        <w:t>hiện</w:t>
+      </w:r>
+      <w:proofErr w:type="spellEnd"/>
+      <w:r>
+        <w:t xml:space="preserve"> </w:t>
+      </w:r>
+      <w:proofErr w:type="spellStart"/>
+      <w:r>
+        <w:t>tại</w:t>
+      </w:r>
+      <w:proofErr w:type="spellEnd"/>
       <w:r>
         <w:t>.</w:t>
       </w:r>
@@ -2157,8 +7872,61 @@
         <w:ind w:left="1701" w:hanging="425"/>
       </w:pPr>
       <w:r>
-        <w:t>Xem danh sách và chi tiết các hàng quán</w:t>
-      </w:r>
+        <w:t xml:space="preserve">Xem </w:t>
+      </w:r>
+      <w:proofErr w:type="spellStart"/>
+      <w:r>
+        <w:t>danh</w:t>
+      </w:r>
+      <w:proofErr w:type="spellEnd"/>
+      <w:r>
+        <w:t xml:space="preserve"> </w:t>
+      </w:r>
+      <w:proofErr w:type="spellStart"/>
+      <w:r>
+        <w:t>sách</w:t>
+      </w:r>
+      <w:proofErr w:type="spellEnd"/>
+      <w:r>
+        <w:t xml:space="preserve"> </w:t>
+      </w:r>
+      <w:proofErr w:type="spellStart"/>
+      <w:r>
+        <w:t>và</w:t>
+      </w:r>
+      <w:proofErr w:type="spellEnd"/>
+      <w:r>
+        <w:t xml:space="preserve"> chi </w:t>
+      </w:r>
+      <w:proofErr w:type="spellStart"/>
+      <w:r>
+        <w:t>tiết</w:t>
+      </w:r>
+      <w:proofErr w:type="spellEnd"/>
+      <w:r>
+        <w:t xml:space="preserve"> </w:t>
+      </w:r>
+      <w:proofErr w:type="spellStart"/>
+      <w:r>
+        <w:t>các</w:t>
+      </w:r>
+      <w:proofErr w:type="spellEnd"/>
+      <w:r>
+        <w:t xml:space="preserve"> </w:t>
+      </w:r>
+      <w:proofErr w:type="spellStart"/>
+      <w:r>
+        <w:t>hàng</w:t>
+      </w:r>
+      <w:proofErr w:type="spellEnd"/>
+      <w:r>
+        <w:t xml:space="preserve"> </w:t>
+      </w:r>
+      <w:proofErr w:type="spellStart"/>
+      <w:r>
+        <w:t>quán</w:t>
+      </w:r>
+      <w:proofErr w:type="spellEnd"/>
       <w:r>
         <w:t>.</w:t>
       </w:r>
@@ -2172,9 +7940,35 @@
         </w:numPr>
         <w:ind w:left="1701" w:hanging="425"/>
       </w:pPr>
-      <w:r>
-        <w:t>Lựa chọn ngôn ngữ</w:t>
-      </w:r>
+      <w:proofErr w:type="spellStart"/>
+      <w:r>
+        <w:t>Lựa</w:t>
+      </w:r>
+      <w:proofErr w:type="spellEnd"/>
+      <w:r>
+        <w:t xml:space="preserve"> </w:t>
+      </w:r>
+      <w:proofErr w:type="spellStart"/>
+      <w:r>
+        <w:t>chọn</w:t>
+      </w:r>
+      <w:proofErr w:type="spellEnd"/>
+      <w:r>
+        <w:t xml:space="preserve"> </w:t>
+      </w:r>
+      <w:proofErr w:type="spellStart"/>
+      <w:r>
+        <w:t>ngôn</w:t>
+      </w:r>
+      <w:proofErr w:type="spellEnd"/>
+      <w:r>
+        <w:t xml:space="preserve"> </w:t>
+      </w:r>
+      <w:proofErr w:type="spellStart"/>
+      <w:r>
+        <w:t>ngữ</w:t>
+      </w:r>
+      <w:proofErr w:type="spellEnd"/>
       <w:r>
         <w:t>.</w:t>
       </w:r>
@@ -2189,9 +7983,37 @@
         <w:ind w:left="1701" w:hanging="425"/>
       </w:pPr>
       <w:r>
-        <w:lastRenderedPageBreak/>
-        <w:t>Nghe thuyết minh tự động</w:t>
-      </w:r>
+        <w:t xml:space="preserve">Nghe </w:t>
+      </w:r>
+      <w:proofErr w:type="spellStart"/>
+      <w:r>
+        <w:t>thuyết</w:t>
+      </w:r>
+      <w:proofErr w:type="spellEnd"/>
+      <w:r>
+        <w:t xml:space="preserve"> </w:t>
+      </w:r>
+      <w:proofErr w:type="spellStart"/>
+      <w:r>
+        <w:t>minh</w:t>
+      </w:r>
+      <w:proofErr w:type="spellEnd"/>
+      <w:r>
+        <w:t xml:space="preserve"> </w:t>
+      </w:r>
+      <w:proofErr w:type="spellStart"/>
+      <w:r>
+        <w:t>tự</w:t>
+      </w:r>
+      <w:proofErr w:type="spellEnd"/>
+      <w:r>
+        <w:t xml:space="preserve"> </w:t>
+      </w:r>
+      <w:proofErr w:type="spellStart"/>
+      <w:r>
+        <w:t>động</w:t>
+      </w:r>
+      <w:proofErr w:type="spellEnd"/>
       <w:r>
         <w:t>.</w:t>
       </w:r>
@@ -2205,11 +8027,61 @@
         </w:numPr>
         <w:ind w:left="1701" w:hanging="425"/>
       </w:pPr>
-      <w:r>
-        <w:t>Quét mã QR để truy cập nhanh thông tin</w:t>
-      </w:r>
-      <w:r>
-        <w:t>.</w:t>
+      <w:proofErr w:type="spellStart"/>
+      <w:r>
+        <w:t>Quét</w:t>
+      </w:r>
+      <w:proofErr w:type="spellEnd"/>
+      <w:r>
+        <w:t xml:space="preserve"> </w:t>
+      </w:r>
+      <w:proofErr w:type="spellStart"/>
+      <w:r>
+        <w:t>mã</w:t>
+      </w:r>
+      <w:proofErr w:type="spellEnd"/>
+      <w:r>
+        <w:t xml:space="preserve"> QR </w:t>
+      </w:r>
+      <w:proofErr w:type="spellStart"/>
+      <w:r>
+        <w:t>để</w:t>
+      </w:r>
+      <w:proofErr w:type="spellEnd"/>
+      <w:r>
+        <w:t xml:space="preserve"> </w:t>
+      </w:r>
+      <w:proofErr w:type="spellStart"/>
+      <w:r>
+        <w:t>truy</w:t>
+      </w:r>
+      <w:proofErr w:type="spellEnd"/>
+      <w:r>
+        <w:t xml:space="preserve"> </w:t>
+      </w:r>
+      <w:proofErr w:type="spellStart"/>
+      <w:r>
+        <w:t>cập</w:t>
+      </w:r>
+      <w:proofErr w:type="spellEnd"/>
+      <w:r>
+        <w:t xml:space="preserve"> </w:t>
+      </w:r>
+      <w:proofErr w:type="spellStart"/>
+      <w:r>
+        <w:t>nhanh</w:t>
+      </w:r>
+      <w:proofErr w:type="spellEnd"/>
+      <w:r>
+        <w:t xml:space="preserve"> </w:t>
+      </w:r>
+      <w:proofErr w:type="spellStart"/>
+      <w:r>
+        <w:t>thông</w:t>
+      </w:r>
+      <w:proofErr w:type="spellEnd"/>
+      <w:r>
+        <w:t xml:space="preserve"> tin.</w:t>
       </w:r>
     </w:p>
     <w:p>
@@ -2221,8 +8093,117 @@
         </w:numPr>
         <w:ind w:left="1276" w:hanging="283"/>
       </w:pPr>
-      <w:r>
-        <w:t>Ứng dụng sử dụng GPS của thiết bị để xác định vị trí người dùng.</w:t>
+      <w:proofErr w:type="spellStart"/>
+      <w:r>
+        <w:t>Ứng</w:t>
+      </w:r>
+      <w:proofErr w:type="spellEnd"/>
+      <w:r>
+        <w:t xml:space="preserve"> </w:t>
+      </w:r>
+      <w:proofErr w:type="spellStart"/>
+      <w:r>
+        <w:t>dụng</w:t>
+      </w:r>
+      <w:proofErr w:type="spellEnd"/>
+      <w:r>
+        <w:t xml:space="preserve"> </w:t>
+      </w:r>
+      <w:proofErr w:type="spellStart"/>
+      <w:r>
+        <w:t>sử</w:t>
+      </w:r>
+      <w:proofErr w:type="spellEnd"/>
+      <w:r>
+        <w:t xml:space="preserve"> </w:t>
+      </w:r>
+      <w:proofErr w:type="spellStart"/>
+      <w:r>
+        <w:t>dụng</w:t>
+      </w:r>
+      <w:proofErr w:type="spellEnd"/>
+      <w:r>
+        <w:t xml:space="preserve"> GPS </w:t>
+      </w:r>
+      <w:proofErr w:type="spellStart"/>
+      <w:r>
+        <w:t>của</w:t>
+      </w:r>
+      <w:proofErr w:type="spellEnd"/>
+      <w:r>
+        <w:t xml:space="preserve"> </w:t>
+      </w:r>
+      <w:proofErr w:type="spellStart"/>
+      <w:r>
+        <w:t>thiết</w:t>
+      </w:r>
+      <w:proofErr w:type="spellEnd"/>
+      <w:r>
+        <w:t xml:space="preserve"> </w:t>
+      </w:r>
+      <w:proofErr w:type="spellStart"/>
+      <w:r>
+        <w:t>bị</w:t>
+      </w:r>
+      <w:proofErr w:type="spellEnd"/>
+      <w:r>
+        <w:t xml:space="preserve"> </w:t>
+      </w:r>
+      <w:proofErr w:type="spellStart"/>
+      <w:r>
+        <w:t>để</w:t>
+      </w:r>
+      <w:proofErr w:type="spellEnd"/>
+      <w:r>
+        <w:t xml:space="preserve"> </w:t>
+      </w:r>
+      <w:proofErr w:type="spellStart"/>
+      <w:r>
+        <w:t>xác</w:t>
+      </w:r>
+      <w:proofErr w:type="spellEnd"/>
+      <w:r>
+        <w:t xml:space="preserve"> </w:t>
+      </w:r>
+      <w:proofErr w:type="spellStart"/>
+      <w:r>
+        <w:t>định</w:t>
+      </w:r>
+      <w:proofErr w:type="spellEnd"/>
+      <w:r>
+        <w:t xml:space="preserve"> </w:t>
+      </w:r>
+      <w:proofErr w:type="spellStart"/>
+      <w:r>
+        <w:t>vị</w:t>
+      </w:r>
+      <w:proofErr w:type="spellEnd"/>
+      <w:r>
+        <w:t xml:space="preserve"> </w:t>
+      </w:r>
+      <w:proofErr w:type="spellStart"/>
+      <w:r>
+        <w:t>trí</w:t>
+      </w:r>
+      <w:proofErr w:type="spellEnd"/>
+      <w:r>
+        <w:t xml:space="preserve"> </w:t>
+      </w:r>
+      <w:proofErr w:type="spellStart"/>
+      <w:r>
+        <w:t>người</w:t>
+      </w:r>
+      <w:proofErr w:type="spellEnd"/>
+      <w:r>
+        <w:t xml:space="preserve"> </w:t>
+      </w:r>
+      <w:proofErr w:type="spellStart"/>
+      <w:r>
+        <w:t>dùng</w:t>
+      </w:r>
+      <w:proofErr w:type="spellEnd"/>
+      <w:r>
+        <w:t>.</w:t>
       </w:r>
     </w:p>
     <w:p>
@@ -2234,8 +8215,101 @@
         </w:numPr>
         <w:ind w:left="1276" w:hanging="283"/>
       </w:pPr>
-      <w:r>
-        <w:t>Gửi yêu cầu đến backend thông qua API và hiển thị dữ liệu nhận được.</w:t>
+      <w:proofErr w:type="spellStart"/>
+      <w:r>
+        <w:t>Gửi</w:t>
+      </w:r>
+      <w:proofErr w:type="spellEnd"/>
+      <w:r>
+        <w:t xml:space="preserve"> </w:t>
+      </w:r>
+      <w:proofErr w:type="spellStart"/>
+      <w:r>
+        <w:t>yêu</w:t>
+      </w:r>
+      <w:proofErr w:type="spellEnd"/>
+      <w:r>
+        <w:t xml:space="preserve"> </w:t>
+      </w:r>
+      <w:proofErr w:type="spellStart"/>
+      <w:r>
+        <w:t>cầu</w:t>
+      </w:r>
+      <w:proofErr w:type="spellEnd"/>
+      <w:r>
+        <w:t xml:space="preserve"> </w:t>
+      </w:r>
+      <w:proofErr w:type="spellStart"/>
+      <w:r>
+        <w:t>đến</w:t>
+      </w:r>
+      <w:proofErr w:type="spellEnd"/>
+      <w:r>
+        <w:t xml:space="preserve"> backend </w:t>
+      </w:r>
+      <w:proofErr w:type="spellStart"/>
+      <w:r>
+        <w:t>thông</w:t>
+      </w:r>
+      <w:proofErr w:type="spellEnd"/>
+      <w:r>
+        <w:t xml:space="preserve"> qua API </w:t>
+      </w:r>
+      <w:proofErr w:type="spellStart"/>
+      <w:r>
+        <w:t>và</w:t>
+      </w:r>
+      <w:proofErr w:type="spellEnd"/>
+      <w:r>
+        <w:t xml:space="preserve"> </w:t>
+      </w:r>
+      <w:proofErr w:type="spellStart"/>
+      <w:r>
+        <w:t>hiển</w:t>
+      </w:r>
+      <w:proofErr w:type="spellEnd"/>
+      <w:r>
+        <w:t xml:space="preserve"> </w:t>
+      </w:r>
+      <w:proofErr w:type="spellStart"/>
+      <w:r>
+        <w:t>thị</w:t>
+      </w:r>
+      <w:proofErr w:type="spellEnd"/>
+      <w:r>
+        <w:t xml:space="preserve"> </w:t>
+      </w:r>
+      <w:proofErr w:type="spellStart"/>
+      <w:r>
+        <w:t>dữ</w:t>
+      </w:r>
+      <w:proofErr w:type="spellEnd"/>
+      <w:r>
+        <w:t xml:space="preserve"> </w:t>
+      </w:r>
+      <w:proofErr w:type="spellStart"/>
+      <w:r>
+        <w:t>liệu</w:t>
+      </w:r>
+      <w:proofErr w:type="spellEnd"/>
+      <w:r>
+        <w:t xml:space="preserve"> </w:t>
+      </w:r>
+      <w:proofErr w:type="spellStart"/>
+      <w:r>
+        <w:t>nhận</w:t>
+      </w:r>
+      <w:proofErr w:type="spellEnd"/>
+      <w:r>
+        <w:t xml:space="preserve"> </w:t>
+      </w:r>
+      <w:proofErr w:type="spellStart"/>
+      <w:r>
+        <w:t>được</w:t>
+      </w:r>
+      <w:proofErr w:type="spellEnd"/>
+      <w:r>
+        <w:t>.</w:t>
       </w:r>
     </w:p>
     <w:p>
@@ -2256,7 +8330,47 @@
         <w:ind w:left="1276" w:hanging="283"/>
       </w:pPr>
       <w:r>
-        <w:t xml:space="preserve">Backend được xây dựng dưới dạng </w:t>
+        <w:t xml:space="preserve">Backend </w:t>
+      </w:r>
+      <w:proofErr w:type="spellStart"/>
+      <w:r>
+        <w:t>được</w:t>
+      </w:r>
+      <w:proofErr w:type="spellEnd"/>
+      <w:r>
+        <w:t xml:space="preserve"> </w:t>
+      </w:r>
+      <w:proofErr w:type="spellStart"/>
+      <w:r>
+        <w:t>xây</w:t>
+      </w:r>
+      <w:proofErr w:type="spellEnd"/>
+      <w:r>
+        <w:t xml:space="preserve"> </w:t>
+      </w:r>
+      <w:proofErr w:type="spellStart"/>
+      <w:r>
+        <w:t>dựng</w:t>
+      </w:r>
+      <w:proofErr w:type="spellEnd"/>
+      <w:r>
+        <w:t xml:space="preserve"> </w:t>
+      </w:r>
+      <w:proofErr w:type="spellStart"/>
+      <w:r>
+        <w:t>dưới</w:t>
+      </w:r>
+      <w:proofErr w:type="spellEnd"/>
+      <w:r>
+        <w:t xml:space="preserve"> </w:t>
+      </w:r>
+      <w:proofErr w:type="spellStart"/>
+      <w:r>
+        <w:t>dạng</w:t>
+      </w:r>
+      <w:proofErr w:type="spellEnd"/>
+      <w:r>
+        <w:t xml:space="preserve"> </w:t>
       </w:r>
       <w:r>
         <w:rPr>
@@ -2265,7 +8379,79 @@
         <w:t>Web API</w:t>
       </w:r>
       <w:r>
-        <w:t xml:space="preserve"> để xử lý và cung cấp dữ liệu cho mobile app.</w:t>
+        <w:t xml:space="preserve"> </w:t>
+      </w:r>
+      <w:proofErr w:type="spellStart"/>
+      <w:r>
+        <w:t>để</w:t>
+      </w:r>
+      <w:proofErr w:type="spellEnd"/>
+      <w:r>
+        <w:t xml:space="preserve"> </w:t>
+      </w:r>
+      <w:proofErr w:type="spellStart"/>
+      <w:r>
+        <w:t>xử</w:t>
+      </w:r>
+      <w:proofErr w:type="spellEnd"/>
+      <w:r>
+        <w:t xml:space="preserve"> </w:t>
+      </w:r>
+      <w:proofErr w:type="spellStart"/>
+      <w:r>
+        <w:t>lý</w:t>
+      </w:r>
+      <w:proofErr w:type="spellEnd"/>
+      <w:r>
+        <w:t xml:space="preserve"> </w:t>
+      </w:r>
+      <w:proofErr w:type="spellStart"/>
+      <w:r>
+        <w:t>và</w:t>
+      </w:r>
+      <w:proofErr w:type="spellEnd"/>
+      <w:r>
+        <w:t xml:space="preserve"> </w:t>
+      </w:r>
+      <w:proofErr w:type="spellStart"/>
+      <w:r>
+        <w:t>cung</w:t>
+      </w:r>
+      <w:proofErr w:type="spellEnd"/>
+      <w:r>
+        <w:t xml:space="preserve"> </w:t>
+      </w:r>
+      <w:proofErr w:type="spellStart"/>
+      <w:r>
+        <w:t>cấp</w:t>
+      </w:r>
+      <w:proofErr w:type="spellEnd"/>
+      <w:r>
+        <w:t xml:space="preserve"> </w:t>
+      </w:r>
+      <w:proofErr w:type="spellStart"/>
+      <w:r>
+        <w:t>dữ</w:t>
+      </w:r>
+      <w:proofErr w:type="spellEnd"/>
+      <w:r>
+        <w:t xml:space="preserve"> </w:t>
+      </w:r>
+      <w:proofErr w:type="spellStart"/>
+      <w:r>
+        <w:t>liệu</w:t>
+      </w:r>
+      <w:proofErr w:type="spellEnd"/>
+      <w:r>
+        <w:t xml:space="preserve"> </w:t>
+      </w:r>
+      <w:proofErr w:type="spellStart"/>
+      <w:r>
+        <w:t>cho</w:t>
+      </w:r>
+      <w:proofErr w:type="spellEnd"/>
+      <w:r>
+        <w:t xml:space="preserve"> mobile app.</w:t>
       </w:r>
     </w:p>
     <w:p>
@@ -2277,8 +8463,109 @@
         </w:numPr>
         <w:ind w:left="1276" w:hanging="283"/>
       </w:pPr>
-      <w:r>
-        <w:t>Tiếp nhận các yêu cầu từ frontend và trả về dữ liệu phù hợp.</w:t>
+      <w:proofErr w:type="spellStart"/>
+      <w:r>
+        <w:t>Tiếp</w:t>
+      </w:r>
+      <w:proofErr w:type="spellEnd"/>
+      <w:r>
+        <w:t xml:space="preserve"> </w:t>
+      </w:r>
+      <w:proofErr w:type="spellStart"/>
+      <w:r>
+        <w:t>nhận</w:t>
+      </w:r>
+      <w:proofErr w:type="spellEnd"/>
+      <w:r>
+        <w:t xml:space="preserve"> </w:t>
+      </w:r>
+      <w:proofErr w:type="spellStart"/>
+      <w:r>
+        <w:t>các</w:t>
+      </w:r>
+      <w:proofErr w:type="spellEnd"/>
+      <w:r>
+        <w:t xml:space="preserve"> </w:t>
+      </w:r>
+      <w:proofErr w:type="spellStart"/>
+      <w:r>
+        <w:t>yêu</w:t>
+      </w:r>
+      <w:proofErr w:type="spellEnd"/>
+      <w:r>
+        <w:t xml:space="preserve"> </w:t>
+      </w:r>
+      <w:proofErr w:type="spellStart"/>
+      <w:r>
+        <w:t>cầu</w:t>
+      </w:r>
+      <w:proofErr w:type="spellEnd"/>
+      <w:r>
+        <w:t xml:space="preserve"> </w:t>
+      </w:r>
+      <w:proofErr w:type="spellStart"/>
+      <w:r>
+        <w:t>từ</w:t>
+      </w:r>
+      <w:proofErr w:type="spellEnd"/>
+      <w:r>
+        <w:t xml:space="preserve"> frontend </w:t>
+      </w:r>
+      <w:proofErr w:type="spellStart"/>
+      <w:r>
+        <w:t>và</w:t>
+      </w:r>
+      <w:proofErr w:type="spellEnd"/>
+      <w:r>
+        <w:t xml:space="preserve"> </w:t>
+      </w:r>
+      <w:proofErr w:type="spellStart"/>
+      <w:r>
+        <w:t>trả</w:t>
+      </w:r>
+      <w:proofErr w:type="spellEnd"/>
+      <w:r>
+        <w:t xml:space="preserve"> </w:t>
+      </w:r>
+      <w:proofErr w:type="spellStart"/>
+      <w:r>
+        <w:t>về</w:t>
+      </w:r>
+      <w:proofErr w:type="spellEnd"/>
+      <w:r>
+        <w:t xml:space="preserve"> </w:t>
+      </w:r>
+      <w:proofErr w:type="spellStart"/>
+      <w:r>
+        <w:t>dữ</w:t>
+      </w:r>
+      <w:proofErr w:type="spellEnd"/>
+      <w:r>
+        <w:t xml:space="preserve"> </w:t>
+      </w:r>
+      <w:proofErr w:type="spellStart"/>
+      <w:r>
+        <w:t>liệu</w:t>
+      </w:r>
+      <w:proofErr w:type="spellEnd"/>
+      <w:r>
+        <w:t xml:space="preserve"> </w:t>
+      </w:r>
+      <w:proofErr w:type="spellStart"/>
+      <w:r>
+        <w:t>phù</w:t>
+      </w:r>
+      <w:proofErr w:type="spellEnd"/>
+      <w:r>
+        <w:t xml:space="preserve"> </w:t>
+      </w:r>
+      <w:proofErr w:type="spellStart"/>
+      <w:r>
+        <w:t>hợp</w:t>
+      </w:r>
+      <w:proofErr w:type="spellEnd"/>
+      <w:r>
+        <w:t>.</w:t>
       </w:r>
     </w:p>
     <w:p>
@@ -2290,8 +8577,53 @@
         </w:numPr>
         <w:ind w:left="1276" w:hanging="283"/>
       </w:pPr>
-      <w:r>
-        <w:t>Thực hiện các chức năng chính:</w:t>
+      <w:proofErr w:type="spellStart"/>
+      <w:r>
+        <w:t>Thực</w:t>
+      </w:r>
+      <w:proofErr w:type="spellEnd"/>
+      <w:r>
+        <w:t xml:space="preserve"> </w:t>
+      </w:r>
+      <w:proofErr w:type="spellStart"/>
+      <w:r>
+        <w:t>hiện</w:t>
+      </w:r>
+      <w:proofErr w:type="spellEnd"/>
+      <w:r>
+        <w:t xml:space="preserve"> </w:t>
+      </w:r>
+      <w:proofErr w:type="spellStart"/>
+      <w:r>
+        <w:t>các</w:t>
+      </w:r>
+      <w:proofErr w:type="spellEnd"/>
+      <w:r>
+        <w:t xml:space="preserve"> </w:t>
+      </w:r>
+      <w:proofErr w:type="spellStart"/>
+      <w:r>
+        <w:t>chức</w:t>
+      </w:r>
+      <w:proofErr w:type="spellEnd"/>
+      <w:r>
+        <w:t xml:space="preserve"> </w:t>
+      </w:r>
+      <w:proofErr w:type="spellStart"/>
+      <w:r>
+        <w:t>năng</w:t>
+      </w:r>
+      <w:proofErr w:type="spellEnd"/>
+      <w:r>
+        <w:t xml:space="preserve"> </w:t>
+      </w:r>
+      <w:proofErr w:type="spellStart"/>
+      <w:r>
+        <w:t>chính</w:t>
+      </w:r>
+      <w:proofErr w:type="spellEnd"/>
+      <w:r>
+        <w:t>:</w:t>
       </w:r>
     </w:p>
     <w:p>
@@ -2303,8 +8635,101 @@
         </w:numPr>
         <w:ind w:left="1701" w:hanging="425"/>
       </w:pPr>
-      <w:r>
-        <w:t>Xử lý các yêu cầu từ mobile app và trả dữ liệu phù hợp.</w:t>
+      <w:proofErr w:type="spellStart"/>
+      <w:r>
+        <w:t>Xử</w:t>
+      </w:r>
+      <w:proofErr w:type="spellEnd"/>
+      <w:r>
+        <w:t xml:space="preserve"> </w:t>
+      </w:r>
+      <w:proofErr w:type="spellStart"/>
+      <w:r>
+        <w:t>lý</w:t>
+      </w:r>
+      <w:proofErr w:type="spellEnd"/>
+      <w:r>
+        <w:t xml:space="preserve"> </w:t>
+      </w:r>
+      <w:proofErr w:type="spellStart"/>
+      <w:r>
+        <w:t>các</w:t>
+      </w:r>
+      <w:proofErr w:type="spellEnd"/>
+      <w:r>
+        <w:t xml:space="preserve"> </w:t>
+      </w:r>
+      <w:proofErr w:type="spellStart"/>
+      <w:r>
+        <w:t>yêu</w:t>
+      </w:r>
+      <w:proofErr w:type="spellEnd"/>
+      <w:r>
+        <w:t xml:space="preserve"> </w:t>
+      </w:r>
+      <w:proofErr w:type="spellStart"/>
+      <w:r>
+        <w:t>cầu</w:t>
+      </w:r>
+      <w:proofErr w:type="spellEnd"/>
+      <w:r>
+        <w:t xml:space="preserve"> </w:t>
+      </w:r>
+      <w:proofErr w:type="spellStart"/>
+      <w:r>
+        <w:t>từ</w:t>
+      </w:r>
+      <w:proofErr w:type="spellEnd"/>
+      <w:r>
+        <w:t xml:space="preserve"> mobile app </w:t>
+      </w:r>
+      <w:proofErr w:type="spellStart"/>
+      <w:r>
+        <w:t>và</w:t>
+      </w:r>
+      <w:proofErr w:type="spellEnd"/>
+      <w:r>
+        <w:t xml:space="preserve"> </w:t>
+      </w:r>
+      <w:proofErr w:type="spellStart"/>
+      <w:r>
+        <w:t>trả</w:t>
+      </w:r>
+      <w:proofErr w:type="spellEnd"/>
+      <w:r>
+        <w:t xml:space="preserve"> </w:t>
+      </w:r>
+      <w:proofErr w:type="spellStart"/>
+      <w:r>
+        <w:t>dữ</w:t>
+      </w:r>
+      <w:proofErr w:type="spellEnd"/>
+      <w:r>
+        <w:t xml:space="preserve"> </w:t>
+      </w:r>
+      <w:proofErr w:type="spellStart"/>
+      <w:r>
+        <w:t>liệu</w:t>
+      </w:r>
+      <w:proofErr w:type="spellEnd"/>
+      <w:r>
+        <w:t xml:space="preserve"> </w:t>
+      </w:r>
+      <w:proofErr w:type="spellStart"/>
+      <w:r>
+        <w:t>phù</w:t>
+      </w:r>
+      <w:proofErr w:type="spellEnd"/>
+      <w:r>
+        <w:t xml:space="preserve"> </w:t>
+      </w:r>
+      <w:proofErr w:type="spellStart"/>
+      <w:r>
+        <w:t>hợp</w:t>
+      </w:r>
+      <w:proofErr w:type="spellEnd"/>
+      <w:r>
+        <w:t>.</w:t>
       </w:r>
     </w:p>
     <w:p>
@@ -2316,11 +8741,56 @@
         </w:numPr>
         <w:ind w:left="1701" w:hanging="425"/>
       </w:pPr>
-      <w:r>
-        <w:t>Thêm, xóa, sử</w:t>
-      </w:r>
-      <w:r>
-        <w:t>a thông tin hàng quán (POIs)</w:t>
+      <w:proofErr w:type="spellStart"/>
+      <w:r>
+        <w:t>Thêm</w:t>
+      </w:r>
+      <w:proofErr w:type="spellEnd"/>
+      <w:r>
+        <w:t xml:space="preserve">, </w:t>
+      </w:r>
+      <w:proofErr w:type="spellStart"/>
+      <w:r>
+        <w:t>xóa</w:t>
+      </w:r>
+      <w:proofErr w:type="spellEnd"/>
+      <w:r>
+        <w:t xml:space="preserve">, </w:t>
+      </w:r>
+      <w:proofErr w:type="spellStart"/>
+      <w:r>
+        <w:t>sử</w:t>
+      </w:r>
+      <w:r>
+        <w:t>a</w:t>
+      </w:r>
+      <w:proofErr w:type="spellEnd"/>
+      <w:r>
+        <w:t xml:space="preserve"> </w:t>
+      </w:r>
+      <w:proofErr w:type="spellStart"/>
+      <w:r>
+        <w:t>thông</w:t>
+      </w:r>
+      <w:proofErr w:type="spellEnd"/>
+      <w:r>
+        <w:t xml:space="preserve"> tin </w:t>
+      </w:r>
+      <w:proofErr w:type="spellStart"/>
+      <w:r>
+        <w:t>hàng</w:t>
+      </w:r>
+      <w:proofErr w:type="spellEnd"/>
+      <w:r>
+        <w:t xml:space="preserve"> </w:t>
+      </w:r>
+      <w:proofErr w:type="spellStart"/>
+      <w:r>
+        <w:t>quán</w:t>
+      </w:r>
+      <w:proofErr w:type="spellEnd"/>
+      <w:r>
+        <w:t xml:space="preserve"> (POIs)</w:t>
       </w:r>
       <w:r>
         <w:t>.</w:t>
@@ -2345,8 +8815,37 @@
         </w:numPr>
         <w:ind w:left="1276" w:hanging="283"/>
       </w:pPr>
-      <w:r>
-        <w:t xml:space="preserve">Hệ thống sử dụng </w:t>
+      <w:proofErr w:type="spellStart"/>
+      <w:r>
+        <w:t>Hệ</w:t>
+      </w:r>
+      <w:proofErr w:type="spellEnd"/>
+      <w:r>
+        <w:t xml:space="preserve"> </w:t>
+      </w:r>
+      <w:proofErr w:type="spellStart"/>
+      <w:r>
+        <w:t>thống</w:t>
+      </w:r>
+      <w:proofErr w:type="spellEnd"/>
+      <w:r>
+        <w:t xml:space="preserve"> </w:t>
+      </w:r>
+      <w:proofErr w:type="spellStart"/>
+      <w:r>
+        <w:t>sử</w:t>
+      </w:r>
+      <w:proofErr w:type="spellEnd"/>
+      <w:r>
+        <w:t xml:space="preserve"> </w:t>
+      </w:r>
+      <w:proofErr w:type="spellStart"/>
+      <w:r>
+        <w:t>dụng</w:t>
+      </w:r>
+      <w:proofErr w:type="spellEnd"/>
+      <w:r>
+        <w:t xml:space="preserve"> </w:t>
       </w:r>
       <w:r>
         <w:rPr>
@@ -2355,13 +8854,66 @@
         <w:t>MongoDB</w:t>
       </w:r>
       <w:r>
-        <w:t xml:space="preserve"> để lưu trữ dữ liệ</w:t>
-      </w:r>
-      <w:r>
-        <w:t>u dưới dạ</w:t>
-      </w:r>
-      <w:r>
-        <w:t>ng document (NoSQL)</w:t>
+        <w:t xml:space="preserve"> </w:t>
+      </w:r>
+      <w:proofErr w:type="spellStart"/>
+      <w:r>
+        <w:t>để</w:t>
+      </w:r>
+      <w:proofErr w:type="spellEnd"/>
+      <w:r>
+        <w:t xml:space="preserve"> </w:t>
+      </w:r>
+      <w:proofErr w:type="spellStart"/>
+      <w:r>
+        <w:t>lưu</w:t>
+      </w:r>
+      <w:proofErr w:type="spellEnd"/>
+      <w:r>
+        <w:t xml:space="preserve"> </w:t>
+      </w:r>
+      <w:proofErr w:type="spellStart"/>
+      <w:r>
+        <w:t>trữ</w:t>
+      </w:r>
+      <w:proofErr w:type="spellEnd"/>
+      <w:r>
+        <w:t xml:space="preserve"> </w:t>
+      </w:r>
+      <w:proofErr w:type="spellStart"/>
+      <w:r>
+        <w:t>dữ</w:t>
+      </w:r>
+      <w:proofErr w:type="spellEnd"/>
+      <w:r>
+        <w:t xml:space="preserve"> </w:t>
+      </w:r>
+      <w:proofErr w:type="spellStart"/>
+      <w:r>
+        <w:t>liệu</w:t>
+      </w:r>
+      <w:proofErr w:type="spellEnd"/>
+      <w:r>
+        <w:t xml:space="preserve"> </w:t>
+      </w:r>
+      <w:proofErr w:type="spellStart"/>
+      <w:r>
+        <w:t>dưới</w:t>
+      </w:r>
+      <w:proofErr w:type="spellEnd"/>
+      <w:r>
+        <w:t xml:space="preserve"> </w:t>
+      </w:r>
+      <w:proofErr w:type="spellStart"/>
+      <w:r>
+        <w:t>dạ</w:t>
+      </w:r>
+      <w:r>
+        <w:t>ng</w:t>
+      </w:r>
+      <w:proofErr w:type="spellEnd"/>
+      <w:r>
+        <w:t xml:space="preserve"> document (NoSQL)</w:t>
       </w:r>
       <w:r>
         <w:t>.</w:t>
@@ -2377,7 +8929,48 @@
         <w:ind w:left="1276" w:hanging="283"/>
       </w:pPr>
       <w:r>
-        <w:t>Lưu thông tin các hàng quán (POIs), bao gồm:</w:t>
+        <w:lastRenderedPageBreak/>
+        <w:t xml:space="preserve">Lưu </w:t>
+      </w:r>
+      <w:proofErr w:type="spellStart"/>
+      <w:r>
+        <w:t>thông</w:t>
+      </w:r>
+      <w:proofErr w:type="spellEnd"/>
+      <w:r>
+        <w:t xml:space="preserve"> tin </w:t>
+      </w:r>
+      <w:proofErr w:type="spellStart"/>
+      <w:r>
+        <w:t>các</w:t>
+      </w:r>
+      <w:proofErr w:type="spellEnd"/>
+      <w:r>
+        <w:t xml:space="preserve"> </w:t>
+      </w:r>
+      <w:proofErr w:type="spellStart"/>
+      <w:r>
+        <w:t>hàng</w:t>
+      </w:r>
+      <w:proofErr w:type="spellEnd"/>
+      <w:r>
+        <w:t xml:space="preserve"> </w:t>
+      </w:r>
+      <w:proofErr w:type="spellStart"/>
+      <w:r>
+        <w:t>quán</w:t>
+      </w:r>
+      <w:proofErr w:type="spellEnd"/>
+      <w:r>
+        <w:t xml:space="preserve"> (POIs), bao </w:t>
+      </w:r>
+      <w:proofErr w:type="spellStart"/>
+      <w:r>
+        <w:t>gồm</w:t>
+      </w:r>
+      <w:proofErr w:type="spellEnd"/>
+      <w:r>
+        <w:t>:</w:t>
       </w:r>
     </w:p>
     <w:p>
@@ -2389,8 +8982,29 @@
         </w:numPr>
         <w:ind w:left="1701" w:hanging="425"/>
       </w:pPr>
-      <w:r>
-        <w:t>Mã hàng quán (_id).</w:t>
+      <w:proofErr w:type="spellStart"/>
+      <w:r>
+        <w:t>Mã</w:t>
+      </w:r>
+      <w:proofErr w:type="spellEnd"/>
+      <w:r>
+        <w:t xml:space="preserve"> </w:t>
+      </w:r>
+      <w:proofErr w:type="spellStart"/>
+      <w:r>
+        <w:t>hàng</w:t>
+      </w:r>
+      <w:proofErr w:type="spellEnd"/>
+      <w:r>
+        <w:t xml:space="preserve"> </w:t>
+      </w:r>
+      <w:proofErr w:type="spellStart"/>
+      <w:r>
+        <w:t>quán</w:t>
+      </w:r>
+      <w:proofErr w:type="spellEnd"/>
+      <w:r>
+        <w:t xml:space="preserve"> (_id).</w:t>
       </w:r>
     </w:p>
     <w:p>
@@ -2402,8 +9016,29 @@
         </w:numPr>
         <w:ind w:left="1701" w:hanging="425"/>
       </w:pPr>
-      <w:r>
-        <w:t>Tên hàng quán (name).</w:t>
+      <w:proofErr w:type="spellStart"/>
+      <w:r>
+        <w:t>Tên</w:t>
+      </w:r>
+      <w:proofErr w:type="spellEnd"/>
+      <w:r>
+        <w:t xml:space="preserve"> </w:t>
+      </w:r>
+      <w:proofErr w:type="spellStart"/>
+      <w:r>
+        <w:t>hàng</w:t>
+      </w:r>
+      <w:proofErr w:type="spellEnd"/>
+      <w:r>
+        <w:t xml:space="preserve"> </w:t>
+      </w:r>
+      <w:proofErr w:type="spellStart"/>
+      <w:r>
+        <w:t>quán</w:t>
+      </w:r>
+      <w:proofErr w:type="spellEnd"/>
+      <w:r>
+        <w:t xml:space="preserve"> (name).</w:t>
       </w:r>
     </w:p>
     <w:p>
@@ -2415,8 +9050,21 @@
         </w:numPr>
         <w:ind w:left="1701" w:hanging="425"/>
       </w:pPr>
-      <w:r>
-        <w:t>Địa chỉ (address).</w:t>
+      <w:proofErr w:type="spellStart"/>
+      <w:r>
+        <w:t>Địa</w:t>
+      </w:r>
+      <w:proofErr w:type="spellEnd"/>
+      <w:r>
+        <w:t xml:space="preserve"> </w:t>
+      </w:r>
+      <w:proofErr w:type="spellStart"/>
+      <w:r>
+        <w:t>chỉ</w:t>
+      </w:r>
+      <w:proofErr w:type="spellEnd"/>
+      <w:r>
+        <w:t xml:space="preserve"> (address).</w:t>
       </w:r>
     </w:p>
     <w:p>
@@ -2428,8 +9076,37 @@
         </w:numPr>
         <w:ind w:left="1701" w:hanging="425"/>
       </w:pPr>
-      <w:r>
-        <w:t>Tọa độ (lat, lng).</w:t>
+      <w:proofErr w:type="spellStart"/>
+      <w:r>
+        <w:t>Tọa</w:t>
+      </w:r>
+      <w:proofErr w:type="spellEnd"/>
+      <w:r>
+        <w:t xml:space="preserve"> </w:t>
+      </w:r>
+      <w:proofErr w:type="spellStart"/>
+      <w:r>
+        <w:t>độ</w:t>
+      </w:r>
+      <w:proofErr w:type="spellEnd"/>
+      <w:r>
+        <w:t xml:space="preserve"> (</w:t>
+      </w:r>
+      <w:proofErr w:type="spellStart"/>
+      <w:r>
+        <w:t>lat</w:t>
+      </w:r>
+      <w:proofErr w:type="spellEnd"/>
+      <w:r>
+        <w:t xml:space="preserve">, </w:t>
+      </w:r>
+      <w:proofErr w:type="spellStart"/>
+      <w:r>
+        <w:t>lng</w:t>
+      </w:r>
+      <w:proofErr w:type="spellEnd"/>
+      <w:r>
+        <w:t>).</w:t>
       </w:r>
     </w:p>
     <w:p>
@@ -2441,8 +9118,77 @@
         </w:numPr>
         <w:ind w:left="1701" w:hanging="425"/>
       </w:pPr>
-      <w:r>
-        <w:t>Dữ liệu được phiên dịch theo nhiều ngôn ngữ (localizations).</w:t>
+      <w:proofErr w:type="spellStart"/>
+      <w:r>
+        <w:t>Dữ</w:t>
+      </w:r>
+      <w:proofErr w:type="spellEnd"/>
+      <w:r>
+        <w:t xml:space="preserve"> </w:t>
+      </w:r>
+      <w:proofErr w:type="spellStart"/>
+      <w:r>
+        <w:t>liệu</w:t>
+      </w:r>
+      <w:proofErr w:type="spellEnd"/>
+      <w:r>
+        <w:t xml:space="preserve"> </w:t>
+      </w:r>
+      <w:proofErr w:type="spellStart"/>
+      <w:r>
+        <w:t>được</w:t>
+      </w:r>
+      <w:proofErr w:type="spellEnd"/>
+      <w:r>
+        <w:t xml:space="preserve"> </w:t>
+      </w:r>
+      <w:proofErr w:type="spellStart"/>
+      <w:r>
+        <w:t>phiên</w:t>
+      </w:r>
+      <w:proofErr w:type="spellEnd"/>
+      <w:r>
+        <w:t xml:space="preserve"> </w:t>
+      </w:r>
+      <w:proofErr w:type="spellStart"/>
+      <w:r>
+        <w:t>dịch</w:t>
+      </w:r>
+      <w:proofErr w:type="spellEnd"/>
+      <w:r>
+        <w:t xml:space="preserve"> </w:t>
+      </w:r>
+      <w:proofErr w:type="spellStart"/>
+      <w:r>
+        <w:t>theo</w:t>
+      </w:r>
+      <w:proofErr w:type="spellEnd"/>
+      <w:r>
+        <w:t xml:space="preserve"> </w:t>
+      </w:r>
+      <w:proofErr w:type="spellStart"/>
+      <w:r>
+        <w:t>nhiều</w:t>
+      </w:r>
+      <w:proofErr w:type="spellEnd"/>
+      <w:r>
+        <w:t xml:space="preserve"> </w:t>
+      </w:r>
+      <w:proofErr w:type="spellStart"/>
+      <w:r>
+        <w:t>ngôn</w:t>
+      </w:r>
+      <w:proofErr w:type="spellEnd"/>
+      <w:r>
+        <w:t xml:space="preserve"> </w:t>
+      </w:r>
+      <w:proofErr w:type="spellStart"/>
+      <w:r>
+        <w:t>ngữ</w:t>
+      </w:r>
+      <w:proofErr w:type="spellEnd"/>
+      <w:r>
+        <w:t xml:space="preserve"> (localizations).</w:t>
       </w:r>
     </w:p>
     <w:p>
@@ -2454,174 +9200,33 @@
         </w:numPr>
         <w:ind w:left="1701" w:hanging="425"/>
       </w:pPr>
-      <w:r>
-        <w:t>Ảnh quán (image).</w:t>
-      </w:r>
-    </w:p>
-    <w:p>
-      <w:r>
-        <w:lastRenderedPageBreak/>
+      <w:proofErr w:type="spellStart"/>
+      <w:r>
+        <w:t>Ảnh</w:t>
+      </w:r>
+      <w:proofErr w:type="spellEnd"/>
+      <w:r>
+        <w:t xml:space="preserve"> </w:t>
+      </w:r>
+      <w:proofErr w:type="spellStart"/>
+      <w:r>
+        <w:t>quán</w:t>
+      </w:r>
+      <w:proofErr w:type="spellEnd"/>
+      <w:r>
+        <w:t xml:space="preserve"> (image).</w:t>
+      </w:r>
+    </w:p>
+    <w:p>
+      <w:r>
+        <w:rPr>
+          <w:noProof/>
+        </w:rPr>
         <w:drawing>
           <wp:inline distT="0" distB="0" distL="0" distR="0" wp14:anchorId="38A7AC82" wp14:editId="4B4FABF4">
             <wp:extent cx="5972175" cy="3765550"/>
             <wp:effectExtent l="0" t="0" r="9525" b="6350"/>
             <wp:docPr id="7" name="Picture 7"/>
-            <wp:cNvGraphicFramePr>
-              <a:graphicFrameLocks xmlns:a="http://schemas.openxmlformats.org/drawingml/2006/main" noChangeAspect="1"/>
-            </wp:cNvGraphicFramePr>
-            <a:graphic xmlns:a="http://schemas.openxmlformats.org/drawingml/2006/main">
-              <a:graphicData uri="http://schemas.openxmlformats.org/drawingml/2006/picture">
-                <pic:pic xmlns:pic="http://schemas.openxmlformats.org/drawingml/2006/picture">
-                  <pic:nvPicPr>
-                    <pic:cNvPr id="1" name=""/>
-                    <pic:cNvPicPr/>
-                  </pic:nvPicPr>
-                  <pic:blipFill>
-                    <a:blip r:embed="rId10"/>
-                    <a:stretch>
-                      <a:fillRect/>
-                    </a:stretch>
-                  </pic:blipFill>
-                  <pic:spPr>
-                    <a:xfrm>
-                      <a:off x="0" y="0"/>
-                      <a:ext cx="5972175" cy="3765550"/>
-                    </a:xfrm>
-                    <a:prstGeom prst="rect">
-                      <a:avLst/>
-                    </a:prstGeom>
-                  </pic:spPr>
-                </pic:pic>
-              </a:graphicData>
-            </a:graphic>
-          </wp:inline>
-        </w:drawing>
-      </w:r>
-    </w:p>
-    <w:p>
-      <w:pPr>
-        <w:pStyle w:val="Heading1"/>
-      </w:pPr>
-      <w:bookmarkStart w:id="22" w:name="_Toc226703427"/>
-      <w:r>
-        <w:t>Diagram</w:t>
-      </w:r>
-      <w:bookmarkEnd w:id="22"/>
-    </w:p>
-    <w:p>
-      <w:pPr>
-        <w:pStyle w:val="Heading2"/>
-      </w:pPr>
-      <w:bookmarkStart w:id="23" w:name="_Toc226703428"/>
-      <w:r>
-        <w:t>Use case</w:t>
-      </w:r>
-      <w:bookmarkEnd w:id="23"/>
-    </w:p>
-    <w:p>
-      <w:pPr>
-        <w:pStyle w:val="ListParagraph"/>
-        <w:numPr>
-          <w:ilvl w:val="0"/>
-          <w:numId w:val="8"/>
-        </w:numPr>
-        <w:ind w:left="1985" w:hanging="425"/>
-        <w:rPr>
-          <w:b/>
-        </w:rPr>
-      </w:pPr>
-      <w:r>
-        <w:rPr>
-          <w:b/>
-        </w:rPr>
-        <w:t>Mobile</w:t>
-      </w:r>
-    </w:p>
-    <w:p>
-      <w:r>
-        <w:rPr>
-          <w:noProof/>
-        </w:rPr>
-        <w:lastRenderedPageBreak/>
-        <w:drawing>
-          <wp:inline distT="0" distB="0" distL="0" distR="0" wp14:anchorId="3179A380" wp14:editId="228235AD">
-            <wp:extent cx="5972175" cy="4525010"/>
-            <wp:effectExtent l="0" t="0" r="9525" b="8890"/>
-            <wp:docPr id="5" name="Picture 5"/>
-            <wp:cNvGraphicFramePr>
-              <a:graphicFrameLocks xmlns:a="http://schemas.openxmlformats.org/drawingml/2006/main" noChangeAspect="1"/>
-            </wp:cNvGraphicFramePr>
-            <a:graphic xmlns:a="http://schemas.openxmlformats.org/drawingml/2006/main">
-              <a:graphicData uri="http://schemas.openxmlformats.org/drawingml/2006/picture">
-                <pic:pic xmlns:pic="http://schemas.openxmlformats.org/drawingml/2006/picture">
-                  <pic:nvPicPr>
-                    <pic:cNvPr id="1" name=""/>
-                    <pic:cNvPicPr/>
-                  </pic:nvPicPr>
-                  <pic:blipFill>
-                    <a:blip r:embed="rId11"/>
-                    <a:stretch>
-                      <a:fillRect/>
-                    </a:stretch>
-                  </pic:blipFill>
-                  <pic:spPr>
-                    <a:xfrm>
-                      <a:off x="0" y="0"/>
-                      <a:ext cx="5972175" cy="4525010"/>
-                    </a:xfrm>
-                    <a:prstGeom prst="rect">
-                      <a:avLst/>
-                    </a:prstGeom>
-                  </pic:spPr>
-                </pic:pic>
-              </a:graphicData>
-            </a:graphic>
-          </wp:inline>
-        </w:drawing>
-      </w:r>
-    </w:p>
-    <w:p>
-      <w:pPr>
-        <w:pStyle w:val="ListParagraph"/>
-        <w:numPr>
-          <w:ilvl w:val="0"/>
-          <w:numId w:val="8"/>
-        </w:numPr>
-        <w:ind w:left="1985" w:hanging="425"/>
-        <w:rPr>
-          <w:b/>
-        </w:rPr>
-      </w:pPr>
-      <w:r>
-        <w:rPr>
-          <w:b/>
-        </w:rPr>
-        <w:t>Web</w:t>
-      </w:r>
-      <w:r>
-        <w:rPr>
-          <w:b/>
-        </w:rPr>
-        <w:t xml:space="preserve"> – Admin</w:t>
-      </w:r>
-    </w:p>
-    <w:p>
-      <w:pPr>
-        <w:pStyle w:val="ListParagraph"/>
-        <w:ind w:left="0"/>
-        <w:rPr>
-          <w:b/>
-        </w:rPr>
-      </w:pPr>
-      <w:r>
-        <w:rPr>
-          <w:b/>
-        </w:rPr>
-        <w:drawing>
-          <wp:inline distT="0" distB="0" distL="0" distR="0" wp14:anchorId="48671BF1" wp14:editId="0AC201FD">
-            <wp:extent cx="4842114" cy="3610091"/>
-            <wp:effectExtent l="0" t="0" r="0" b="0"/>
-            <wp:docPr id="8" name="Picture 8"/>
             <wp:cNvGraphicFramePr>
               <a:graphicFrameLocks xmlns:a="http://schemas.openxmlformats.org/drawingml/2006/main" noChangeAspect="1"/>
             </wp:cNvGraphicFramePr>
@@ -2641,6 +9246,163 @@
                   <pic:spPr>
                     <a:xfrm>
                       <a:off x="0" y="0"/>
+                      <a:ext cx="5972175" cy="3765550"/>
+                    </a:xfrm>
+                    <a:prstGeom prst="rect">
+                      <a:avLst/>
+                    </a:prstGeom>
+                  </pic:spPr>
+                </pic:pic>
+              </a:graphicData>
+            </a:graphic>
+          </wp:inline>
+        </w:drawing>
+      </w:r>
+    </w:p>
+    <w:p>
+      <w:pPr>
+        <w:pStyle w:val="Heading1"/>
+      </w:pPr>
+      <w:bookmarkStart w:id="22" w:name="_Toc226703427"/>
+      <w:r>
+        <w:t>Diagram</w:t>
+      </w:r>
+      <w:bookmarkEnd w:id="22"/>
+    </w:p>
+    <w:p>
+      <w:pPr>
+        <w:pStyle w:val="Heading2"/>
+      </w:pPr>
+      <w:bookmarkStart w:id="23" w:name="_Toc226703428"/>
+      <w:r>
+        <w:t>Use case</w:t>
+      </w:r>
+      <w:bookmarkEnd w:id="23"/>
+    </w:p>
+    <w:p>
+      <w:pPr>
+        <w:pStyle w:val="ListParagraph"/>
+        <w:numPr>
+          <w:ilvl w:val="0"/>
+          <w:numId w:val="8"/>
+        </w:numPr>
+        <w:ind w:left="1985" w:hanging="425"/>
+        <w:rPr>
+          <w:b/>
+        </w:rPr>
+      </w:pPr>
+      <w:r>
+        <w:rPr>
+          <w:b/>
+        </w:rPr>
+        <w:t>Mobile</w:t>
+      </w:r>
+    </w:p>
+    <w:p>
+      <w:r>
+        <w:rPr>
+          <w:noProof/>
+        </w:rPr>
+        <w:lastRenderedPageBreak/>
+        <w:drawing>
+          <wp:inline distT="0" distB="0" distL="0" distR="0" wp14:anchorId="3179A380" wp14:editId="228235AD">
+            <wp:extent cx="5972175" cy="4525010"/>
+            <wp:effectExtent l="0" t="0" r="9525" b="8890"/>
+            <wp:docPr id="5" name="Picture 5"/>
+            <wp:cNvGraphicFramePr>
+              <a:graphicFrameLocks xmlns:a="http://schemas.openxmlformats.org/drawingml/2006/main" noChangeAspect="1"/>
+            </wp:cNvGraphicFramePr>
+            <a:graphic xmlns:a="http://schemas.openxmlformats.org/drawingml/2006/main">
+              <a:graphicData uri="http://schemas.openxmlformats.org/drawingml/2006/picture">
+                <pic:pic xmlns:pic="http://schemas.openxmlformats.org/drawingml/2006/picture">
+                  <pic:nvPicPr>
+                    <pic:cNvPr id="1" name=""/>
+                    <pic:cNvPicPr/>
+                  </pic:nvPicPr>
+                  <pic:blipFill>
+                    <a:blip r:embed="rId13"/>
+                    <a:stretch>
+                      <a:fillRect/>
+                    </a:stretch>
+                  </pic:blipFill>
+                  <pic:spPr>
+                    <a:xfrm>
+                      <a:off x="0" y="0"/>
+                      <a:ext cx="5972175" cy="4525010"/>
+                    </a:xfrm>
+                    <a:prstGeom prst="rect">
+                      <a:avLst/>
+                    </a:prstGeom>
+                  </pic:spPr>
+                </pic:pic>
+              </a:graphicData>
+            </a:graphic>
+          </wp:inline>
+        </w:drawing>
+      </w:r>
+    </w:p>
+    <w:p>
+      <w:pPr>
+        <w:pStyle w:val="ListParagraph"/>
+        <w:numPr>
+          <w:ilvl w:val="0"/>
+          <w:numId w:val="8"/>
+        </w:numPr>
+        <w:ind w:left="1985" w:hanging="425"/>
+        <w:rPr>
+          <w:b/>
+        </w:rPr>
+      </w:pPr>
+      <w:r>
+        <w:rPr>
+          <w:b/>
+        </w:rPr>
+        <w:t>Web</w:t>
+      </w:r>
+      <w:r>
+        <w:rPr>
+          <w:b/>
+        </w:rPr>
+        <w:t xml:space="preserve"> – Admin</w:t>
+      </w:r>
+    </w:p>
+    <w:p>
+      <w:pPr>
+        <w:pStyle w:val="ListParagraph"/>
+        <w:ind w:left="0"/>
+        <w:rPr>
+          <w:b/>
+        </w:rPr>
+      </w:pPr>
+      <w:r>
+        <w:rPr>
+          <w:b/>
+          <w:noProof/>
+        </w:rPr>
+        <w:drawing>
+          <wp:inline distT="0" distB="0" distL="0" distR="0" wp14:anchorId="48671BF1" wp14:editId="0AC201FD">
+            <wp:extent cx="4842114" cy="3610091"/>
+            <wp:effectExtent l="0" t="0" r="0" b="0"/>
+            <wp:docPr id="8" name="Picture 8"/>
+            <wp:cNvGraphicFramePr>
+              <a:graphicFrameLocks xmlns:a="http://schemas.openxmlformats.org/drawingml/2006/main" noChangeAspect="1"/>
+            </wp:cNvGraphicFramePr>
+            <a:graphic xmlns:a="http://schemas.openxmlformats.org/drawingml/2006/main">
+              <a:graphicData uri="http://schemas.openxmlformats.org/drawingml/2006/picture">
+                <pic:pic xmlns:pic="http://schemas.openxmlformats.org/drawingml/2006/picture">
+                  <pic:nvPicPr>
+                    <pic:cNvPr id="1" name=""/>
+                    <pic:cNvPicPr/>
+                  </pic:nvPicPr>
+                  <pic:blipFill>
+                    <a:blip r:embed="rId14"/>
+                    <a:stretch>
+                      <a:fillRect/>
+                    </a:stretch>
+                  </pic:blipFill>
+                  <pic:spPr>
+                    <a:xfrm>
+                      <a:off x="0" y="0"/>
                       <a:ext cx="4842114" cy="3610091"/>
                     </a:xfrm>
                     <a:prstGeom prst="rect">
@@ -2653,8 +9415,21 @@
           </wp:inline>
         </w:drawing>
       </w:r>
-      <w:bookmarkStart w:id="24" w:name="_GoBack"/>
-      <w:bookmarkEnd w:id="24"/>
+    </w:p>
+    <w:p>
+      <w:pPr>
+        <w:pStyle w:val="ListParagraph"/>
+        <w:rPr>
+          <w:b/>
+        </w:rPr>
+      </w:pPr>
+      <w:r>
+        <w:rPr>
+          <w:b/>
+        </w:rPr>
+        <w:lastRenderedPageBreak/>
+        <w:t xml:space="preserve">           </w:t>
+      </w:r>
     </w:p>
     <w:p>
       <w:pPr>
@@ -2672,21 +9447,466 @@
         <w:rPr>
           <w:b/>
         </w:rPr>
+        <w:t xml:space="preserve">Web </w:t>
+      </w:r>
+      <w:r>
+        <w:rPr>
+          <w:b/>
+        </w:rPr>
+        <w:t>–</w:t>
+      </w:r>
+      <w:r>
+        <w:rPr>
+          <w:b/>
+        </w:rPr>
+        <w:t xml:space="preserve"> Seller</w:t>
+      </w:r>
+    </w:p>
+    <w:p>
+      <w:pPr>
+        <w:ind w:left="1560"/>
+        <w:rPr>
+          <w:b/>
+        </w:rPr>
+      </w:pPr>
+    </w:p>
+    <w:p>
+      <w:pPr>
+        <w:pStyle w:val="ListParagraph"/>
+        <w:numPr>
+          <w:ilvl w:val="0"/>
+          <w:numId w:val="8"/>
+        </w:numPr>
+        <w:ind w:left="1985" w:hanging="425"/>
+        <w:rPr>
+          <w:b/>
+        </w:rPr>
+      </w:pPr>
+      <w:proofErr w:type="spellStart"/>
+      <w:r>
+        <w:rPr>
+          <w:b/>
+        </w:rPr>
+        <w:t>Qr</w:t>
+      </w:r>
+      <w:proofErr w:type="spellEnd"/>
+      <w:r>
+        <w:rPr>
+          <w:b/>
+        </w:rPr>
+        <w:t xml:space="preserve"> Scan </w:t>
+      </w:r>
+    </w:p>
+    <w:p>
+      <w:pPr>
+        <w:pStyle w:val="ListParagraph"/>
+        <w:ind w:left="1985"/>
+        <w:rPr>
+          <w:b/>
+        </w:rPr>
+      </w:pPr>
+      <w:r>
+        <w:rPr>
+          <w:b/>
+        </w:rPr>
+        <w:drawing>
+          <wp:inline distT="0" distB="0" distL="0" distR="0" wp14:anchorId="477D2BFC" wp14:editId="71887500">
+            <wp:extent cx="5972175" cy="2364740"/>
+            <wp:effectExtent l="0" t="0" r="9525" b="0"/>
+            <wp:docPr id="554316753" name="Picture 1"/>
+            <wp:cNvGraphicFramePr>
+              <a:graphicFrameLocks xmlns:a="http://schemas.openxmlformats.org/drawingml/2006/main" noChangeAspect="1"/>
+            </wp:cNvGraphicFramePr>
+            <a:graphic xmlns:a="http://schemas.openxmlformats.org/drawingml/2006/main">
+              <a:graphicData uri="http://schemas.openxmlformats.org/drawingml/2006/picture">
+                <pic:pic xmlns:pic="http://schemas.openxmlformats.org/drawingml/2006/picture">
+                  <pic:nvPicPr>
+                    <pic:cNvPr id="554316753" name=""/>
+                    <pic:cNvPicPr/>
+                  </pic:nvPicPr>
+                  <pic:blipFill>
+                    <a:blip r:embed="rId15"/>
+                    <a:stretch>
+                      <a:fillRect/>
+                    </a:stretch>
+                  </pic:blipFill>
+                  <pic:spPr>
+                    <a:xfrm>
+                      <a:off x="0" y="0"/>
+                      <a:ext cx="5972175" cy="2364740"/>
+                    </a:xfrm>
+                    <a:prstGeom prst="rect">
+                      <a:avLst/>
+                    </a:prstGeom>
+                  </pic:spPr>
+                </pic:pic>
+              </a:graphicData>
+            </a:graphic>
+          </wp:inline>
+        </w:drawing>
+      </w:r>
+    </w:p>
+    <w:p>
+      <w:pPr>
+        <w:pStyle w:val="Heading2"/>
+      </w:pPr>
+      <w:bookmarkStart w:id="24" w:name="_Toc226703429"/>
+      <w:r>
+        <w:t>Sequence</w:t>
+      </w:r>
+      <w:bookmarkEnd w:id="24"/>
+    </w:p>
+    <w:p>
+      <w:pPr>
+        <w:rPr>
+          <w:b/>
+          <w:bCs/>
+        </w:rPr>
+      </w:pPr>
+      <w:proofErr w:type="spellStart"/>
+      <w:r>
+        <w:rPr>
+          <w:b/>
+          <w:bCs/>
+        </w:rPr>
+        <w:t>HomePage</w:t>
+      </w:r>
+      <w:proofErr w:type="spellEnd"/>
+    </w:p>
+    <w:p>
+      <w:pPr>
+        <w:rPr>
+          <w:b/>
+          <w:bCs/>
+        </w:rPr>
+      </w:pPr>
+      <w:r>
+        <w:rPr>
+          <w:b/>
+          <w:bCs/>
+          <w:noProof/>
+        </w:rPr>
+        <w:drawing>
+          <wp:inline distT="0" distB="0" distL="0" distR="0" wp14:anchorId="7723EC11" wp14:editId="36D18824">
+            <wp:extent cx="4381500" cy="3593715"/>
+            <wp:effectExtent l="0" t="0" r="0" b="6985"/>
+            <wp:docPr id="613872671" name="Picture 1"/>
+            <wp:cNvGraphicFramePr>
+              <a:graphicFrameLocks xmlns:a="http://schemas.openxmlformats.org/drawingml/2006/main" noChangeAspect="1"/>
+            </wp:cNvGraphicFramePr>
+            <a:graphic xmlns:a="http://schemas.openxmlformats.org/drawingml/2006/main">
+              <a:graphicData uri="http://schemas.openxmlformats.org/drawingml/2006/picture">
+                <pic:pic xmlns:pic="http://schemas.openxmlformats.org/drawingml/2006/picture">
+                  <pic:nvPicPr>
+                    <pic:cNvPr id="613872671" name=""/>
+                    <pic:cNvPicPr/>
+                  </pic:nvPicPr>
+                  <pic:blipFill>
+                    <a:blip r:embed="rId16"/>
+                    <a:stretch>
+                      <a:fillRect/>
+                    </a:stretch>
+                  </pic:blipFill>
+                  <pic:spPr>
+                    <a:xfrm>
+                      <a:off x="0" y="0"/>
+                      <a:ext cx="4399710" cy="3608651"/>
+                    </a:xfrm>
+                    <a:prstGeom prst="rect">
+                      <a:avLst/>
+                    </a:prstGeom>
+                  </pic:spPr>
+                </pic:pic>
+              </a:graphicData>
+            </a:graphic>
+          </wp:inline>
+        </w:drawing>
+      </w:r>
+    </w:p>
+    <w:p>
+      <w:pPr>
+        <w:rPr>
+          <w:b/>
+          <w:bCs/>
+        </w:rPr>
+      </w:pPr>
+      <w:proofErr w:type="spellStart"/>
+      <w:r>
+        <w:rPr>
+          <w:b/>
+          <w:bCs/>
+        </w:rPr>
+        <w:t>LanguagePage</w:t>
+      </w:r>
+      <w:proofErr w:type="spellEnd"/>
+    </w:p>
+    <w:p>
+      <w:pPr>
+        <w:rPr>
+          <w:b/>
+          <w:bCs/>
+        </w:rPr>
+      </w:pPr>
+      <w:r>
+        <w:rPr>
+          <w:b/>
+          <w:bCs/>
+          <w:noProof/>
+        </w:rPr>
         <w:lastRenderedPageBreak/>
-        <w:t>Web - Seller</w:t>
+        <w:drawing>
+          <wp:inline distT="0" distB="0" distL="0" distR="0" wp14:anchorId="53B661CD" wp14:editId="67B05D4C">
+            <wp:extent cx="5972175" cy="2658745"/>
+            <wp:effectExtent l="0" t="0" r="9525" b="8255"/>
+            <wp:docPr id="1453062250" name="Picture 1"/>
+            <wp:cNvGraphicFramePr>
+              <a:graphicFrameLocks xmlns:a="http://schemas.openxmlformats.org/drawingml/2006/main" noChangeAspect="1"/>
+            </wp:cNvGraphicFramePr>
+            <a:graphic xmlns:a="http://schemas.openxmlformats.org/drawingml/2006/main">
+              <a:graphicData uri="http://schemas.openxmlformats.org/drawingml/2006/picture">
+                <pic:pic xmlns:pic="http://schemas.openxmlformats.org/drawingml/2006/picture">
+                  <pic:nvPicPr>
+                    <pic:cNvPr id="1453062250" name=""/>
+                    <pic:cNvPicPr/>
+                  </pic:nvPicPr>
+                  <pic:blipFill>
+                    <a:blip r:embed="rId17"/>
+                    <a:stretch>
+                      <a:fillRect/>
+                    </a:stretch>
+                  </pic:blipFill>
+                  <pic:spPr>
+                    <a:xfrm>
+                      <a:off x="0" y="0"/>
+                      <a:ext cx="5972175" cy="2658745"/>
+                    </a:xfrm>
+                    <a:prstGeom prst="rect">
+                      <a:avLst/>
+                    </a:prstGeom>
+                  </pic:spPr>
+                </pic:pic>
+              </a:graphicData>
+            </a:graphic>
+          </wp:inline>
+        </w:drawing>
       </w:r>
     </w:p>
     <w:p>
       <w:pPr>
         <w:pStyle w:val="Heading2"/>
-      </w:pPr>
-      <w:bookmarkStart w:id="25" w:name="_Toc226703429"/>
-      <w:r>
-        <w:t>Sequence</w:t>
-      </w:r>
-      <w:bookmarkEnd w:id="25"/>
-      <w:r>
+        <w:numPr>
+          <w:ilvl w:val="0"/>
+          <w:numId w:val="0"/>
+        </w:numPr>
+        <w:ind w:left="720"/>
+      </w:pPr>
+      <w:proofErr w:type="spellStart"/>
+      <w:r>
+        <w:lastRenderedPageBreak/>
+        <w:t>PoiListPage</w:t>
+      </w:r>
+      <w:proofErr w:type="spellEnd"/>
+    </w:p>
+    <w:p>
+      <w:pPr>
+        <w:pStyle w:val="Heading2"/>
+        <w:numPr>
+          <w:ilvl w:val="0"/>
+          <w:numId w:val="0"/>
+        </w:numPr>
+        <w:ind w:left="720"/>
+      </w:pPr>
+      <w:r>
+        <w:rPr>
+          <w:noProof/>
+        </w:rPr>
+        <w:drawing>
+          <wp:inline distT="0" distB="0" distL="0" distR="0" wp14:anchorId="086D9BA3" wp14:editId="196C0E1A">
+            <wp:extent cx="5972175" cy="6882765"/>
+            <wp:effectExtent l="0" t="0" r="9525" b="0"/>
+            <wp:docPr id="918225158" name="Picture 1"/>
+            <wp:cNvGraphicFramePr>
+              <a:graphicFrameLocks xmlns:a="http://schemas.openxmlformats.org/drawingml/2006/main" noChangeAspect="1"/>
+            </wp:cNvGraphicFramePr>
+            <a:graphic xmlns:a="http://schemas.openxmlformats.org/drawingml/2006/main">
+              <a:graphicData uri="http://schemas.openxmlformats.org/drawingml/2006/picture">
+                <pic:pic xmlns:pic="http://schemas.openxmlformats.org/drawingml/2006/picture">
+                  <pic:nvPicPr>
+                    <pic:cNvPr id="918225158" name=""/>
+                    <pic:cNvPicPr/>
+                  </pic:nvPicPr>
+                  <pic:blipFill>
+                    <a:blip r:embed="rId18"/>
+                    <a:stretch>
+                      <a:fillRect/>
+                    </a:stretch>
+                  </pic:blipFill>
+                  <pic:spPr>
+                    <a:xfrm>
+                      <a:off x="0" y="0"/>
+                      <a:ext cx="5972175" cy="6882765"/>
+                    </a:xfrm>
+                    <a:prstGeom prst="rect">
+                      <a:avLst/>
+                    </a:prstGeom>
+                  </pic:spPr>
+                </pic:pic>
+              </a:graphicData>
+            </a:graphic>
+          </wp:inline>
+        </w:drawing>
+      </w:r>
+    </w:p>
+    <w:p>
+      <w:pPr>
+        <w:pStyle w:val="Heading2"/>
+        <w:numPr>
+          <w:ilvl w:val="0"/>
+          <w:numId w:val="0"/>
+        </w:numPr>
+        <w:ind w:left="720"/>
+      </w:pPr>
+    </w:p>
+    <w:p>
+      <w:pPr>
+        <w:pStyle w:val="Heading2"/>
+        <w:numPr>
+          <w:ilvl w:val="0"/>
+          <w:numId w:val="0"/>
+        </w:numPr>
+        <w:ind w:left="720"/>
+      </w:pPr>
+      <w:proofErr w:type="spellStart"/>
+      <w:r>
+        <w:t>PoiDetailPage</w:t>
+      </w:r>
+      <w:proofErr w:type="spellEnd"/>
+    </w:p>
+    <w:p>
+      <w:pPr>
+        <w:pStyle w:val="Heading2"/>
+        <w:numPr>
+          <w:ilvl w:val="0"/>
+          <w:numId w:val="0"/>
+        </w:numPr>
+        <w:ind w:left="720"/>
+      </w:pPr>
+    </w:p>
+    <w:p>
+      <w:pPr>
+        <w:pStyle w:val="Heading2"/>
+        <w:numPr>
+          <w:ilvl w:val="0"/>
+          <w:numId w:val="0"/>
+        </w:numPr>
+        <w:ind w:left="720"/>
+      </w:pPr>
+      <w:proofErr w:type="spellStart"/>
+      <w:r>
+        <w:lastRenderedPageBreak/>
+        <w:t>PoiDetailPage</w:t>
+      </w:r>
+      <w:proofErr w:type="spellEnd"/>
+    </w:p>
+    <w:p>
+      <w:r>
+        <w:rPr>
+          <w:noProof/>
+        </w:rPr>
+        <w:drawing>
+          <wp:inline distT="0" distB="0" distL="0" distR="0" wp14:anchorId="457FE828" wp14:editId="5D4C7F1B">
+            <wp:extent cx="5972175" cy="7130415"/>
+            <wp:effectExtent l="0" t="0" r="9525" b="0"/>
+            <wp:docPr id="1947564658" name="Picture 1"/>
+            <wp:cNvGraphicFramePr>
+              <a:graphicFrameLocks xmlns:a="http://schemas.openxmlformats.org/drawingml/2006/main" noChangeAspect="1"/>
+            </wp:cNvGraphicFramePr>
+            <a:graphic xmlns:a="http://schemas.openxmlformats.org/drawingml/2006/main">
+              <a:graphicData uri="http://schemas.openxmlformats.org/drawingml/2006/picture">
+                <pic:pic xmlns:pic="http://schemas.openxmlformats.org/drawingml/2006/picture">
+                  <pic:nvPicPr>
+                    <pic:cNvPr id="1947564658" name=""/>
+                    <pic:cNvPicPr/>
+                  </pic:nvPicPr>
+                  <pic:blipFill>
+                    <a:blip r:embed="rId19"/>
+                    <a:stretch>
+                      <a:fillRect/>
+                    </a:stretch>
+                  </pic:blipFill>
+                  <pic:spPr>
+                    <a:xfrm>
+                      <a:off x="0" y="0"/>
+                      <a:ext cx="5972175" cy="7130415"/>
+                    </a:xfrm>
+                    <a:prstGeom prst="rect">
+                      <a:avLst/>
+                    </a:prstGeom>
+                  </pic:spPr>
+                </pic:pic>
+              </a:graphicData>
+            </a:graphic>
+          </wp:inline>
+        </w:drawing>
+      </w:r>
+    </w:p>
+    <w:p>
+      <w:pPr>
+        <w:pStyle w:val="Heading2"/>
+        <w:numPr>
+          <w:ilvl w:val="0"/>
+          <w:numId w:val="0"/>
+        </w:numPr>
+        <w:ind w:left="720"/>
+      </w:pPr>
+      <w:r>
+        <w:lastRenderedPageBreak/>
         <w:br/>
+      </w:r>
+      <w:r>
+        <w:t>QR Code</w:t>
+      </w:r>
+    </w:p>
+    <w:p>
+      <w:r>
+        <w:rPr>
+          <w:noProof/>
+        </w:rPr>
+        <w:drawing>
+          <wp:inline distT="0" distB="0" distL="0" distR="0" wp14:anchorId="152942B3" wp14:editId="17C2ADD8">
+            <wp:extent cx="5972175" cy="6166485"/>
+            <wp:effectExtent l="0" t="0" r="9525" b="5715"/>
+            <wp:docPr id="666345320" name="Picture 1"/>
+            <wp:cNvGraphicFramePr>
+              <a:graphicFrameLocks xmlns:a="http://schemas.openxmlformats.org/drawingml/2006/main" noChangeAspect="1"/>
+            </wp:cNvGraphicFramePr>
+            <a:graphic xmlns:a="http://schemas.openxmlformats.org/drawingml/2006/main">
+              <a:graphicData uri="http://schemas.openxmlformats.org/drawingml/2006/picture">
+                <pic:pic xmlns:pic="http://schemas.openxmlformats.org/drawingml/2006/picture">
+                  <pic:nvPicPr>
+                    <pic:cNvPr id="666345320" name=""/>
+                    <pic:cNvPicPr/>
+                  </pic:nvPicPr>
+                  <pic:blipFill>
+                    <a:blip r:embed="rId20"/>
+                    <a:stretch>
+                      <a:fillRect/>
+                    </a:stretch>
+                  </pic:blipFill>
+                  <pic:spPr>
+                    <a:xfrm>
+                      <a:off x="0" y="0"/>
+                      <a:ext cx="5972175" cy="6166485"/>
+                    </a:xfrm>
+                    <a:prstGeom prst="rect">
+                      <a:avLst/>
+                    </a:prstGeom>
+                  </pic:spPr>
+                </pic:pic>
+              </a:graphicData>
+            </a:graphic>
+          </wp:inline>
+        </w:drawing>
       </w:r>
     </w:p>
     <w:p>
@@ -2719,8 +9939,8 @@
 </file>
 
 <file path=word/numbering.xml><?xml version="1.0" encoding="utf-8"?>
-<w:numbering xmlns:wpc="http://schemas.microsoft.com/office/word/2010/wordprocessingCanvas" xmlns:mc="http://schemas.openxmlformats.org/markup-compatibility/2006" xmlns:o="urn:schemas-microsoft-com:office:office" xmlns:r="http://schemas.openxmlformats.org/officeDocument/2006/relationships" xmlns:m="http://schemas.openxmlformats.org/officeDocument/2006/math" xmlns:v="urn:schemas-microsoft-com:vml" xmlns:wp14="http://schemas.microsoft.com/office/word/2010/wordprocessingDrawing" xmlns:wp="http://schemas.openxmlformats.org/drawingml/2006/wordprocessingDrawing" xmlns:w10="urn:schemas-microsoft-com:office:word" xmlns:w="http://schemas.openxmlformats.org/wordprocessingml/2006/main" xmlns:w14="http://schemas.microsoft.com/office/word/2010/wordml" xmlns:w15="http://schemas.microsoft.com/office/word/2012/wordml" xmlns:wpg="http://schemas.microsoft.com/office/word/2010/wordprocessingGroup" xmlns:wpi="http://schemas.microsoft.com/office/word/2010/wordprocessingInk" xmlns:wne="http://schemas.microsoft.com/office/word/2006/wordml" xmlns:wps="http://schemas.microsoft.com/office/word/2010/wordprocessingShape" mc:Ignorable="w14 w15 wp14">
-  <w:abstractNum w:abstractNumId="0">
+<w:numbering xmlns:wpc="http://schemas.microsoft.com/office/word/2010/wordprocessingCanvas" xmlns:cx="http://schemas.microsoft.com/office/drawing/2014/chartex" xmlns:cx1="http://schemas.microsoft.com/office/drawing/2015/9/8/chartex" xmlns:cx2="http://schemas.microsoft.com/office/drawing/2015/10/21/chartex" xmlns:cx3="http://schemas.microsoft.com/office/drawing/2016/5/9/chartex" xmlns:cx4="http://schemas.microsoft.com/office/drawing/2016/5/10/chartex" xmlns:cx5="http://schemas.microsoft.com/office/drawing/2016/5/11/chartex" xmlns:cx6="http://schemas.microsoft.com/office/drawing/2016/5/12/chartex" xmlns:cx7="http://schemas.microsoft.com/office/drawing/2016/5/13/chartex" xmlns:cx8="http://schemas.microsoft.com/office/drawing/2016/5/14/chartex" xmlns:mc="http://schemas.openxmlformats.org/markup-compatibility/2006" xmlns:aink="http://schemas.microsoft.com/office/drawing/2016/ink" xmlns:am3d="http://schemas.microsoft.com/office/drawing/2017/model3d" xmlns:o="urn:schemas-microsoft-com:office:office" xmlns:oel="http://schemas.microsoft.com/office/2019/extlst" xmlns:r="http://schemas.openxmlformats.org/officeDocument/2006/relationships" xmlns:m="http://schemas.openxmlformats.org/officeDocument/2006/math" xmlns:v="urn:schemas-microsoft-com:vml" xmlns:wp14="http://schemas.microsoft.com/office/word/2010/wordprocessingDrawing" xmlns:wp="http://schemas.openxmlformats.org/drawingml/2006/wordprocessingDrawing" xmlns:w10="urn:schemas-microsoft-com:office:word" xmlns:w="http://schemas.openxmlformats.org/wordprocessingml/2006/main" xmlns:w14="http://schemas.microsoft.com/office/word/2010/wordml" xmlns:w15="http://schemas.microsoft.com/office/word/2012/wordml" xmlns:w16cex="http://schemas.microsoft.com/office/word/2018/wordml/cex" xmlns:w16cid="http://schemas.microsoft.com/office/word/2016/wordml/cid" xmlns:w16="http://schemas.microsoft.com/office/word/2018/wordml" xmlns:w16du="http://schemas.microsoft.com/office/word/2023/wordml/word16du" xmlns:w16sdtdh="http://schemas.microsoft.com/office/word/2020/wordml/sdtdatahash" xmlns:w16sdtfl="http://schemas.microsoft.com/office/word/2024/wordml/sdtformatlock" xmlns:w16se="http://schemas.microsoft.com/office/word/2015/wordml/symex" xmlns:wpg="http://schemas.microsoft.com/office/word/2010/wordprocessingGroup" xmlns:wpi="http://schemas.microsoft.com/office/word/2010/wordprocessingInk" xmlns:wne="http://schemas.microsoft.com/office/word/2006/wordml" xmlns:wps="http://schemas.microsoft.com/office/word/2010/wordprocessingShape" mc:Ignorable="w14 w15 w16se w16cid w16 w16cex w16sdtdh w16sdtfl w16du wp14">
+  <w:abstractNum w:abstractNumId="0" w15:restartNumberingAfterBreak="0">
     <w:nsid w:val="086954BD"/>
     <w:multiLevelType w:val="hybridMultilevel"/>
     <w:tmpl w:val="59547F4E"/>
@@ -2833,7 +10053,7 @@
       </w:rPr>
     </w:lvl>
   </w:abstractNum>
-  <w:abstractNum w:abstractNumId="1">
+  <w:abstractNum w:abstractNumId="1" w15:restartNumberingAfterBreak="0">
     <w:nsid w:val="11546FFA"/>
     <w:multiLevelType w:val="hybridMultilevel"/>
     <w:tmpl w:val="4A143B04"/>
@@ -2919,7 +10139,7 @@
       </w:pPr>
     </w:lvl>
   </w:abstractNum>
-  <w:abstractNum w:abstractNumId="2">
+  <w:abstractNum w:abstractNumId="2" w15:restartNumberingAfterBreak="0">
     <w:nsid w:val="27C97CD3"/>
     <w:multiLevelType w:val="hybridMultilevel"/>
     <w:tmpl w:val="FE8846A4"/>
@@ -3032,7 +10252,7 @@
       </w:rPr>
     </w:lvl>
   </w:abstractNum>
-  <w:abstractNum w:abstractNumId="3">
+  <w:abstractNum w:abstractNumId="3" w15:restartNumberingAfterBreak="0">
     <w:nsid w:val="2E9C4FBD"/>
     <w:multiLevelType w:val="hybridMultilevel"/>
     <w:tmpl w:val="87E6FA32"/>
@@ -3145,7 +10365,7 @@
       </w:rPr>
     </w:lvl>
   </w:abstractNum>
-  <w:abstractNum w:abstractNumId="4">
+  <w:abstractNum w:abstractNumId="4" w15:restartNumberingAfterBreak="0">
     <w:nsid w:val="2F0D4FA3"/>
     <w:multiLevelType w:val="hybridMultilevel"/>
     <w:tmpl w:val="F142F0D0"/>
@@ -3258,7 +10478,7 @@
       </w:rPr>
     </w:lvl>
   </w:abstractNum>
-  <w:abstractNum w:abstractNumId="5">
+  <w:abstractNum w:abstractNumId="5" w15:restartNumberingAfterBreak="0">
     <w:nsid w:val="30C943F0"/>
     <w:multiLevelType w:val="hybridMultilevel"/>
     <w:tmpl w:val="29E0F7B6"/>
@@ -3371,7 +10591,7 @@
       </w:rPr>
     </w:lvl>
   </w:abstractNum>
-  <w:abstractNum w:abstractNumId="6">
+  <w:abstractNum w:abstractNumId="6" w15:restartNumberingAfterBreak="0">
     <w:nsid w:val="32E40CC8"/>
     <w:multiLevelType w:val="hybridMultilevel"/>
     <w:tmpl w:val="1062D23A"/>
@@ -3484,7 +10704,7 @@
       </w:rPr>
     </w:lvl>
   </w:abstractNum>
-  <w:abstractNum w:abstractNumId="7">
+  <w:abstractNum w:abstractNumId="7" w15:restartNumberingAfterBreak="0">
     <w:nsid w:val="36C57239"/>
     <w:multiLevelType w:val="hybridMultilevel"/>
     <w:tmpl w:val="AE58F458"/>
@@ -3570,7 +10790,7 @@
       </w:pPr>
     </w:lvl>
   </w:abstractNum>
-  <w:abstractNum w:abstractNumId="8">
+  <w:abstractNum w:abstractNumId="8" w15:restartNumberingAfterBreak="0">
     <w:nsid w:val="383C05B0"/>
     <w:multiLevelType w:val="hybridMultilevel"/>
     <w:tmpl w:val="AE8830E2"/>
@@ -3656,7 +10876,7 @@
       </w:pPr>
     </w:lvl>
   </w:abstractNum>
-  <w:abstractNum w:abstractNumId="9">
+  <w:abstractNum w:abstractNumId="9" w15:restartNumberingAfterBreak="0">
     <w:nsid w:val="3C7B75E7"/>
     <w:multiLevelType w:val="hybridMultilevel"/>
     <w:tmpl w:val="CB646A2E"/>
@@ -3742,7 +10962,7 @@
       </w:pPr>
     </w:lvl>
   </w:abstractNum>
-  <w:abstractNum w:abstractNumId="10">
+  <w:abstractNum w:abstractNumId="10" w15:restartNumberingAfterBreak="0">
     <w:nsid w:val="3EEC14D9"/>
     <w:multiLevelType w:val="hybridMultilevel"/>
     <w:tmpl w:val="E6340292"/>
@@ -3855,7 +11075,7 @@
       </w:rPr>
     </w:lvl>
   </w:abstractNum>
-  <w:abstractNum w:abstractNumId="11">
+  <w:abstractNum w:abstractNumId="11" w15:restartNumberingAfterBreak="0">
     <w:nsid w:val="4A845C4C"/>
     <w:multiLevelType w:val="hybridMultilevel"/>
     <w:tmpl w:val="1A580430"/>
@@ -3968,7 +11188,7 @@
       </w:rPr>
     </w:lvl>
   </w:abstractNum>
-  <w:abstractNum w:abstractNumId="12">
+  <w:abstractNum w:abstractNumId="12" w15:restartNumberingAfterBreak="0">
     <w:nsid w:val="516023A7"/>
     <w:multiLevelType w:val="hybridMultilevel"/>
     <w:tmpl w:val="CA12BFFC"/>
@@ -4081,7 +11301,7 @@
       </w:rPr>
     </w:lvl>
   </w:abstractNum>
-  <w:abstractNum w:abstractNumId="13">
+  <w:abstractNum w:abstractNumId="13" w15:restartNumberingAfterBreak="0">
     <w:nsid w:val="577975D3"/>
     <w:multiLevelType w:val="multilevel"/>
     <w:tmpl w:val="9DC41854"/>
@@ -4244,7 +11464,7 @@
       </w:rPr>
     </w:lvl>
   </w:abstractNum>
-  <w:abstractNum w:abstractNumId="14">
+  <w:abstractNum w:abstractNumId="14" w15:restartNumberingAfterBreak="0">
     <w:nsid w:val="687807ED"/>
     <w:multiLevelType w:val="hybridMultilevel"/>
     <w:tmpl w:val="2940D652"/>
@@ -4357,7 +11577,7 @@
       </w:rPr>
     </w:lvl>
   </w:abstractNum>
-  <w:abstractNum w:abstractNumId="15">
+  <w:abstractNum w:abstractNumId="15" w15:restartNumberingAfterBreak="0">
     <w:nsid w:val="68F262D0"/>
     <w:multiLevelType w:val="hybridMultilevel"/>
     <w:tmpl w:val="1220DDB6"/>
@@ -4470,7 +11690,7 @@
       </w:rPr>
     </w:lvl>
   </w:abstractNum>
-  <w:abstractNum w:abstractNumId="16">
+  <w:abstractNum w:abstractNumId="16" w15:restartNumberingAfterBreak="0">
     <w:nsid w:val="6AF221F8"/>
     <w:multiLevelType w:val="hybridMultilevel"/>
     <w:tmpl w:val="C52220A8"/>
@@ -4583,7 +11803,7 @@
       </w:rPr>
     </w:lvl>
   </w:abstractNum>
-  <w:abstractNum w:abstractNumId="17">
+  <w:abstractNum w:abstractNumId="17" w15:restartNumberingAfterBreak="0">
     <w:nsid w:val="6E6F6C99"/>
     <w:multiLevelType w:val="hybridMultilevel"/>
     <w:tmpl w:val="010EB104"/>
@@ -4696,7 +11916,7 @@
       </w:rPr>
     </w:lvl>
   </w:abstractNum>
-  <w:abstractNum w:abstractNumId="18">
+  <w:abstractNum w:abstractNumId="18" w15:restartNumberingAfterBreak="0">
     <w:nsid w:val="6FAE324E"/>
     <w:multiLevelType w:val="hybridMultilevel"/>
     <w:tmpl w:val="38CA1596"/>
@@ -4809,7 +12029,7 @@
       </w:rPr>
     </w:lvl>
   </w:abstractNum>
-  <w:abstractNum w:abstractNumId="19">
+  <w:abstractNum w:abstractNumId="19" w15:restartNumberingAfterBreak="0">
     <w:nsid w:val="76B840B7"/>
     <w:multiLevelType w:val="hybridMultilevel"/>
     <w:tmpl w:val="EEB06BA6"/>
@@ -4922,10 +12142,10 @@
       </w:rPr>
     </w:lvl>
   </w:abstractNum>
-  <w:abstractNum w:abstractNumId="20">
+  <w:abstractNum w:abstractNumId="20" w15:restartNumberingAfterBreak="0">
     <w:nsid w:val="7FEC50EB"/>
     <w:multiLevelType w:val="hybridMultilevel"/>
-    <w:tmpl w:val="F5B8189A"/>
+    <w:tmpl w:val="FB7EA326"/>
     <w:lvl w:ilvl="0" w:tplc="04090001">
       <w:start w:val="1"/>
       <w:numFmt w:val="bullet"/>
@@ -5035,67 +12255,67 @@
       </w:rPr>
     </w:lvl>
   </w:abstractNum>
-  <w:num w:numId="1">
+  <w:num w:numId="1" w16cid:durableId="90052196">
     <w:abstractNumId w:val="13"/>
   </w:num>
-  <w:num w:numId="2">
+  <w:num w:numId="2" w16cid:durableId="714935360">
     <w:abstractNumId w:val="14"/>
   </w:num>
-  <w:num w:numId="3">
+  <w:num w:numId="3" w16cid:durableId="1724326754">
     <w:abstractNumId w:val="6"/>
   </w:num>
-  <w:num w:numId="4">
+  <w:num w:numId="4" w16cid:durableId="820731223">
     <w:abstractNumId w:val="1"/>
   </w:num>
-  <w:num w:numId="5">
+  <w:num w:numId="5" w16cid:durableId="801459077">
     <w:abstractNumId w:val="17"/>
   </w:num>
-  <w:num w:numId="6">
+  <w:num w:numId="6" w16cid:durableId="1619793381">
     <w:abstractNumId w:val="8"/>
   </w:num>
-  <w:num w:numId="7">
+  <w:num w:numId="7" w16cid:durableId="2052175">
     <w:abstractNumId w:val="15"/>
   </w:num>
-  <w:num w:numId="8">
+  <w:num w:numId="8" w16cid:durableId="533229713">
     <w:abstractNumId w:val="20"/>
   </w:num>
-  <w:num w:numId="9">
+  <w:num w:numId="9" w16cid:durableId="116605818">
     <w:abstractNumId w:val="9"/>
   </w:num>
-  <w:num w:numId="10">
+  <w:num w:numId="10" w16cid:durableId="1845322114">
     <w:abstractNumId w:val="2"/>
   </w:num>
-  <w:num w:numId="11">
+  <w:num w:numId="11" w16cid:durableId="1778791983">
     <w:abstractNumId w:val="7"/>
   </w:num>
-  <w:num w:numId="12">
+  <w:num w:numId="12" w16cid:durableId="1528640812">
     <w:abstractNumId w:val="18"/>
   </w:num>
-  <w:num w:numId="13">
+  <w:num w:numId="13" w16cid:durableId="1974165843">
     <w:abstractNumId w:val="5"/>
   </w:num>
-  <w:num w:numId="14">
+  <w:num w:numId="14" w16cid:durableId="1824392505">
     <w:abstractNumId w:val="10"/>
   </w:num>
-  <w:num w:numId="15">
+  <w:num w:numId="15" w16cid:durableId="1260017812">
     <w:abstractNumId w:val="19"/>
   </w:num>
-  <w:num w:numId="16">
+  <w:num w:numId="16" w16cid:durableId="104346774">
     <w:abstractNumId w:val="12"/>
   </w:num>
-  <w:num w:numId="17">
+  <w:num w:numId="17" w16cid:durableId="1451438675">
     <w:abstractNumId w:val="4"/>
   </w:num>
-  <w:num w:numId="18">
+  <w:num w:numId="18" w16cid:durableId="1311445268">
     <w:abstractNumId w:val="0"/>
   </w:num>
-  <w:num w:numId="19">
+  <w:num w:numId="19" w16cid:durableId="939338985">
     <w:abstractNumId w:val="11"/>
   </w:num>
-  <w:num w:numId="20">
+  <w:num w:numId="20" w16cid:durableId="1444500242">
     <w:abstractNumId w:val="16"/>
   </w:num>
-  <w:num w:numId="21">
+  <w:num w:numId="21" w16cid:durableId="1367296739">
     <w:abstractNumId w:val="3"/>
   </w:num>
   <w:numIdMacAtCleanup w:val="8"/>
@@ -5103,7 +12323,7 @@
 </file>
 
 <file path=word/styles.xml><?xml version="1.0" encoding="utf-8"?>
-<w:styles xmlns:mc="http://schemas.openxmlformats.org/markup-compatibility/2006" xmlns:r="http://schemas.openxmlformats.org/officeDocument/2006/relationships" xmlns:w="http://schemas.openxmlformats.org/wordprocessingml/2006/main" xmlns:w14="http://schemas.microsoft.com/office/word/2010/wordml" xmlns:w15="http://schemas.microsoft.com/office/word/2012/wordml" mc:Ignorable="w14 w15">
+<w:styles xmlns:mc="http://schemas.openxmlformats.org/markup-compatibility/2006" xmlns:r="http://schemas.openxmlformats.org/officeDocument/2006/relationships" xmlns:w="http://schemas.openxmlformats.org/wordprocessingml/2006/main" xmlns:w14="http://schemas.microsoft.com/office/word/2010/wordml" xmlns:w15="http://schemas.microsoft.com/office/word/2012/wordml" xmlns:w16cex="http://schemas.microsoft.com/office/word/2018/wordml/cex" xmlns:w16cid="http://schemas.microsoft.com/office/word/2016/wordml/cid" xmlns:w16="http://schemas.microsoft.com/office/word/2018/wordml" xmlns:w16du="http://schemas.microsoft.com/office/word/2023/wordml/word16du" xmlns:w16sdtdh="http://schemas.microsoft.com/office/word/2020/wordml/sdtdatahash" xmlns:w16sdtfl="http://schemas.microsoft.com/office/word/2024/wordml/sdtformatlock" xmlns:w16se="http://schemas.microsoft.com/office/word/2015/wordml/symex" mc:Ignorable="w14 w15 w16se w16cid w16 w16cex w16sdtdh w16sdtfl w16du">
   <w:docDefaults>
     <w:rPrDefault>
       <w:rPr>
@@ -5119,7 +12339,7 @@
       </w:pPr>
     </w:pPrDefault>
   </w:docDefaults>
-  <w:latentStyles w:defLockedState="0" w:defUIPriority="99" w:defSemiHidden="0" w:defUnhideWhenUsed="0" w:defQFormat="0" w:count="371">
+  <w:latentStyles w:defLockedState="0" w:defUIPriority="99" w:defSemiHidden="0" w:defUnhideWhenUsed="0" w:defQFormat="0" w:count="376">
     <w:lsdException w:name="Normal" w:uiPriority="0" w:qFormat="1"/>
     <w:lsdException w:name="heading 1" w:uiPriority="9" w:qFormat="1"/>
     <w:lsdException w:name="heading 2" w:semiHidden="1" w:uiPriority="9" w:unhideWhenUsed="1" w:qFormat="1"/>
@@ -5491,6 +12711,11 @@
     <w:lsdException w:name="List Table 5 Dark Accent 6" w:uiPriority="50"/>
     <w:lsdException w:name="List Table 6 Colorful Accent 6" w:uiPriority="51"/>
     <w:lsdException w:name="List Table 7 Colorful Accent 6" w:uiPriority="52"/>
+    <w:lsdException w:name="Mention" w:semiHidden="1" w:unhideWhenUsed="1"/>
+    <w:lsdException w:name="Smart Hyperlink" w:semiHidden="1" w:unhideWhenUsed="1"/>
+    <w:lsdException w:name="Hashtag" w:semiHidden="1" w:unhideWhenUsed="1"/>
+    <w:lsdException w:name="Unresolved Mention" w:semiHidden="1" w:unhideWhenUsed="1"/>
+    <w:lsdException w:name="Smart Link" w:semiHidden="1" w:unhideWhenUsed="1"/>
   </w:latentStyles>
   <w:style w:type="paragraph" w:default="1" w:styleId="Normal">
     <w:name w:val="Normal"/>
@@ -5704,7 +12929,6 @@
       <w:spacing w:line="240" w:lineRule="auto"/>
     </w:pPr>
     <w:tblPr>
-      <w:tblInd w:w="0" w:type="dxa"/>
       <w:tblBorders>
         <w:top w:val="single" w:sz="4" w:space="0" w:color="auto"/>
         <w:left w:val="single" w:sz="4" w:space="0" w:color="auto"/>
@@ -5713,12 +12937,6 @@
         <w:insideH w:val="single" w:sz="4" w:space="0" w:color="auto"/>
         <w:insideV w:val="single" w:sz="4" w:space="0" w:color="auto"/>
       </w:tblBorders>
-      <w:tblCellMar>
-        <w:top w:w="0" w:type="dxa"/>
-        <w:left w:w="108" w:type="dxa"/>
-        <w:bottom w:w="0" w:type="dxa"/>
-        <w:right w:w="108" w:type="dxa"/>
-      </w:tblCellMar>
     </w:tblPr>
   </w:style>
 </w:styles>
